--- a/docs/gost/out/08_32_Руководство_системного_программиста.docx
+++ b/docs/gost/out/08_32_Руководство_системного_программиста.docx
@@ -484,7 +484,7 @@
         <w:rPr>
           <w:noProof/>
         </w:rPr>
-        <w:t>17</w:t>
+        <w:t>18</w:t>
       </w:r>
       <w:r>
         <w:fldChar w:fldCharType="end"/>
@@ -610,7 +610,7 @@
       <w:r>
         <w:fldChar w:fldCharType="separate"/>
       </w:r>
-      <w:hyperlink w:anchor="_Toc241772639" w:history="1">
+      <w:hyperlink w:anchor="_Toc242104065" w:history="1">
         <w:r>
           <w:rPr>
             <w:rStyle w:val="aff8"/>
@@ -637,7 +637,7 @@
             <w:noProof/>
             <w:webHidden/>
           </w:rPr>
-          <w:instrText xml:space="preserve"> PAGEREF _Toc241772639 \h </w:instrText>
+          <w:instrText xml:space="preserve"> PAGEREF _Toc242104065 \h </w:instrText>
         </w:r>
         <w:r>
           <w:rPr>
@@ -683,7 +683,7 @@
           <w14:ligatures w14:val="standardContextual"/>
         </w:rPr>
       </w:pPr>
-      <w:hyperlink w:anchor="_Toc241772640" w:history="1">
+      <w:hyperlink w:anchor="_Toc242104066" w:history="1">
         <w:r>
           <w:rPr>
             <w:rStyle w:val="aff8"/>
@@ -710,7 +710,7 @@
             <w:noProof/>
             <w:webHidden/>
           </w:rPr>
-          <w:instrText xml:space="preserve"> PAGEREF _Toc241772640 \h </w:instrText>
+          <w:instrText xml:space="preserve"> PAGEREF _Toc242104066 \h </w:instrText>
         </w:r>
         <w:r>
           <w:rPr>
@@ -756,7 +756,7 @@
           <w14:ligatures w14:val="standardContextual"/>
         </w:rPr>
       </w:pPr>
-      <w:hyperlink w:anchor="_Toc241772641" w:history="1">
+      <w:hyperlink w:anchor="_Toc242104067" w:history="1">
         <w:r>
           <w:rPr>
             <w:rStyle w:val="aff8"/>
@@ -783,7 +783,7 @@
             <w:noProof/>
             <w:webHidden/>
           </w:rPr>
-          <w:instrText xml:space="preserve"> PAGEREF _Toc241772641 \h </w:instrText>
+          <w:instrText xml:space="preserve"> PAGEREF _Toc242104067 \h </w:instrText>
         </w:r>
         <w:r>
           <w:rPr>
@@ -829,7 +829,7 @@
           <w14:ligatures w14:val="standardContextual"/>
         </w:rPr>
       </w:pPr>
-      <w:hyperlink w:anchor="_Toc241772642" w:history="1">
+      <w:hyperlink w:anchor="_Toc242104068" w:history="1">
         <w:r>
           <w:rPr>
             <w:rStyle w:val="aff8"/>
@@ -856,7 +856,7 @@
             <w:noProof/>
             <w:webHidden/>
           </w:rPr>
-          <w:instrText xml:space="preserve"> PAGEREF _Toc241772642 \h </w:instrText>
+          <w:instrText xml:space="preserve"> PAGEREF _Toc242104068 \h </w:instrText>
         </w:r>
         <w:r>
           <w:rPr>
@@ -902,7 +902,7 @@
           <w14:ligatures w14:val="standardContextual"/>
         </w:rPr>
       </w:pPr>
-      <w:hyperlink w:anchor="_Toc241772643" w:history="1">
+      <w:hyperlink w:anchor="_Toc242104069" w:history="1">
         <w:r>
           <w:rPr>
             <w:rStyle w:val="aff8"/>
@@ -929,7 +929,7 @@
             <w:noProof/>
             <w:webHidden/>
           </w:rPr>
-          <w:instrText xml:space="preserve"> PAGEREF _Toc241772643 \h </w:instrText>
+          <w:instrText xml:space="preserve"> PAGEREF _Toc242104069 \h </w:instrText>
         </w:r>
         <w:r>
           <w:rPr>
@@ -975,7 +975,7 @@
           <w14:ligatures w14:val="standardContextual"/>
         </w:rPr>
       </w:pPr>
-      <w:hyperlink w:anchor="_Toc241772644" w:history="1">
+      <w:hyperlink w:anchor="_Toc242104070" w:history="1">
         <w:r>
           <w:rPr>
             <w:rStyle w:val="aff8"/>
@@ -1002,7 +1002,7 @@
             <w:noProof/>
             <w:webHidden/>
           </w:rPr>
-          <w:instrText xml:space="preserve"> PAGEREF _Toc241772644 \h </w:instrText>
+          <w:instrText xml:space="preserve"> PAGEREF _Toc242104070 \h </w:instrText>
         </w:r>
         <w:r>
           <w:rPr>
@@ -1048,7 +1048,7 @@
           <w14:ligatures w14:val="standardContextual"/>
         </w:rPr>
       </w:pPr>
-      <w:hyperlink w:anchor="_Toc241772645" w:history="1">
+      <w:hyperlink w:anchor="_Toc242104071" w:history="1">
         <w:r>
           <w:rPr>
             <w:rStyle w:val="aff8"/>
@@ -1075,7 +1075,7 @@
             <w:noProof/>
             <w:webHidden/>
           </w:rPr>
-          <w:instrText xml:space="preserve"> PAGEREF _Toc241772645 \h </w:instrText>
+          <w:instrText xml:space="preserve"> PAGEREF _Toc242104071 \h </w:instrText>
         </w:r>
         <w:r>
           <w:rPr>
@@ -1121,7 +1121,7 @@
           <w14:ligatures w14:val="standardContextual"/>
         </w:rPr>
       </w:pPr>
-      <w:hyperlink w:anchor="_Toc241772646" w:history="1">
+      <w:hyperlink w:anchor="_Toc242104072" w:history="1">
         <w:r>
           <w:rPr>
             <w:rStyle w:val="aff8"/>
@@ -1148,7 +1148,7 @@
             <w:noProof/>
             <w:webHidden/>
           </w:rPr>
-          <w:instrText xml:space="preserve"> PAGEREF _Toc241772646 \h </w:instrText>
+          <w:instrText xml:space="preserve"> PAGEREF _Toc242104072 \h </w:instrText>
         </w:r>
         <w:r>
           <w:rPr>
@@ -1194,7 +1194,7 @@
           <w14:ligatures w14:val="standardContextual"/>
         </w:rPr>
       </w:pPr>
-      <w:hyperlink w:anchor="_Toc241772647" w:history="1">
+      <w:hyperlink w:anchor="_Toc242104073" w:history="1">
         <w:r>
           <w:rPr>
             <w:rStyle w:val="aff8"/>
@@ -1221,7 +1221,7 @@
             <w:noProof/>
             <w:webHidden/>
           </w:rPr>
-          <w:instrText xml:space="preserve"> PAGEREF _Toc241772647 \h </w:instrText>
+          <w:instrText xml:space="preserve"> PAGEREF _Toc242104073 \h </w:instrText>
         </w:r>
         <w:r>
           <w:rPr>
@@ -1267,7 +1267,7 @@
           <w14:ligatures w14:val="standardContextual"/>
         </w:rPr>
       </w:pPr>
-      <w:hyperlink w:anchor="_Toc241772648" w:history="1">
+      <w:hyperlink w:anchor="_Toc242104074" w:history="1">
         <w:r>
           <w:rPr>
             <w:rStyle w:val="aff8"/>
@@ -1294,7 +1294,7 @@
             <w:noProof/>
             <w:webHidden/>
           </w:rPr>
-          <w:instrText xml:space="preserve"> PAGEREF _Toc241772648 \h </w:instrText>
+          <w:instrText xml:space="preserve"> PAGEREF _Toc242104074 \h </w:instrText>
         </w:r>
         <w:r>
           <w:rPr>
@@ -1340,7 +1340,7 @@
           <w14:ligatures w14:val="standardContextual"/>
         </w:rPr>
       </w:pPr>
-      <w:hyperlink w:anchor="_Toc241772649" w:history="1">
+      <w:hyperlink w:anchor="_Toc242104075" w:history="1">
         <w:r>
           <w:rPr>
             <w:rStyle w:val="aff8"/>
@@ -1367,7 +1367,7 @@
             <w:noProof/>
             <w:webHidden/>
           </w:rPr>
-          <w:instrText xml:space="preserve"> PAGEREF _Toc241772649 \h </w:instrText>
+          <w:instrText xml:space="preserve"> PAGEREF _Toc242104075 \h </w:instrText>
         </w:r>
         <w:r>
           <w:rPr>
@@ -1413,7 +1413,7 @@
           <w14:ligatures w14:val="standardContextual"/>
         </w:rPr>
       </w:pPr>
-      <w:hyperlink w:anchor="_Toc241772650" w:history="1">
+      <w:hyperlink w:anchor="_Toc242104076" w:history="1">
         <w:r>
           <w:rPr>
             <w:rStyle w:val="aff8"/>
@@ -1440,7 +1440,7 @@
             <w:noProof/>
             <w:webHidden/>
           </w:rPr>
-          <w:instrText xml:space="preserve"> PAGEREF _Toc241772650 \h </w:instrText>
+          <w:instrText xml:space="preserve"> PAGEREF _Toc242104076 \h </w:instrText>
         </w:r>
         <w:r>
           <w:rPr>
@@ -1486,7 +1486,7 @@
           <w14:ligatures w14:val="standardContextual"/>
         </w:rPr>
       </w:pPr>
-      <w:hyperlink w:anchor="_Toc241772651" w:history="1">
+      <w:hyperlink w:anchor="_Toc242104077" w:history="1">
         <w:r>
           <w:rPr>
             <w:rStyle w:val="aff8"/>
@@ -1513,7 +1513,7 @@
             <w:noProof/>
             <w:webHidden/>
           </w:rPr>
-          <w:instrText xml:space="preserve"> PAGEREF _Toc241772651 \h </w:instrText>
+          <w:instrText xml:space="preserve"> PAGEREF _Toc242104077 \h </w:instrText>
         </w:r>
         <w:r>
           <w:rPr>
@@ -1559,7 +1559,7 @@
           <w14:ligatures w14:val="standardContextual"/>
         </w:rPr>
       </w:pPr>
-      <w:hyperlink w:anchor="_Toc241772652" w:history="1">
+      <w:hyperlink w:anchor="_Toc242104078" w:history="1">
         <w:r>
           <w:rPr>
             <w:rStyle w:val="aff8"/>
@@ -1586,7 +1586,7 @@
             <w:noProof/>
             <w:webHidden/>
           </w:rPr>
-          <w:instrText xml:space="preserve"> PAGEREF _Toc241772652 \h </w:instrText>
+          <w:instrText xml:space="preserve"> PAGEREF _Toc242104078 \h </w:instrText>
         </w:r>
         <w:r>
           <w:rPr>
@@ -1632,7 +1632,7 @@
           <w14:ligatures w14:val="standardContextual"/>
         </w:rPr>
       </w:pPr>
-      <w:hyperlink w:anchor="_Toc241772653" w:history="1">
+      <w:hyperlink w:anchor="_Toc242104079" w:history="1">
         <w:r>
           <w:rPr>
             <w:rStyle w:val="aff8"/>
@@ -1659,7 +1659,7 @@
             <w:noProof/>
             <w:webHidden/>
           </w:rPr>
-          <w:instrText xml:space="preserve"> PAGEREF _Toc241772653 \h </w:instrText>
+          <w:instrText xml:space="preserve"> PAGEREF _Toc242104079 \h </w:instrText>
         </w:r>
         <w:r>
           <w:rPr>
@@ -1705,7 +1705,7 @@
           <w14:ligatures w14:val="standardContextual"/>
         </w:rPr>
       </w:pPr>
-      <w:hyperlink w:anchor="_Toc241772654" w:history="1">
+      <w:hyperlink w:anchor="_Toc242104080" w:history="1">
         <w:r>
           <w:rPr>
             <w:rStyle w:val="aff8"/>
@@ -1732,7 +1732,7 @@
             <w:noProof/>
             <w:webHidden/>
           </w:rPr>
-          <w:instrText xml:space="preserve"> PAGEREF _Toc241772654 \h </w:instrText>
+          <w:instrText xml:space="preserve"> PAGEREF _Toc242104080 \h </w:instrText>
         </w:r>
         <w:r>
           <w:rPr>
@@ -1778,7 +1778,7 @@
           <w14:ligatures w14:val="standardContextual"/>
         </w:rPr>
       </w:pPr>
-      <w:hyperlink w:anchor="_Toc241772655" w:history="1">
+      <w:hyperlink w:anchor="_Toc242104081" w:history="1">
         <w:r>
           <w:rPr>
             <w:rStyle w:val="aff8"/>
@@ -1805,226 +1805,7 @@
             <w:noProof/>
             <w:webHidden/>
           </w:rPr>
-          <w:instrText xml:space="preserve"> PAGEREF _Toc241772655 \h </w:instrText>
-        </w:r>
-        <w:r>
-          <w:rPr>
-            <w:noProof/>
-            <w:webHidden/>
-          </w:rPr>
-        </w:r>
-        <w:r>
-          <w:rPr>
-            <w:noProof/>
-            <w:webHidden/>
-          </w:rPr>
-          <w:fldChar w:fldCharType="separate"/>
-        </w:r>
-        <w:r>
-          <w:rPr>
-            <w:noProof/>
-            <w:webHidden/>
-          </w:rPr>
-          <w:t>13</w:t>
-        </w:r>
-        <w:r>
-          <w:rPr>
-            <w:noProof/>
-            <w:webHidden/>
-          </w:rPr>
-          <w:fldChar w:fldCharType="end"/>
-        </w:r>
-      </w:hyperlink>
-    </w:p>
-    <w:p>
-      <w:pPr>
-        <w:pStyle w:val="2c"/>
-        <w:tabs>
-          <w:tab w:val="right" w:leader="dot" w:pos="9345"/>
-        </w:tabs>
-        <w:rPr>
-          <w:rFonts w:asciiTheme="minorHAnsi" w:eastAsiaTheme="minorEastAsia" w:hAnsiTheme="minorHAnsi" w:cstheme="minorBidi"/>
-          <w:noProof/>
-          <w:color w:val="auto"/>
-          <w:kern w:val="2"/>
-          <w:szCs w:val="24"/>
-          <w14:ligatures w14:val="standardContextual"/>
-        </w:rPr>
-      </w:pPr>
-      <w:hyperlink w:anchor="_Toc241772656" w:history="1">
-        <w:r>
-          <w:rPr>
-            <w:rStyle w:val="aff8"/>
-            <w:noProof/>
-          </w:rPr>
-          <w:t>4.1 Проверка работоспособности комплекса</w:t>
-        </w:r>
-        <w:r>
-          <w:rPr>
-            <w:noProof/>
-            <w:webHidden/>
-          </w:rPr>
-          <w:tab/>
-        </w:r>
-        <w:r>
-          <w:rPr>
-            <w:noProof/>
-            <w:webHidden/>
-          </w:rPr>
-          <w:fldChar w:fldCharType="begin"/>
-        </w:r>
-        <w:r>
-          <w:rPr>
-            <w:noProof/>
-            <w:webHidden/>
-          </w:rPr>
-          <w:instrText xml:space="preserve"> PAGEREF _Toc241772656 \h </w:instrText>
-        </w:r>
-        <w:r>
-          <w:rPr>
-            <w:noProof/>
-            <w:webHidden/>
-          </w:rPr>
-        </w:r>
-        <w:r>
-          <w:rPr>
-            <w:noProof/>
-            <w:webHidden/>
-          </w:rPr>
-          <w:fldChar w:fldCharType="separate"/>
-        </w:r>
-        <w:r>
-          <w:rPr>
-            <w:noProof/>
-            <w:webHidden/>
-          </w:rPr>
-          <w:t>13</w:t>
-        </w:r>
-        <w:r>
-          <w:rPr>
-            <w:noProof/>
-            <w:webHidden/>
-          </w:rPr>
-          <w:fldChar w:fldCharType="end"/>
-        </w:r>
-      </w:hyperlink>
-    </w:p>
-    <w:p>
-      <w:pPr>
-        <w:pStyle w:val="2c"/>
-        <w:tabs>
-          <w:tab w:val="right" w:leader="dot" w:pos="9345"/>
-        </w:tabs>
-        <w:rPr>
-          <w:rFonts w:asciiTheme="minorHAnsi" w:eastAsiaTheme="minorEastAsia" w:hAnsiTheme="minorHAnsi" w:cstheme="minorBidi"/>
-          <w:noProof/>
-          <w:color w:val="auto"/>
-          <w:kern w:val="2"/>
-          <w:szCs w:val="24"/>
-          <w14:ligatures w14:val="standardContextual"/>
-        </w:rPr>
-      </w:pPr>
-      <w:hyperlink w:anchor="_Toc241772657" w:history="1">
-        <w:r>
-          <w:rPr>
-            <w:rStyle w:val="aff8"/>
-            <w:noProof/>
-          </w:rPr>
-          <w:t>4.2 Проверка после установки или обновления</w:t>
-        </w:r>
-        <w:r>
-          <w:rPr>
-            <w:noProof/>
-            <w:webHidden/>
-          </w:rPr>
-          <w:tab/>
-        </w:r>
-        <w:r>
-          <w:rPr>
-            <w:noProof/>
-            <w:webHidden/>
-          </w:rPr>
-          <w:fldChar w:fldCharType="begin"/>
-        </w:r>
-        <w:r>
-          <w:rPr>
-            <w:noProof/>
-            <w:webHidden/>
-          </w:rPr>
-          <w:instrText xml:space="preserve"> PAGEREF _Toc241772657 \h </w:instrText>
-        </w:r>
-        <w:r>
-          <w:rPr>
-            <w:noProof/>
-            <w:webHidden/>
-          </w:rPr>
-        </w:r>
-        <w:r>
-          <w:rPr>
-            <w:noProof/>
-            <w:webHidden/>
-          </w:rPr>
-          <w:fldChar w:fldCharType="separate"/>
-        </w:r>
-        <w:r>
-          <w:rPr>
-            <w:noProof/>
-            <w:webHidden/>
-          </w:rPr>
-          <w:t>13</w:t>
-        </w:r>
-        <w:r>
-          <w:rPr>
-            <w:noProof/>
-            <w:webHidden/>
-          </w:rPr>
-          <w:fldChar w:fldCharType="end"/>
-        </w:r>
-      </w:hyperlink>
-    </w:p>
-    <w:p>
-      <w:pPr>
-        <w:pStyle w:val="14"/>
-        <w:tabs>
-          <w:tab w:val="right" w:leader="dot" w:pos="9345"/>
-        </w:tabs>
-        <w:rPr>
-          <w:rFonts w:asciiTheme="minorHAnsi" w:eastAsiaTheme="minorEastAsia" w:hAnsiTheme="minorHAnsi" w:cstheme="minorBidi"/>
-          <w:noProof/>
-          <w:color w:val="auto"/>
-          <w:kern w:val="2"/>
-          <w:szCs w:val="24"/>
-          <w14:ligatures w14:val="standardContextual"/>
-        </w:rPr>
-      </w:pPr>
-      <w:hyperlink w:anchor="_Toc241772658" w:history="1">
-        <w:r>
-          <w:rPr>
-            <w:rStyle w:val="aff8"/>
-            <w:noProof/>
-          </w:rPr>
-          <w:t>5 Дополнительные возможности</w:t>
-        </w:r>
-        <w:r>
-          <w:rPr>
-            <w:noProof/>
-            <w:webHidden/>
-          </w:rPr>
-          <w:tab/>
-        </w:r>
-        <w:r>
-          <w:rPr>
-            <w:noProof/>
-            <w:webHidden/>
-          </w:rPr>
-          <w:fldChar w:fldCharType="begin"/>
-        </w:r>
-        <w:r>
-          <w:rPr>
-            <w:noProof/>
-            <w:webHidden/>
-          </w:rPr>
-          <w:instrText xml:space="preserve"> PAGEREF _Toc241772658 \h </w:instrText>
+          <w:instrText xml:space="preserve"> PAGEREF _Toc242104081 \h </w:instrText>
         </w:r>
         <w:r>
           <w:rPr>
@@ -2070,13 +1851,13 @@
           <w14:ligatures w14:val="standardContextual"/>
         </w:rPr>
       </w:pPr>
-      <w:hyperlink w:anchor="_Toc241772659" w:history="1">
+      <w:hyperlink w:anchor="_Toc242104082" w:history="1">
         <w:r>
           <w:rPr>
             <w:rStyle w:val="aff8"/>
             <w:noProof/>
           </w:rPr>
-          <w:t>5.1 Резервное копирование и восстановление</w:t>
+          <w:t>4.1 Проверка работоспособности комплекса</w:t>
         </w:r>
         <w:r>
           <w:rPr>
@@ -2097,153 +1878,7 @@
             <w:noProof/>
             <w:webHidden/>
           </w:rPr>
-          <w:instrText xml:space="preserve"> PAGEREF _Toc241772659 \h </w:instrText>
-        </w:r>
-        <w:r>
-          <w:rPr>
-            <w:noProof/>
-            <w:webHidden/>
-          </w:rPr>
-        </w:r>
-        <w:r>
-          <w:rPr>
-            <w:noProof/>
-            <w:webHidden/>
-          </w:rPr>
-          <w:fldChar w:fldCharType="separate"/>
-        </w:r>
-        <w:r>
-          <w:rPr>
-            <w:noProof/>
-            <w:webHidden/>
-          </w:rPr>
-          <w:t>14</w:t>
-        </w:r>
-        <w:r>
-          <w:rPr>
-            <w:noProof/>
-            <w:webHidden/>
-          </w:rPr>
-          <w:fldChar w:fldCharType="end"/>
-        </w:r>
-      </w:hyperlink>
-    </w:p>
-    <w:p>
-      <w:pPr>
-        <w:pStyle w:val="38"/>
-        <w:tabs>
-          <w:tab w:val="right" w:leader="dot" w:pos="9345"/>
-        </w:tabs>
-        <w:rPr>
-          <w:rFonts w:asciiTheme="minorHAnsi" w:eastAsiaTheme="minorEastAsia" w:hAnsiTheme="minorHAnsi" w:cstheme="minorBidi"/>
-          <w:noProof/>
-          <w:color w:val="auto"/>
-          <w:kern w:val="2"/>
-          <w:szCs w:val="24"/>
-          <w14:ligatures w14:val="standardContextual"/>
-        </w:rPr>
-      </w:pPr>
-      <w:hyperlink w:anchor="_Toc241772660" w:history="1">
-        <w:r>
-          <w:rPr>
-            <w:rStyle w:val="aff8"/>
-            <w:noProof/>
-          </w:rPr>
-          <w:t>5.1.1 Резервное копирование</w:t>
-        </w:r>
-        <w:r>
-          <w:rPr>
-            <w:noProof/>
-            <w:webHidden/>
-          </w:rPr>
-          <w:tab/>
-        </w:r>
-        <w:r>
-          <w:rPr>
-            <w:noProof/>
-            <w:webHidden/>
-          </w:rPr>
-          <w:fldChar w:fldCharType="begin"/>
-        </w:r>
-        <w:r>
-          <w:rPr>
-            <w:noProof/>
-            <w:webHidden/>
-          </w:rPr>
-          <w:instrText xml:space="preserve"> PAGEREF _Toc241772660 \h </w:instrText>
-        </w:r>
-        <w:r>
-          <w:rPr>
-            <w:noProof/>
-            <w:webHidden/>
-          </w:rPr>
-        </w:r>
-        <w:r>
-          <w:rPr>
-            <w:noProof/>
-            <w:webHidden/>
-          </w:rPr>
-          <w:fldChar w:fldCharType="separate"/>
-        </w:r>
-        <w:r>
-          <w:rPr>
-            <w:noProof/>
-            <w:webHidden/>
-          </w:rPr>
-          <w:t>14</w:t>
-        </w:r>
-        <w:r>
-          <w:rPr>
-            <w:noProof/>
-            <w:webHidden/>
-          </w:rPr>
-          <w:fldChar w:fldCharType="end"/>
-        </w:r>
-      </w:hyperlink>
-    </w:p>
-    <w:p>
-      <w:pPr>
-        <w:pStyle w:val="38"/>
-        <w:tabs>
-          <w:tab w:val="right" w:leader="dot" w:pos="9345"/>
-        </w:tabs>
-        <w:rPr>
-          <w:rFonts w:asciiTheme="minorHAnsi" w:eastAsiaTheme="minorEastAsia" w:hAnsiTheme="minorHAnsi" w:cstheme="minorBidi"/>
-          <w:noProof/>
-          <w:color w:val="auto"/>
-          <w:kern w:val="2"/>
-          <w:szCs w:val="24"/>
-          <w14:ligatures w14:val="standardContextual"/>
-        </w:rPr>
-      </w:pPr>
-      <w:hyperlink w:anchor="_Toc241772661" w:history="1">
-        <w:r>
-          <w:rPr>
-            <w:rStyle w:val="aff8"/>
-            <w:noProof/>
-          </w:rPr>
-          <w:t>5.1.2 Восстановление</w:t>
-        </w:r>
-        <w:r>
-          <w:rPr>
-            <w:noProof/>
-            <w:webHidden/>
-          </w:rPr>
-          <w:tab/>
-        </w:r>
-        <w:r>
-          <w:rPr>
-            <w:noProof/>
-            <w:webHidden/>
-          </w:rPr>
-          <w:fldChar w:fldCharType="begin"/>
-        </w:r>
-        <w:r>
-          <w:rPr>
-            <w:noProof/>
-            <w:webHidden/>
-          </w:rPr>
-          <w:instrText xml:space="preserve"> PAGEREF _Toc241772661 \h </w:instrText>
+          <w:instrText xml:space="preserve"> PAGEREF _Toc242104082 \h </w:instrText>
         </w:r>
         <w:r>
           <w:rPr>
@@ -2289,13 +1924,13 @@
           <w14:ligatures w14:val="standardContextual"/>
         </w:rPr>
       </w:pPr>
-      <w:hyperlink w:anchor="_Toc241772662" w:history="1">
+      <w:hyperlink w:anchor="_Toc242104083" w:history="1">
         <w:r>
           <w:rPr>
             <w:rStyle w:val="aff8"/>
             <w:noProof/>
           </w:rPr>
-          <w:t>5.2 Журналы</w:t>
+          <w:t>4.2 Проверка после установки или обновления</w:t>
         </w:r>
         <w:r>
           <w:rPr>
@@ -2316,7 +1951,7 @@
             <w:noProof/>
             <w:webHidden/>
           </w:rPr>
-          <w:instrText xml:space="preserve"> PAGEREF _Toc241772662 \h </w:instrText>
+          <w:instrText xml:space="preserve"> PAGEREF _Toc242104083 \h </w:instrText>
         </w:r>
         <w:r>
           <w:rPr>
@@ -2349,7 +1984,7 @@
     </w:p>
     <w:p>
       <w:pPr>
-        <w:pStyle w:val="2c"/>
+        <w:pStyle w:val="14"/>
         <w:tabs>
           <w:tab w:val="right" w:leader="dot" w:pos="9345"/>
         </w:tabs>
@@ -2362,13 +1997,13 @@
           <w14:ligatures w14:val="standardContextual"/>
         </w:rPr>
       </w:pPr>
-      <w:hyperlink w:anchor="_Toc241772663" w:history="1">
+      <w:hyperlink w:anchor="_Toc242104084" w:history="1">
         <w:r>
           <w:rPr>
             <w:rStyle w:val="aff8"/>
             <w:noProof/>
           </w:rPr>
-          <w:t>5.3 Служебные команды</w:t>
+          <w:t>5 Дополнительные возможности</w:t>
         </w:r>
         <w:r>
           <w:rPr>
@@ -2389,7 +2024,7 @@
             <w:noProof/>
             <w:webHidden/>
           </w:rPr>
-          <w:instrText xml:space="preserve"> PAGEREF _Toc241772663 \h </w:instrText>
+          <w:instrText xml:space="preserve"> PAGEREF _Toc242104084 \h </w:instrText>
         </w:r>
         <w:r>
           <w:rPr>
@@ -2435,13 +2070,13 @@
           <w14:ligatures w14:val="standardContextual"/>
         </w:rPr>
       </w:pPr>
-      <w:hyperlink w:anchor="_Toc241772664" w:history="1">
+      <w:hyperlink w:anchor="_Toc242104085" w:history="1">
         <w:r>
           <w:rPr>
             <w:rStyle w:val="aff8"/>
             <w:noProof/>
           </w:rPr>
-          <w:t>5.4 Описание программного интерфейса</w:t>
+          <w:t>5.1 Резервное копирование и восстановление</w:t>
         </w:r>
         <w:r>
           <w:rPr>
@@ -2462,7 +2097,7 @@
             <w:noProof/>
             <w:webHidden/>
           </w:rPr>
-          <w:instrText xml:space="preserve"> PAGEREF _Toc241772664 \h </w:instrText>
+          <w:instrText xml:space="preserve"> PAGEREF _Toc242104085 \h </w:instrText>
         </w:r>
         <w:r>
           <w:rPr>
@@ -2495,7 +2130,7 @@
     </w:p>
     <w:p>
       <w:pPr>
-        <w:pStyle w:val="14"/>
+        <w:pStyle w:val="38"/>
         <w:tabs>
           <w:tab w:val="right" w:leader="dot" w:pos="9345"/>
         </w:tabs>
@@ -2508,13 +2143,13 @@
           <w14:ligatures w14:val="standardContextual"/>
         </w:rPr>
       </w:pPr>
-      <w:hyperlink w:anchor="_Toc241772665" w:history="1">
+      <w:hyperlink w:anchor="_Toc242104086" w:history="1">
         <w:r>
           <w:rPr>
             <w:rStyle w:val="aff8"/>
             <w:noProof/>
           </w:rPr>
-          <w:t>6 Сообщения системному программисту</w:t>
+          <w:t>5.1.1 Резервное копирование</w:t>
         </w:r>
         <w:r>
           <w:rPr>
@@ -2535,7 +2170,299 @@
             <w:noProof/>
             <w:webHidden/>
           </w:rPr>
-          <w:instrText xml:space="preserve"> PAGEREF _Toc241772665 \h </w:instrText>
+          <w:instrText xml:space="preserve"> PAGEREF _Toc242104086 \h </w:instrText>
+        </w:r>
+        <w:r>
+          <w:rPr>
+            <w:noProof/>
+            <w:webHidden/>
+          </w:rPr>
+        </w:r>
+        <w:r>
+          <w:rPr>
+            <w:noProof/>
+            <w:webHidden/>
+          </w:rPr>
+          <w:fldChar w:fldCharType="separate"/>
+        </w:r>
+        <w:r>
+          <w:rPr>
+            <w:noProof/>
+            <w:webHidden/>
+          </w:rPr>
+          <w:t>15</w:t>
+        </w:r>
+        <w:r>
+          <w:rPr>
+            <w:noProof/>
+            <w:webHidden/>
+          </w:rPr>
+          <w:fldChar w:fldCharType="end"/>
+        </w:r>
+      </w:hyperlink>
+    </w:p>
+    <w:p>
+      <w:pPr>
+        <w:pStyle w:val="38"/>
+        <w:tabs>
+          <w:tab w:val="right" w:leader="dot" w:pos="9345"/>
+        </w:tabs>
+        <w:rPr>
+          <w:rFonts w:asciiTheme="minorHAnsi" w:eastAsiaTheme="minorEastAsia" w:hAnsiTheme="minorHAnsi" w:cstheme="minorBidi"/>
+          <w:noProof/>
+          <w:color w:val="auto"/>
+          <w:kern w:val="2"/>
+          <w:szCs w:val="24"/>
+          <w14:ligatures w14:val="standardContextual"/>
+        </w:rPr>
+      </w:pPr>
+      <w:hyperlink w:anchor="_Toc242104087" w:history="1">
+        <w:r>
+          <w:rPr>
+            <w:rStyle w:val="aff8"/>
+            <w:noProof/>
+          </w:rPr>
+          <w:t>5.1.2 Восстановление</w:t>
+        </w:r>
+        <w:r>
+          <w:rPr>
+            <w:noProof/>
+            <w:webHidden/>
+          </w:rPr>
+          <w:tab/>
+        </w:r>
+        <w:r>
+          <w:rPr>
+            <w:noProof/>
+            <w:webHidden/>
+          </w:rPr>
+          <w:fldChar w:fldCharType="begin"/>
+        </w:r>
+        <w:r>
+          <w:rPr>
+            <w:noProof/>
+            <w:webHidden/>
+          </w:rPr>
+          <w:instrText xml:space="preserve"> PAGEREF _Toc242104087 \h </w:instrText>
+        </w:r>
+        <w:r>
+          <w:rPr>
+            <w:noProof/>
+            <w:webHidden/>
+          </w:rPr>
+        </w:r>
+        <w:r>
+          <w:rPr>
+            <w:noProof/>
+            <w:webHidden/>
+          </w:rPr>
+          <w:fldChar w:fldCharType="separate"/>
+        </w:r>
+        <w:r>
+          <w:rPr>
+            <w:noProof/>
+            <w:webHidden/>
+          </w:rPr>
+          <w:t>15</w:t>
+        </w:r>
+        <w:r>
+          <w:rPr>
+            <w:noProof/>
+            <w:webHidden/>
+          </w:rPr>
+          <w:fldChar w:fldCharType="end"/>
+        </w:r>
+      </w:hyperlink>
+    </w:p>
+    <w:p>
+      <w:pPr>
+        <w:pStyle w:val="2c"/>
+        <w:tabs>
+          <w:tab w:val="right" w:leader="dot" w:pos="9345"/>
+        </w:tabs>
+        <w:rPr>
+          <w:rFonts w:asciiTheme="minorHAnsi" w:eastAsiaTheme="minorEastAsia" w:hAnsiTheme="minorHAnsi" w:cstheme="minorBidi"/>
+          <w:noProof/>
+          <w:color w:val="auto"/>
+          <w:kern w:val="2"/>
+          <w:szCs w:val="24"/>
+          <w14:ligatures w14:val="standardContextual"/>
+        </w:rPr>
+      </w:pPr>
+      <w:hyperlink w:anchor="_Toc242104088" w:history="1">
+        <w:r>
+          <w:rPr>
+            <w:rStyle w:val="aff8"/>
+            <w:noProof/>
+          </w:rPr>
+          <w:t>5.2 Журналы</w:t>
+        </w:r>
+        <w:r>
+          <w:rPr>
+            <w:noProof/>
+            <w:webHidden/>
+          </w:rPr>
+          <w:tab/>
+        </w:r>
+        <w:r>
+          <w:rPr>
+            <w:noProof/>
+            <w:webHidden/>
+          </w:rPr>
+          <w:fldChar w:fldCharType="begin"/>
+        </w:r>
+        <w:r>
+          <w:rPr>
+            <w:noProof/>
+            <w:webHidden/>
+          </w:rPr>
+          <w:instrText xml:space="preserve"> PAGEREF _Toc242104088 \h </w:instrText>
+        </w:r>
+        <w:r>
+          <w:rPr>
+            <w:noProof/>
+            <w:webHidden/>
+          </w:rPr>
+        </w:r>
+        <w:r>
+          <w:rPr>
+            <w:noProof/>
+            <w:webHidden/>
+          </w:rPr>
+          <w:fldChar w:fldCharType="separate"/>
+        </w:r>
+        <w:r>
+          <w:rPr>
+            <w:noProof/>
+            <w:webHidden/>
+          </w:rPr>
+          <w:t>15</w:t>
+        </w:r>
+        <w:r>
+          <w:rPr>
+            <w:noProof/>
+            <w:webHidden/>
+          </w:rPr>
+          <w:fldChar w:fldCharType="end"/>
+        </w:r>
+      </w:hyperlink>
+    </w:p>
+    <w:p>
+      <w:pPr>
+        <w:pStyle w:val="2c"/>
+        <w:tabs>
+          <w:tab w:val="right" w:leader="dot" w:pos="9345"/>
+        </w:tabs>
+        <w:rPr>
+          <w:rFonts w:asciiTheme="minorHAnsi" w:eastAsiaTheme="minorEastAsia" w:hAnsiTheme="minorHAnsi" w:cstheme="minorBidi"/>
+          <w:noProof/>
+          <w:color w:val="auto"/>
+          <w:kern w:val="2"/>
+          <w:szCs w:val="24"/>
+          <w14:ligatures w14:val="standardContextual"/>
+        </w:rPr>
+      </w:pPr>
+      <w:hyperlink w:anchor="_Toc242104089" w:history="1">
+        <w:r>
+          <w:rPr>
+            <w:rStyle w:val="aff8"/>
+            <w:noProof/>
+          </w:rPr>
+          <w:t>5.3 Служебные команды</w:t>
+        </w:r>
+        <w:r>
+          <w:rPr>
+            <w:noProof/>
+            <w:webHidden/>
+          </w:rPr>
+          <w:tab/>
+        </w:r>
+        <w:r>
+          <w:rPr>
+            <w:noProof/>
+            <w:webHidden/>
+          </w:rPr>
+          <w:fldChar w:fldCharType="begin"/>
+        </w:r>
+        <w:r>
+          <w:rPr>
+            <w:noProof/>
+            <w:webHidden/>
+          </w:rPr>
+          <w:instrText xml:space="preserve"> PAGEREF _Toc242104089 \h </w:instrText>
+        </w:r>
+        <w:r>
+          <w:rPr>
+            <w:noProof/>
+            <w:webHidden/>
+          </w:rPr>
+        </w:r>
+        <w:r>
+          <w:rPr>
+            <w:noProof/>
+            <w:webHidden/>
+          </w:rPr>
+          <w:fldChar w:fldCharType="separate"/>
+        </w:r>
+        <w:r>
+          <w:rPr>
+            <w:noProof/>
+            <w:webHidden/>
+          </w:rPr>
+          <w:t>16</w:t>
+        </w:r>
+        <w:r>
+          <w:rPr>
+            <w:noProof/>
+            <w:webHidden/>
+          </w:rPr>
+          <w:fldChar w:fldCharType="end"/>
+        </w:r>
+      </w:hyperlink>
+    </w:p>
+    <w:p>
+      <w:pPr>
+        <w:pStyle w:val="2c"/>
+        <w:tabs>
+          <w:tab w:val="right" w:leader="dot" w:pos="9345"/>
+        </w:tabs>
+        <w:rPr>
+          <w:rFonts w:asciiTheme="minorHAnsi" w:eastAsiaTheme="minorEastAsia" w:hAnsiTheme="minorHAnsi" w:cstheme="minorBidi"/>
+          <w:noProof/>
+          <w:color w:val="auto"/>
+          <w:kern w:val="2"/>
+          <w:szCs w:val="24"/>
+          <w14:ligatures w14:val="standardContextual"/>
+        </w:rPr>
+      </w:pPr>
+      <w:hyperlink w:anchor="_Toc242104090" w:history="1">
+        <w:r>
+          <w:rPr>
+            <w:rStyle w:val="aff8"/>
+            <w:noProof/>
+          </w:rPr>
+          <w:t>5.4 Описание программного интерфейса</w:t>
+        </w:r>
+        <w:r>
+          <w:rPr>
+            <w:noProof/>
+            <w:webHidden/>
+          </w:rPr>
+          <w:tab/>
+        </w:r>
+        <w:r>
+          <w:rPr>
+            <w:noProof/>
+            <w:webHidden/>
+          </w:rPr>
+          <w:fldChar w:fldCharType="begin"/>
+        </w:r>
+        <w:r>
+          <w:rPr>
+            <w:noProof/>
+            <w:webHidden/>
+          </w:rPr>
+          <w:instrText xml:space="preserve"> PAGEREF _Toc242104090 \h </w:instrText>
         </w:r>
         <w:r>
           <w:rPr>
@@ -2581,13 +2508,13 @@
           <w14:ligatures w14:val="standardContextual"/>
         </w:rPr>
       </w:pPr>
-      <w:hyperlink w:anchor="_Toc241772666" w:history="1">
+      <w:hyperlink w:anchor="_Toc242104091" w:history="1">
         <w:r>
           <w:rPr>
             <w:rStyle w:val="aff8"/>
             <w:noProof/>
           </w:rPr>
-          <w:t>ЛИСТ РЕГИСТРАЦИИ ИЗМЕНЕНИЙ</w:t>
+          <w:t>6 Сообщения системному программисту</w:t>
         </w:r>
         <w:r>
           <w:rPr>
@@ -2608,7 +2535,7 @@
             <w:noProof/>
             <w:webHidden/>
           </w:rPr>
-          <w:instrText xml:space="preserve"> PAGEREF _Toc241772666 \h </w:instrText>
+          <w:instrText xml:space="preserve"> PAGEREF _Toc242104091 \h </w:instrText>
         </w:r>
         <w:r>
           <w:rPr>
@@ -2641,6 +2568,79 @@
     </w:p>
     <w:p>
       <w:pPr>
+        <w:pStyle w:val="14"/>
+        <w:tabs>
+          <w:tab w:val="right" w:leader="dot" w:pos="9345"/>
+        </w:tabs>
+        <w:rPr>
+          <w:rFonts w:asciiTheme="minorHAnsi" w:eastAsiaTheme="minorEastAsia" w:hAnsiTheme="minorHAnsi" w:cstheme="minorBidi"/>
+          <w:noProof/>
+          <w:color w:val="auto"/>
+          <w:kern w:val="2"/>
+          <w:szCs w:val="24"/>
+          <w14:ligatures w14:val="standardContextual"/>
+        </w:rPr>
+      </w:pPr>
+      <w:hyperlink w:anchor="_Toc242104092" w:history="1">
+        <w:r>
+          <w:rPr>
+            <w:rStyle w:val="aff8"/>
+            <w:noProof/>
+          </w:rPr>
+          <w:t>ЛИСТ РЕГИСТРАЦИИ ИЗМЕНЕНИЙ</w:t>
+        </w:r>
+        <w:r>
+          <w:rPr>
+            <w:noProof/>
+            <w:webHidden/>
+          </w:rPr>
+          <w:tab/>
+        </w:r>
+        <w:r>
+          <w:rPr>
+            <w:noProof/>
+            <w:webHidden/>
+          </w:rPr>
+          <w:fldChar w:fldCharType="begin"/>
+        </w:r>
+        <w:r>
+          <w:rPr>
+            <w:noProof/>
+            <w:webHidden/>
+          </w:rPr>
+          <w:instrText xml:space="preserve"> PAGEREF _Toc242104092 \h </w:instrText>
+        </w:r>
+        <w:r>
+          <w:rPr>
+            <w:noProof/>
+            <w:webHidden/>
+          </w:rPr>
+        </w:r>
+        <w:r>
+          <w:rPr>
+            <w:noProof/>
+            <w:webHidden/>
+          </w:rPr>
+          <w:fldChar w:fldCharType="separate"/>
+        </w:r>
+        <w:r>
+          <w:rPr>
+            <w:noProof/>
+            <w:webHidden/>
+          </w:rPr>
+          <w:t>18</w:t>
+        </w:r>
+        <w:r>
+          <w:rPr>
+            <w:noProof/>
+            <w:webHidden/>
+          </w:rPr>
+          <w:fldChar w:fldCharType="end"/>
+        </w:r>
+      </w:hyperlink>
+    </w:p>
+    <w:p>
+      <w:pPr>
         <w:ind w:firstLine="0"/>
       </w:pPr>
       <w:r>
@@ -2654,7 +2654,7 @@
         <w:ind w:firstLine="0"/>
         <w:jc w:val="center"/>
       </w:pPr>
-      <w:bookmarkStart w:id="0" w:name="_Toc241772639"/>
+      <w:bookmarkStart w:id="0" w:name="_Toc242104065"/>
       <w:r>
         <w:lastRenderedPageBreak/>
         <w:t>ПЕРЕЧЕНЬ ТЕРМИНОВ И СОКРАЩЕНИЙ</w:t>
@@ -3916,7 +3916,7 @@
         <w:pStyle w:val="1"/>
         <w:pageBreakBefore/>
       </w:pPr>
-      <w:bookmarkStart w:id="1" w:name="_Toc241772640"/>
+      <w:bookmarkStart w:id="1" w:name="_Toc242104066"/>
       <w:r>
         <w:lastRenderedPageBreak/>
         <w:t>1 Общие сведения о программе</w:t>
@@ -3927,7 +3927,7 @@
       <w:pPr>
         <w:pStyle w:val="21"/>
       </w:pPr>
-      <w:bookmarkStart w:id="2" w:name="_Toc241772641"/>
+      <w:bookmarkStart w:id="2" w:name="_Toc242104067"/>
       <w:r>
         <w:t>1.1 Назначение программы</w:t>
       </w:r>
@@ -3942,7 +3942,7 @@
       <w:pPr>
         <w:pStyle w:val="21"/>
       </w:pPr>
-      <w:bookmarkStart w:id="3" w:name="_Toc241772642"/>
+      <w:bookmarkStart w:id="3" w:name="_Toc242104068"/>
       <w:r>
         <w:t>1.2 Технические средства</w:t>
       </w:r>
@@ -4177,7 +4177,7 @@
       <w:pPr>
         <w:pStyle w:val="21"/>
       </w:pPr>
-      <w:bookmarkStart w:id="4" w:name="_Toc241772643"/>
+      <w:bookmarkStart w:id="4" w:name="_Toc242104069"/>
       <w:r>
         <w:t>1.3 Программные средства</w:t>
       </w:r>
@@ -4203,7 +4203,7 @@
         <w:pStyle w:val="1"/>
         <w:pageBreakBefore/>
       </w:pPr>
-      <w:bookmarkStart w:id="5" w:name="_Toc241772644"/>
+      <w:bookmarkStart w:id="5" w:name="_Toc242104070"/>
       <w:r>
         <w:lastRenderedPageBreak/>
         <w:t>2 Структура программы</w:t>
@@ -4214,7 +4214,7 @@
       <w:pPr>
         <w:pStyle w:val="21"/>
       </w:pPr>
-      <w:bookmarkStart w:id="6" w:name="_Toc241772645"/>
+      <w:bookmarkStart w:id="6" w:name="_Toc242104071"/>
       <w:r>
         <w:t>2.1 Составные части</w:t>
       </w:r>
@@ -4565,6 +4565,16 @@
               </w:rPr>
               <w:t>close_stale_meetings</w:t>
             </w:r>
+            <w:r>
+              <w:t xml:space="preserve">, </w:t>
+            </w:r>
+            <w:r>
+              <w:rPr>
+                <w:rFonts w:ascii="Courier New" w:eastAsia="Courier New" w:hAnsi="Courier New" w:cs="Courier New"/>
+                <w:sz w:val="18"/>
+              </w:rPr>
+              <w:t>fetch_exchange_rates</w:t>
+            </w:r>
           </w:p>
         </w:tc>
       </w:tr>
@@ -4751,7 +4761,7 @@
       <w:pPr>
         <w:pStyle w:val="21"/>
       </w:pPr>
-      <w:bookmarkStart w:id="7" w:name="_Toc241772646"/>
+      <w:bookmarkStart w:id="7" w:name="_Toc242104072"/>
       <w:r>
         <w:t>2.2 Хранение данных</w:t>
       </w:r>
@@ -5165,7 +5175,7 @@
       <w:pPr>
         <w:pStyle w:val="21"/>
       </w:pPr>
-      <w:bookmarkStart w:id="8" w:name="_Toc241772647"/>
+      <w:bookmarkStart w:id="8" w:name="_Toc242104073"/>
       <w:r>
         <w:t>2.3 Сети</w:t>
       </w:r>
@@ -5273,16 +5283,71 @@
         <w:t>db-backup</w:t>
       </w:r>
       <w:r>
-        <w:t>. Порты БД и Redis наружу не публикуются.</w:t>
+        <w:t xml:space="preserve">. Сервисы </w:t>
+      </w:r>
+      <w:r>
+        <w:rPr>
+          <w:rFonts w:ascii="Courier New" w:eastAsia="Courier New" w:hAnsi="Courier New" w:cs="Courier New"/>
+          <w:sz w:val="22"/>
+        </w:rPr>
+        <w:t>backend</w:t>
+      </w:r>
+      <w:r>
+        <w:t xml:space="preserve"> и </w:t>
+      </w:r>
+      <w:r>
+        <w:rPr>
+          <w:rFonts w:ascii="Courier New" w:eastAsia="Courier New" w:hAnsi="Courier New" w:cs="Courier New"/>
+          <w:sz w:val="22"/>
+        </w:rPr>
+        <w:t>scheduler</w:t>
+      </w:r>
+      <w:r>
+        <w:t xml:space="preserve"> дополнительно подключены к сети </w:t>
+      </w:r>
+      <w:r>
+        <w:rPr>
+          <w:rFonts w:ascii="Courier New" w:eastAsia="Courier New" w:hAnsi="Courier New" w:cs="Courier New"/>
+          <w:sz w:val="22"/>
+        </w:rPr>
+        <w:lastRenderedPageBreak/>
+        <w:t>egress_network</w:t>
+      </w:r>
+      <w:r>
+        <w:t xml:space="preserve"> — только для исходящих соединений: курсы валют ЦБ Узбекистана (</w:t>
+      </w:r>
+      <w:r>
+        <w:rPr>
+          <w:rFonts w:ascii="Courier New" w:eastAsia="Courier New" w:hAnsi="Courier New" w:cs="Courier New"/>
+          <w:sz w:val="22"/>
+        </w:rPr>
+        <w:t>https://cbu.uz</w:t>
+      </w:r>
+      <w:r>
+        <w:t>) и SMTP-сервер. Порты БД и Redis наружу не публикуются.</w:t>
+      </w:r>
+    </w:p>
+    <w:p>
+      <w:r>
+        <w:t xml:space="preserve">Проверка выхода в Интернет: </w:t>
+      </w:r>
+      <w:r>
+        <w:rPr>
+          <w:rFonts w:ascii="Courier New" w:eastAsia="Courier New" w:hAnsi="Courier New" w:cs="Courier New"/>
+          <w:sz w:val="22"/>
+        </w:rPr>
+        <w:t>docker compose exec backend python manage.py fetch_exchange_rates</w:t>
+      </w:r>
+      <w:r>
+        <w:t xml:space="preserve"> — сообщение «Загружено курсов: N».</w:t>
       </w:r>
     </w:p>
     <w:p>
       <w:pPr>
         <w:pStyle w:val="21"/>
       </w:pPr>
-      <w:bookmarkStart w:id="9" w:name="_Toc241772648"/>
-      <w:r>
-        <w:lastRenderedPageBreak/>
+      <w:bookmarkStart w:id="9" w:name="_Toc242104074"/>
+      <w:r>
         <w:t>2.4 Маршрутизация запросов</w:t>
       </w:r>
       <w:bookmarkEnd w:id="9"/>
@@ -5659,7 +5724,7 @@
         <w:pStyle w:val="1"/>
         <w:pageBreakBefore/>
       </w:pPr>
-      <w:bookmarkStart w:id="10" w:name="_Toc241772649"/>
+      <w:bookmarkStart w:id="10" w:name="_Toc242104075"/>
       <w:r>
         <w:lastRenderedPageBreak/>
         <w:t>3 Настройка программы</w:t>
@@ -5670,7 +5735,7 @@
       <w:pPr>
         <w:pStyle w:val="21"/>
       </w:pPr>
-      <w:bookmarkStart w:id="11" w:name="_Toc241772650"/>
+      <w:bookmarkStart w:id="11" w:name="_Toc242104076"/>
       <w:r>
         <w:t>3.1 Параметры среды</w:t>
       </w:r>
@@ -7059,7 +7124,7 @@
       <w:pPr>
         <w:pStyle w:val="21"/>
       </w:pPr>
-      <w:bookmarkStart w:id="12" w:name="_Toc241772651"/>
+      <w:bookmarkStart w:id="12" w:name="_Toc242104077"/>
       <w:r>
         <w:t>3.2 Первоначальная установка</w:t>
       </w:r>
@@ -7209,7 +7274,7 @@
       <w:pPr>
         <w:pStyle w:val="21"/>
       </w:pPr>
-      <w:bookmarkStart w:id="13" w:name="_Toc241772652"/>
+      <w:bookmarkStart w:id="13" w:name="_Toc242104078"/>
       <w:r>
         <w:lastRenderedPageBreak/>
         <w:t>3.3 Настройка HTTPS</w:t>
@@ -7332,7 +7397,7 @@
       <w:pPr>
         <w:pStyle w:val="21"/>
       </w:pPr>
-      <w:bookmarkStart w:id="14" w:name="_Toc241772653"/>
+      <w:bookmarkStart w:id="14" w:name="_Toc242104079"/>
       <w:r>
         <w:t>3.4 Настройка почты</w:t>
       </w:r>
@@ -7447,7 +7512,7 @@
       <w:pPr>
         <w:pStyle w:val="21"/>
       </w:pPr>
-      <w:bookmarkStart w:id="15" w:name="_Toc241772654"/>
+      <w:bookmarkStart w:id="15" w:name="_Toc242104080"/>
       <w:r>
         <w:t>3.5 Обновление системы</w:t>
       </w:r>
@@ -7520,12 +7585,64 @@
         <w:t>docker compose exec backend python manage.py init_permissions --sync-roles</w:t>
       </w:r>
       <w:r>
-        <w:t>.</w:t>
+        <w:t>. Команда обновляет состав только типовых (системных) ролей; ролям, заведённым вручную, разрешения на новые ресурсы выдаются в «Настройки» → «Роли».</w:t>
       </w:r>
     </w:p>
     <w:p>
       <w:r>
         <w:t>д) Выполните проверку по разделу 4.</w:t>
+      </w:r>
+    </w:p>
+    <w:p>
+      <w:pPr>
+        <w:pStyle w:val="GostNote"/>
+      </w:pPr>
+      <w:r>
+        <w:t>Примечание – При переходе на редакцию с мультивалютностью дополнительно:</w:t>
+      </w:r>
+    </w:p>
+    <w:p>
+      <w:r>
+        <w:t>&gt;</w:t>
+      </w:r>
+    </w:p>
+    <w:p>
+      <w:pPr>
+        <w:pStyle w:val="GostNote"/>
+      </w:pPr>
+      <w:r>
+        <w:t xml:space="preserve">1) загрузите историю курсов с даты первой сделки, чтобы отчёты за прошлые периоды пересчитывались: </w:t>
+      </w:r>
+      <w:r>
+        <w:rPr>
+          <w:rFonts w:ascii="Courier New" w:eastAsia="Courier New" w:hAnsi="Courier New" w:cs="Courier New"/>
+        </w:rPr>
+        <w:t>python manage.py fetch_exchange_rates --since ГГГГ-ММ-ДД</w:t>
+      </w:r>
+      <w:r>
+        <w:t>; 2) если прайс компании велся в долларах, а сделки создавались с пометкой «UZS», исправьте помет</w:t>
+      </w:r>
+      <w:r>
+        <w:lastRenderedPageBreak/>
+        <w:t xml:space="preserve">ку валюты командой </w:t>
+      </w:r>
+      <w:r>
+        <w:rPr>
+          <w:rFonts w:ascii="Courier New" w:eastAsia="Courier New" w:hAnsi="Courier New" w:cs="Courier New"/>
+        </w:rPr>
+        <w:t>relabel_currency</w:t>
+      </w:r>
+      <w:r>
+        <w:t xml:space="preserve"> (см. таблицу служебных команд) — сначала без </w:t>
+      </w:r>
+      <w:r>
+        <w:rPr>
+          <w:rFonts w:ascii="Courier New" w:eastAsia="Courier New" w:hAnsi="Courier New" w:cs="Courier New"/>
+        </w:rPr>
+        <w:t>--apply</w:t>
+      </w:r>
+      <w:r>
+        <w:t>, затем с ним; 3) задайте валюту сделок и поддерживаемые валюты компании («Настройки» → «Валюты») и валюту прайса проектов; 4) выдайте ролям, ведущим курсы (администратор компании, финансист), разрешения на ресурс «Курсы валют».</w:t>
       </w:r>
     </w:p>
     <w:p>
@@ -7559,7 +7676,7 @@
         <w:pStyle w:val="1"/>
         <w:pageBreakBefore/>
       </w:pPr>
-      <w:bookmarkStart w:id="16" w:name="_Toc241772655"/>
+      <w:bookmarkStart w:id="16" w:name="_Toc242104081"/>
       <w:r>
         <w:lastRenderedPageBreak/>
         <w:t>4 Проверка программы</w:t>
@@ -7570,7 +7687,7 @@
       <w:pPr>
         <w:pStyle w:val="21"/>
       </w:pPr>
-      <w:bookmarkStart w:id="17" w:name="_Toc241772656"/>
+      <w:bookmarkStart w:id="17" w:name="_Toc242104082"/>
       <w:r>
         <w:t>4.1 Проверка работоспособности комплекса</w:t>
       </w:r>
@@ -7715,7 +7832,7 @@
       <w:pPr>
         <w:pStyle w:val="21"/>
       </w:pPr>
-      <w:bookmarkStart w:id="18" w:name="_Toc241772657"/>
+      <w:bookmarkStart w:id="18" w:name="_Toc242104083"/>
       <w:r>
         <w:t>4.2 Проверка после установки или обновления</w:t>
       </w:r>
@@ -7782,7 +7899,7 @@
         <w:pStyle w:val="1"/>
         <w:pageBreakBefore/>
       </w:pPr>
-      <w:bookmarkStart w:id="19" w:name="_Toc241772658"/>
+      <w:bookmarkStart w:id="19" w:name="_Toc242104084"/>
       <w:r>
         <w:lastRenderedPageBreak/>
         <w:t>5 Дополнительные возможности</w:t>
@@ -7793,7 +7910,7 @@
       <w:pPr>
         <w:pStyle w:val="21"/>
       </w:pPr>
-      <w:bookmarkStart w:id="20" w:name="_Toc241772659"/>
+      <w:bookmarkStart w:id="20" w:name="_Toc242104085"/>
       <w:r>
         <w:t>5.1 Резервное копирование и восстановление</w:t>
       </w:r>
@@ -7803,7 +7920,7 @@
       <w:pPr>
         <w:pStyle w:val="31"/>
       </w:pPr>
-      <w:bookmarkStart w:id="21" w:name="_Toc241772660"/>
+      <w:bookmarkStart w:id="21" w:name="_Toc242104086"/>
       <w:r>
         <w:t>5.1.1 Резервное копирование</w:t>
       </w:r>
@@ -7961,7 +8078,7 @@
       <w:pPr>
         <w:pStyle w:val="31"/>
       </w:pPr>
-      <w:bookmarkStart w:id="22" w:name="_Toc241772661"/>
+      <w:bookmarkStart w:id="22" w:name="_Toc242104087"/>
       <w:r>
         <w:t>5.1.2 Восстановление</w:t>
       </w:r>
@@ -8066,7 +8183,7 @@
       <w:pPr>
         <w:pStyle w:val="21"/>
       </w:pPr>
-      <w:bookmarkStart w:id="23" w:name="_Toc241772662"/>
+      <w:bookmarkStart w:id="23" w:name="_Toc242104088"/>
       <w:r>
         <w:t>5.2 Журналы</w:t>
       </w:r>
@@ -8141,7 +8258,7 @@
       <w:pPr>
         <w:pStyle w:val="21"/>
       </w:pPr>
-      <w:bookmarkStart w:id="24" w:name="_Toc241772663"/>
+      <w:bookmarkStart w:id="24" w:name="_Toc242104089"/>
       <w:r>
         <w:lastRenderedPageBreak/>
         <w:t>5.3 Служебные команды</w:t>
@@ -8512,6 +8629,88 @@
                 <w:rFonts w:ascii="Courier New" w:eastAsia="Courier New" w:hAnsi="Courier New" w:cs="Courier New"/>
                 <w:sz w:val="18"/>
               </w:rPr>
+              <w:t>fetch_exchange_rates [--date ГГГГ-ММ-ДД] [--since ГГГГ-ММ-ДД]</w:t>
+            </w:r>
+          </w:p>
+        </w:tc>
+        <w:tc>
+          <w:tcPr>
+            <w:tcW w:w="6361" w:type="dxa"/>
+          </w:tcPr>
+          <w:p>
+            <w:pPr>
+              <w:pStyle w:val="GostTable"/>
+            </w:pPr>
+            <w:r>
+              <w:t>Загрузка курсов ЦБ: действующих, на дату или за период по сегодня</w:t>
+            </w:r>
+          </w:p>
+        </w:tc>
+      </w:tr>
+      <w:tr>
+        <w:trPr>
+          <w:cantSplit/>
+          <w:jc w:val="center"/>
+        </w:trPr>
+        <w:tc>
+          <w:tcPr>
+            <w:tcW w:w="2993" w:type="dxa"/>
+          </w:tcPr>
+          <w:p>
+            <w:pPr>
+              <w:pStyle w:val="GostTable"/>
+            </w:pPr>
+            <w:r>
+              <w:rPr>
+                <w:rFonts w:ascii="Courier New" w:eastAsia="Courier New" w:hAnsi="Courier New" w:cs="Courier New"/>
+                <w:sz w:val="18"/>
+              </w:rPr>
+              <w:t>relabel_currency --company &lt;id&gt; [--deals &lt;валюта&gt;] [--projects &lt;валюта&gt;] [--apply]</w:t>
+            </w:r>
+          </w:p>
+        </w:tc>
+        <w:tc>
+          <w:tcPr>
+            <w:tcW w:w="6361" w:type="dxa"/>
+          </w:tcPr>
+          <w:p>
+            <w:pPr>
+              <w:pStyle w:val="GostTable"/>
+            </w:pPr>
+            <w:r>
+              <w:t xml:space="preserve">Исправление пометки валюты у сделок и их платежей и у прайса проектов компании без пересчёта сумм; без </w:t>
+            </w:r>
+            <w:r>
+              <w:rPr>
+                <w:rFonts w:ascii="Courier New" w:eastAsia="Courier New" w:hAnsi="Courier New" w:cs="Courier New"/>
+                <w:sz w:val="18"/>
+              </w:rPr>
+              <w:t>--apply</w:t>
+            </w:r>
+            <w:r>
+              <w:t xml:space="preserve"> — пробный запуск с перечнем изменений</w:t>
+            </w:r>
+          </w:p>
+        </w:tc>
+      </w:tr>
+      <w:tr>
+        <w:trPr>
+          <w:cantSplit/>
+          <w:jc w:val="center"/>
+        </w:trPr>
+        <w:tc>
+          <w:tcPr>
+            <w:tcW w:w="2993" w:type="dxa"/>
+          </w:tcPr>
+          <w:p>
+            <w:pPr>
+              <w:pStyle w:val="GostTable"/>
+            </w:pPr>
+            <w:r>
+              <w:rPr>
+                <w:rFonts w:ascii="Courier New" w:eastAsia="Courier New" w:hAnsi="Courier New" w:cs="Courier New"/>
+                <w:sz w:val="18"/>
+              </w:rPr>
               <w:t>reset_passwords</w:t>
             </w:r>
             <w:r>
@@ -8550,7 +8749,7 @@
       <w:pPr>
         <w:pStyle w:val="21"/>
       </w:pPr>
-      <w:bookmarkStart w:id="25" w:name="_Toc241772664"/>
+      <w:bookmarkStart w:id="25" w:name="_Toc242104090"/>
       <w:r>
         <w:t>5.4 Описание программного интерфейса</w:t>
       </w:r>
@@ -8596,7 +8795,7 @@
         <w:pStyle w:val="1"/>
         <w:pageBreakBefore/>
       </w:pPr>
-      <w:bookmarkStart w:id="26" w:name="_Toc241772665"/>
+      <w:bookmarkStart w:id="26" w:name="_Toc242104091"/>
       <w:r>
         <w:lastRenderedPageBreak/>
         <w:t>6 Сообщения системному программисту</w:t>
@@ -9379,6 +9578,101 @@
               <w:pStyle w:val="GostTable"/>
             </w:pPr>
             <w:r>
+              <w:t xml:space="preserve">«Нет курса … на …» при брони или сохранении графика; </w:t>
+            </w:r>
+            <w:r>
+              <w:rPr>
+                <w:rFonts w:ascii="Courier New" w:eastAsia="Courier New" w:hAnsi="Courier New" w:cs="Courier New"/>
+                <w:sz w:val="18"/>
+              </w:rPr>
+              <w:t>fetch_exchange_rates</w:t>
+            </w:r>
+            <w:r>
+              <w:t xml:space="preserve"> сообщает «ЦБ недоступен»</w:t>
+            </w:r>
+          </w:p>
+        </w:tc>
+        <w:tc>
+          <w:tcPr>
+            <w:tcW w:w="2806" w:type="dxa"/>
+          </w:tcPr>
+          <w:p>
+            <w:pPr>
+              <w:pStyle w:val="GostTable"/>
+            </w:pPr>
+            <w:r>
+              <w:t xml:space="preserve">Нет выхода в Интернет у </w:t>
+            </w:r>
+            <w:r>
+              <w:rPr>
+                <w:rFonts w:ascii="Courier New" w:eastAsia="Courier New" w:hAnsi="Courier New" w:cs="Courier New"/>
+                <w:sz w:val="18"/>
+              </w:rPr>
+              <w:t>backend</w:t>
+            </w:r>
+            <w:r>
+              <w:t xml:space="preserve"> и </w:t>
+            </w:r>
+            <w:r>
+              <w:rPr>
+                <w:rFonts w:ascii="Courier New" w:eastAsia="Courier New" w:hAnsi="Courier New" w:cs="Courier New"/>
+                <w:sz w:val="18"/>
+              </w:rPr>
+              <w:t>scheduler</w:t>
+            </w:r>
+            <w:r>
+              <w:t xml:space="preserve"> или ЦБ недоступен</w:t>
+            </w:r>
+          </w:p>
+        </w:tc>
+        <w:tc>
+          <w:tcPr>
+            <w:tcW w:w="3180" w:type="dxa"/>
+          </w:tcPr>
+          <w:p>
+            <w:pPr>
+              <w:pStyle w:val="GostTable"/>
+            </w:pPr>
+            <w:r>
+              <w:t xml:space="preserve">Проверить подключение сервисов к </w:t>
+            </w:r>
+            <w:r>
+              <w:rPr>
+                <w:rFonts w:ascii="Courier New" w:eastAsia="Courier New" w:hAnsi="Courier New" w:cs="Courier New"/>
+                <w:sz w:val="18"/>
+              </w:rPr>
+              <w:t>egress_network</w:t>
+            </w:r>
+            <w:r>
+              <w:t xml:space="preserve"> и доступность </w:t>
+            </w:r>
+            <w:r>
+              <w:rPr>
+                <w:rFonts w:ascii="Courier New" w:eastAsia="Courier New" w:hAnsi="Courier New" w:cs="Courier New"/>
+                <w:sz w:val="18"/>
+              </w:rPr>
+              <w:t>https://cbu.uz</w:t>
+            </w:r>
+            <w:r>
+              <w:t>; до восстановления — ручной курс в «Настройки» → «Валюты»</w:t>
+            </w:r>
+          </w:p>
+        </w:tc>
+      </w:tr>
+      <w:tr>
+        <w:trPr>
+          <w:cantSplit/>
+          <w:jc w:val="center"/>
+        </w:trPr>
+        <w:tc>
+          <w:tcPr>
+            <w:tcW w:w="3368" w:type="dxa"/>
+          </w:tcPr>
+          <w:p>
+            <w:pPr>
+              <w:pStyle w:val="GostTable"/>
+            </w:pPr>
+            <w:r>
               <w:t xml:space="preserve">Миграция </w:t>
             </w:r>
             <w:r>
@@ -9544,7 +9838,7 @@
         <w:ind w:firstLine="0"/>
         <w:jc w:val="center"/>
       </w:pPr>
-      <w:bookmarkStart w:id="27" w:name="_Toc241772666"/>
+      <w:bookmarkStart w:id="27" w:name="_Toc242104092"/>
       <w:r>
         <w:lastRenderedPageBreak/>
         <w:t>ЛИСТ РЕГИСТРАЦИИ ИЗМЕНЕНИЙ</w:t>
@@ -11632,31 +11926,31 @@
       </w:rPr>
     </w:lvl>
   </w:abstractNum>
-  <w:num w:numId="1" w16cid:durableId="1928996421">
+  <w:num w:numId="1" w16cid:durableId="1096749020">
     <w:abstractNumId w:val="8"/>
   </w:num>
-  <w:num w:numId="2" w16cid:durableId="1199049460">
+  <w:num w:numId="2" w16cid:durableId="1923369055">
     <w:abstractNumId w:val="6"/>
   </w:num>
-  <w:num w:numId="3" w16cid:durableId="1101611859">
+  <w:num w:numId="3" w16cid:durableId="1879463361">
     <w:abstractNumId w:val="5"/>
   </w:num>
-  <w:num w:numId="4" w16cid:durableId="2076387597">
+  <w:num w:numId="4" w16cid:durableId="1828472348">
     <w:abstractNumId w:val="4"/>
   </w:num>
-  <w:num w:numId="5" w16cid:durableId="833759890">
+  <w:num w:numId="5" w16cid:durableId="353120668">
     <w:abstractNumId w:val="7"/>
   </w:num>
-  <w:num w:numId="6" w16cid:durableId="1894661210">
+  <w:num w:numId="6" w16cid:durableId="1428040192">
     <w:abstractNumId w:val="3"/>
   </w:num>
-  <w:num w:numId="7" w16cid:durableId="1797868946">
+  <w:num w:numId="7" w16cid:durableId="1232354772">
     <w:abstractNumId w:val="2"/>
   </w:num>
-  <w:num w:numId="8" w16cid:durableId="1540360805">
+  <w:num w:numId="8" w16cid:durableId="1011301768">
     <w:abstractNumId w:val="1"/>
   </w:num>
-  <w:num w:numId="9" w16cid:durableId="442848883">
+  <w:num w:numId="9" w16cid:durableId="304704171">
     <w:abstractNumId w:val="0"/>
   </w:num>
 </w:numbering>
@@ -23189,7 +23483,7 @@
     <w:autoRedefine/>
     <w:uiPriority w:val="39"/>
     <w:unhideWhenUsed/>
-    <w:rsid w:val="00852B7E"/>
+    <w:rsid w:val="00D528B5"/>
     <w:pPr>
       <w:spacing w:after="100"/>
     </w:pPr>
@@ -23201,7 +23495,7 @@
     <w:autoRedefine/>
     <w:uiPriority w:val="39"/>
     <w:unhideWhenUsed/>
-    <w:rsid w:val="00852B7E"/>
+    <w:rsid w:val="00D528B5"/>
     <w:pPr>
       <w:spacing w:after="100"/>
       <w:ind w:left="240"/>
@@ -23214,7 +23508,7 @@
     <w:autoRedefine/>
     <w:uiPriority w:val="39"/>
     <w:unhideWhenUsed/>
-    <w:rsid w:val="00852B7E"/>
+    <w:rsid w:val="00D528B5"/>
     <w:pPr>
       <w:spacing w:after="100"/>
       <w:ind w:left="480"/>
@@ -23225,7 +23519,7 @@
     <w:basedOn w:val="a2"/>
     <w:uiPriority w:val="99"/>
     <w:unhideWhenUsed/>
-    <w:rsid w:val="00852B7E"/>
+    <w:rsid w:val="00D528B5"/>
     <w:rPr>
       <w:color w:val="0000FF" w:themeColor="hyperlink"/>
       <w:u w:val="single"/>

--- a/docs/gost/out/08_32_Руководство_системного_программиста.docx
+++ b/docs/gost/out/08_32_Руководство_системного_программиста.docx
@@ -610,7 +610,7 @@
       <w:r>
         <w:fldChar w:fldCharType="separate"/>
       </w:r>
-      <w:hyperlink w:anchor="_Toc242104065" w:history="1">
+      <w:hyperlink w:anchor="_Toc242105968" w:history="1">
         <w:r>
           <w:rPr>
             <w:rStyle w:val="aff8"/>
@@ -637,7 +637,7 @@
             <w:noProof/>
             <w:webHidden/>
           </w:rPr>
-          <w:instrText xml:space="preserve"> PAGEREF _Toc242104065 \h </w:instrText>
+          <w:instrText xml:space="preserve"> PAGEREF _Toc242105968 \h </w:instrText>
         </w:r>
         <w:r>
           <w:rPr>
@@ -683,7 +683,7 @@
           <w14:ligatures w14:val="standardContextual"/>
         </w:rPr>
       </w:pPr>
-      <w:hyperlink w:anchor="_Toc242104066" w:history="1">
+      <w:hyperlink w:anchor="_Toc242105969" w:history="1">
         <w:r>
           <w:rPr>
             <w:rStyle w:val="aff8"/>
@@ -710,7 +710,7 @@
             <w:noProof/>
             <w:webHidden/>
           </w:rPr>
-          <w:instrText xml:space="preserve"> PAGEREF _Toc242104066 \h </w:instrText>
+          <w:instrText xml:space="preserve"> PAGEREF _Toc242105969 \h </w:instrText>
         </w:r>
         <w:r>
           <w:rPr>
@@ -756,7 +756,7 @@
           <w14:ligatures w14:val="standardContextual"/>
         </w:rPr>
       </w:pPr>
-      <w:hyperlink w:anchor="_Toc242104067" w:history="1">
+      <w:hyperlink w:anchor="_Toc242105970" w:history="1">
         <w:r>
           <w:rPr>
             <w:rStyle w:val="aff8"/>
@@ -783,7 +783,7 @@
             <w:noProof/>
             <w:webHidden/>
           </w:rPr>
-          <w:instrText xml:space="preserve"> PAGEREF _Toc242104067 \h </w:instrText>
+          <w:instrText xml:space="preserve"> PAGEREF _Toc242105970 \h </w:instrText>
         </w:r>
         <w:r>
           <w:rPr>
@@ -829,7 +829,7 @@
           <w14:ligatures w14:val="standardContextual"/>
         </w:rPr>
       </w:pPr>
-      <w:hyperlink w:anchor="_Toc242104068" w:history="1">
+      <w:hyperlink w:anchor="_Toc242105971" w:history="1">
         <w:r>
           <w:rPr>
             <w:rStyle w:val="aff8"/>
@@ -856,7 +856,7 @@
             <w:noProof/>
             <w:webHidden/>
           </w:rPr>
-          <w:instrText xml:space="preserve"> PAGEREF _Toc242104068 \h </w:instrText>
+          <w:instrText xml:space="preserve"> PAGEREF _Toc242105971 \h </w:instrText>
         </w:r>
         <w:r>
           <w:rPr>
@@ -902,7 +902,7 @@
           <w14:ligatures w14:val="standardContextual"/>
         </w:rPr>
       </w:pPr>
-      <w:hyperlink w:anchor="_Toc242104069" w:history="1">
+      <w:hyperlink w:anchor="_Toc242105972" w:history="1">
         <w:r>
           <w:rPr>
             <w:rStyle w:val="aff8"/>
@@ -929,7 +929,7 @@
             <w:noProof/>
             <w:webHidden/>
           </w:rPr>
-          <w:instrText xml:space="preserve"> PAGEREF _Toc242104069 \h </w:instrText>
+          <w:instrText xml:space="preserve"> PAGEREF _Toc242105972 \h </w:instrText>
         </w:r>
         <w:r>
           <w:rPr>
@@ -975,7 +975,7 @@
           <w14:ligatures w14:val="standardContextual"/>
         </w:rPr>
       </w:pPr>
-      <w:hyperlink w:anchor="_Toc242104070" w:history="1">
+      <w:hyperlink w:anchor="_Toc242105973" w:history="1">
         <w:r>
           <w:rPr>
             <w:rStyle w:val="aff8"/>
@@ -1002,7 +1002,7 @@
             <w:noProof/>
             <w:webHidden/>
           </w:rPr>
-          <w:instrText xml:space="preserve"> PAGEREF _Toc242104070 \h </w:instrText>
+          <w:instrText xml:space="preserve"> PAGEREF _Toc242105973 \h </w:instrText>
         </w:r>
         <w:r>
           <w:rPr>
@@ -1048,7 +1048,7 @@
           <w14:ligatures w14:val="standardContextual"/>
         </w:rPr>
       </w:pPr>
-      <w:hyperlink w:anchor="_Toc242104071" w:history="1">
+      <w:hyperlink w:anchor="_Toc242105974" w:history="1">
         <w:r>
           <w:rPr>
             <w:rStyle w:val="aff8"/>
@@ -1075,7 +1075,7 @@
             <w:noProof/>
             <w:webHidden/>
           </w:rPr>
-          <w:instrText xml:space="preserve"> PAGEREF _Toc242104071 \h </w:instrText>
+          <w:instrText xml:space="preserve"> PAGEREF _Toc242105974 \h </w:instrText>
         </w:r>
         <w:r>
           <w:rPr>
@@ -1121,7 +1121,7 @@
           <w14:ligatures w14:val="standardContextual"/>
         </w:rPr>
       </w:pPr>
-      <w:hyperlink w:anchor="_Toc242104072" w:history="1">
+      <w:hyperlink w:anchor="_Toc242105975" w:history="1">
         <w:r>
           <w:rPr>
             <w:rStyle w:val="aff8"/>
@@ -1148,7 +1148,7 @@
             <w:noProof/>
             <w:webHidden/>
           </w:rPr>
-          <w:instrText xml:space="preserve"> PAGEREF _Toc242104072 \h </w:instrText>
+          <w:instrText xml:space="preserve"> PAGEREF _Toc242105975 \h </w:instrText>
         </w:r>
         <w:r>
           <w:rPr>
@@ -1194,7 +1194,7 @@
           <w14:ligatures w14:val="standardContextual"/>
         </w:rPr>
       </w:pPr>
-      <w:hyperlink w:anchor="_Toc242104073" w:history="1">
+      <w:hyperlink w:anchor="_Toc242105976" w:history="1">
         <w:r>
           <w:rPr>
             <w:rStyle w:val="aff8"/>
@@ -1221,7 +1221,7 @@
             <w:noProof/>
             <w:webHidden/>
           </w:rPr>
-          <w:instrText xml:space="preserve"> PAGEREF _Toc242104073 \h </w:instrText>
+          <w:instrText xml:space="preserve"> PAGEREF _Toc242105976 \h </w:instrText>
         </w:r>
         <w:r>
           <w:rPr>
@@ -1267,7 +1267,7 @@
           <w14:ligatures w14:val="standardContextual"/>
         </w:rPr>
       </w:pPr>
-      <w:hyperlink w:anchor="_Toc242104074" w:history="1">
+      <w:hyperlink w:anchor="_Toc242105977" w:history="1">
         <w:r>
           <w:rPr>
             <w:rStyle w:val="aff8"/>
@@ -1294,7 +1294,7 @@
             <w:noProof/>
             <w:webHidden/>
           </w:rPr>
-          <w:instrText xml:space="preserve"> PAGEREF _Toc242104074 \h </w:instrText>
+          <w:instrText xml:space="preserve"> PAGEREF _Toc242105977 \h </w:instrText>
         </w:r>
         <w:r>
           <w:rPr>
@@ -1340,7 +1340,7 @@
           <w14:ligatures w14:val="standardContextual"/>
         </w:rPr>
       </w:pPr>
-      <w:hyperlink w:anchor="_Toc242104075" w:history="1">
+      <w:hyperlink w:anchor="_Toc242105978" w:history="1">
         <w:r>
           <w:rPr>
             <w:rStyle w:val="aff8"/>
@@ -1367,7 +1367,7 @@
             <w:noProof/>
             <w:webHidden/>
           </w:rPr>
-          <w:instrText xml:space="preserve"> PAGEREF _Toc242104075 \h </w:instrText>
+          <w:instrText xml:space="preserve"> PAGEREF _Toc242105978 \h </w:instrText>
         </w:r>
         <w:r>
           <w:rPr>
@@ -1413,7 +1413,7 @@
           <w14:ligatures w14:val="standardContextual"/>
         </w:rPr>
       </w:pPr>
-      <w:hyperlink w:anchor="_Toc242104076" w:history="1">
+      <w:hyperlink w:anchor="_Toc242105979" w:history="1">
         <w:r>
           <w:rPr>
             <w:rStyle w:val="aff8"/>
@@ -1440,7 +1440,7 @@
             <w:noProof/>
             <w:webHidden/>
           </w:rPr>
-          <w:instrText xml:space="preserve"> PAGEREF _Toc242104076 \h </w:instrText>
+          <w:instrText xml:space="preserve"> PAGEREF _Toc242105979 \h </w:instrText>
         </w:r>
         <w:r>
           <w:rPr>
@@ -1486,7 +1486,7 @@
           <w14:ligatures w14:val="standardContextual"/>
         </w:rPr>
       </w:pPr>
-      <w:hyperlink w:anchor="_Toc242104077" w:history="1">
+      <w:hyperlink w:anchor="_Toc242105980" w:history="1">
         <w:r>
           <w:rPr>
             <w:rStyle w:val="aff8"/>
@@ -1513,7 +1513,7 @@
             <w:noProof/>
             <w:webHidden/>
           </w:rPr>
-          <w:instrText xml:space="preserve"> PAGEREF _Toc242104077 \h </w:instrText>
+          <w:instrText xml:space="preserve"> PAGEREF _Toc242105980 \h </w:instrText>
         </w:r>
         <w:r>
           <w:rPr>
@@ -1559,7 +1559,7 @@
           <w14:ligatures w14:val="standardContextual"/>
         </w:rPr>
       </w:pPr>
-      <w:hyperlink w:anchor="_Toc242104078" w:history="1">
+      <w:hyperlink w:anchor="_Toc242105981" w:history="1">
         <w:r>
           <w:rPr>
             <w:rStyle w:val="aff8"/>
@@ -1586,7 +1586,7 @@
             <w:noProof/>
             <w:webHidden/>
           </w:rPr>
-          <w:instrText xml:space="preserve"> PAGEREF _Toc242104078 \h </w:instrText>
+          <w:instrText xml:space="preserve"> PAGEREF _Toc242105981 \h </w:instrText>
         </w:r>
         <w:r>
           <w:rPr>
@@ -1632,7 +1632,7 @@
           <w14:ligatures w14:val="standardContextual"/>
         </w:rPr>
       </w:pPr>
-      <w:hyperlink w:anchor="_Toc242104079" w:history="1">
+      <w:hyperlink w:anchor="_Toc242105982" w:history="1">
         <w:r>
           <w:rPr>
             <w:rStyle w:val="aff8"/>
@@ -1659,7 +1659,7 @@
             <w:noProof/>
             <w:webHidden/>
           </w:rPr>
-          <w:instrText xml:space="preserve"> PAGEREF _Toc242104079 \h </w:instrText>
+          <w:instrText xml:space="preserve"> PAGEREF _Toc242105982 \h </w:instrText>
         </w:r>
         <w:r>
           <w:rPr>
@@ -1705,7 +1705,7 @@
           <w14:ligatures w14:val="standardContextual"/>
         </w:rPr>
       </w:pPr>
-      <w:hyperlink w:anchor="_Toc242104080" w:history="1">
+      <w:hyperlink w:anchor="_Toc242105983" w:history="1">
         <w:r>
           <w:rPr>
             <w:rStyle w:val="aff8"/>
@@ -1732,7 +1732,7 @@
             <w:noProof/>
             <w:webHidden/>
           </w:rPr>
-          <w:instrText xml:space="preserve"> PAGEREF _Toc242104080 \h </w:instrText>
+          <w:instrText xml:space="preserve"> PAGEREF _Toc242105983 \h </w:instrText>
         </w:r>
         <w:r>
           <w:rPr>
@@ -1778,7 +1778,7 @@
           <w14:ligatures w14:val="standardContextual"/>
         </w:rPr>
       </w:pPr>
-      <w:hyperlink w:anchor="_Toc242104081" w:history="1">
+      <w:hyperlink w:anchor="_Toc242105984" w:history="1">
         <w:r>
           <w:rPr>
             <w:rStyle w:val="aff8"/>
@@ -1805,7 +1805,7 @@
             <w:noProof/>
             <w:webHidden/>
           </w:rPr>
-          <w:instrText xml:space="preserve"> PAGEREF _Toc242104081 \h </w:instrText>
+          <w:instrText xml:space="preserve"> PAGEREF _Toc242105984 \h </w:instrText>
         </w:r>
         <w:r>
           <w:rPr>
@@ -1851,7 +1851,7 @@
           <w14:ligatures w14:val="standardContextual"/>
         </w:rPr>
       </w:pPr>
-      <w:hyperlink w:anchor="_Toc242104082" w:history="1">
+      <w:hyperlink w:anchor="_Toc242105985" w:history="1">
         <w:r>
           <w:rPr>
             <w:rStyle w:val="aff8"/>
@@ -1878,7 +1878,7 @@
             <w:noProof/>
             <w:webHidden/>
           </w:rPr>
-          <w:instrText xml:space="preserve"> PAGEREF _Toc242104082 \h </w:instrText>
+          <w:instrText xml:space="preserve"> PAGEREF _Toc242105985 \h </w:instrText>
         </w:r>
         <w:r>
           <w:rPr>
@@ -1924,7 +1924,7 @@
           <w14:ligatures w14:val="standardContextual"/>
         </w:rPr>
       </w:pPr>
-      <w:hyperlink w:anchor="_Toc242104083" w:history="1">
+      <w:hyperlink w:anchor="_Toc242105986" w:history="1">
         <w:r>
           <w:rPr>
             <w:rStyle w:val="aff8"/>
@@ -1951,7 +1951,7 @@
             <w:noProof/>
             <w:webHidden/>
           </w:rPr>
-          <w:instrText xml:space="preserve"> PAGEREF _Toc242104083 \h </w:instrText>
+          <w:instrText xml:space="preserve"> PAGEREF _Toc242105986 \h </w:instrText>
         </w:r>
         <w:r>
           <w:rPr>
@@ -1997,7 +1997,7 @@
           <w14:ligatures w14:val="standardContextual"/>
         </w:rPr>
       </w:pPr>
-      <w:hyperlink w:anchor="_Toc242104084" w:history="1">
+      <w:hyperlink w:anchor="_Toc242105987" w:history="1">
         <w:r>
           <w:rPr>
             <w:rStyle w:val="aff8"/>
@@ -2024,7 +2024,7 @@
             <w:noProof/>
             <w:webHidden/>
           </w:rPr>
-          <w:instrText xml:space="preserve"> PAGEREF _Toc242104084 \h </w:instrText>
+          <w:instrText xml:space="preserve"> PAGEREF _Toc242105987 \h </w:instrText>
         </w:r>
         <w:r>
           <w:rPr>
@@ -2070,7 +2070,7 @@
           <w14:ligatures w14:val="standardContextual"/>
         </w:rPr>
       </w:pPr>
-      <w:hyperlink w:anchor="_Toc242104085" w:history="1">
+      <w:hyperlink w:anchor="_Toc242105988" w:history="1">
         <w:r>
           <w:rPr>
             <w:rStyle w:val="aff8"/>
@@ -2097,7 +2097,7 @@
             <w:noProof/>
             <w:webHidden/>
           </w:rPr>
-          <w:instrText xml:space="preserve"> PAGEREF _Toc242104085 \h </w:instrText>
+          <w:instrText xml:space="preserve"> PAGEREF _Toc242105988 \h </w:instrText>
         </w:r>
         <w:r>
           <w:rPr>
@@ -2143,7 +2143,7 @@
           <w14:ligatures w14:val="standardContextual"/>
         </w:rPr>
       </w:pPr>
-      <w:hyperlink w:anchor="_Toc242104086" w:history="1">
+      <w:hyperlink w:anchor="_Toc242105989" w:history="1">
         <w:r>
           <w:rPr>
             <w:rStyle w:val="aff8"/>
@@ -2170,7 +2170,7 @@
             <w:noProof/>
             <w:webHidden/>
           </w:rPr>
-          <w:instrText xml:space="preserve"> PAGEREF _Toc242104086 \h </w:instrText>
+          <w:instrText xml:space="preserve"> PAGEREF _Toc242105989 \h </w:instrText>
         </w:r>
         <w:r>
           <w:rPr>
@@ -2216,7 +2216,7 @@
           <w14:ligatures w14:val="standardContextual"/>
         </w:rPr>
       </w:pPr>
-      <w:hyperlink w:anchor="_Toc242104087" w:history="1">
+      <w:hyperlink w:anchor="_Toc242105990" w:history="1">
         <w:r>
           <w:rPr>
             <w:rStyle w:val="aff8"/>
@@ -2243,7 +2243,7 @@
             <w:noProof/>
             <w:webHidden/>
           </w:rPr>
-          <w:instrText xml:space="preserve"> PAGEREF _Toc242104087 \h </w:instrText>
+          <w:instrText xml:space="preserve"> PAGEREF _Toc242105990 \h </w:instrText>
         </w:r>
         <w:r>
           <w:rPr>
@@ -2289,7 +2289,7 @@
           <w14:ligatures w14:val="standardContextual"/>
         </w:rPr>
       </w:pPr>
-      <w:hyperlink w:anchor="_Toc242104088" w:history="1">
+      <w:hyperlink w:anchor="_Toc242105991" w:history="1">
         <w:r>
           <w:rPr>
             <w:rStyle w:val="aff8"/>
@@ -2316,7 +2316,7 @@
             <w:noProof/>
             <w:webHidden/>
           </w:rPr>
-          <w:instrText xml:space="preserve"> PAGEREF _Toc242104088 \h </w:instrText>
+          <w:instrText xml:space="preserve"> PAGEREF _Toc242105991 \h </w:instrText>
         </w:r>
         <w:r>
           <w:rPr>
@@ -2362,7 +2362,7 @@
           <w14:ligatures w14:val="standardContextual"/>
         </w:rPr>
       </w:pPr>
-      <w:hyperlink w:anchor="_Toc242104089" w:history="1">
+      <w:hyperlink w:anchor="_Toc242105992" w:history="1">
         <w:r>
           <w:rPr>
             <w:rStyle w:val="aff8"/>
@@ -2389,7 +2389,7 @@
             <w:noProof/>
             <w:webHidden/>
           </w:rPr>
-          <w:instrText xml:space="preserve"> PAGEREF _Toc242104089 \h </w:instrText>
+          <w:instrText xml:space="preserve"> PAGEREF _Toc242105992 \h </w:instrText>
         </w:r>
         <w:r>
           <w:rPr>
@@ -2435,7 +2435,7 @@
           <w14:ligatures w14:val="standardContextual"/>
         </w:rPr>
       </w:pPr>
-      <w:hyperlink w:anchor="_Toc242104090" w:history="1">
+      <w:hyperlink w:anchor="_Toc242105993" w:history="1">
         <w:r>
           <w:rPr>
             <w:rStyle w:val="aff8"/>
@@ -2462,7 +2462,7 @@
             <w:noProof/>
             <w:webHidden/>
           </w:rPr>
-          <w:instrText xml:space="preserve"> PAGEREF _Toc242104090 \h </w:instrText>
+          <w:instrText xml:space="preserve"> PAGEREF _Toc242105993 \h </w:instrText>
         </w:r>
         <w:r>
           <w:rPr>
@@ -2508,7 +2508,7 @@
           <w14:ligatures w14:val="standardContextual"/>
         </w:rPr>
       </w:pPr>
-      <w:hyperlink w:anchor="_Toc242104091" w:history="1">
+      <w:hyperlink w:anchor="_Toc242105994" w:history="1">
         <w:r>
           <w:rPr>
             <w:rStyle w:val="aff8"/>
@@ -2535,7 +2535,7 @@
             <w:noProof/>
             <w:webHidden/>
           </w:rPr>
-          <w:instrText xml:space="preserve"> PAGEREF _Toc242104091 \h </w:instrText>
+          <w:instrText xml:space="preserve"> PAGEREF _Toc242105994 \h </w:instrText>
         </w:r>
         <w:r>
           <w:rPr>
@@ -2581,7 +2581,7 @@
           <w14:ligatures w14:val="standardContextual"/>
         </w:rPr>
       </w:pPr>
-      <w:hyperlink w:anchor="_Toc242104092" w:history="1">
+      <w:hyperlink w:anchor="_Toc242105995" w:history="1">
         <w:r>
           <w:rPr>
             <w:rStyle w:val="aff8"/>
@@ -2608,7 +2608,7 @@
             <w:noProof/>
             <w:webHidden/>
           </w:rPr>
-          <w:instrText xml:space="preserve"> PAGEREF _Toc242104092 \h </w:instrText>
+          <w:instrText xml:space="preserve"> PAGEREF _Toc242105995 \h </w:instrText>
         </w:r>
         <w:r>
           <w:rPr>
@@ -2654,7 +2654,7 @@
         <w:ind w:firstLine="0"/>
         <w:jc w:val="center"/>
       </w:pPr>
-      <w:bookmarkStart w:id="0" w:name="_Toc242104065"/>
+      <w:bookmarkStart w:id="0" w:name="_Toc242105968"/>
       <w:r>
         <w:lastRenderedPageBreak/>
         <w:t>ПЕРЕЧЕНЬ ТЕРМИНОВ И СОКРАЩЕНИЙ</w:t>
@@ -3916,7 +3916,7 @@
         <w:pStyle w:val="1"/>
         <w:pageBreakBefore/>
       </w:pPr>
-      <w:bookmarkStart w:id="1" w:name="_Toc242104066"/>
+      <w:bookmarkStart w:id="1" w:name="_Toc242105969"/>
       <w:r>
         <w:lastRenderedPageBreak/>
         <w:t>1 Общие сведения о программе</w:t>
@@ -3927,7 +3927,7 @@
       <w:pPr>
         <w:pStyle w:val="21"/>
       </w:pPr>
-      <w:bookmarkStart w:id="2" w:name="_Toc242104067"/>
+      <w:bookmarkStart w:id="2" w:name="_Toc242105970"/>
       <w:r>
         <w:t>1.1 Назначение программы</w:t>
       </w:r>
@@ -3942,7 +3942,7 @@
       <w:pPr>
         <w:pStyle w:val="21"/>
       </w:pPr>
-      <w:bookmarkStart w:id="3" w:name="_Toc242104068"/>
+      <w:bookmarkStart w:id="3" w:name="_Toc242105971"/>
       <w:r>
         <w:t>1.2 Технические средства</w:t>
       </w:r>
@@ -4177,7 +4177,7 @@
       <w:pPr>
         <w:pStyle w:val="21"/>
       </w:pPr>
-      <w:bookmarkStart w:id="4" w:name="_Toc242104069"/>
+      <w:bookmarkStart w:id="4" w:name="_Toc242105972"/>
       <w:r>
         <w:t>1.3 Программные средства</w:t>
       </w:r>
@@ -4203,7 +4203,7 @@
         <w:pStyle w:val="1"/>
         <w:pageBreakBefore/>
       </w:pPr>
-      <w:bookmarkStart w:id="5" w:name="_Toc242104070"/>
+      <w:bookmarkStart w:id="5" w:name="_Toc242105973"/>
       <w:r>
         <w:lastRenderedPageBreak/>
         <w:t>2 Структура программы</w:t>
@@ -4214,7 +4214,7 @@
       <w:pPr>
         <w:pStyle w:val="21"/>
       </w:pPr>
-      <w:bookmarkStart w:id="6" w:name="_Toc242104071"/>
+      <w:bookmarkStart w:id="6" w:name="_Toc242105974"/>
       <w:r>
         <w:t>2.1 Составные части</w:t>
       </w:r>
@@ -4761,7 +4761,7 @@
       <w:pPr>
         <w:pStyle w:val="21"/>
       </w:pPr>
-      <w:bookmarkStart w:id="7" w:name="_Toc242104072"/>
+      <w:bookmarkStart w:id="7" w:name="_Toc242105975"/>
       <w:r>
         <w:t>2.2 Хранение данных</w:t>
       </w:r>
@@ -5175,7 +5175,7 @@
       <w:pPr>
         <w:pStyle w:val="21"/>
       </w:pPr>
-      <w:bookmarkStart w:id="8" w:name="_Toc242104073"/>
+      <w:bookmarkStart w:id="8" w:name="_Toc242105976"/>
       <w:r>
         <w:t>2.3 Сети</w:t>
       </w:r>
@@ -5346,7 +5346,7 @@
       <w:pPr>
         <w:pStyle w:val="21"/>
       </w:pPr>
-      <w:bookmarkStart w:id="9" w:name="_Toc242104074"/>
+      <w:bookmarkStart w:id="9" w:name="_Toc242105977"/>
       <w:r>
         <w:t>2.4 Маршрутизация запросов</w:t>
       </w:r>
@@ -5724,7 +5724,7 @@
         <w:pStyle w:val="1"/>
         <w:pageBreakBefore/>
       </w:pPr>
-      <w:bookmarkStart w:id="10" w:name="_Toc242104075"/>
+      <w:bookmarkStart w:id="10" w:name="_Toc242105978"/>
       <w:r>
         <w:lastRenderedPageBreak/>
         <w:t>3 Настройка программы</w:t>
@@ -5735,7 +5735,7 @@
       <w:pPr>
         <w:pStyle w:val="21"/>
       </w:pPr>
-      <w:bookmarkStart w:id="11" w:name="_Toc242104076"/>
+      <w:bookmarkStart w:id="11" w:name="_Toc242105979"/>
       <w:r>
         <w:t>3.1 Параметры среды</w:t>
       </w:r>
@@ -7124,7 +7124,7 @@
       <w:pPr>
         <w:pStyle w:val="21"/>
       </w:pPr>
-      <w:bookmarkStart w:id="12" w:name="_Toc242104077"/>
+      <w:bookmarkStart w:id="12" w:name="_Toc242105980"/>
       <w:r>
         <w:t>3.2 Первоначальная установка</w:t>
       </w:r>
@@ -7232,7 +7232,7 @@
         <w:t>docker compose exec backend python manage.py init_permissions</w:t>
       </w:r>
       <w:r>
-        <w:t>.</w:t>
+        <w:t>. Типовые роли создаются, пока в системе нет ни одной роли.</w:t>
       </w:r>
     </w:p>
     <w:p>
@@ -7274,7 +7274,7 @@
       <w:pPr>
         <w:pStyle w:val="21"/>
       </w:pPr>
-      <w:bookmarkStart w:id="13" w:name="_Toc242104078"/>
+      <w:bookmarkStart w:id="13" w:name="_Toc242105981"/>
       <w:r>
         <w:lastRenderedPageBreak/>
         <w:t>3.3 Настройка HTTPS</w:t>
@@ -7397,7 +7397,7 @@
       <w:pPr>
         <w:pStyle w:val="21"/>
       </w:pPr>
-      <w:bookmarkStart w:id="14" w:name="_Toc242104079"/>
+      <w:bookmarkStart w:id="14" w:name="_Toc242105982"/>
       <w:r>
         <w:t>3.4 Настройка почты</w:t>
       </w:r>
@@ -7512,7 +7512,7 @@
       <w:pPr>
         <w:pStyle w:val="21"/>
       </w:pPr>
-      <w:bookmarkStart w:id="15" w:name="_Toc242104080"/>
+      <w:bookmarkStart w:id="15" w:name="_Toc242105983"/>
       <w:r>
         <w:t>3.5 Обновление системы</w:t>
       </w:r>
@@ -7585,7 +7585,17 @@
         <w:t>docker compose exec backend python manage.py init_permissions --sync-roles</w:t>
       </w:r>
       <w:r>
-        <w:t>. Команда обновляет состав только типовых (системных) ролей; ролям, заведённым вручную, разрешения на новые ресурсы выдаются в «Настройки» → «Роли».</w:t>
+        <w:t xml:space="preserve">. Команда обновляет состав только типовых (системных) ролей; ролям, заведённым вручную, разрешения на новые ресурсы выдаются в «Настройки» → «Роли». Отсутствующие типовые роли в системе со своими ролями не создаются — удалённые администратором дубли при обновлении не появятся снова; создать их можно ключом </w:t>
+      </w:r>
+      <w:r>
+        <w:rPr>
+          <w:rFonts w:ascii="Courier New" w:eastAsia="Courier New" w:hAnsi="Courier New" w:cs="Courier New"/>
+          <w:sz w:val="22"/>
+        </w:rPr>
+        <w:t>--with-roles</w:t>
+      </w:r>
+      <w:r>
+        <w:t>.</w:t>
       </w:r>
     </w:p>
     <w:p>
@@ -7611,6 +7621,7 @@
         <w:pStyle w:val="GostNote"/>
       </w:pPr>
       <w:r>
+        <w:lastRenderedPageBreak/>
         <w:t xml:space="preserve">1) загрузите историю курсов с даты первой сделки, чтобы отчёты за прошлые периоды пересчитывались: </w:t>
       </w:r>
       <w:r>
@@ -7620,11 +7631,7 @@
         <w:t>python manage.py fetch_exchange_rates --since ГГГГ-ММ-ДД</w:t>
       </w:r>
       <w:r>
-        <w:t>; 2) если прайс компании велся в долларах, а сделки создавались с пометкой «UZS», исправьте помет</w:t>
-      </w:r>
-      <w:r>
-        <w:lastRenderedPageBreak/>
-        <w:t xml:space="preserve">ку валюты командой </w:t>
+        <w:t xml:space="preserve">; 2) если прайс компании велся в долларах, а сделки создавались с пометкой «UZS», исправьте пометку валюты командой </w:t>
       </w:r>
       <w:r>
         <w:rPr>
@@ -7676,7 +7683,7 @@
         <w:pStyle w:val="1"/>
         <w:pageBreakBefore/>
       </w:pPr>
-      <w:bookmarkStart w:id="16" w:name="_Toc242104081"/>
+      <w:bookmarkStart w:id="16" w:name="_Toc242105984"/>
       <w:r>
         <w:lastRenderedPageBreak/>
         <w:t>4 Проверка программы</w:t>
@@ -7687,7 +7694,7 @@
       <w:pPr>
         <w:pStyle w:val="21"/>
       </w:pPr>
-      <w:bookmarkStart w:id="17" w:name="_Toc242104082"/>
+      <w:bookmarkStart w:id="17" w:name="_Toc242105985"/>
       <w:r>
         <w:t>4.1 Проверка работоспособности комплекса</w:t>
       </w:r>
@@ -7832,7 +7839,7 @@
       <w:pPr>
         <w:pStyle w:val="21"/>
       </w:pPr>
-      <w:bookmarkStart w:id="18" w:name="_Toc242104083"/>
+      <w:bookmarkStart w:id="18" w:name="_Toc242105986"/>
       <w:r>
         <w:t>4.2 Проверка после установки или обновления</w:t>
       </w:r>
@@ -7899,7 +7906,7 @@
         <w:pStyle w:val="1"/>
         <w:pageBreakBefore/>
       </w:pPr>
-      <w:bookmarkStart w:id="19" w:name="_Toc242104084"/>
+      <w:bookmarkStart w:id="19" w:name="_Toc242105987"/>
       <w:r>
         <w:lastRenderedPageBreak/>
         <w:t>5 Дополнительные возможности</w:t>
@@ -7910,7 +7917,7 @@
       <w:pPr>
         <w:pStyle w:val="21"/>
       </w:pPr>
-      <w:bookmarkStart w:id="20" w:name="_Toc242104085"/>
+      <w:bookmarkStart w:id="20" w:name="_Toc242105988"/>
       <w:r>
         <w:t>5.1 Резервное копирование и восстановление</w:t>
       </w:r>
@@ -7920,7 +7927,7 @@
       <w:pPr>
         <w:pStyle w:val="31"/>
       </w:pPr>
-      <w:bookmarkStart w:id="21" w:name="_Toc242104086"/>
+      <w:bookmarkStart w:id="21" w:name="_Toc242105989"/>
       <w:r>
         <w:t>5.1.1 Резервное копирование</w:t>
       </w:r>
@@ -8078,7 +8085,7 @@
       <w:pPr>
         <w:pStyle w:val="31"/>
       </w:pPr>
-      <w:bookmarkStart w:id="22" w:name="_Toc242104087"/>
+      <w:bookmarkStart w:id="22" w:name="_Toc242105990"/>
       <w:r>
         <w:t>5.1.2 Восстановление</w:t>
       </w:r>
@@ -8183,7 +8190,7 @@
       <w:pPr>
         <w:pStyle w:val="21"/>
       </w:pPr>
-      <w:bookmarkStart w:id="23" w:name="_Toc242104088"/>
+      <w:bookmarkStart w:id="23" w:name="_Toc242105991"/>
       <w:r>
         <w:t>5.2 Журналы</w:t>
       </w:r>
@@ -8258,7 +8265,7 @@
       <w:pPr>
         <w:pStyle w:val="21"/>
       </w:pPr>
-      <w:bookmarkStart w:id="24" w:name="_Toc242104089"/>
+      <w:bookmarkStart w:id="24" w:name="_Toc242105992"/>
       <w:r>
         <w:lastRenderedPageBreak/>
         <w:t>5.3 Служебные команды</w:t>
@@ -8357,7 +8364,7 @@
                 <w:rFonts w:ascii="Courier New" w:eastAsia="Courier New" w:hAnsi="Courier New" w:cs="Courier New"/>
                 <w:sz w:val="18"/>
               </w:rPr>
-              <w:t>init_permissions [--sync-roles]</w:t>
+              <w:t>init_permissions [--with-roles] [--sync-roles]</w:t>
             </w:r>
           </w:p>
         </w:tc>
@@ -8370,7 +8377,27 @@
               <w:pStyle w:val="GostTable"/>
             </w:pPr>
             <w:r>
-              <w:t>После установки и после обновлений, меняющих ресурсы или типовые роли</w:t>
+              <w:t xml:space="preserve">После установки и после обновлений, меняющих ресурсы или типовые роли. </w:t>
+            </w:r>
+            <w:r>
+              <w:rPr>
+                <w:rFonts w:ascii="Courier New" w:eastAsia="Courier New" w:hAnsi="Courier New" w:cs="Courier New"/>
+                <w:sz w:val="18"/>
+              </w:rPr>
+              <w:t>--with-roles</w:t>
+            </w:r>
+            <w:r>
+              <w:t xml:space="preserve"> — создать недостающие типовые роли в системе, где уже есть свои; </w:t>
+            </w:r>
+            <w:r>
+              <w:rPr>
+                <w:rFonts w:ascii="Courier New" w:eastAsia="Courier New" w:hAnsi="Courier New" w:cs="Courier New"/>
+                <w:sz w:val="18"/>
+              </w:rPr>
+              <w:t>--sync-roles</w:t>
+            </w:r>
+            <w:r>
+              <w:t xml:space="preserve"> — обновить состав прав существующих типовых ролей</w:t>
             </w:r>
           </w:p>
         </w:tc>
@@ -8749,7 +8776,7 @@
       <w:pPr>
         <w:pStyle w:val="21"/>
       </w:pPr>
-      <w:bookmarkStart w:id="25" w:name="_Toc242104090"/>
+      <w:bookmarkStart w:id="25" w:name="_Toc242105993"/>
       <w:r>
         <w:t>5.4 Описание программного интерфейса</w:t>
       </w:r>
@@ -8795,7 +8822,7 @@
         <w:pStyle w:val="1"/>
         <w:pageBreakBefore/>
       </w:pPr>
-      <w:bookmarkStart w:id="26" w:name="_Toc242104091"/>
+      <w:bookmarkStart w:id="26" w:name="_Toc242105994"/>
       <w:r>
         <w:lastRenderedPageBreak/>
         <w:t>6 Сообщения системному программисту</w:t>
@@ -9838,7 +9865,7 @@
         <w:ind w:firstLine="0"/>
         <w:jc w:val="center"/>
       </w:pPr>
-      <w:bookmarkStart w:id="27" w:name="_Toc242104092"/>
+      <w:bookmarkStart w:id="27" w:name="_Toc242105995"/>
       <w:r>
         <w:lastRenderedPageBreak/>
         <w:t>ЛИСТ РЕГИСТРАЦИИ ИЗМЕНЕНИЙ</w:t>
@@ -11926,31 +11953,31 @@
       </w:rPr>
     </w:lvl>
   </w:abstractNum>
-  <w:num w:numId="1" w16cid:durableId="1096749020">
+  <w:num w:numId="1" w16cid:durableId="699015990">
     <w:abstractNumId w:val="8"/>
   </w:num>
-  <w:num w:numId="2" w16cid:durableId="1923369055">
+  <w:num w:numId="2" w16cid:durableId="939340639">
     <w:abstractNumId w:val="6"/>
   </w:num>
-  <w:num w:numId="3" w16cid:durableId="1879463361">
+  <w:num w:numId="3" w16cid:durableId="1946575348">
     <w:abstractNumId w:val="5"/>
   </w:num>
-  <w:num w:numId="4" w16cid:durableId="1828472348">
+  <w:num w:numId="4" w16cid:durableId="1495561906">
     <w:abstractNumId w:val="4"/>
   </w:num>
-  <w:num w:numId="5" w16cid:durableId="353120668">
+  <w:num w:numId="5" w16cid:durableId="1475100319">
     <w:abstractNumId w:val="7"/>
   </w:num>
-  <w:num w:numId="6" w16cid:durableId="1428040192">
+  <w:num w:numId="6" w16cid:durableId="366756019">
     <w:abstractNumId w:val="3"/>
   </w:num>
-  <w:num w:numId="7" w16cid:durableId="1232354772">
+  <w:num w:numId="7" w16cid:durableId="1957564603">
     <w:abstractNumId w:val="2"/>
   </w:num>
-  <w:num w:numId="8" w16cid:durableId="1011301768">
+  <w:num w:numId="8" w16cid:durableId="610094892">
     <w:abstractNumId w:val="1"/>
   </w:num>
-  <w:num w:numId="9" w16cid:durableId="304704171">
+  <w:num w:numId="9" w16cid:durableId="707142447">
     <w:abstractNumId w:val="0"/>
   </w:num>
 </w:numbering>
@@ -23483,7 +23510,7 @@
     <w:autoRedefine/>
     <w:uiPriority w:val="39"/>
     <w:unhideWhenUsed/>
-    <w:rsid w:val="00D528B5"/>
+    <w:rsid w:val="00045243"/>
     <w:pPr>
       <w:spacing w:after="100"/>
     </w:pPr>
@@ -23495,7 +23522,7 @@
     <w:autoRedefine/>
     <w:uiPriority w:val="39"/>
     <w:unhideWhenUsed/>
-    <w:rsid w:val="00D528B5"/>
+    <w:rsid w:val="00045243"/>
     <w:pPr>
       <w:spacing w:after="100"/>
       <w:ind w:left="240"/>
@@ -23508,7 +23535,7 @@
     <w:autoRedefine/>
     <w:uiPriority w:val="39"/>
     <w:unhideWhenUsed/>
-    <w:rsid w:val="00D528B5"/>
+    <w:rsid w:val="00045243"/>
     <w:pPr>
       <w:spacing w:after="100"/>
       <w:ind w:left="480"/>
@@ -23519,7 +23546,7 @@
     <w:basedOn w:val="a2"/>
     <w:uiPriority w:val="99"/>
     <w:unhideWhenUsed/>
-    <w:rsid w:val="00D528B5"/>
+    <w:rsid w:val="00045243"/>
     <w:rPr>
       <w:color w:val="0000FF" w:themeColor="hyperlink"/>
       <w:u w:val="single"/>

--- a/docs/gost/out/08_32_Руководство_системного_программиста.docx
+++ b/docs/gost/out/08_32_Руководство_системного_программиста.docx
@@ -610,7 +610,7 @@
       <w:r>
         <w:fldChar w:fldCharType="separate"/>
       </w:r>
-      <w:hyperlink w:anchor="_Toc242105968" w:history="1">
+      <w:hyperlink w:anchor="_Toc242137308" w:history="1">
         <w:r>
           <w:rPr>
             <w:rStyle w:val="aff8"/>
@@ -637,7 +637,7 @@
             <w:noProof/>
             <w:webHidden/>
           </w:rPr>
-          <w:instrText xml:space="preserve"> PAGEREF _Toc242105968 \h </w:instrText>
+          <w:instrText xml:space="preserve"> PAGEREF _Toc242137308 \h </w:instrText>
         </w:r>
         <w:r>
           <w:rPr>
@@ -683,7 +683,7 @@
           <w14:ligatures w14:val="standardContextual"/>
         </w:rPr>
       </w:pPr>
-      <w:hyperlink w:anchor="_Toc242105969" w:history="1">
+      <w:hyperlink w:anchor="_Toc242137309" w:history="1">
         <w:r>
           <w:rPr>
             <w:rStyle w:val="aff8"/>
@@ -710,7 +710,7 @@
             <w:noProof/>
             <w:webHidden/>
           </w:rPr>
-          <w:instrText xml:space="preserve"> PAGEREF _Toc242105969 \h </w:instrText>
+          <w:instrText xml:space="preserve"> PAGEREF _Toc242137309 \h </w:instrText>
         </w:r>
         <w:r>
           <w:rPr>
@@ -756,7 +756,7 @@
           <w14:ligatures w14:val="standardContextual"/>
         </w:rPr>
       </w:pPr>
-      <w:hyperlink w:anchor="_Toc242105970" w:history="1">
+      <w:hyperlink w:anchor="_Toc242137310" w:history="1">
         <w:r>
           <w:rPr>
             <w:rStyle w:val="aff8"/>
@@ -783,7 +783,7 @@
             <w:noProof/>
             <w:webHidden/>
           </w:rPr>
-          <w:instrText xml:space="preserve"> PAGEREF _Toc242105970 \h </w:instrText>
+          <w:instrText xml:space="preserve"> PAGEREF _Toc242137310 \h </w:instrText>
         </w:r>
         <w:r>
           <w:rPr>
@@ -829,7 +829,7 @@
           <w14:ligatures w14:val="standardContextual"/>
         </w:rPr>
       </w:pPr>
-      <w:hyperlink w:anchor="_Toc242105971" w:history="1">
+      <w:hyperlink w:anchor="_Toc242137311" w:history="1">
         <w:r>
           <w:rPr>
             <w:rStyle w:val="aff8"/>
@@ -856,7 +856,7 @@
             <w:noProof/>
             <w:webHidden/>
           </w:rPr>
-          <w:instrText xml:space="preserve"> PAGEREF _Toc242105971 \h </w:instrText>
+          <w:instrText xml:space="preserve"> PAGEREF _Toc242137311 \h </w:instrText>
         </w:r>
         <w:r>
           <w:rPr>
@@ -902,7 +902,7 @@
           <w14:ligatures w14:val="standardContextual"/>
         </w:rPr>
       </w:pPr>
-      <w:hyperlink w:anchor="_Toc242105972" w:history="1">
+      <w:hyperlink w:anchor="_Toc242137312" w:history="1">
         <w:r>
           <w:rPr>
             <w:rStyle w:val="aff8"/>
@@ -929,7 +929,7 @@
             <w:noProof/>
             <w:webHidden/>
           </w:rPr>
-          <w:instrText xml:space="preserve"> PAGEREF _Toc242105972 \h </w:instrText>
+          <w:instrText xml:space="preserve"> PAGEREF _Toc242137312 \h </w:instrText>
         </w:r>
         <w:r>
           <w:rPr>
@@ -975,7 +975,7 @@
           <w14:ligatures w14:val="standardContextual"/>
         </w:rPr>
       </w:pPr>
-      <w:hyperlink w:anchor="_Toc242105973" w:history="1">
+      <w:hyperlink w:anchor="_Toc242137313" w:history="1">
         <w:r>
           <w:rPr>
             <w:rStyle w:val="aff8"/>
@@ -1002,7 +1002,7 @@
             <w:noProof/>
             <w:webHidden/>
           </w:rPr>
-          <w:instrText xml:space="preserve"> PAGEREF _Toc242105973 \h </w:instrText>
+          <w:instrText xml:space="preserve"> PAGEREF _Toc242137313 \h </w:instrText>
         </w:r>
         <w:r>
           <w:rPr>
@@ -1048,7 +1048,7 @@
           <w14:ligatures w14:val="standardContextual"/>
         </w:rPr>
       </w:pPr>
-      <w:hyperlink w:anchor="_Toc242105974" w:history="1">
+      <w:hyperlink w:anchor="_Toc242137314" w:history="1">
         <w:r>
           <w:rPr>
             <w:rStyle w:val="aff8"/>
@@ -1075,7 +1075,7 @@
             <w:noProof/>
             <w:webHidden/>
           </w:rPr>
-          <w:instrText xml:space="preserve"> PAGEREF _Toc242105974 \h </w:instrText>
+          <w:instrText xml:space="preserve"> PAGEREF _Toc242137314 \h </w:instrText>
         </w:r>
         <w:r>
           <w:rPr>
@@ -1121,7 +1121,7 @@
           <w14:ligatures w14:val="standardContextual"/>
         </w:rPr>
       </w:pPr>
-      <w:hyperlink w:anchor="_Toc242105975" w:history="1">
+      <w:hyperlink w:anchor="_Toc242137315" w:history="1">
         <w:r>
           <w:rPr>
             <w:rStyle w:val="aff8"/>
@@ -1148,7 +1148,7 @@
             <w:noProof/>
             <w:webHidden/>
           </w:rPr>
-          <w:instrText xml:space="preserve"> PAGEREF _Toc242105975 \h </w:instrText>
+          <w:instrText xml:space="preserve"> PAGEREF _Toc242137315 \h </w:instrText>
         </w:r>
         <w:r>
           <w:rPr>
@@ -1194,7 +1194,7 @@
           <w14:ligatures w14:val="standardContextual"/>
         </w:rPr>
       </w:pPr>
-      <w:hyperlink w:anchor="_Toc242105976" w:history="1">
+      <w:hyperlink w:anchor="_Toc242137316" w:history="1">
         <w:r>
           <w:rPr>
             <w:rStyle w:val="aff8"/>
@@ -1221,7 +1221,7 @@
             <w:noProof/>
             <w:webHidden/>
           </w:rPr>
-          <w:instrText xml:space="preserve"> PAGEREF _Toc242105976 \h </w:instrText>
+          <w:instrText xml:space="preserve"> PAGEREF _Toc242137316 \h </w:instrText>
         </w:r>
         <w:r>
           <w:rPr>
@@ -1267,7 +1267,7 @@
           <w14:ligatures w14:val="standardContextual"/>
         </w:rPr>
       </w:pPr>
-      <w:hyperlink w:anchor="_Toc242105977" w:history="1">
+      <w:hyperlink w:anchor="_Toc242137317" w:history="1">
         <w:r>
           <w:rPr>
             <w:rStyle w:val="aff8"/>
@@ -1294,7 +1294,7 @@
             <w:noProof/>
             <w:webHidden/>
           </w:rPr>
-          <w:instrText xml:space="preserve"> PAGEREF _Toc242105977 \h </w:instrText>
+          <w:instrText xml:space="preserve"> PAGEREF _Toc242137317 \h </w:instrText>
         </w:r>
         <w:r>
           <w:rPr>
@@ -1340,7 +1340,7 @@
           <w14:ligatures w14:val="standardContextual"/>
         </w:rPr>
       </w:pPr>
-      <w:hyperlink w:anchor="_Toc242105978" w:history="1">
+      <w:hyperlink w:anchor="_Toc242137318" w:history="1">
         <w:r>
           <w:rPr>
             <w:rStyle w:val="aff8"/>
@@ -1367,7 +1367,7 @@
             <w:noProof/>
             <w:webHidden/>
           </w:rPr>
-          <w:instrText xml:space="preserve"> PAGEREF _Toc242105978 \h </w:instrText>
+          <w:instrText xml:space="preserve"> PAGEREF _Toc242137318 \h </w:instrText>
         </w:r>
         <w:r>
           <w:rPr>
@@ -1413,7 +1413,7 @@
           <w14:ligatures w14:val="standardContextual"/>
         </w:rPr>
       </w:pPr>
-      <w:hyperlink w:anchor="_Toc242105979" w:history="1">
+      <w:hyperlink w:anchor="_Toc242137319" w:history="1">
         <w:r>
           <w:rPr>
             <w:rStyle w:val="aff8"/>
@@ -1440,7 +1440,7 @@
             <w:noProof/>
             <w:webHidden/>
           </w:rPr>
-          <w:instrText xml:space="preserve"> PAGEREF _Toc242105979 \h </w:instrText>
+          <w:instrText xml:space="preserve"> PAGEREF _Toc242137319 \h </w:instrText>
         </w:r>
         <w:r>
           <w:rPr>
@@ -1486,7 +1486,7 @@
           <w14:ligatures w14:val="standardContextual"/>
         </w:rPr>
       </w:pPr>
-      <w:hyperlink w:anchor="_Toc242105980" w:history="1">
+      <w:hyperlink w:anchor="_Toc242137320" w:history="1">
         <w:r>
           <w:rPr>
             <w:rStyle w:val="aff8"/>
@@ -1513,7 +1513,7 @@
             <w:noProof/>
             <w:webHidden/>
           </w:rPr>
-          <w:instrText xml:space="preserve"> PAGEREF _Toc242105980 \h </w:instrText>
+          <w:instrText xml:space="preserve"> PAGEREF _Toc242137320 \h </w:instrText>
         </w:r>
         <w:r>
           <w:rPr>
@@ -1559,7 +1559,7 @@
           <w14:ligatures w14:val="standardContextual"/>
         </w:rPr>
       </w:pPr>
-      <w:hyperlink w:anchor="_Toc242105981" w:history="1">
+      <w:hyperlink w:anchor="_Toc242137321" w:history="1">
         <w:r>
           <w:rPr>
             <w:rStyle w:val="aff8"/>
@@ -1586,7 +1586,7 @@
             <w:noProof/>
             <w:webHidden/>
           </w:rPr>
-          <w:instrText xml:space="preserve"> PAGEREF _Toc242105981 \h </w:instrText>
+          <w:instrText xml:space="preserve"> PAGEREF _Toc242137321 \h </w:instrText>
         </w:r>
         <w:r>
           <w:rPr>
@@ -1632,7 +1632,7 @@
           <w14:ligatures w14:val="standardContextual"/>
         </w:rPr>
       </w:pPr>
-      <w:hyperlink w:anchor="_Toc242105982" w:history="1">
+      <w:hyperlink w:anchor="_Toc242137322" w:history="1">
         <w:r>
           <w:rPr>
             <w:rStyle w:val="aff8"/>
@@ -1659,7 +1659,7 @@
             <w:noProof/>
             <w:webHidden/>
           </w:rPr>
-          <w:instrText xml:space="preserve"> PAGEREF _Toc242105982 \h </w:instrText>
+          <w:instrText xml:space="preserve"> PAGEREF _Toc242137322 \h </w:instrText>
         </w:r>
         <w:r>
           <w:rPr>
@@ -1705,7 +1705,7 @@
           <w14:ligatures w14:val="standardContextual"/>
         </w:rPr>
       </w:pPr>
-      <w:hyperlink w:anchor="_Toc242105983" w:history="1">
+      <w:hyperlink w:anchor="_Toc242137323" w:history="1">
         <w:r>
           <w:rPr>
             <w:rStyle w:val="aff8"/>
@@ -1732,7 +1732,7 @@
             <w:noProof/>
             <w:webHidden/>
           </w:rPr>
-          <w:instrText xml:space="preserve"> PAGEREF _Toc242105983 \h </w:instrText>
+          <w:instrText xml:space="preserve"> PAGEREF _Toc242137323 \h </w:instrText>
         </w:r>
         <w:r>
           <w:rPr>
@@ -1778,7 +1778,7 @@
           <w14:ligatures w14:val="standardContextual"/>
         </w:rPr>
       </w:pPr>
-      <w:hyperlink w:anchor="_Toc242105984" w:history="1">
+      <w:hyperlink w:anchor="_Toc242137324" w:history="1">
         <w:r>
           <w:rPr>
             <w:rStyle w:val="aff8"/>
@@ -1805,7 +1805,7 @@
             <w:noProof/>
             <w:webHidden/>
           </w:rPr>
-          <w:instrText xml:space="preserve"> PAGEREF _Toc242105984 \h </w:instrText>
+          <w:instrText xml:space="preserve"> PAGEREF _Toc242137324 \h </w:instrText>
         </w:r>
         <w:r>
           <w:rPr>
@@ -1851,7 +1851,7 @@
           <w14:ligatures w14:val="standardContextual"/>
         </w:rPr>
       </w:pPr>
-      <w:hyperlink w:anchor="_Toc242105985" w:history="1">
+      <w:hyperlink w:anchor="_Toc242137325" w:history="1">
         <w:r>
           <w:rPr>
             <w:rStyle w:val="aff8"/>
@@ -1878,7 +1878,7 @@
             <w:noProof/>
             <w:webHidden/>
           </w:rPr>
-          <w:instrText xml:space="preserve"> PAGEREF _Toc242105985 \h </w:instrText>
+          <w:instrText xml:space="preserve"> PAGEREF _Toc242137325 \h </w:instrText>
         </w:r>
         <w:r>
           <w:rPr>
@@ -1924,7 +1924,7 @@
           <w14:ligatures w14:val="standardContextual"/>
         </w:rPr>
       </w:pPr>
-      <w:hyperlink w:anchor="_Toc242105986" w:history="1">
+      <w:hyperlink w:anchor="_Toc242137326" w:history="1">
         <w:r>
           <w:rPr>
             <w:rStyle w:val="aff8"/>
@@ -1951,7 +1951,7 @@
             <w:noProof/>
             <w:webHidden/>
           </w:rPr>
-          <w:instrText xml:space="preserve"> PAGEREF _Toc242105986 \h </w:instrText>
+          <w:instrText xml:space="preserve"> PAGEREF _Toc242137326 \h </w:instrText>
         </w:r>
         <w:r>
           <w:rPr>
@@ -1997,7 +1997,7 @@
           <w14:ligatures w14:val="standardContextual"/>
         </w:rPr>
       </w:pPr>
-      <w:hyperlink w:anchor="_Toc242105987" w:history="1">
+      <w:hyperlink w:anchor="_Toc242137327" w:history="1">
         <w:r>
           <w:rPr>
             <w:rStyle w:val="aff8"/>
@@ -2024,7 +2024,7 @@
             <w:noProof/>
             <w:webHidden/>
           </w:rPr>
-          <w:instrText xml:space="preserve"> PAGEREF _Toc242105987 \h </w:instrText>
+          <w:instrText xml:space="preserve"> PAGEREF _Toc242137327 \h </w:instrText>
         </w:r>
         <w:r>
           <w:rPr>
@@ -2070,7 +2070,7 @@
           <w14:ligatures w14:val="standardContextual"/>
         </w:rPr>
       </w:pPr>
-      <w:hyperlink w:anchor="_Toc242105988" w:history="1">
+      <w:hyperlink w:anchor="_Toc242137328" w:history="1">
         <w:r>
           <w:rPr>
             <w:rStyle w:val="aff8"/>
@@ -2097,7 +2097,7 @@
             <w:noProof/>
             <w:webHidden/>
           </w:rPr>
-          <w:instrText xml:space="preserve"> PAGEREF _Toc242105988 \h </w:instrText>
+          <w:instrText xml:space="preserve"> PAGEREF _Toc242137328 \h </w:instrText>
         </w:r>
         <w:r>
           <w:rPr>
@@ -2143,7 +2143,7 @@
           <w14:ligatures w14:val="standardContextual"/>
         </w:rPr>
       </w:pPr>
-      <w:hyperlink w:anchor="_Toc242105989" w:history="1">
+      <w:hyperlink w:anchor="_Toc242137329" w:history="1">
         <w:r>
           <w:rPr>
             <w:rStyle w:val="aff8"/>
@@ -2170,7 +2170,7 @@
             <w:noProof/>
             <w:webHidden/>
           </w:rPr>
-          <w:instrText xml:space="preserve"> PAGEREF _Toc242105989 \h </w:instrText>
+          <w:instrText xml:space="preserve"> PAGEREF _Toc242137329 \h </w:instrText>
         </w:r>
         <w:r>
           <w:rPr>
@@ -2216,7 +2216,7 @@
           <w14:ligatures w14:val="standardContextual"/>
         </w:rPr>
       </w:pPr>
-      <w:hyperlink w:anchor="_Toc242105990" w:history="1">
+      <w:hyperlink w:anchor="_Toc242137330" w:history="1">
         <w:r>
           <w:rPr>
             <w:rStyle w:val="aff8"/>
@@ -2243,7 +2243,7 @@
             <w:noProof/>
             <w:webHidden/>
           </w:rPr>
-          <w:instrText xml:space="preserve"> PAGEREF _Toc242105990 \h </w:instrText>
+          <w:instrText xml:space="preserve"> PAGEREF _Toc242137330 \h </w:instrText>
         </w:r>
         <w:r>
           <w:rPr>
@@ -2289,7 +2289,7 @@
           <w14:ligatures w14:val="standardContextual"/>
         </w:rPr>
       </w:pPr>
-      <w:hyperlink w:anchor="_Toc242105991" w:history="1">
+      <w:hyperlink w:anchor="_Toc242137331" w:history="1">
         <w:r>
           <w:rPr>
             <w:rStyle w:val="aff8"/>
@@ -2316,7 +2316,7 @@
             <w:noProof/>
             <w:webHidden/>
           </w:rPr>
-          <w:instrText xml:space="preserve"> PAGEREF _Toc242105991 \h </w:instrText>
+          <w:instrText xml:space="preserve"> PAGEREF _Toc242137331 \h </w:instrText>
         </w:r>
         <w:r>
           <w:rPr>
@@ -2362,7 +2362,7 @@
           <w14:ligatures w14:val="standardContextual"/>
         </w:rPr>
       </w:pPr>
-      <w:hyperlink w:anchor="_Toc242105992" w:history="1">
+      <w:hyperlink w:anchor="_Toc242137332" w:history="1">
         <w:r>
           <w:rPr>
             <w:rStyle w:val="aff8"/>
@@ -2389,7 +2389,7 @@
             <w:noProof/>
             <w:webHidden/>
           </w:rPr>
-          <w:instrText xml:space="preserve"> PAGEREF _Toc242105992 \h </w:instrText>
+          <w:instrText xml:space="preserve"> PAGEREF _Toc242137332 \h </w:instrText>
         </w:r>
         <w:r>
           <w:rPr>
@@ -2435,7 +2435,7 @@
           <w14:ligatures w14:val="standardContextual"/>
         </w:rPr>
       </w:pPr>
-      <w:hyperlink w:anchor="_Toc242105993" w:history="1">
+      <w:hyperlink w:anchor="_Toc242137333" w:history="1">
         <w:r>
           <w:rPr>
             <w:rStyle w:val="aff8"/>
@@ -2462,7 +2462,7 @@
             <w:noProof/>
             <w:webHidden/>
           </w:rPr>
-          <w:instrText xml:space="preserve"> PAGEREF _Toc242105993 \h </w:instrText>
+          <w:instrText xml:space="preserve"> PAGEREF _Toc242137333 \h </w:instrText>
         </w:r>
         <w:r>
           <w:rPr>
@@ -2508,7 +2508,7 @@
           <w14:ligatures w14:val="standardContextual"/>
         </w:rPr>
       </w:pPr>
-      <w:hyperlink w:anchor="_Toc242105994" w:history="1">
+      <w:hyperlink w:anchor="_Toc242137334" w:history="1">
         <w:r>
           <w:rPr>
             <w:rStyle w:val="aff8"/>
@@ -2535,7 +2535,7 @@
             <w:noProof/>
             <w:webHidden/>
           </w:rPr>
-          <w:instrText xml:space="preserve"> PAGEREF _Toc242105994 \h </w:instrText>
+          <w:instrText xml:space="preserve"> PAGEREF _Toc242137334 \h </w:instrText>
         </w:r>
         <w:r>
           <w:rPr>
@@ -2581,7 +2581,7 @@
           <w14:ligatures w14:val="standardContextual"/>
         </w:rPr>
       </w:pPr>
-      <w:hyperlink w:anchor="_Toc242105995" w:history="1">
+      <w:hyperlink w:anchor="_Toc242137335" w:history="1">
         <w:r>
           <w:rPr>
             <w:rStyle w:val="aff8"/>
@@ -2608,7 +2608,7 @@
             <w:noProof/>
             <w:webHidden/>
           </w:rPr>
-          <w:instrText xml:space="preserve"> PAGEREF _Toc242105995 \h </w:instrText>
+          <w:instrText xml:space="preserve"> PAGEREF _Toc242137335 \h </w:instrText>
         </w:r>
         <w:r>
           <w:rPr>
@@ -2654,7 +2654,7 @@
         <w:ind w:firstLine="0"/>
         <w:jc w:val="center"/>
       </w:pPr>
-      <w:bookmarkStart w:id="0" w:name="_Toc242105968"/>
+      <w:bookmarkStart w:id="0" w:name="_Toc242137308"/>
       <w:r>
         <w:lastRenderedPageBreak/>
         <w:t>ПЕРЕЧЕНЬ ТЕРМИНОВ И СОКРАЩЕНИЙ</w:t>
@@ -3916,7 +3916,7 @@
         <w:pStyle w:val="1"/>
         <w:pageBreakBefore/>
       </w:pPr>
-      <w:bookmarkStart w:id="1" w:name="_Toc242105969"/>
+      <w:bookmarkStart w:id="1" w:name="_Toc242137309"/>
       <w:r>
         <w:lastRenderedPageBreak/>
         <w:t>1 Общие сведения о программе</w:t>
@@ -3927,7 +3927,7 @@
       <w:pPr>
         <w:pStyle w:val="21"/>
       </w:pPr>
-      <w:bookmarkStart w:id="2" w:name="_Toc242105970"/>
+      <w:bookmarkStart w:id="2" w:name="_Toc242137310"/>
       <w:r>
         <w:t>1.1 Назначение программы</w:t>
       </w:r>
@@ -3942,7 +3942,7 @@
       <w:pPr>
         <w:pStyle w:val="21"/>
       </w:pPr>
-      <w:bookmarkStart w:id="3" w:name="_Toc242105971"/>
+      <w:bookmarkStart w:id="3" w:name="_Toc242137311"/>
       <w:r>
         <w:t>1.2 Технические средства</w:t>
       </w:r>
@@ -4177,7 +4177,7 @@
       <w:pPr>
         <w:pStyle w:val="21"/>
       </w:pPr>
-      <w:bookmarkStart w:id="4" w:name="_Toc242105972"/>
+      <w:bookmarkStart w:id="4" w:name="_Toc242137312"/>
       <w:r>
         <w:t>1.3 Программные средства</w:t>
       </w:r>
@@ -4203,7 +4203,7 @@
         <w:pStyle w:val="1"/>
         <w:pageBreakBefore/>
       </w:pPr>
-      <w:bookmarkStart w:id="5" w:name="_Toc242105973"/>
+      <w:bookmarkStart w:id="5" w:name="_Toc242137313"/>
       <w:r>
         <w:lastRenderedPageBreak/>
         <w:t>2 Структура программы</w:t>
@@ -4214,7 +4214,7 @@
       <w:pPr>
         <w:pStyle w:val="21"/>
       </w:pPr>
-      <w:bookmarkStart w:id="6" w:name="_Toc242105974"/>
+      <w:bookmarkStart w:id="6" w:name="_Toc242137314"/>
       <w:r>
         <w:t>2.1 Составные части</w:t>
       </w:r>
@@ -4761,7 +4761,7 @@
       <w:pPr>
         <w:pStyle w:val="21"/>
       </w:pPr>
-      <w:bookmarkStart w:id="7" w:name="_Toc242105975"/>
+      <w:bookmarkStart w:id="7" w:name="_Toc242137315"/>
       <w:r>
         <w:t>2.2 Хранение данных</w:t>
       </w:r>
@@ -5175,7 +5175,7 @@
       <w:pPr>
         <w:pStyle w:val="21"/>
       </w:pPr>
-      <w:bookmarkStart w:id="8" w:name="_Toc242105976"/>
+      <w:bookmarkStart w:id="8" w:name="_Toc242137316"/>
       <w:r>
         <w:t>2.3 Сети</w:t>
       </w:r>
@@ -5346,7 +5346,7 @@
       <w:pPr>
         <w:pStyle w:val="21"/>
       </w:pPr>
-      <w:bookmarkStart w:id="9" w:name="_Toc242105977"/>
+      <w:bookmarkStart w:id="9" w:name="_Toc242137317"/>
       <w:r>
         <w:t>2.4 Маршрутизация запросов</w:t>
       </w:r>
@@ -5724,7 +5724,7 @@
         <w:pStyle w:val="1"/>
         <w:pageBreakBefore/>
       </w:pPr>
-      <w:bookmarkStart w:id="10" w:name="_Toc242105978"/>
+      <w:bookmarkStart w:id="10" w:name="_Toc242137318"/>
       <w:r>
         <w:lastRenderedPageBreak/>
         <w:t>3 Настройка программы</w:t>
@@ -5735,7 +5735,7 @@
       <w:pPr>
         <w:pStyle w:val="21"/>
       </w:pPr>
-      <w:bookmarkStart w:id="11" w:name="_Toc242105979"/>
+      <w:bookmarkStart w:id="11" w:name="_Toc242137319"/>
       <w:r>
         <w:t>3.1 Параметры среды</w:t>
       </w:r>
@@ -7124,7 +7124,7 @@
       <w:pPr>
         <w:pStyle w:val="21"/>
       </w:pPr>
-      <w:bookmarkStart w:id="12" w:name="_Toc242105980"/>
+      <w:bookmarkStart w:id="12" w:name="_Toc242137320"/>
       <w:r>
         <w:t>3.2 Первоначальная установка</w:t>
       </w:r>
@@ -7274,7 +7274,7 @@
       <w:pPr>
         <w:pStyle w:val="21"/>
       </w:pPr>
-      <w:bookmarkStart w:id="13" w:name="_Toc242105981"/>
+      <w:bookmarkStart w:id="13" w:name="_Toc242137321"/>
       <w:r>
         <w:lastRenderedPageBreak/>
         <w:t>3.3 Настройка HTTPS</w:t>
@@ -7397,7 +7397,7 @@
       <w:pPr>
         <w:pStyle w:val="21"/>
       </w:pPr>
-      <w:bookmarkStart w:id="14" w:name="_Toc242105982"/>
+      <w:bookmarkStart w:id="14" w:name="_Toc242137322"/>
       <w:r>
         <w:t>3.4 Настройка почты</w:t>
       </w:r>
@@ -7512,7 +7512,7 @@
       <w:pPr>
         <w:pStyle w:val="21"/>
       </w:pPr>
-      <w:bookmarkStart w:id="15" w:name="_Toc242105983"/>
+      <w:bookmarkStart w:id="15" w:name="_Toc242137323"/>
       <w:r>
         <w:t>3.5 Обновление системы</w:t>
       </w:r>
@@ -7631,16 +7631,25 @@
         <w:t>python manage.py fetch_exchange_rates --since ГГГГ-ММ-ДД</w:t>
       </w:r>
       <w:r>
-        <w:t xml:space="preserve">; 2) если прайс компании велся в долларах, а сделки создавались с пометкой «UZS», исправьте пометку валюты командой </w:t>
+        <w:t xml:space="preserve">; 2) если прайс компании вёлся в долларах, а сделки создавались с пометкой «UZS»: укажите проектам валюту прайса (в карточке проекта или </w:t>
       </w:r>
       <w:r>
         <w:rPr>
           <w:rFonts w:ascii="Courier New" w:eastAsia="Courier New" w:hAnsi="Courier New" w:cs="Courier New"/>
         </w:rPr>
-        <w:t>relabel_currency</w:t>
-      </w:r>
-      <w:r>
-        <w:t xml:space="preserve"> (см. таблицу служебных команд) — сначала без </w:t>
+        <w:t>relabel_currency --company &lt;id&gt; --projects USD</w:t>
+      </w:r>
+      <w:r>
+        <w:t xml:space="preserve">) и пересчитайте старые сделки в валюту сделок командой </w:t>
+      </w:r>
+      <w:r>
+        <w:rPr>
+          <w:rFonts w:ascii="Courier New" w:eastAsia="Courier New" w:hAnsi="Courier New" w:cs="Courier New"/>
+        </w:rPr>
+        <w:t>convert_deals_currency --company &lt;id&gt; --assume-from USD</w:t>
+      </w:r>
+      <w:r>
+        <w:t xml:space="preserve"> — сначала без </w:t>
       </w:r>
       <w:r>
         <w:rPr>
@@ -7649,7 +7658,16 @@
         <w:t>--apply</w:t>
       </w:r>
       <w:r>
-        <w:t>, затем с ним; 3) задайте валюту сделок и поддерживаемые валюты компании («Настройки» → «Валюты») и валюту прайса проектов; 4) выдайте ролям, ведущим курсы (администратор компании, финансист), разрешения на ресурс «Курсы валют».</w:t>
+        <w:t xml:space="preserve">, затем с ним. Если суммы сделок должны остаться в долларах, вместо пересчёта исправьте пометку: </w:t>
+      </w:r>
+      <w:r>
+        <w:rPr>
+          <w:rFonts w:ascii="Courier New" w:eastAsia="Courier New" w:hAnsi="Courier New" w:cs="Courier New"/>
+        </w:rPr>
+        <w:t>relabel_currency --company &lt;id&gt; --deals USD</w:t>
+      </w:r>
+      <w:r>
+        <w:t>; 3) задайте валюту сделок и поддерживаемые валюты компании («Настройки» → «Валюты») и валюту прайса проектов; 4) выдайте ролям, ведущим курсы (администратор компании, финансист), разрешения на ресурс «Курсы валют».</w:t>
       </w:r>
     </w:p>
     <w:p>
@@ -7683,7 +7701,7 @@
         <w:pStyle w:val="1"/>
         <w:pageBreakBefore/>
       </w:pPr>
-      <w:bookmarkStart w:id="16" w:name="_Toc242105984"/>
+      <w:bookmarkStart w:id="16" w:name="_Toc242137324"/>
       <w:r>
         <w:lastRenderedPageBreak/>
         <w:t>4 Проверка программы</w:t>
@@ -7694,7 +7712,7 @@
       <w:pPr>
         <w:pStyle w:val="21"/>
       </w:pPr>
-      <w:bookmarkStart w:id="17" w:name="_Toc242105985"/>
+      <w:bookmarkStart w:id="17" w:name="_Toc242137325"/>
       <w:r>
         <w:t>4.1 Проверка работоспособности комплекса</w:t>
       </w:r>
@@ -7839,7 +7857,7 @@
       <w:pPr>
         <w:pStyle w:val="21"/>
       </w:pPr>
-      <w:bookmarkStart w:id="18" w:name="_Toc242105986"/>
+      <w:bookmarkStart w:id="18" w:name="_Toc242137326"/>
       <w:r>
         <w:t>4.2 Проверка после установки или обновления</w:t>
       </w:r>
@@ -7906,7 +7924,7 @@
         <w:pStyle w:val="1"/>
         <w:pageBreakBefore/>
       </w:pPr>
-      <w:bookmarkStart w:id="19" w:name="_Toc242105987"/>
+      <w:bookmarkStart w:id="19" w:name="_Toc242137327"/>
       <w:r>
         <w:lastRenderedPageBreak/>
         <w:t>5 Дополнительные возможности</w:t>
@@ -7917,7 +7935,7 @@
       <w:pPr>
         <w:pStyle w:val="21"/>
       </w:pPr>
-      <w:bookmarkStart w:id="20" w:name="_Toc242105988"/>
+      <w:bookmarkStart w:id="20" w:name="_Toc242137328"/>
       <w:r>
         <w:t>5.1 Резервное копирование и восстановление</w:t>
       </w:r>
@@ -7927,7 +7945,7 @@
       <w:pPr>
         <w:pStyle w:val="31"/>
       </w:pPr>
-      <w:bookmarkStart w:id="21" w:name="_Toc242105989"/>
+      <w:bookmarkStart w:id="21" w:name="_Toc242137329"/>
       <w:r>
         <w:t>5.1.1 Резервное копирование</w:t>
       </w:r>
@@ -8085,7 +8103,7 @@
       <w:pPr>
         <w:pStyle w:val="31"/>
       </w:pPr>
-      <w:bookmarkStart w:id="22" w:name="_Toc242105990"/>
+      <w:bookmarkStart w:id="22" w:name="_Toc242137330"/>
       <w:r>
         <w:t>5.1.2 Восстановление</w:t>
       </w:r>
@@ -8190,7 +8208,7 @@
       <w:pPr>
         <w:pStyle w:val="21"/>
       </w:pPr>
-      <w:bookmarkStart w:id="23" w:name="_Toc242105991"/>
+      <w:bookmarkStart w:id="23" w:name="_Toc242137331"/>
       <w:r>
         <w:t>5.2 Журналы</w:t>
       </w:r>
@@ -8265,7 +8283,7 @@
       <w:pPr>
         <w:pStyle w:val="21"/>
       </w:pPr>
-      <w:bookmarkStart w:id="24" w:name="_Toc242105992"/>
+      <w:bookmarkStart w:id="24" w:name="_Toc242137332"/>
       <w:r>
         <w:lastRenderedPageBreak/>
         <w:t>5.3 Служебные команды</w:t>
@@ -8692,6 +8710,62 @@
                 <w:rFonts w:ascii="Courier New" w:eastAsia="Courier New" w:hAnsi="Courier New" w:cs="Courier New"/>
                 <w:sz w:val="18"/>
               </w:rPr>
+              <w:t>convert_deals_currency --company &lt;id&gt; --assume-from &lt;валюта&gt; [--rate &lt;курс&gt;] [--date ГГГГ-ММ-ДД] [--apply]</w:t>
+            </w:r>
+          </w:p>
+        </w:tc>
+        <w:tc>
+          <w:tcPr>
+            <w:tcW w:w="6361" w:type="dxa"/>
+          </w:tcPr>
+          <w:p>
+            <w:pPr>
+              <w:pStyle w:val="GostTable"/>
+            </w:pPr>
+            <w:r>
+              <w:t xml:space="preserve">Пересчёт старых сделок компании (созданных до указания валюты прайса) и их платежей в валюту сделок по одному курсу, по умолчанию — сегодняшнему. Исходные суммы и курс сохраняются в сделке и платежах, в журнал сделки пишется запись. Сделки с суммами больше </w:t>
+            </w:r>
+            <w:r>
+              <w:rPr>
+                <w:rFonts w:ascii="Courier New" w:eastAsia="Courier New" w:hAnsi="Courier New" w:cs="Courier New"/>
+                <w:sz w:val="18"/>
+              </w:rPr>
+              <w:t>--max-amount</w:t>
+            </w:r>
+            <w:r>
+              <w:t xml:space="preserve"> (5 000 000) и с платежами, введёнными в другой валюте, пропускаются; повторный запуск ничего не пересчитывает дважды. Без </w:t>
+            </w:r>
+            <w:r>
+              <w:rPr>
+                <w:rFonts w:ascii="Courier New" w:eastAsia="Courier New" w:hAnsi="Courier New" w:cs="Courier New"/>
+                <w:sz w:val="18"/>
+              </w:rPr>
+              <w:t>--apply</w:t>
+            </w:r>
+            <w:r>
+              <w:t xml:space="preserve"> — пробный запуск</w:t>
+            </w:r>
+          </w:p>
+        </w:tc>
+      </w:tr>
+      <w:tr>
+        <w:trPr>
+          <w:cantSplit/>
+          <w:jc w:val="center"/>
+        </w:trPr>
+        <w:tc>
+          <w:tcPr>
+            <w:tcW w:w="2993" w:type="dxa"/>
+          </w:tcPr>
+          <w:p>
+            <w:pPr>
+              <w:pStyle w:val="GostTable"/>
+            </w:pPr>
+            <w:r>
+              <w:rPr>
+                <w:rFonts w:ascii="Courier New" w:eastAsia="Courier New" w:hAnsi="Courier New" w:cs="Courier New"/>
+                <w:sz w:val="18"/>
+              </w:rPr>
               <w:t>relabel_currency --company &lt;id&gt; [--deals &lt;валюта&gt;] [--projects &lt;валюта&gt;] [--apply]</w:t>
             </w:r>
           </w:p>
@@ -8705,7 +8779,17 @@
               <w:pStyle w:val="GostTable"/>
             </w:pPr>
             <w:r>
-              <w:t xml:space="preserve">Исправление пометки валюты у сделок и их платежей и у прайса проектов компании без пересчёта сумм; без </w:t>
+              <w:t xml:space="preserve">Исправление пометки валюты у сделок и их платежей и у прайса проектов компании без пересчёта сумм. Сделки, суммы которых получены пересчётом (при брони или командой </w:t>
+            </w:r>
+            <w:r>
+              <w:rPr>
+                <w:rFonts w:ascii="Courier New" w:eastAsia="Courier New" w:hAnsi="Courier New" w:cs="Courier New"/>
+                <w:sz w:val="18"/>
+              </w:rPr>
+              <w:t>convert_deals_currency</w:t>
+            </w:r>
+            <w:r>
+              <w:t xml:space="preserve">), и сделки с платежами, введёнными в другой валюте, не трогаются. Без </w:t>
             </w:r>
             <w:r>
               <w:rPr>
@@ -8776,7 +8860,7 @@
       <w:pPr>
         <w:pStyle w:val="21"/>
       </w:pPr>
-      <w:bookmarkStart w:id="25" w:name="_Toc242105993"/>
+      <w:bookmarkStart w:id="25" w:name="_Toc242137333"/>
       <w:r>
         <w:t>5.4 Описание программного интерфейса</w:t>
       </w:r>
@@ -8822,7 +8906,7 @@
         <w:pStyle w:val="1"/>
         <w:pageBreakBefore/>
       </w:pPr>
-      <w:bookmarkStart w:id="26" w:name="_Toc242105994"/>
+      <w:bookmarkStart w:id="26" w:name="_Toc242137334"/>
       <w:r>
         <w:lastRenderedPageBreak/>
         <w:t>6 Сообщения системному программисту</w:t>
@@ -9648,7 +9732,7 @@
               <w:t>scheduler</w:t>
             </w:r>
             <w:r>
-              <w:t xml:space="preserve"> или ЦБ недоступен</w:t>
+              <w:t xml:space="preserve"> или ЦБ недоступен. После неудачи загрузка по требованию не повторяется 10 минут, поэтому страницы не ждут таймаута</w:t>
             </w:r>
           </w:p>
         </w:tc>
@@ -9865,7 +9949,7 @@
         <w:ind w:firstLine="0"/>
         <w:jc w:val="center"/>
       </w:pPr>
-      <w:bookmarkStart w:id="27" w:name="_Toc242105995"/>
+      <w:bookmarkStart w:id="27" w:name="_Toc242137335"/>
       <w:r>
         <w:lastRenderedPageBreak/>
         <w:t>ЛИСТ РЕГИСТРАЦИИ ИЗМЕНЕНИЙ</w:t>
@@ -11953,31 +12037,31 @@
       </w:rPr>
     </w:lvl>
   </w:abstractNum>
-  <w:num w:numId="1" w16cid:durableId="699015990">
+  <w:num w:numId="1" w16cid:durableId="378091683">
     <w:abstractNumId w:val="8"/>
   </w:num>
-  <w:num w:numId="2" w16cid:durableId="939340639">
+  <w:num w:numId="2" w16cid:durableId="1264070504">
     <w:abstractNumId w:val="6"/>
   </w:num>
-  <w:num w:numId="3" w16cid:durableId="1946575348">
+  <w:num w:numId="3" w16cid:durableId="1799832521">
     <w:abstractNumId w:val="5"/>
   </w:num>
-  <w:num w:numId="4" w16cid:durableId="1495561906">
+  <w:num w:numId="4" w16cid:durableId="726952618">
     <w:abstractNumId w:val="4"/>
   </w:num>
-  <w:num w:numId="5" w16cid:durableId="1475100319">
+  <w:num w:numId="5" w16cid:durableId="113059119">
     <w:abstractNumId w:val="7"/>
   </w:num>
-  <w:num w:numId="6" w16cid:durableId="366756019">
+  <w:num w:numId="6" w16cid:durableId="1840150587">
     <w:abstractNumId w:val="3"/>
   </w:num>
-  <w:num w:numId="7" w16cid:durableId="1957564603">
+  <w:num w:numId="7" w16cid:durableId="2056151148">
     <w:abstractNumId w:val="2"/>
   </w:num>
-  <w:num w:numId="8" w16cid:durableId="610094892">
+  <w:num w:numId="8" w16cid:durableId="175462181">
     <w:abstractNumId w:val="1"/>
   </w:num>
-  <w:num w:numId="9" w16cid:durableId="707142447">
+  <w:num w:numId="9" w16cid:durableId="831986196">
     <w:abstractNumId w:val="0"/>
   </w:num>
 </w:numbering>
@@ -23510,7 +23594,7 @@
     <w:autoRedefine/>
     <w:uiPriority w:val="39"/>
     <w:unhideWhenUsed/>
-    <w:rsid w:val="00045243"/>
+    <w:rsid w:val="00F61831"/>
     <w:pPr>
       <w:spacing w:after="100"/>
     </w:pPr>
@@ -23522,7 +23606,7 @@
     <w:autoRedefine/>
     <w:uiPriority w:val="39"/>
     <w:unhideWhenUsed/>
-    <w:rsid w:val="00045243"/>
+    <w:rsid w:val="00F61831"/>
     <w:pPr>
       <w:spacing w:after="100"/>
       <w:ind w:left="240"/>
@@ -23535,7 +23619,7 @@
     <w:autoRedefine/>
     <w:uiPriority w:val="39"/>
     <w:unhideWhenUsed/>
-    <w:rsid w:val="00045243"/>
+    <w:rsid w:val="00F61831"/>
     <w:pPr>
       <w:spacing w:after="100"/>
       <w:ind w:left="480"/>
@@ -23546,7 +23630,7 @@
     <w:basedOn w:val="a2"/>
     <w:uiPriority w:val="99"/>
     <w:unhideWhenUsed/>
-    <w:rsid w:val="00045243"/>
+    <w:rsid w:val="00F61831"/>
     <w:rPr>
       <w:color w:val="0000FF" w:themeColor="hyperlink"/>
       <w:u w:val="single"/>

--- a/docs/gost/out/08_32_Руководство_системного_программиста.docx
+++ b/docs/gost/out/08_32_Руководство_системного_программиста.docx
@@ -610,7 +610,7 @@
       <w:r>
         <w:fldChar w:fldCharType="separate"/>
       </w:r>
-      <w:hyperlink w:anchor="_Toc242137308" w:history="1">
+      <w:hyperlink w:anchor="_Toc242175476" w:history="1">
         <w:r>
           <w:rPr>
             <w:rStyle w:val="aff8"/>
@@ -637,7 +637,7 @@
             <w:noProof/>
             <w:webHidden/>
           </w:rPr>
-          <w:instrText xml:space="preserve"> PAGEREF _Toc242137308 \h </w:instrText>
+          <w:instrText xml:space="preserve"> PAGEREF _Toc242175476 \h </w:instrText>
         </w:r>
         <w:r>
           <w:rPr>
@@ -683,7 +683,7 @@
           <w14:ligatures w14:val="standardContextual"/>
         </w:rPr>
       </w:pPr>
-      <w:hyperlink w:anchor="_Toc242137309" w:history="1">
+      <w:hyperlink w:anchor="_Toc242175477" w:history="1">
         <w:r>
           <w:rPr>
             <w:rStyle w:val="aff8"/>
@@ -710,7 +710,7 @@
             <w:noProof/>
             <w:webHidden/>
           </w:rPr>
-          <w:instrText xml:space="preserve"> PAGEREF _Toc242137309 \h </w:instrText>
+          <w:instrText xml:space="preserve"> PAGEREF _Toc242175477 \h </w:instrText>
         </w:r>
         <w:r>
           <w:rPr>
@@ -756,7 +756,7 @@
           <w14:ligatures w14:val="standardContextual"/>
         </w:rPr>
       </w:pPr>
-      <w:hyperlink w:anchor="_Toc242137310" w:history="1">
+      <w:hyperlink w:anchor="_Toc242175478" w:history="1">
         <w:r>
           <w:rPr>
             <w:rStyle w:val="aff8"/>
@@ -783,7 +783,7 @@
             <w:noProof/>
             <w:webHidden/>
           </w:rPr>
-          <w:instrText xml:space="preserve"> PAGEREF _Toc242137310 \h </w:instrText>
+          <w:instrText xml:space="preserve"> PAGEREF _Toc242175478 \h </w:instrText>
         </w:r>
         <w:r>
           <w:rPr>
@@ -829,7 +829,7 @@
           <w14:ligatures w14:val="standardContextual"/>
         </w:rPr>
       </w:pPr>
-      <w:hyperlink w:anchor="_Toc242137311" w:history="1">
+      <w:hyperlink w:anchor="_Toc242175479" w:history="1">
         <w:r>
           <w:rPr>
             <w:rStyle w:val="aff8"/>
@@ -856,7 +856,7 @@
             <w:noProof/>
             <w:webHidden/>
           </w:rPr>
-          <w:instrText xml:space="preserve"> PAGEREF _Toc242137311 \h </w:instrText>
+          <w:instrText xml:space="preserve"> PAGEREF _Toc242175479 \h </w:instrText>
         </w:r>
         <w:r>
           <w:rPr>
@@ -902,7 +902,7 @@
           <w14:ligatures w14:val="standardContextual"/>
         </w:rPr>
       </w:pPr>
-      <w:hyperlink w:anchor="_Toc242137312" w:history="1">
+      <w:hyperlink w:anchor="_Toc242175480" w:history="1">
         <w:r>
           <w:rPr>
             <w:rStyle w:val="aff8"/>
@@ -929,7 +929,7 @@
             <w:noProof/>
             <w:webHidden/>
           </w:rPr>
-          <w:instrText xml:space="preserve"> PAGEREF _Toc242137312 \h </w:instrText>
+          <w:instrText xml:space="preserve"> PAGEREF _Toc242175480 \h </w:instrText>
         </w:r>
         <w:r>
           <w:rPr>
@@ -975,7 +975,7 @@
           <w14:ligatures w14:val="standardContextual"/>
         </w:rPr>
       </w:pPr>
-      <w:hyperlink w:anchor="_Toc242137313" w:history="1">
+      <w:hyperlink w:anchor="_Toc242175481" w:history="1">
         <w:r>
           <w:rPr>
             <w:rStyle w:val="aff8"/>
@@ -1002,7 +1002,7 @@
             <w:noProof/>
             <w:webHidden/>
           </w:rPr>
-          <w:instrText xml:space="preserve"> PAGEREF _Toc242137313 \h </w:instrText>
+          <w:instrText xml:space="preserve"> PAGEREF _Toc242175481 \h </w:instrText>
         </w:r>
         <w:r>
           <w:rPr>
@@ -1048,7 +1048,7 @@
           <w14:ligatures w14:val="standardContextual"/>
         </w:rPr>
       </w:pPr>
-      <w:hyperlink w:anchor="_Toc242137314" w:history="1">
+      <w:hyperlink w:anchor="_Toc242175482" w:history="1">
         <w:r>
           <w:rPr>
             <w:rStyle w:val="aff8"/>
@@ -1075,7 +1075,7 @@
             <w:noProof/>
             <w:webHidden/>
           </w:rPr>
-          <w:instrText xml:space="preserve"> PAGEREF _Toc242137314 \h </w:instrText>
+          <w:instrText xml:space="preserve"> PAGEREF _Toc242175482 \h </w:instrText>
         </w:r>
         <w:r>
           <w:rPr>
@@ -1121,7 +1121,7 @@
           <w14:ligatures w14:val="standardContextual"/>
         </w:rPr>
       </w:pPr>
-      <w:hyperlink w:anchor="_Toc242137315" w:history="1">
+      <w:hyperlink w:anchor="_Toc242175483" w:history="1">
         <w:r>
           <w:rPr>
             <w:rStyle w:val="aff8"/>
@@ -1148,7 +1148,7 @@
             <w:noProof/>
             <w:webHidden/>
           </w:rPr>
-          <w:instrText xml:space="preserve"> PAGEREF _Toc242137315 \h </w:instrText>
+          <w:instrText xml:space="preserve"> PAGEREF _Toc242175483 \h </w:instrText>
         </w:r>
         <w:r>
           <w:rPr>
@@ -1194,7 +1194,7 @@
           <w14:ligatures w14:val="standardContextual"/>
         </w:rPr>
       </w:pPr>
-      <w:hyperlink w:anchor="_Toc242137316" w:history="1">
+      <w:hyperlink w:anchor="_Toc242175484" w:history="1">
         <w:r>
           <w:rPr>
             <w:rStyle w:val="aff8"/>
@@ -1221,7 +1221,7 @@
             <w:noProof/>
             <w:webHidden/>
           </w:rPr>
-          <w:instrText xml:space="preserve"> PAGEREF _Toc242137316 \h </w:instrText>
+          <w:instrText xml:space="preserve"> PAGEREF _Toc242175484 \h </w:instrText>
         </w:r>
         <w:r>
           <w:rPr>
@@ -1267,7 +1267,7 @@
           <w14:ligatures w14:val="standardContextual"/>
         </w:rPr>
       </w:pPr>
-      <w:hyperlink w:anchor="_Toc242137317" w:history="1">
+      <w:hyperlink w:anchor="_Toc242175485" w:history="1">
         <w:r>
           <w:rPr>
             <w:rStyle w:val="aff8"/>
@@ -1294,7 +1294,7 @@
             <w:noProof/>
             <w:webHidden/>
           </w:rPr>
-          <w:instrText xml:space="preserve"> PAGEREF _Toc242137317 \h </w:instrText>
+          <w:instrText xml:space="preserve"> PAGEREF _Toc242175485 \h </w:instrText>
         </w:r>
         <w:r>
           <w:rPr>
@@ -1340,7 +1340,7 @@
           <w14:ligatures w14:val="standardContextual"/>
         </w:rPr>
       </w:pPr>
-      <w:hyperlink w:anchor="_Toc242137318" w:history="1">
+      <w:hyperlink w:anchor="_Toc242175486" w:history="1">
         <w:r>
           <w:rPr>
             <w:rStyle w:val="aff8"/>
@@ -1367,7 +1367,7 @@
             <w:noProof/>
             <w:webHidden/>
           </w:rPr>
-          <w:instrText xml:space="preserve"> PAGEREF _Toc242137318 \h </w:instrText>
+          <w:instrText xml:space="preserve"> PAGEREF _Toc242175486 \h </w:instrText>
         </w:r>
         <w:r>
           <w:rPr>
@@ -1413,7 +1413,7 @@
           <w14:ligatures w14:val="standardContextual"/>
         </w:rPr>
       </w:pPr>
-      <w:hyperlink w:anchor="_Toc242137319" w:history="1">
+      <w:hyperlink w:anchor="_Toc242175487" w:history="1">
         <w:r>
           <w:rPr>
             <w:rStyle w:val="aff8"/>
@@ -1440,7 +1440,7 @@
             <w:noProof/>
             <w:webHidden/>
           </w:rPr>
-          <w:instrText xml:space="preserve"> PAGEREF _Toc242137319 \h </w:instrText>
+          <w:instrText xml:space="preserve"> PAGEREF _Toc242175487 \h </w:instrText>
         </w:r>
         <w:r>
           <w:rPr>
@@ -1486,7 +1486,7 @@
           <w14:ligatures w14:val="standardContextual"/>
         </w:rPr>
       </w:pPr>
-      <w:hyperlink w:anchor="_Toc242137320" w:history="1">
+      <w:hyperlink w:anchor="_Toc242175488" w:history="1">
         <w:r>
           <w:rPr>
             <w:rStyle w:val="aff8"/>
@@ -1513,7 +1513,7 @@
             <w:noProof/>
             <w:webHidden/>
           </w:rPr>
-          <w:instrText xml:space="preserve"> PAGEREF _Toc242137320 \h </w:instrText>
+          <w:instrText xml:space="preserve"> PAGEREF _Toc242175488 \h </w:instrText>
         </w:r>
         <w:r>
           <w:rPr>
@@ -1559,7 +1559,7 @@
           <w14:ligatures w14:val="standardContextual"/>
         </w:rPr>
       </w:pPr>
-      <w:hyperlink w:anchor="_Toc242137321" w:history="1">
+      <w:hyperlink w:anchor="_Toc242175489" w:history="1">
         <w:r>
           <w:rPr>
             <w:rStyle w:val="aff8"/>
@@ -1586,7 +1586,7 @@
             <w:noProof/>
             <w:webHidden/>
           </w:rPr>
-          <w:instrText xml:space="preserve"> PAGEREF _Toc242137321 \h </w:instrText>
+          <w:instrText xml:space="preserve"> PAGEREF _Toc242175489 \h </w:instrText>
         </w:r>
         <w:r>
           <w:rPr>
@@ -1632,7 +1632,7 @@
           <w14:ligatures w14:val="standardContextual"/>
         </w:rPr>
       </w:pPr>
-      <w:hyperlink w:anchor="_Toc242137322" w:history="1">
+      <w:hyperlink w:anchor="_Toc242175490" w:history="1">
         <w:r>
           <w:rPr>
             <w:rStyle w:val="aff8"/>
@@ -1659,7 +1659,7 @@
             <w:noProof/>
             <w:webHidden/>
           </w:rPr>
-          <w:instrText xml:space="preserve"> PAGEREF _Toc242137322 \h </w:instrText>
+          <w:instrText xml:space="preserve"> PAGEREF _Toc242175490 \h </w:instrText>
         </w:r>
         <w:r>
           <w:rPr>
@@ -1705,7 +1705,7 @@
           <w14:ligatures w14:val="standardContextual"/>
         </w:rPr>
       </w:pPr>
-      <w:hyperlink w:anchor="_Toc242137323" w:history="1">
+      <w:hyperlink w:anchor="_Toc242175491" w:history="1">
         <w:r>
           <w:rPr>
             <w:rStyle w:val="aff8"/>
@@ -1732,7 +1732,7 @@
             <w:noProof/>
             <w:webHidden/>
           </w:rPr>
-          <w:instrText xml:space="preserve"> PAGEREF _Toc242137323 \h </w:instrText>
+          <w:instrText xml:space="preserve"> PAGEREF _Toc242175491 \h </w:instrText>
         </w:r>
         <w:r>
           <w:rPr>
@@ -1778,7 +1778,7 @@
           <w14:ligatures w14:val="standardContextual"/>
         </w:rPr>
       </w:pPr>
-      <w:hyperlink w:anchor="_Toc242137324" w:history="1">
+      <w:hyperlink w:anchor="_Toc242175492" w:history="1">
         <w:r>
           <w:rPr>
             <w:rStyle w:val="aff8"/>
@@ -1805,7 +1805,7 @@
             <w:noProof/>
             <w:webHidden/>
           </w:rPr>
-          <w:instrText xml:space="preserve"> PAGEREF _Toc242137324 \h </w:instrText>
+          <w:instrText xml:space="preserve"> PAGEREF _Toc242175492 \h </w:instrText>
         </w:r>
         <w:r>
           <w:rPr>
@@ -1851,7 +1851,7 @@
           <w14:ligatures w14:val="standardContextual"/>
         </w:rPr>
       </w:pPr>
-      <w:hyperlink w:anchor="_Toc242137325" w:history="1">
+      <w:hyperlink w:anchor="_Toc242175493" w:history="1">
         <w:r>
           <w:rPr>
             <w:rStyle w:val="aff8"/>
@@ -1878,7 +1878,7 @@
             <w:noProof/>
             <w:webHidden/>
           </w:rPr>
-          <w:instrText xml:space="preserve"> PAGEREF _Toc242137325 \h </w:instrText>
+          <w:instrText xml:space="preserve"> PAGEREF _Toc242175493 \h </w:instrText>
         </w:r>
         <w:r>
           <w:rPr>
@@ -1924,7 +1924,7 @@
           <w14:ligatures w14:val="standardContextual"/>
         </w:rPr>
       </w:pPr>
-      <w:hyperlink w:anchor="_Toc242137326" w:history="1">
+      <w:hyperlink w:anchor="_Toc242175494" w:history="1">
         <w:r>
           <w:rPr>
             <w:rStyle w:val="aff8"/>
@@ -1951,7 +1951,7 @@
             <w:noProof/>
             <w:webHidden/>
           </w:rPr>
-          <w:instrText xml:space="preserve"> PAGEREF _Toc242137326 \h </w:instrText>
+          <w:instrText xml:space="preserve"> PAGEREF _Toc242175494 \h </w:instrText>
         </w:r>
         <w:r>
           <w:rPr>
@@ -1997,7 +1997,7 @@
           <w14:ligatures w14:val="standardContextual"/>
         </w:rPr>
       </w:pPr>
-      <w:hyperlink w:anchor="_Toc242137327" w:history="1">
+      <w:hyperlink w:anchor="_Toc242175495" w:history="1">
         <w:r>
           <w:rPr>
             <w:rStyle w:val="aff8"/>
@@ -2024,7 +2024,7 @@
             <w:noProof/>
             <w:webHidden/>
           </w:rPr>
-          <w:instrText xml:space="preserve"> PAGEREF _Toc242137327 \h </w:instrText>
+          <w:instrText xml:space="preserve"> PAGEREF _Toc242175495 \h </w:instrText>
         </w:r>
         <w:r>
           <w:rPr>
@@ -2070,7 +2070,7 @@
           <w14:ligatures w14:val="standardContextual"/>
         </w:rPr>
       </w:pPr>
-      <w:hyperlink w:anchor="_Toc242137328" w:history="1">
+      <w:hyperlink w:anchor="_Toc242175496" w:history="1">
         <w:r>
           <w:rPr>
             <w:rStyle w:val="aff8"/>
@@ -2097,7 +2097,7 @@
             <w:noProof/>
             <w:webHidden/>
           </w:rPr>
-          <w:instrText xml:space="preserve"> PAGEREF _Toc242137328 \h </w:instrText>
+          <w:instrText xml:space="preserve"> PAGEREF _Toc242175496 \h </w:instrText>
         </w:r>
         <w:r>
           <w:rPr>
@@ -2143,7 +2143,7 @@
           <w14:ligatures w14:val="standardContextual"/>
         </w:rPr>
       </w:pPr>
-      <w:hyperlink w:anchor="_Toc242137329" w:history="1">
+      <w:hyperlink w:anchor="_Toc242175497" w:history="1">
         <w:r>
           <w:rPr>
             <w:rStyle w:val="aff8"/>
@@ -2170,7 +2170,7 @@
             <w:noProof/>
             <w:webHidden/>
           </w:rPr>
-          <w:instrText xml:space="preserve"> PAGEREF _Toc242137329 \h </w:instrText>
+          <w:instrText xml:space="preserve"> PAGEREF _Toc242175497 \h </w:instrText>
         </w:r>
         <w:r>
           <w:rPr>
@@ -2216,7 +2216,7 @@
           <w14:ligatures w14:val="standardContextual"/>
         </w:rPr>
       </w:pPr>
-      <w:hyperlink w:anchor="_Toc242137330" w:history="1">
+      <w:hyperlink w:anchor="_Toc242175498" w:history="1">
         <w:r>
           <w:rPr>
             <w:rStyle w:val="aff8"/>
@@ -2243,7 +2243,7 @@
             <w:noProof/>
             <w:webHidden/>
           </w:rPr>
-          <w:instrText xml:space="preserve"> PAGEREF _Toc242137330 \h </w:instrText>
+          <w:instrText xml:space="preserve"> PAGEREF _Toc242175498 \h </w:instrText>
         </w:r>
         <w:r>
           <w:rPr>
@@ -2289,7 +2289,7 @@
           <w14:ligatures w14:val="standardContextual"/>
         </w:rPr>
       </w:pPr>
-      <w:hyperlink w:anchor="_Toc242137331" w:history="1">
+      <w:hyperlink w:anchor="_Toc242175499" w:history="1">
         <w:r>
           <w:rPr>
             <w:rStyle w:val="aff8"/>
@@ -2316,7 +2316,7 @@
             <w:noProof/>
             <w:webHidden/>
           </w:rPr>
-          <w:instrText xml:space="preserve"> PAGEREF _Toc242137331 \h </w:instrText>
+          <w:instrText xml:space="preserve"> PAGEREF _Toc242175499 \h </w:instrText>
         </w:r>
         <w:r>
           <w:rPr>
@@ -2362,7 +2362,7 @@
           <w14:ligatures w14:val="standardContextual"/>
         </w:rPr>
       </w:pPr>
-      <w:hyperlink w:anchor="_Toc242137332" w:history="1">
+      <w:hyperlink w:anchor="_Toc242175500" w:history="1">
         <w:r>
           <w:rPr>
             <w:rStyle w:val="aff8"/>
@@ -2389,7 +2389,7 @@
             <w:noProof/>
             <w:webHidden/>
           </w:rPr>
-          <w:instrText xml:space="preserve"> PAGEREF _Toc242137332 \h </w:instrText>
+          <w:instrText xml:space="preserve"> PAGEREF _Toc242175500 \h </w:instrText>
         </w:r>
         <w:r>
           <w:rPr>
@@ -2435,7 +2435,7 @@
           <w14:ligatures w14:val="standardContextual"/>
         </w:rPr>
       </w:pPr>
-      <w:hyperlink w:anchor="_Toc242137333" w:history="1">
+      <w:hyperlink w:anchor="_Toc242175501" w:history="1">
         <w:r>
           <w:rPr>
             <w:rStyle w:val="aff8"/>
@@ -2462,7 +2462,7 @@
             <w:noProof/>
             <w:webHidden/>
           </w:rPr>
-          <w:instrText xml:space="preserve"> PAGEREF _Toc242137333 \h </w:instrText>
+          <w:instrText xml:space="preserve"> PAGEREF _Toc242175501 \h </w:instrText>
         </w:r>
         <w:r>
           <w:rPr>
@@ -2508,7 +2508,7 @@
           <w14:ligatures w14:val="standardContextual"/>
         </w:rPr>
       </w:pPr>
-      <w:hyperlink w:anchor="_Toc242137334" w:history="1">
+      <w:hyperlink w:anchor="_Toc242175502" w:history="1">
         <w:r>
           <w:rPr>
             <w:rStyle w:val="aff8"/>
@@ -2535,7 +2535,7 @@
             <w:noProof/>
             <w:webHidden/>
           </w:rPr>
-          <w:instrText xml:space="preserve"> PAGEREF _Toc242137334 \h </w:instrText>
+          <w:instrText xml:space="preserve"> PAGEREF _Toc242175502 \h </w:instrText>
         </w:r>
         <w:r>
           <w:rPr>
@@ -2581,7 +2581,7 @@
           <w14:ligatures w14:val="standardContextual"/>
         </w:rPr>
       </w:pPr>
-      <w:hyperlink w:anchor="_Toc242137335" w:history="1">
+      <w:hyperlink w:anchor="_Toc242175503" w:history="1">
         <w:r>
           <w:rPr>
             <w:rStyle w:val="aff8"/>
@@ -2608,7 +2608,7 @@
             <w:noProof/>
             <w:webHidden/>
           </w:rPr>
-          <w:instrText xml:space="preserve"> PAGEREF _Toc242137335 \h </w:instrText>
+          <w:instrText xml:space="preserve"> PAGEREF _Toc242175503 \h </w:instrText>
         </w:r>
         <w:r>
           <w:rPr>
@@ -2654,7 +2654,7 @@
         <w:ind w:firstLine="0"/>
         <w:jc w:val="center"/>
       </w:pPr>
-      <w:bookmarkStart w:id="0" w:name="_Toc242137308"/>
+      <w:bookmarkStart w:id="0" w:name="_Toc242175476"/>
       <w:r>
         <w:lastRenderedPageBreak/>
         <w:t>ПЕРЕЧЕНЬ ТЕРМИНОВ И СОКРАЩЕНИЙ</w:t>
@@ -3916,7 +3916,7 @@
         <w:pStyle w:val="1"/>
         <w:pageBreakBefore/>
       </w:pPr>
-      <w:bookmarkStart w:id="1" w:name="_Toc242137309"/>
+      <w:bookmarkStart w:id="1" w:name="_Toc242175477"/>
       <w:r>
         <w:lastRenderedPageBreak/>
         <w:t>1 Общие сведения о программе</w:t>
@@ -3927,7 +3927,7 @@
       <w:pPr>
         <w:pStyle w:val="21"/>
       </w:pPr>
-      <w:bookmarkStart w:id="2" w:name="_Toc242137310"/>
+      <w:bookmarkStart w:id="2" w:name="_Toc242175478"/>
       <w:r>
         <w:t>1.1 Назначение программы</w:t>
       </w:r>
@@ -3942,7 +3942,7 @@
       <w:pPr>
         <w:pStyle w:val="21"/>
       </w:pPr>
-      <w:bookmarkStart w:id="3" w:name="_Toc242137311"/>
+      <w:bookmarkStart w:id="3" w:name="_Toc242175479"/>
       <w:r>
         <w:t>1.2 Технические средства</w:t>
       </w:r>
@@ -4177,7 +4177,7 @@
       <w:pPr>
         <w:pStyle w:val="21"/>
       </w:pPr>
-      <w:bookmarkStart w:id="4" w:name="_Toc242137312"/>
+      <w:bookmarkStart w:id="4" w:name="_Toc242175480"/>
       <w:r>
         <w:t>1.3 Программные средства</w:t>
       </w:r>
@@ -4203,7 +4203,7 @@
         <w:pStyle w:val="1"/>
         <w:pageBreakBefore/>
       </w:pPr>
-      <w:bookmarkStart w:id="5" w:name="_Toc242137313"/>
+      <w:bookmarkStart w:id="5" w:name="_Toc242175481"/>
       <w:r>
         <w:lastRenderedPageBreak/>
         <w:t>2 Структура программы</w:t>
@@ -4214,7 +4214,7 @@
       <w:pPr>
         <w:pStyle w:val="21"/>
       </w:pPr>
-      <w:bookmarkStart w:id="6" w:name="_Toc242137314"/>
+      <w:bookmarkStart w:id="6" w:name="_Toc242175482"/>
       <w:r>
         <w:t>2.1 Составные части</w:t>
       </w:r>
@@ -4761,7 +4761,7 @@
       <w:pPr>
         <w:pStyle w:val="21"/>
       </w:pPr>
-      <w:bookmarkStart w:id="7" w:name="_Toc242137315"/>
+      <w:bookmarkStart w:id="7" w:name="_Toc242175483"/>
       <w:r>
         <w:t>2.2 Хранение данных</w:t>
       </w:r>
@@ -5175,7 +5175,7 @@
       <w:pPr>
         <w:pStyle w:val="21"/>
       </w:pPr>
-      <w:bookmarkStart w:id="8" w:name="_Toc242137316"/>
+      <w:bookmarkStart w:id="8" w:name="_Toc242175484"/>
       <w:r>
         <w:t>2.3 Сети</w:t>
       </w:r>
@@ -5346,7 +5346,7 @@
       <w:pPr>
         <w:pStyle w:val="21"/>
       </w:pPr>
-      <w:bookmarkStart w:id="9" w:name="_Toc242137317"/>
+      <w:bookmarkStart w:id="9" w:name="_Toc242175485"/>
       <w:r>
         <w:t>2.4 Маршрутизация запросов</w:t>
       </w:r>
@@ -5724,7 +5724,7 @@
         <w:pStyle w:val="1"/>
         <w:pageBreakBefore/>
       </w:pPr>
-      <w:bookmarkStart w:id="10" w:name="_Toc242137318"/>
+      <w:bookmarkStart w:id="10" w:name="_Toc242175486"/>
       <w:r>
         <w:lastRenderedPageBreak/>
         <w:t>3 Настройка программы</w:t>
@@ -5735,7 +5735,7 @@
       <w:pPr>
         <w:pStyle w:val="21"/>
       </w:pPr>
-      <w:bookmarkStart w:id="11" w:name="_Toc242137319"/>
+      <w:bookmarkStart w:id="11" w:name="_Toc242175487"/>
       <w:r>
         <w:t>3.1 Параметры среды</w:t>
       </w:r>
@@ -7124,7 +7124,7 @@
       <w:pPr>
         <w:pStyle w:val="21"/>
       </w:pPr>
-      <w:bookmarkStart w:id="12" w:name="_Toc242137320"/>
+      <w:bookmarkStart w:id="12" w:name="_Toc242175488"/>
       <w:r>
         <w:t>3.2 Первоначальная установка</w:t>
       </w:r>
@@ -7274,7 +7274,7 @@
       <w:pPr>
         <w:pStyle w:val="21"/>
       </w:pPr>
-      <w:bookmarkStart w:id="13" w:name="_Toc242137321"/>
+      <w:bookmarkStart w:id="13" w:name="_Toc242175489"/>
       <w:r>
         <w:lastRenderedPageBreak/>
         <w:t>3.3 Настройка HTTPS</w:t>
@@ -7397,7 +7397,7 @@
       <w:pPr>
         <w:pStyle w:val="21"/>
       </w:pPr>
-      <w:bookmarkStart w:id="14" w:name="_Toc242137322"/>
+      <w:bookmarkStart w:id="14" w:name="_Toc242175490"/>
       <w:r>
         <w:t>3.4 Настройка почты</w:t>
       </w:r>
@@ -7512,7 +7512,7 @@
       <w:pPr>
         <w:pStyle w:val="21"/>
       </w:pPr>
-      <w:bookmarkStart w:id="15" w:name="_Toc242137323"/>
+      <w:bookmarkStart w:id="15" w:name="_Toc242175491"/>
       <w:r>
         <w:t>3.5 Обновление системы</w:t>
       </w:r>
@@ -7701,7 +7701,7 @@
         <w:pStyle w:val="1"/>
         <w:pageBreakBefore/>
       </w:pPr>
-      <w:bookmarkStart w:id="16" w:name="_Toc242137324"/>
+      <w:bookmarkStart w:id="16" w:name="_Toc242175492"/>
       <w:r>
         <w:lastRenderedPageBreak/>
         <w:t>4 Проверка программы</w:t>
@@ -7712,7 +7712,7 @@
       <w:pPr>
         <w:pStyle w:val="21"/>
       </w:pPr>
-      <w:bookmarkStart w:id="17" w:name="_Toc242137325"/>
+      <w:bookmarkStart w:id="17" w:name="_Toc242175493"/>
       <w:r>
         <w:t>4.1 Проверка работоспособности комплекса</w:t>
       </w:r>
@@ -7857,7 +7857,7 @@
       <w:pPr>
         <w:pStyle w:val="21"/>
       </w:pPr>
-      <w:bookmarkStart w:id="18" w:name="_Toc242137326"/>
+      <w:bookmarkStart w:id="18" w:name="_Toc242175494"/>
       <w:r>
         <w:t>4.2 Проверка после установки или обновления</w:t>
       </w:r>
@@ -7924,7 +7924,7 @@
         <w:pStyle w:val="1"/>
         <w:pageBreakBefore/>
       </w:pPr>
-      <w:bookmarkStart w:id="19" w:name="_Toc242137327"/>
+      <w:bookmarkStart w:id="19" w:name="_Toc242175495"/>
       <w:r>
         <w:lastRenderedPageBreak/>
         <w:t>5 Дополнительные возможности</w:t>
@@ -7935,7 +7935,7 @@
       <w:pPr>
         <w:pStyle w:val="21"/>
       </w:pPr>
-      <w:bookmarkStart w:id="20" w:name="_Toc242137328"/>
+      <w:bookmarkStart w:id="20" w:name="_Toc242175496"/>
       <w:r>
         <w:t>5.1 Резервное копирование и восстановление</w:t>
       </w:r>
@@ -7945,7 +7945,7 @@
       <w:pPr>
         <w:pStyle w:val="31"/>
       </w:pPr>
-      <w:bookmarkStart w:id="21" w:name="_Toc242137329"/>
+      <w:bookmarkStart w:id="21" w:name="_Toc242175497"/>
       <w:r>
         <w:t>5.1.1 Резервное копирование</w:t>
       </w:r>
@@ -8103,7 +8103,7 @@
       <w:pPr>
         <w:pStyle w:val="31"/>
       </w:pPr>
-      <w:bookmarkStart w:id="22" w:name="_Toc242137330"/>
+      <w:bookmarkStart w:id="22" w:name="_Toc242175498"/>
       <w:r>
         <w:t>5.1.2 Восстановление</w:t>
       </w:r>
@@ -8208,7 +8208,7 @@
       <w:pPr>
         <w:pStyle w:val="21"/>
       </w:pPr>
-      <w:bookmarkStart w:id="23" w:name="_Toc242137331"/>
+      <w:bookmarkStart w:id="23" w:name="_Toc242175499"/>
       <w:r>
         <w:t>5.2 Журналы</w:t>
       </w:r>
@@ -8283,7 +8283,7 @@
       <w:pPr>
         <w:pStyle w:val="21"/>
       </w:pPr>
-      <w:bookmarkStart w:id="24" w:name="_Toc242137332"/>
+      <w:bookmarkStart w:id="24" w:name="_Toc242175500"/>
       <w:r>
         <w:lastRenderedPageBreak/>
         <w:t>5.3 Служебные команды</w:t>
@@ -8860,7 +8860,7 @@
       <w:pPr>
         <w:pStyle w:val="21"/>
       </w:pPr>
-      <w:bookmarkStart w:id="25" w:name="_Toc242137333"/>
+      <w:bookmarkStart w:id="25" w:name="_Toc242175501"/>
       <w:r>
         <w:t>5.4 Описание программного интерфейса</w:t>
       </w:r>
@@ -8906,7 +8906,7 @@
         <w:pStyle w:val="1"/>
         <w:pageBreakBefore/>
       </w:pPr>
-      <w:bookmarkStart w:id="26" w:name="_Toc242137334"/>
+      <w:bookmarkStart w:id="26" w:name="_Toc242175502"/>
       <w:r>
         <w:lastRenderedPageBreak/>
         <w:t>6 Сообщения системному программисту</w:t>
@@ -9949,7 +9949,7 @@
         <w:ind w:firstLine="0"/>
         <w:jc w:val="center"/>
       </w:pPr>
-      <w:bookmarkStart w:id="27" w:name="_Toc242137335"/>
+      <w:bookmarkStart w:id="27" w:name="_Toc242175503"/>
       <w:r>
         <w:lastRenderedPageBreak/>
         <w:t>ЛИСТ РЕГИСТРАЦИИ ИЗМЕНЕНИЙ</w:t>
@@ -12037,31 +12037,31 @@
       </w:rPr>
     </w:lvl>
   </w:abstractNum>
-  <w:num w:numId="1" w16cid:durableId="378091683">
+  <w:num w:numId="1" w16cid:durableId="834689500">
     <w:abstractNumId w:val="8"/>
   </w:num>
-  <w:num w:numId="2" w16cid:durableId="1264070504">
+  <w:num w:numId="2" w16cid:durableId="1474979106">
     <w:abstractNumId w:val="6"/>
   </w:num>
-  <w:num w:numId="3" w16cid:durableId="1799832521">
+  <w:num w:numId="3" w16cid:durableId="1977560785">
     <w:abstractNumId w:val="5"/>
   </w:num>
-  <w:num w:numId="4" w16cid:durableId="726952618">
+  <w:num w:numId="4" w16cid:durableId="791364898">
     <w:abstractNumId w:val="4"/>
   </w:num>
-  <w:num w:numId="5" w16cid:durableId="113059119">
+  <w:num w:numId="5" w16cid:durableId="1357729444">
     <w:abstractNumId w:val="7"/>
   </w:num>
-  <w:num w:numId="6" w16cid:durableId="1840150587">
+  <w:num w:numId="6" w16cid:durableId="1764103951">
     <w:abstractNumId w:val="3"/>
   </w:num>
-  <w:num w:numId="7" w16cid:durableId="2056151148">
+  <w:num w:numId="7" w16cid:durableId="1937128925">
     <w:abstractNumId w:val="2"/>
   </w:num>
-  <w:num w:numId="8" w16cid:durableId="175462181">
+  <w:num w:numId="8" w16cid:durableId="1160930624">
     <w:abstractNumId w:val="1"/>
   </w:num>
-  <w:num w:numId="9" w16cid:durableId="831986196">
+  <w:num w:numId="9" w16cid:durableId="460538560">
     <w:abstractNumId w:val="0"/>
   </w:num>
 </w:numbering>
@@ -23594,7 +23594,7 @@
     <w:autoRedefine/>
     <w:uiPriority w:val="39"/>
     <w:unhideWhenUsed/>
-    <w:rsid w:val="00F61831"/>
+    <w:rsid w:val="007206A3"/>
     <w:pPr>
       <w:spacing w:after="100"/>
     </w:pPr>
@@ -23606,7 +23606,7 @@
     <w:autoRedefine/>
     <w:uiPriority w:val="39"/>
     <w:unhideWhenUsed/>
-    <w:rsid w:val="00F61831"/>
+    <w:rsid w:val="007206A3"/>
     <w:pPr>
       <w:spacing w:after="100"/>
       <w:ind w:left="240"/>
@@ -23619,7 +23619,7 @@
     <w:autoRedefine/>
     <w:uiPriority w:val="39"/>
     <w:unhideWhenUsed/>
-    <w:rsid w:val="00F61831"/>
+    <w:rsid w:val="007206A3"/>
     <w:pPr>
       <w:spacing w:after="100"/>
       <w:ind w:left="480"/>
@@ -23630,7 +23630,7 @@
     <w:basedOn w:val="a2"/>
     <w:uiPriority w:val="99"/>
     <w:unhideWhenUsed/>
-    <w:rsid w:val="00F61831"/>
+    <w:rsid w:val="007206A3"/>
     <w:rPr>
       <w:color w:val="0000FF" w:themeColor="hyperlink"/>
       <w:u w:val="single"/>

--- a/docs/gost/out/08_32_Руководство_системного_программиста.docx
+++ b/docs/gost/out/08_32_Руководство_системного_программиста.docx
@@ -610,7 +610,7 @@
       <w:r>
         <w:fldChar w:fldCharType="separate"/>
       </w:r>
-      <w:hyperlink w:anchor="_Toc242175476" w:history="1">
+      <w:hyperlink w:anchor="_Toc242192774" w:history="1">
         <w:r>
           <w:rPr>
             <w:rStyle w:val="aff8"/>
@@ -637,7 +637,7 @@
             <w:noProof/>
             <w:webHidden/>
           </w:rPr>
-          <w:instrText xml:space="preserve"> PAGEREF _Toc242175476 \h </w:instrText>
+          <w:instrText xml:space="preserve"> PAGEREF _Toc242192774 \h </w:instrText>
         </w:r>
         <w:r>
           <w:rPr>
@@ -683,7 +683,7 @@
           <w14:ligatures w14:val="standardContextual"/>
         </w:rPr>
       </w:pPr>
-      <w:hyperlink w:anchor="_Toc242175477" w:history="1">
+      <w:hyperlink w:anchor="_Toc242192775" w:history="1">
         <w:r>
           <w:rPr>
             <w:rStyle w:val="aff8"/>
@@ -710,7 +710,7 @@
             <w:noProof/>
             <w:webHidden/>
           </w:rPr>
-          <w:instrText xml:space="preserve"> PAGEREF _Toc242175477 \h </w:instrText>
+          <w:instrText xml:space="preserve"> PAGEREF _Toc242192775 \h </w:instrText>
         </w:r>
         <w:r>
           <w:rPr>
@@ -756,7 +756,7 @@
           <w14:ligatures w14:val="standardContextual"/>
         </w:rPr>
       </w:pPr>
-      <w:hyperlink w:anchor="_Toc242175478" w:history="1">
+      <w:hyperlink w:anchor="_Toc242192776" w:history="1">
         <w:r>
           <w:rPr>
             <w:rStyle w:val="aff8"/>
@@ -783,7 +783,7 @@
             <w:noProof/>
             <w:webHidden/>
           </w:rPr>
-          <w:instrText xml:space="preserve"> PAGEREF _Toc242175478 \h </w:instrText>
+          <w:instrText xml:space="preserve"> PAGEREF _Toc242192776 \h </w:instrText>
         </w:r>
         <w:r>
           <w:rPr>
@@ -829,7 +829,7 @@
           <w14:ligatures w14:val="standardContextual"/>
         </w:rPr>
       </w:pPr>
-      <w:hyperlink w:anchor="_Toc242175479" w:history="1">
+      <w:hyperlink w:anchor="_Toc242192777" w:history="1">
         <w:r>
           <w:rPr>
             <w:rStyle w:val="aff8"/>
@@ -856,7 +856,7 @@
             <w:noProof/>
             <w:webHidden/>
           </w:rPr>
-          <w:instrText xml:space="preserve"> PAGEREF _Toc242175479 \h </w:instrText>
+          <w:instrText xml:space="preserve"> PAGEREF _Toc242192777 \h </w:instrText>
         </w:r>
         <w:r>
           <w:rPr>
@@ -902,7 +902,7 @@
           <w14:ligatures w14:val="standardContextual"/>
         </w:rPr>
       </w:pPr>
-      <w:hyperlink w:anchor="_Toc242175480" w:history="1">
+      <w:hyperlink w:anchor="_Toc242192778" w:history="1">
         <w:r>
           <w:rPr>
             <w:rStyle w:val="aff8"/>
@@ -929,7 +929,7 @@
             <w:noProof/>
             <w:webHidden/>
           </w:rPr>
-          <w:instrText xml:space="preserve"> PAGEREF _Toc242175480 \h </w:instrText>
+          <w:instrText xml:space="preserve"> PAGEREF _Toc242192778 \h </w:instrText>
         </w:r>
         <w:r>
           <w:rPr>
@@ -975,7 +975,7 @@
           <w14:ligatures w14:val="standardContextual"/>
         </w:rPr>
       </w:pPr>
-      <w:hyperlink w:anchor="_Toc242175481" w:history="1">
+      <w:hyperlink w:anchor="_Toc242192779" w:history="1">
         <w:r>
           <w:rPr>
             <w:rStyle w:val="aff8"/>
@@ -1002,7 +1002,7 @@
             <w:noProof/>
             <w:webHidden/>
           </w:rPr>
-          <w:instrText xml:space="preserve"> PAGEREF _Toc242175481 \h </w:instrText>
+          <w:instrText xml:space="preserve"> PAGEREF _Toc242192779 \h </w:instrText>
         </w:r>
         <w:r>
           <w:rPr>
@@ -1048,7 +1048,7 @@
           <w14:ligatures w14:val="standardContextual"/>
         </w:rPr>
       </w:pPr>
-      <w:hyperlink w:anchor="_Toc242175482" w:history="1">
+      <w:hyperlink w:anchor="_Toc242192780" w:history="1">
         <w:r>
           <w:rPr>
             <w:rStyle w:val="aff8"/>
@@ -1075,7 +1075,7 @@
             <w:noProof/>
             <w:webHidden/>
           </w:rPr>
-          <w:instrText xml:space="preserve"> PAGEREF _Toc242175482 \h </w:instrText>
+          <w:instrText xml:space="preserve"> PAGEREF _Toc242192780 \h </w:instrText>
         </w:r>
         <w:r>
           <w:rPr>
@@ -1121,7 +1121,7 @@
           <w14:ligatures w14:val="standardContextual"/>
         </w:rPr>
       </w:pPr>
-      <w:hyperlink w:anchor="_Toc242175483" w:history="1">
+      <w:hyperlink w:anchor="_Toc242192781" w:history="1">
         <w:r>
           <w:rPr>
             <w:rStyle w:val="aff8"/>
@@ -1148,7 +1148,7 @@
             <w:noProof/>
             <w:webHidden/>
           </w:rPr>
-          <w:instrText xml:space="preserve"> PAGEREF _Toc242175483 \h </w:instrText>
+          <w:instrText xml:space="preserve"> PAGEREF _Toc242192781 \h </w:instrText>
         </w:r>
         <w:r>
           <w:rPr>
@@ -1194,7 +1194,7 @@
           <w14:ligatures w14:val="standardContextual"/>
         </w:rPr>
       </w:pPr>
-      <w:hyperlink w:anchor="_Toc242175484" w:history="1">
+      <w:hyperlink w:anchor="_Toc242192782" w:history="1">
         <w:r>
           <w:rPr>
             <w:rStyle w:val="aff8"/>
@@ -1221,7 +1221,7 @@
             <w:noProof/>
             <w:webHidden/>
           </w:rPr>
-          <w:instrText xml:space="preserve"> PAGEREF _Toc242175484 \h </w:instrText>
+          <w:instrText xml:space="preserve"> PAGEREF _Toc242192782 \h </w:instrText>
         </w:r>
         <w:r>
           <w:rPr>
@@ -1267,7 +1267,7 @@
           <w14:ligatures w14:val="standardContextual"/>
         </w:rPr>
       </w:pPr>
-      <w:hyperlink w:anchor="_Toc242175485" w:history="1">
+      <w:hyperlink w:anchor="_Toc242192783" w:history="1">
         <w:r>
           <w:rPr>
             <w:rStyle w:val="aff8"/>
@@ -1294,7 +1294,7 @@
             <w:noProof/>
             <w:webHidden/>
           </w:rPr>
-          <w:instrText xml:space="preserve"> PAGEREF _Toc242175485 \h </w:instrText>
+          <w:instrText xml:space="preserve"> PAGEREF _Toc242192783 \h </w:instrText>
         </w:r>
         <w:r>
           <w:rPr>
@@ -1340,7 +1340,7 @@
           <w14:ligatures w14:val="standardContextual"/>
         </w:rPr>
       </w:pPr>
-      <w:hyperlink w:anchor="_Toc242175486" w:history="1">
+      <w:hyperlink w:anchor="_Toc242192784" w:history="1">
         <w:r>
           <w:rPr>
             <w:rStyle w:val="aff8"/>
@@ -1367,7 +1367,7 @@
             <w:noProof/>
             <w:webHidden/>
           </w:rPr>
-          <w:instrText xml:space="preserve"> PAGEREF _Toc242175486 \h </w:instrText>
+          <w:instrText xml:space="preserve"> PAGEREF _Toc242192784 \h </w:instrText>
         </w:r>
         <w:r>
           <w:rPr>
@@ -1413,7 +1413,7 @@
           <w14:ligatures w14:val="standardContextual"/>
         </w:rPr>
       </w:pPr>
-      <w:hyperlink w:anchor="_Toc242175487" w:history="1">
+      <w:hyperlink w:anchor="_Toc242192785" w:history="1">
         <w:r>
           <w:rPr>
             <w:rStyle w:val="aff8"/>
@@ -1440,7 +1440,7 @@
             <w:noProof/>
             <w:webHidden/>
           </w:rPr>
-          <w:instrText xml:space="preserve"> PAGEREF _Toc242175487 \h </w:instrText>
+          <w:instrText xml:space="preserve"> PAGEREF _Toc242192785 \h </w:instrText>
         </w:r>
         <w:r>
           <w:rPr>
@@ -1486,7 +1486,7 @@
           <w14:ligatures w14:val="standardContextual"/>
         </w:rPr>
       </w:pPr>
-      <w:hyperlink w:anchor="_Toc242175488" w:history="1">
+      <w:hyperlink w:anchor="_Toc242192786" w:history="1">
         <w:r>
           <w:rPr>
             <w:rStyle w:val="aff8"/>
@@ -1513,7 +1513,7 @@
             <w:noProof/>
             <w:webHidden/>
           </w:rPr>
-          <w:instrText xml:space="preserve"> PAGEREF _Toc242175488 \h </w:instrText>
+          <w:instrText xml:space="preserve"> PAGEREF _Toc242192786 \h </w:instrText>
         </w:r>
         <w:r>
           <w:rPr>
@@ -1559,7 +1559,7 @@
           <w14:ligatures w14:val="standardContextual"/>
         </w:rPr>
       </w:pPr>
-      <w:hyperlink w:anchor="_Toc242175489" w:history="1">
+      <w:hyperlink w:anchor="_Toc242192787" w:history="1">
         <w:r>
           <w:rPr>
             <w:rStyle w:val="aff8"/>
@@ -1586,7 +1586,7 @@
             <w:noProof/>
             <w:webHidden/>
           </w:rPr>
-          <w:instrText xml:space="preserve"> PAGEREF _Toc242175489 \h </w:instrText>
+          <w:instrText xml:space="preserve"> PAGEREF _Toc242192787 \h </w:instrText>
         </w:r>
         <w:r>
           <w:rPr>
@@ -1632,7 +1632,7 @@
           <w14:ligatures w14:val="standardContextual"/>
         </w:rPr>
       </w:pPr>
-      <w:hyperlink w:anchor="_Toc242175490" w:history="1">
+      <w:hyperlink w:anchor="_Toc242192788" w:history="1">
         <w:r>
           <w:rPr>
             <w:rStyle w:val="aff8"/>
@@ -1659,7 +1659,7 @@
             <w:noProof/>
             <w:webHidden/>
           </w:rPr>
-          <w:instrText xml:space="preserve"> PAGEREF _Toc242175490 \h </w:instrText>
+          <w:instrText xml:space="preserve"> PAGEREF _Toc242192788 \h </w:instrText>
         </w:r>
         <w:r>
           <w:rPr>
@@ -1705,7 +1705,7 @@
           <w14:ligatures w14:val="standardContextual"/>
         </w:rPr>
       </w:pPr>
-      <w:hyperlink w:anchor="_Toc242175491" w:history="1">
+      <w:hyperlink w:anchor="_Toc242192789" w:history="1">
         <w:r>
           <w:rPr>
             <w:rStyle w:val="aff8"/>
@@ -1732,7 +1732,7 @@
             <w:noProof/>
             <w:webHidden/>
           </w:rPr>
-          <w:instrText xml:space="preserve"> PAGEREF _Toc242175491 \h </w:instrText>
+          <w:instrText xml:space="preserve"> PAGEREF _Toc242192789 \h </w:instrText>
         </w:r>
         <w:r>
           <w:rPr>
@@ -1778,7 +1778,7 @@
           <w14:ligatures w14:val="standardContextual"/>
         </w:rPr>
       </w:pPr>
-      <w:hyperlink w:anchor="_Toc242175492" w:history="1">
+      <w:hyperlink w:anchor="_Toc242192790" w:history="1">
         <w:r>
           <w:rPr>
             <w:rStyle w:val="aff8"/>
@@ -1805,7 +1805,7 @@
             <w:noProof/>
             <w:webHidden/>
           </w:rPr>
-          <w:instrText xml:space="preserve"> PAGEREF _Toc242175492 \h </w:instrText>
+          <w:instrText xml:space="preserve"> PAGEREF _Toc242192790 \h </w:instrText>
         </w:r>
         <w:r>
           <w:rPr>
@@ -1851,7 +1851,7 @@
           <w14:ligatures w14:val="standardContextual"/>
         </w:rPr>
       </w:pPr>
-      <w:hyperlink w:anchor="_Toc242175493" w:history="1">
+      <w:hyperlink w:anchor="_Toc242192791" w:history="1">
         <w:r>
           <w:rPr>
             <w:rStyle w:val="aff8"/>
@@ -1878,7 +1878,7 @@
             <w:noProof/>
             <w:webHidden/>
           </w:rPr>
-          <w:instrText xml:space="preserve"> PAGEREF _Toc242175493 \h </w:instrText>
+          <w:instrText xml:space="preserve"> PAGEREF _Toc242192791 \h </w:instrText>
         </w:r>
         <w:r>
           <w:rPr>
@@ -1924,7 +1924,7 @@
           <w14:ligatures w14:val="standardContextual"/>
         </w:rPr>
       </w:pPr>
-      <w:hyperlink w:anchor="_Toc242175494" w:history="1">
+      <w:hyperlink w:anchor="_Toc242192792" w:history="1">
         <w:r>
           <w:rPr>
             <w:rStyle w:val="aff8"/>
@@ -1951,7 +1951,7 @@
             <w:noProof/>
             <w:webHidden/>
           </w:rPr>
-          <w:instrText xml:space="preserve"> PAGEREF _Toc242175494 \h </w:instrText>
+          <w:instrText xml:space="preserve"> PAGEREF _Toc242192792 \h </w:instrText>
         </w:r>
         <w:r>
           <w:rPr>
@@ -1997,7 +1997,7 @@
           <w14:ligatures w14:val="standardContextual"/>
         </w:rPr>
       </w:pPr>
-      <w:hyperlink w:anchor="_Toc242175495" w:history="1">
+      <w:hyperlink w:anchor="_Toc242192793" w:history="1">
         <w:r>
           <w:rPr>
             <w:rStyle w:val="aff8"/>
@@ -2024,7 +2024,7 @@
             <w:noProof/>
             <w:webHidden/>
           </w:rPr>
-          <w:instrText xml:space="preserve"> PAGEREF _Toc242175495 \h </w:instrText>
+          <w:instrText xml:space="preserve"> PAGEREF _Toc242192793 \h </w:instrText>
         </w:r>
         <w:r>
           <w:rPr>
@@ -2070,7 +2070,7 @@
           <w14:ligatures w14:val="standardContextual"/>
         </w:rPr>
       </w:pPr>
-      <w:hyperlink w:anchor="_Toc242175496" w:history="1">
+      <w:hyperlink w:anchor="_Toc242192794" w:history="1">
         <w:r>
           <w:rPr>
             <w:rStyle w:val="aff8"/>
@@ -2097,7 +2097,7 @@
             <w:noProof/>
             <w:webHidden/>
           </w:rPr>
-          <w:instrText xml:space="preserve"> PAGEREF _Toc242175496 \h </w:instrText>
+          <w:instrText xml:space="preserve"> PAGEREF _Toc242192794 \h </w:instrText>
         </w:r>
         <w:r>
           <w:rPr>
@@ -2143,7 +2143,7 @@
           <w14:ligatures w14:val="standardContextual"/>
         </w:rPr>
       </w:pPr>
-      <w:hyperlink w:anchor="_Toc242175497" w:history="1">
+      <w:hyperlink w:anchor="_Toc242192795" w:history="1">
         <w:r>
           <w:rPr>
             <w:rStyle w:val="aff8"/>
@@ -2170,7 +2170,7 @@
             <w:noProof/>
             <w:webHidden/>
           </w:rPr>
-          <w:instrText xml:space="preserve"> PAGEREF _Toc242175497 \h </w:instrText>
+          <w:instrText xml:space="preserve"> PAGEREF _Toc242192795 \h </w:instrText>
         </w:r>
         <w:r>
           <w:rPr>
@@ -2216,7 +2216,7 @@
           <w14:ligatures w14:val="standardContextual"/>
         </w:rPr>
       </w:pPr>
-      <w:hyperlink w:anchor="_Toc242175498" w:history="1">
+      <w:hyperlink w:anchor="_Toc242192796" w:history="1">
         <w:r>
           <w:rPr>
             <w:rStyle w:val="aff8"/>
@@ -2243,7 +2243,7 @@
             <w:noProof/>
             <w:webHidden/>
           </w:rPr>
-          <w:instrText xml:space="preserve"> PAGEREF _Toc242175498 \h </w:instrText>
+          <w:instrText xml:space="preserve"> PAGEREF _Toc242192796 \h </w:instrText>
         </w:r>
         <w:r>
           <w:rPr>
@@ -2289,7 +2289,7 @@
           <w14:ligatures w14:val="standardContextual"/>
         </w:rPr>
       </w:pPr>
-      <w:hyperlink w:anchor="_Toc242175499" w:history="1">
+      <w:hyperlink w:anchor="_Toc242192797" w:history="1">
         <w:r>
           <w:rPr>
             <w:rStyle w:val="aff8"/>
@@ -2316,7 +2316,7 @@
             <w:noProof/>
             <w:webHidden/>
           </w:rPr>
-          <w:instrText xml:space="preserve"> PAGEREF _Toc242175499 \h </w:instrText>
+          <w:instrText xml:space="preserve"> PAGEREF _Toc242192797 \h </w:instrText>
         </w:r>
         <w:r>
           <w:rPr>
@@ -2362,7 +2362,7 @@
           <w14:ligatures w14:val="standardContextual"/>
         </w:rPr>
       </w:pPr>
-      <w:hyperlink w:anchor="_Toc242175500" w:history="1">
+      <w:hyperlink w:anchor="_Toc242192798" w:history="1">
         <w:r>
           <w:rPr>
             <w:rStyle w:val="aff8"/>
@@ -2389,7 +2389,7 @@
             <w:noProof/>
             <w:webHidden/>
           </w:rPr>
-          <w:instrText xml:space="preserve"> PAGEREF _Toc242175500 \h </w:instrText>
+          <w:instrText xml:space="preserve"> PAGEREF _Toc242192798 \h </w:instrText>
         </w:r>
         <w:r>
           <w:rPr>
@@ -2435,7 +2435,7 @@
           <w14:ligatures w14:val="standardContextual"/>
         </w:rPr>
       </w:pPr>
-      <w:hyperlink w:anchor="_Toc242175501" w:history="1">
+      <w:hyperlink w:anchor="_Toc242192799" w:history="1">
         <w:r>
           <w:rPr>
             <w:rStyle w:val="aff8"/>
@@ -2462,7 +2462,7 @@
             <w:noProof/>
             <w:webHidden/>
           </w:rPr>
-          <w:instrText xml:space="preserve"> PAGEREF _Toc242175501 \h </w:instrText>
+          <w:instrText xml:space="preserve"> PAGEREF _Toc242192799 \h </w:instrText>
         </w:r>
         <w:r>
           <w:rPr>
@@ -2508,7 +2508,7 @@
           <w14:ligatures w14:val="standardContextual"/>
         </w:rPr>
       </w:pPr>
-      <w:hyperlink w:anchor="_Toc242175502" w:history="1">
+      <w:hyperlink w:anchor="_Toc242192800" w:history="1">
         <w:r>
           <w:rPr>
             <w:rStyle w:val="aff8"/>
@@ -2535,7 +2535,7 @@
             <w:noProof/>
             <w:webHidden/>
           </w:rPr>
-          <w:instrText xml:space="preserve"> PAGEREF _Toc242175502 \h </w:instrText>
+          <w:instrText xml:space="preserve"> PAGEREF _Toc242192800 \h </w:instrText>
         </w:r>
         <w:r>
           <w:rPr>
@@ -2581,7 +2581,7 @@
           <w14:ligatures w14:val="standardContextual"/>
         </w:rPr>
       </w:pPr>
-      <w:hyperlink w:anchor="_Toc242175503" w:history="1">
+      <w:hyperlink w:anchor="_Toc242192801" w:history="1">
         <w:r>
           <w:rPr>
             <w:rStyle w:val="aff8"/>
@@ -2608,7 +2608,7 @@
             <w:noProof/>
             <w:webHidden/>
           </w:rPr>
-          <w:instrText xml:space="preserve"> PAGEREF _Toc242175503 \h </w:instrText>
+          <w:instrText xml:space="preserve"> PAGEREF _Toc242192801 \h </w:instrText>
         </w:r>
         <w:r>
           <w:rPr>
@@ -2654,7 +2654,7 @@
         <w:ind w:firstLine="0"/>
         <w:jc w:val="center"/>
       </w:pPr>
-      <w:bookmarkStart w:id="0" w:name="_Toc242175476"/>
+      <w:bookmarkStart w:id="0" w:name="_Toc242192774"/>
       <w:r>
         <w:lastRenderedPageBreak/>
         <w:t>ПЕРЕЧЕНЬ ТЕРМИНОВ И СОКРАЩЕНИЙ</w:t>
@@ -3916,7 +3916,7 @@
         <w:pStyle w:val="1"/>
         <w:pageBreakBefore/>
       </w:pPr>
-      <w:bookmarkStart w:id="1" w:name="_Toc242175477"/>
+      <w:bookmarkStart w:id="1" w:name="_Toc242192775"/>
       <w:r>
         <w:lastRenderedPageBreak/>
         <w:t>1 Общие сведения о программе</w:t>
@@ -3927,7 +3927,7 @@
       <w:pPr>
         <w:pStyle w:val="21"/>
       </w:pPr>
-      <w:bookmarkStart w:id="2" w:name="_Toc242175478"/>
+      <w:bookmarkStart w:id="2" w:name="_Toc242192776"/>
       <w:r>
         <w:t>1.1 Назначение программы</w:t>
       </w:r>
@@ -3942,7 +3942,7 @@
       <w:pPr>
         <w:pStyle w:val="21"/>
       </w:pPr>
-      <w:bookmarkStart w:id="3" w:name="_Toc242175479"/>
+      <w:bookmarkStart w:id="3" w:name="_Toc242192777"/>
       <w:r>
         <w:t>1.2 Технические средства</w:t>
       </w:r>
@@ -4177,7 +4177,7 @@
       <w:pPr>
         <w:pStyle w:val="21"/>
       </w:pPr>
-      <w:bookmarkStart w:id="4" w:name="_Toc242175480"/>
+      <w:bookmarkStart w:id="4" w:name="_Toc242192778"/>
       <w:r>
         <w:t>1.3 Программные средства</w:t>
       </w:r>
@@ -4203,7 +4203,7 @@
         <w:pStyle w:val="1"/>
         <w:pageBreakBefore/>
       </w:pPr>
-      <w:bookmarkStart w:id="5" w:name="_Toc242175481"/>
+      <w:bookmarkStart w:id="5" w:name="_Toc242192779"/>
       <w:r>
         <w:lastRenderedPageBreak/>
         <w:t>2 Структура программы</w:t>
@@ -4214,7 +4214,7 @@
       <w:pPr>
         <w:pStyle w:val="21"/>
       </w:pPr>
-      <w:bookmarkStart w:id="6" w:name="_Toc242175482"/>
+      <w:bookmarkStart w:id="6" w:name="_Toc242192780"/>
       <w:r>
         <w:t>2.1 Составные части</w:t>
       </w:r>
@@ -4761,7 +4761,7 @@
       <w:pPr>
         <w:pStyle w:val="21"/>
       </w:pPr>
-      <w:bookmarkStart w:id="7" w:name="_Toc242175483"/>
+      <w:bookmarkStart w:id="7" w:name="_Toc242192781"/>
       <w:r>
         <w:t>2.2 Хранение данных</w:t>
       </w:r>
@@ -5175,7 +5175,7 @@
       <w:pPr>
         <w:pStyle w:val="21"/>
       </w:pPr>
-      <w:bookmarkStart w:id="8" w:name="_Toc242175484"/>
+      <w:bookmarkStart w:id="8" w:name="_Toc242192782"/>
       <w:r>
         <w:t>2.3 Сети</w:t>
       </w:r>
@@ -5346,7 +5346,7 @@
       <w:pPr>
         <w:pStyle w:val="21"/>
       </w:pPr>
-      <w:bookmarkStart w:id="9" w:name="_Toc242175485"/>
+      <w:bookmarkStart w:id="9" w:name="_Toc242192783"/>
       <w:r>
         <w:t>2.4 Маршрутизация запросов</w:t>
       </w:r>
@@ -5724,7 +5724,7 @@
         <w:pStyle w:val="1"/>
         <w:pageBreakBefore/>
       </w:pPr>
-      <w:bookmarkStart w:id="10" w:name="_Toc242175486"/>
+      <w:bookmarkStart w:id="10" w:name="_Toc242192784"/>
       <w:r>
         <w:lastRenderedPageBreak/>
         <w:t>3 Настройка программы</w:t>
@@ -5735,7 +5735,7 @@
       <w:pPr>
         <w:pStyle w:val="21"/>
       </w:pPr>
-      <w:bookmarkStart w:id="11" w:name="_Toc242175487"/>
+      <w:bookmarkStart w:id="11" w:name="_Toc242192785"/>
       <w:r>
         <w:t>3.1 Параметры среды</w:t>
       </w:r>
@@ -7124,7 +7124,7 @@
       <w:pPr>
         <w:pStyle w:val="21"/>
       </w:pPr>
-      <w:bookmarkStart w:id="12" w:name="_Toc242175488"/>
+      <w:bookmarkStart w:id="12" w:name="_Toc242192786"/>
       <w:r>
         <w:t>3.2 Первоначальная установка</w:t>
       </w:r>
@@ -7274,7 +7274,7 @@
       <w:pPr>
         <w:pStyle w:val="21"/>
       </w:pPr>
-      <w:bookmarkStart w:id="13" w:name="_Toc242175489"/>
+      <w:bookmarkStart w:id="13" w:name="_Toc242192787"/>
       <w:r>
         <w:lastRenderedPageBreak/>
         <w:t>3.3 Настройка HTTPS</w:t>
@@ -7397,7 +7397,7 @@
       <w:pPr>
         <w:pStyle w:val="21"/>
       </w:pPr>
-      <w:bookmarkStart w:id="14" w:name="_Toc242175490"/>
+      <w:bookmarkStart w:id="14" w:name="_Toc242192788"/>
       <w:r>
         <w:t>3.4 Настройка почты</w:t>
       </w:r>
@@ -7512,7 +7512,7 @@
       <w:pPr>
         <w:pStyle w:val="21"/>
       </w:pPr>
-      <w:bookmarkStart w:id="15" w:name="_Toc242175491"/>
+      <w:bookmarkStart w:id="15" w:name="_Toc242192789"/>
       <w:r>
         <w:t>3.5 Обновление системы</w:t>
       </w:r>
@@ -7701,7 +7701,7 @@
         <w:pStyle w:val="1"/>
         <w:pageBreakBefore/>
       </w:pPr>
-      <w:bookmarkStart w:id="16" w:name="_Toc242175492"/>
+      <w:bookmarkStart w:id="16" w:name="_Toc242192790"/>
       <w:r>
         <w:lastRenderedPageBreak/>
         <w:t>4 Проверка программы</w:t>
@@ -7712,7 +7712,7 @@
       <w:pPr>
         <w:pStyle w:val="21"/>
       </w:pPr>
-      <w:bookmarkStart w:id="17" w:name="_Toc242175493"/>
+      <w:bookmarkStart w:id="17" w:name="_Toc242192791"/>
       <w:r>
         <w:t>4.1 Проверка работоспособности комплекса</w:t>
       </w:r>
@@ -7857,7 +7857,7 @@
       <w:pPr>
         <w:pStyle w:val="21"/>
       </w:pPr>
-      <w:bookmarkStart w:id="18" w:name="_Toc242175494"/>
+      <w:bookmarkStart w:id="18" w:name="_Toc242192792"/>
       <w:r>
         <w:t>4.2 Проверка после установки или обновления</w:t>
       </w:r>
@@ -7924,7 +7924,7 @@
         <w:pStyle w:val="1"/>
         <w:pageBreakBefore/>
       </w:pPr>
-      <w:bookmarkStart w:id="19" w:name="_Toc242175495"/>
+      <w:bookmarkStart w:id="19" w:name="_Toc242192793"/>
       <w:r>
         <w:lastRenderedPageBreak/>
         <w:t>5 Дополнительные возможности</w:t>
@@ -7935,7 +7935,7 @@
       <w:pPr>
         <w:pStyle w:val="21"/>
       </w:pPr>
-      <w:bookmarkStart w:id="20" w:name="_Toc242175496"/>
+      <w:bookmarkStart w:id="20" w:name="_Toc242192794"/>
       <w:r>
         <w:t>5.1 Резервное копирование и восстановление</w:t>
       </w:r>
@@ -7945,7 +7945,7 @@
       <w:pPr>
         <w:pStyle w:val="31"/>
       </w:pPr>
-      <w:bookmarkStart w:id="21" w:name="_Toc242175497"/>
+      <w:bookmarkStart w:id="21" w:name="_Toc242192795"/>
       <w:r>
         <w:t>5.1.1 Резервное копирование</w:t>
       </w:r>
@@ -8103,7 +8103,7 @@
       <w:pPr>
         <w:pStyle w:val="31"/>
       </w:pPr>
-      <w:bookmarkStart w:id="22" w:name="_Toc242175498"/>
+      <w:bookmarkStart w:id="22" w:name="_Toc242192796"/>
       <w:r>
         <w:t>5.1.2 Восстановление</w:t>
       </w:r>
@@ -8208,7 +8208,7 @@
       <w:pPr>
         <w:pStyle w:val="21"/>
       </w:pPr>
-      <w:bookmarkStart w:id="23" w:name="_Toc242175499"/>
+      <w:bookmarkStart w:id="23" w:name="_Toc242192797"/>
       <w:r>
         <w:t>5.2 Журналы</w:t>
       </w:r>
@@ -8283,7 +8283,7 @@
       <w:pPr>
         <w:pStyle w:val="21"/>
       </w:pPr>
-      <w:bookmarkStart w:id="24" w:name="_Toc242175500"/>
+      <w:bookmarkStart w:id="24" w:name="_Toc242192798"/>
       <w:r>
         <w:lastRenderedPageBreak/>
         <w:t>5.3 Служебные команды</w:t>
@@ -8860,7 +8860,7 @@
       <w:pPr>
         <w:pStyle w:val="21"/>
       </w:pPr>
-      <w:bookmarkStart w:id="25" w:name="_Toc242175501"/>
+      <w:bookmarkStart w:id="25" w:name="_Toc242192799"/>
       <w:r>
         <w:t>5.4 Описание программного интерфейса</w:t>
       </w:r>
@@ -8906,7 +8906,7 @@
         <w:pStyle w:val="1"/>
         <w:pageBreakBefore/>
       </w:pPr>
-      <w:bookmarkStart w:id="26" w:name="_Toc242175502"/>
+      <w:bookmarkStart w:id="26" w:name="_Toc242192800"/>
       <w:r>
         <w:lastRenderedPageBreak/>
         <w:t>6 Сообщения системному программисту</w:t>
@@ -9949,7 +9949,7 @@
         <w:ind w:firstLine="0"/>
         <w:jc w:val="center"/>
       </w:pPr>
-      <w:bookmarkStart w:id="27" w:name="_Toc242175503"/>
+      <w:bookmarkStart w:id="27" w:name="_Toc242192801"/>
       <w:r>
         <w:lastRenderedPageBreak/>
         <w:t>ЛИСТ РЕГИСТРАЦИИ ИЗМЕНЕНИЙ</w:t>
@@ -12037,31 +12037,31 @@
       </w:rPr>
     </w:lvl>
   </w:abstractNum>
-  <w:num w:numId="1" w16cid:durableId="834689500">
+  <w:num w:numId="1" w16cid:durableId="1970160986">
     <w:abstractNumId w:val="8"/>
   </w:num>
-  <w:num w:numId="2" w16cid:durableId="1474979106">
+  <w:num w:numId="2" w16cid:durableId="1793939487">
     <w:abstractNumId w:val="6"/>
   </w:num>
-  <w:num w:numId="3" w16cid:durableId="1977560785">
+  <w:num w:numId="3" w16cid:durableId="810100376">
     <w:abstractNumId w:val="5"/>
   </w:num>
-  <w:num w:numId="4" w16cid:durableId="791364898">
+  <w:num w:numId="4" w16cid:durableId="317460232">
     <w:abstractNumId w:val="4"/>
   </w:num>
-  <w:num w:numId="5" w16cid:durableId="1357729444">
+  <w:num w:numId="5" w16cid:durableId="988217937">
     <w:abstractNumId w:val="7"/>
   </w:num>
-  <w:num w:numId="6" w16cid:durableId="1764103951">
+  <w:num w:numId="6" w16cid:durableId="1077702354">
     <w:abstractNumId w:val="3"/>
   </w:num>
-  <w:num w:numId="7" w16cid:durableId="1937128925">
+  <w:num w:numId="7" w16cid:durableId="2020811258">
     <w:abstractNumId w:val="2"/>
   </w:num>
-  <w:num w:numId="8" w16cid:durableId="1160930624">
+  <w:num w:numId="8" w16cid:durableId="76682945">
     <w:abstractNumId w:val="1"/>
   </w:num>
-  <w:num w:numId="9" w16cid:durableId="460538560">
+  <w:num w:numId="9" w16cid:durableId="1022508828">
     <w:abstractNumId w:val="0"/>
   </w:num>
 </w:numbering>
@@ -23594,7 +23594,7 @@
     <w:autoRedefine/>
     <w:uiPriority w:val="39"/>
     <w:unhideWhenUsed/>
-    <w:rsid w:val="007206A3"/>
+    <w:rsid w:val="00C46C34"/>
     <w:pPr>
       <w:spacing w:after="100"/>
     </w:pPr>
@@ -23606,7 +23606,7 @@
     <w:autoRedefine/>
     <w:uiPriority w:val="39"/>
     <w:unhideWhenUsed/>
-    <w:rsid w:val="007206A3"/>
+    <w:rsid w:val="00C46C34"/>
     <w:pPr>
       <w:spacing w:after="100"/>
       <w:ind w:left="240"/>
@@ -23619,7 +23619,7 @@
     <w:autoRedefine/>
     <w:uiPriority w:val="39"/>
     <w:unhideWhenUsed/>
-    <w:rsid w:val="007206A3"/>
+    <w:rsid w:val="00C46C34"/>
     <w:pPr>
       <w:spacing w:after="100"/>
       <w:ind w:left="480"/>
@@ -23630,7 +23630,7 @@
     <w:basedOn w:val="a2"/>
     <w:uiPriority w:val="99"/>
     <w:unhideWhenUsed/>
-    <w:rsid w:val="007206A3"/>
+    <w:rsid w:val="00C46C34"/>
     <w:rPr>
       <w:color w:val="0000FF" w:themeColor="hyperlink"/>
       <w:u w:val="single"/>

--- a/docs/gost/out/08_32_Руководство_системного_программиста.docx
+++ b/docs/gost/out/08_32_Руководство_системного_программиста.docx
@@ -610,7 +610,7 @@
       <w:r>
         <w:fldChar w:fldCharType="separate"/>
       </w:r>
-      <w:hyperlink w:anchor="_Toc242192774" w:history="1">
+      <w:hyperlink w:anchor="_Toc242194456" w:history="1">
         <w:r>
           <w:rPr>
             <w:rStyle w:val="aff8"/>
@@ -637,7 +637,7 @@
             <w:noProof/>
             <w:webHidden/>
           </w:rPr>
-          <w:instrText xml:space="preserve"> PAGEREF _Toc242192774 \h </w:instrText>
+          <w:instrText xml:space="preserve"> PAGEREF _Toc242194456 \h </w:instrText>
         </w:r>
         <w:r>
           <w:rPr>
@@ -683,7 +683,7 @@
           <w14:ligatures w14:val="standardContextual"/>
         </w:rPr>
       </w:pPr>
-      <w:hyperlink w:anchor="_Toc242192775" w:history="1">
+      <w:hyperlink w:anchor="_Toc242194457" w:history="1">
         <w:r>
           <w:rPr>
             <w:rStyle w:val="aff8"/>
@@ -710,7 +710,7 @@
             <w:noProof/>
             <w:webHidden/>
           </w:rPr>
-          <w:instrText xml:space="preserve"> PAGEREF _Toc242192775 \h </w:instrText>
+          <w:instrText xml:space="preserve"> PAGEREF _Toc242194457 \h </w:instrText>
         </w:r>
         <w:r>
           <w:rPr>
@@ -756,7 +756,7 @@
           <w14:ligatures w14:val="standardContextual"/>
         </w:rPr>
       </w:pPr>
-      <w:hyperlink w:anchor="_Toc242192776" w:history="1">
+      <w:hyperlink w:anchor="_Toc242194458" w:history="1">
         <w:r>
           <w:rPr>
             <w:rStyle w:val="aff8"/>
@@ -783,7 +783,7 @@
             <w:noProof/>
             <w:webHidden/>
           </w:rPr>
-          <w:instrText xml:space="preserve"> PAGEREF _Toc242192776 \h </w:instrText>
+          <w:instrText xml:space="preserve"> PAGEREF _Toc242194458 \h </w:instrText>
         </w:r>
         <w:r>
           <w:rPr>
@@ -829,7 +829,7 @@
           <w14:ligatures w14:val="standardContextual"/>
         </w:rPr>
       </w:pPr>
-      <w:hyperlink w:anchor="_Toc242192777" w:history="1">
+      <w:hyperlink w:anchor="_Toc242194459" w:history="1">
         <w:r>
           <w:rPr>
             <w:rStyle w:val="aff8"/>
@@ -856,7 +856,7 @@
             <w:noProof/>
             <w:webHidden/>
           </w:rPr>
-          <w:instrText xml:space="preserve"> PAGEREF _Toc242192777 \h </w:instrText>
+          <w:instrText xml:space="preserve"> PAGEREF _Toc242194459 \h </w:instrText>
         </w:r>
         <w:r>
           <w:rPr>
@@ -902,7 +902,7 @@
           <w14:ligatures w14:val="standardContextual"/>
         </w:rPr>
       </w:pPr>
-      <w:hyperlink w:anchor="_Toc242192778" w:history="1">
+      <w:hyperlink w:anchor="_Toc242194460" w:history="1">
         <w:r>
           <w:rPr>
             <w:rStyle w:val="aff8"/>
@@ -929,7 +929,7 @@
             <w:noProof/>
             <w:webHidden/>
           </w:rPr>
-          <w:instrText xml:space="preserve"> PAGEREF _Toc242192778 \h </w:instrText>
+          <w:instrText xml:space="preserve"> PAGEREF _Toc242194460 \h </w:instrText>
         </w:r>
         <w:r>
           <w:rPr>
@@ -975,7 +975,7 @@
           <w14:ligatures w14:val="standardContextual"/>
         </w:rPr>
       </w:pPr>
-      <w:hyperlink w:anchor="_Toc242192779" w:history="1">
+      <w:hyperlink w:anchor="_Toc242194461" w:history="1">
         <w:r>
           <w:rPr>
             <w:rStyle w:val="aff8"/>
@@ -1002,7 +1002,7 @@
             <w:noProof/>
             <w:webHidden/>
           </w:rPr>
-          <w:instrText xml:space="preserve"> PAGEREF _Toc242192779 \h </w:instrText>
+          <w:instrText xml:space="preserve"> PAGEREF _Toc242194461 \h </w:instrText>
         </w:r>
         <w:r>
           <w:rPr>
@@ -1048,7 +1048,7 @@
           <w14:ligatures w14:val="standardContextual"/>
         </w:rPr>
       </w:pPr>
-      <w:hyperlink w:anchor="_Toc242192780" w:history="1">
+      <w:hyperlink w:anchor="_Toc242194462" w:history="1">
         <w:r>
           <w:rPr>
             <w:rStyle w:val="aff8"/>
@@ -1075,7 +1075,7 @@
             <w:noProof/>
             <w:webHidden/>
           </w:rPr>
-          <w:instrText xml:space="preserve"> PAGEREF _Toc242192780 \h </w:instrText>
+          <w:instrText xml:space="preserve"> PAGEREF _Toc242194462 \h </w:instrText>
         </w:r>
         <w:r>
           <w:rPr>
@@ -1121,7 +1121,7 @@
           <w14:ligatures w14:val="standardContextual"/>
         </w:rPr>
       </w:pPr>
-      <w:hyperlink w:anchor="_Toc242192781" w:history="1">
+      <w:hyperlink w:anchor="_Toc242194463" w:history="1">
         <w:r>
           <w:rPr>
             <w:rStyle w:val="aff8"/>
@@ -1148,7 +1148,7 @@
             <w:noProof/>
             <w:webHidden/>
           </w:rPr>
-          <w:instrText xml:space="preserve"> PAGEREF _Toc242192781 \h </w:instrText>
+          <w:instrText xml:space="preserve"> PAGEREF _Toc242194463 \h </w:instrText>
         </w:r>
         <w:r>
           <w:rPr>
@@ -1194,7 +1194,7 @@
           <w14:ligatures w14:val="standardContextual"/>
         </w:rPr>
       </w:pPr>
-      <w:hyperlink w:anchor="_Toc242192782" w:history="1">
+      <w:hyperlink w:anchor="_Toc242194464" w:history="1">
         <w:r>
           <w:rPr>
             <w:rStyle w:val="aff8"/>
@@ -1221,7 +1221,7 @@
             <w:noProof/>
             <w:webHidden/>
           </w:rPr>
-          <w:instrText xml:space="preserve"> PAGEREF _Toc242192782 \h </w:instrText>
+          <w:instrText xml:space="preserve"> PAGEREF _Toc242194464 \h </w:instrText>
         </w:r>
         <w:r>
           <w:rPr>
@@ -1267,7 +1267,7 @@
           <w14:ligatures w14:val="standardContextual"/>
         </w:rPr>
       </w:pPr>
-      <w:hyperlink w:anchor="_Toc242192783" w:history="1">
+      <w:hyperlink w:anchor="_Toc242194465" w:history="1">
         <w:r>
           <w:rPr>
             <w:rStyle w:val="aff8"/>
@@ -1294,7 +1294,7 @@
             <w:noProof/>
             <w:webHidden/>
           </w:rPr>
-          <w:instrText xml:space="preserve"> PAGEREF _Toc242192783 \h </w:instrText>
+          <w:instrText xml:space="preserve"> PAGEREF _Toc242194465 \h </w:instrText>
         </w:r>
         <w:r>
           <w:rPr>
@@ -1340,7 +1340,7 @@
           <w14:ligatures w14:val="standardContextual"/>
         </w:rPr>
       </w:pPr>
-      <w:hyperlink w:anchor="_Toc242192784" w:history="1">
+      <w:hyperlink w:anchor="_Toc242194466" w:history="1">
         <w:r>
           <w:rPr>
             <w:rStyle w:val="aff8"/>
@@ -1367,7 +1367,7 @@
             <w:noProof/>
             <w:webHidden/>
           </w:rPr>
-          <w:instrText xml:space="preserve"> PAGEREF _Toc242192784 \h </w:instrText>
+          <w:instrText xml:space="preserve"> PAGEREF _Toc242194466 \h </w:instrText>
         </w:r>
         <w:r>
           <w:rPr>
@@ -1413,7 +1413,7 @@
           <w14:ligatures w14:val="standardContextual"/>
         </w:rPr>
       </w:pPr>
-      <w:hyperlink w:anchor="_Toc242192785" w:history="1">
+      <w:hyperlink w:anchor="_Toc242194467" w:history="1">
         <w:r>
           <w:rPr>
             <w:rStyle w:val="aff8"/>
@@ -1440,7 +1440,7 @@
             <w:noProof/>
             <w:webHidden/>
           </w:rPr>
-          <w:instrText xml:space="preserve"> PAGEREF _Toc242192785 \h </w:instrText>
+          <w:instrText xml:space="preserve"> PAGEREF _Toc242194467 \h </w:instrText>
         </w:r>
         <w:r>
           <w:rPr>
@@ -1486,7 +1486,7 @@
           <w14:ligatures w14:val="standardContextual"/>
         </w:rPr>
       </w:pPr>
-      <w:hyperlink w:anchor="_Toc242192786" w:history="1">
+      <w:hyperlink w:anchor="_Toc242194468" w:history="1">
         <w:r>
           <w:rPr>
             <w:rStyle w:val="aff8"/>
@@ -1513,7 +1513,7 @@
             <w:noProof/>
             <w:webHidden/>
           </w:rPr>
-          <w:instrText xml:space="preserve"> PAGEREF _Toc242192786 \h </w:instrText>
+          <w:instrText xml:space="preserve"> PAGEREF _Toc242194468 \h </w:instrText>
         </w:r>
         <w:r>
           <w:rPr>
@@ -1559,7 +1559,7 @@
           <w14:ligatures w14:val="standardContextual"/>
         </w:rPr>
       </w:pPr>
-      <w:hyperlink w:anchor="_Toc242192787" w:history="1">
+      <w:hyperlink w:anchor="_Toc242194469" w:history="1">
         <w:r>
           <w:rPr>
             <w:rStyle w:val="aff8"/>
@@ -1586,7 +1586,7 @@
             <w:noProof/>
             <w:webHidden/>
           </w:rPr>
-          <w:instrText xml:space="preserve"> PAGEREF _Toc242192787 \h </w:instrText>
+          <w:instrText xml:space="preserve"> PAGEREF _Toc242194469 \h </w:instrText>
         </w:r>
         <w:r>
           <w:rPr>
@@ -1632,7 +1632,7 @@
           <w14:ligatures w14:val="standardContextual"/>
         </w:rPr>
       </w:pPr>
-      <w:hyperlink w:anchor="_Toc242192788" w:history="1">
+      <w:hyperlink w:anchor="_Toc242194470" w:history="1">
         <w:r>
           <w:rPr>
             <w:rStyle w:val="aff8"/>
@@ -1659,7 +1659,7 @@
             <w:noProof/>
             <w:webHidden/>
           </w:rPr>
-          <w:instrText xml:space="preserve"> PAGEREF _Toc242192788 \h </w:instrText>
+          <w:instrText xml:space="preserve"> PAGEREF _Toc242194470 \h </w:instrText>
         </w:r>
         <w:r>
           <w:rPr>
@@ -1705,7 +1705,7 @@
           <w14:ligatures w14:val="standardContextual"/>
         </w:rPr>
       </w:pPr>
-      <w:hyperlink w:anchor="_Toc242192789" w:history="1">
+      <w:hyperlink w:anchor="_Toc242194471" w:history="1">
         <w:r>
           <w:rPr>
             <w:rStyle w:val="aff8"/>
@@ -1732,7 +1732,7 @@
             <w:noProof/>
             <w:webHidden/>
           </w:rPr>
-          <w:instrText xml:space="preserve"> PAGEREF _Toc242192789 \h </w:instrText>
+          <w:instrText xml:space="preserve"> PAGEREF _Toc242194471 \h </w:instrText>
         </w:r>
         <w:r>
           <w:rPr>
@@ -1778,7 +1778,7 @@
           <w14:ligatures w14:val="standardContextual"/>
         </w:rPr>
       </w:pPr>
-      <w:hyperlink w:anchor="_Toc242192790" w:history="1">
+      <w:hyperlink w:anchor="_Toc242194472" w:history="1">
         <w:r>
           <w:rPr>
             <w:rStyle w:val="aff8"/>
@@ -1805,7 +1805,7 @@
             <w:noProof/>
             <w:webHidden/>
           </w:rPr>
-          <w:instrText xml:space="preserve"> PAGEREF _Toc242192790 \h </w:instrText>
+          <w:instrText xml:space="preserve"> PAGEREF _Toc242194472 \h </w:instrText>
         </w:r>
         <w:r>
           <w:rPr>
@@ -1851,7 +1851,7 @@
           <w14:ligatures w14:val="standardContextual"/>
         </w:rPr>
       </w:pPr>
-      <w:hyperlink w:anchor="_Toc242192791" w:history="1">
+      <w:hyperlink w:anchor="_Toc242194473" w:history="1">
         <w:r>
           <w:rPr>
             <w:rStyle w:val="aff8"/>
@@ -1878,7 +1878,7 @@
             <w:noProof/>
             <w:webHidden/>
           </w:rPr>
-          <w:instrText xml:space="preserve"> PAGEREF _Toc242192791 \h </w:instrText>
+          <w:instrText xml:space="preserve"> PAGEREF _Toc242194473 \h </w:instrText>
         </w:r>
         <w:r>
           <w:rPr>
@@ -1924,7 +1924,7 @@
           <w14:ligatures w14:val="standardContextual"/>
         </w:rPr>
       </w:pPr>
-      <w:hyperlink w:anchor="_Toc242192792" w:history="1">
+      <w:hyperlink w:anchor="_Toc242194474" w:history="1">
         <w:r>
           <w:rPr>
             <w:rStyle w:val="aff8"/>
@@ -1951,7 +1951,7 @@
             <w:noProof/>
             <w:webHidden/>
           </w:rPr>
-          <w:instrText xml:space="preserve"> PAGEREF _Toc242192792 \h </w:instrText>
+          <w:instrText xml:space="preserve"> PAGEREF _Toc242194474 \h </w:instrText>
         </w:r>
         <w:r>
           <w:rPr>
@@ -1997,7 +1997,7 @@
           <w14:ligatures w14:val="standardContextual"/>
         </w:rPr>
       </w:pPr>
-      <w:hyperlink w:anchor="_Toc242192793" w:history="1">
+      <w:hyperlink w:anchor="_Toc242194475" w:history="1">
         <w:r>
           <w:rPr>
             <w:rStyle w:val="aff8"/>
@@ -2024,7 +2024,7 @@
             <w:noProof/>
             <w:webHidden/>
           </w:rPr>
-          <w:instrText xml:space="preserve"> PAGEREF _Toc242192793 \h </w:instrText>
+          <w:instrText xml:space="preserve"> PAGEREF _Toc242194475 \h </w:instrText>
         </w:r>
         <w:r>
           <w:rPr>
@@ -2070,7 +2070,7 @@
           <w14:ligatures w14:val="standardContextual"/>
         </w:rPr>
       </w:pPr>
-      <w:hyperlink w:anchor="_Toc242192794" w:history="1">
+      <w:hyperlink w:anchor="_Toc242194476" w:history="1">
         <w:r>
           <w:rPr>
             <w:rStyle w:val="aff8"/>
@@ -2097,7 +2097,7 @@
             <w:noProof/>
             <w:webHidden/>
           </w:rPr>
-          <w:instrText xml:space="preserve"> PAGEREF _Toc242192794 \h </w:instrText>
+          <w:instrText xml:space="preserve"> PAGEREF _Toc242194476 \h </w:instrText>
         </w:r>
         <w:r>
           <w:rPr>
@@ -2143,7 +2143,7 @@
           <w14:ligatures w14:val="standardContextual"/>
         </w:rPr>
       </w:pPr>
-      <w:hyperlink w:anchor="_Toc242192795" w:history="1">
+      <w:hyperlink w:anchor="_Toc242194477" w:history="1">
         <w:r>
           <w:rPr>
             <w:rStyle w:val="aff8"/>
@@ -2170,7 +2170,7 @@
             <w:noProof/>
             <w:webHidden/>
           </w:rPr>
-          <w:instrText xml:space="preserve"> PAGEREF _Toc242192795 \h </w:instrText>
+          <w:instrText xml:space="preserve"> PAGEREF _Toc242194477 \h </w:instrText>
         </w:r>
         <w:r>
           <w:rPr>
@@ -2216,7 +2216,7 @@
           <w14:ligatures w14:val="standardContextual"/>
         </w:rPr>
       </w:pPr>
-      <w:hyperlink w:anchor="_Toc242192796" w:history="1">
+      <w:hyperlink w:anchor="_Toc242194478" w:history="1">
         <w:r>
           <w:rPr>
             <w:rStyle w:val="aff8"/>
@@ -2243,7 +2243,7 @@
             <w:noProof/>
             <w:webHidden/>
           </w:rPr>
-          <w:instrText xml:space="preserve"> PAGEREF _Toc242192796 \h </w:instrText>
+          <w:instrText xml:space="preserve"> PAGEREF _Toc242194478 \h </w:instrText>
         </w:r>
         <w:r>
           <w:rPr>
@@ -2289,7 +2289,7 @@
           <w14:ligatures w14:val="standardContextual"/>
         </w:rPr>
       </w:pPr>
-      <w:hyperlink w:anchor="_Toc242192797" w:history="1">
+      <w:hyperlink w:anchor="_Toc242194479" w:history="1">
         <w:r>
           <w:rPr>
             <w:rStyle w:val="aff8"/>
@@ -2316,7 +2316,7 @@
             <w:noProof/>
             <w:webHidden/>
           </w:rPr>
-          <w:instrText xml:space="preserve"> PAGEREF _Toc242192797 \h </w:instrText>
+          <w:instrText xml:space="preserve"> PAGEREF _Toc242194479 \h </w:instrText>
         </w:r>
         <w:r>
           <w:rPr>
@@ -2362,7 +2362,7 @@
           <w14:ligatures w14:val="standardContextual"/>
         </w:rPr>
       </w:pPr>
-      <w:hyperlink w:anchor="_Toc242192798" w:history="1">
+      <w:hyperlink w:anchor="_Toc242194480" w:history="1">
         <w:r>
           <w:rPr>
             <w:rStyle w:val="aff8"/>
@@ -2389,7 +2389,7 @@
             <w:noProof/>
             <w:webHidden/>
           </w:rPr>
-          <w:instrText xml:space="preserve"> PAGEREF _Toc242192798 \h </w:instrText>
+          <w:instrText xml:space="preserve"> PAGEREF _Toc242194480 \h </w:instrText>
         </w:r>
         <w:r>
           <w:rPr>
@@ -2435,7 +2435,7 @@
           <w14:ligatures w14:val="standardContextual"/>
         </w:rPr>
       </w:pPr>
-      <w:hyperlink w:anchor="_Toc242192799" w:history="1">
+      <w:hyperlink w:anchor="_Toc242194481" w:history="1">
         <w:r>
           <w:rPr>
             <w:rStyle w:val="aff8"/>
@@ -2462,7 +2462,7 @@
             <w:noProof/>
             <w:webHidden/>
           </w:rPr>
-          <w:instrText xml:space="preserve"> PAGEREF _Toc242192799 \h </w:instrText>
+          <w:instrText xml:space="preserve"> PAGEREF _Toc242194481 \h </w:instrText>
         </w:r>
         <w:r>
           <w:rPr>
@@ -2508,7 +2508,7 @@
           <w14:ligatures w14:val="standardContextual"/>
         </w:rPr>
       </w:pPr>
-      <w:hyperlink w:anchor="_Toc242192800" w:history="1">
+      <w:hyperlink w:anchor="_Toc242194482" w:history="1">
         <w:r>
           <w:rPr>
             <w:rStyle w:val="aff8"/>
@@ -2535,7 +2535,7 @@
             <w:noProof/>
             <w:webHidden/>
           </w:rPr>
-          <w:instrText xml:space="preserve"> PAGEREF _Toc242192800 \h </w:instrText>
+          <w:instrText xml:space="preserve"> PAGEREF _Toc242194482 \h </w:instrText>
         </w:r>
         <w:r>
           <w:rPr>
@@ -2581,7 +2581,7 @@
           <w14:ligatures w14:val="standardContextual"/>
         </w:rPr>
       </w:pPr>
-      <w:hyperlink w:anchor="_Toc242192801" w:history="1">
+      <w:hyperlink w:anchor="_Toc242194483" w:history="1">
         <w:r>
           <w:rPr>
             <w:rStyle w:val="aff8"/>
@@ -2608,7 +2608,7 @@
             <w:noProof/>
             <w:webHidden/>
           </w:rPr>
-          <w:instrText xml:space="preserve"> PAGEREF _Toc242192801 \h </w:instrText>
+          <w:instrText xml:space="preserve"> PAGEREF _Toc242194483 \h </w:instrText>
         </w:r>
         <w:r>
           <w:rPr>
@@ -2654,7 +2654,7 @@
         <w:ind w:firstLine="0"/>
         <w:jc w:val="center"/>
       </w:pPr>
-      <w:bookmarkStart w:id="0" w:name="_Toc242192774"/>
+      <w:bookmarkStart w:id="0" w:name="_Toc242194456"/>
       <w:r>
         <w:lastRenderedPageBreak/>
         <w:t>ПЕРЕЧЕНЬ ТЕРМИНОВ И СОКРАЩЕНИЙ</w:t>
@@ -3916,7 +3916,7 @@
         <w:pStyle w:val="1"/>
         <w:pageBreakBefore/>
       </w:pPr>
-      <w:bookmarkStart w:id="1" w:name="_Toc242192775"/>
+      <w:bookmarkStart w:id="1" w:name="_Toc242194457"/>
       <w:r>
         <w:lastRenderedPageBreak/>
         <w:t>1 Общие сведения о программе</w:t>
@@ -3927,7 +3927,7 @@
       <w:pPr>
         <w:pStyle w:val="21"/>
       </w:pPr>
-      <w:bookmarkStart w:id="2" w:name="_Toc242192776"/>
+      <w:bookmarkStart w:id="2" w:name="_Toc242194458"/>
       <w:r>
         <w:t>1.1 Назначение программы</w:t>
       </w:r>
@@ -3942,7 +3942,7 @@
       <w:pPr>
         <w:pStyle w:val="21"/>
       </w:pPr>
-      <w:bookmarkStart w:id="3" w:name="_Toc242192777"/>
+      <w:bookmarkStart w:id="3" w:name="_Toc242194459"/>
       <w:r>
         <w:t>1.2 Технические средства</w:t>
       </w:r>
@@ -4177,7 +4177,7 @@
       <w:pPr>
         <w:pStyle w:val="21"/>
       </w:pPr>
-      <w:bookmarkStart w:id="4" w:name="_Toc242192778"/>
+      <w:bookmarkStart w:id="4" w:name="_Toc242194460"/>
       <w:r>
         <w:t>1.3 Программные средства</w:t>
       </w:r>
@@ -4203,7 +4203,7 @@
         <w:pStyle w:val="1"/>
         <w:pageBreakBefore/>
       </w:pPr>
-      <w:bookmarkStart w:id="5" w:name="_Toc242192779"/>
+      <w:bookmarkStart w:id="5" w:name="_Toc242194461"/>
       <w:r>
         <w:lastRenderedPageBreak/>
         <w:t>2 Структура программы</w:t>
@@ -4214,7 +4214,7 @@
       <w:pPr>
         <w:pStyle w:val="21"/>
       </w:pPr>
-      <w:bookmarkStart w:id="6" w:name="_Toc242192780"/>
+      <w:bookmarkStart w:id="6" w:name="_Toc242194462"/>
       <w:r>
         <w:t>2.1 Составные части</w:t>
       </w:r>
@@ -4761,7 +4761,7 @@
       <w:pPr>
         <w:pStyle w:val="21"/>
       </w:pPr>
-      <w:bookmarkStart w:id="7" w:name="_Toc242192781"/>
+      <w:bookmarkStart w:id="7" w:name="_Toc242194463"/>
       <w:r>
         <w:t>2.2 Хранение данных</w:t>
       </w:r>
@@ -5175,7 +5175,7 @@
       <w:pPr>
         <w:pStyle w:val="21"/>
       </w:pPr>
-      <w:bookmarkStart w:id="8" w:name="_Toc242192782"/>
+      <w:bookmarkStart w:id="8" w:name="_Toc242194464"/>
       <w:r>
         <w:t>2.3 Сети</w:t>
       </w:r>
@@ -5346,7 +5346,7 @@
       <w:pPr>
         <w:pStyle w:val="21"/>
       </w:pPr>
-      <w:bookmarkStart w:id="9" w:name="_Toc242192783"/>
+      <w:bookmarkStart w:id="9" w:name="_Toc242194465"/>
       <w:r>
         <w:t>2.4 Маршрутизация запросов</w:t>
       </w:r>
@@ -5724,7 +5724,7 @@
         <w:pStyle w:val="1"/>
         <w:pageBreakBefore/>
       </w:pPr>
-      <w:bookmarkStart w:id="10" w:name="_Toc242192784"/>
+      <w:bookmarkStart w:id="10" w:name="_Toc242194466"/>
       <w:r>
         <w:lastRenderedPageBreak/>
         <w:t>3 Настройка программы</w:t>
@@ -5735,7 +5735,7 @@
       <w:pPr>
         <w:pStyle w:val="21"/>
       </w:pPr>
-      <w:bookmarkStart w:id="11" w:name="_Toc242192785"/>
+      <w:bookmarkStart w:id="11" w:name="_Toc242194467"/>
       <w:r>
         <w:t>3.1 Параметры среды</w:t>
       </w:r>
@@ -7124,7 +7124,7 @@
       <w:pPr>
         <w:pStyle w:val="21"/>
       </w:pPr>
-      <w:bookmarkStart w:id="12" w:name="_Toc242192786"/>
+      <w:bookmarkStart w:id="12" w:name="_Toc242194468"/>
       <w:r>
         <w:t>3.2 Первоначальная установка</w:t>
       </w:r>
@@ -7274,7 +7274,7 @@
       <w:pPr>
         <w:pStyle w:val="21"/>
       </w:pPr>
-      <w:bookmarkStart w:id="13" w:name="_Toc242192787"/>
+      <w:bookmarkStart w:id="13" w:name="_Toc242194469"/>
       <w:r>
         <w:lastRenderedPageBreak/>
         <w:t>3.3 Настройка HTTPS</w:t>
@@ -7397,7 +7397,7 @@
       <w:pPr>
         <w:pStyle w:val="21"/>
       </w:pPr>
-      <w:bookmarkStart w:id="14" w:name="_Toc242192788"/>
+      <w:bookmarkStart w:id="14" w:name="_Toc242194470"/>
       <w:r>
         <w:t>3.4 Настройка почты</w:t>
       </w:r>
@@ -7512,7 +7512,7 @@
       <w:pPr>
         <w:pStyle w:val="21"/>
       </w:pPr>
-      <w:bookmarkStart w:id="15" w:name="_Toc242192789"/>
+      <w:bookmarkStart w:id="15" w:name="_Toc242194471"/>
       <w:r>
         <w:t>3.5 Обновление системы</w:t>
       </w:r>
@@ -7701,7 +7701,7 @@
         <w:pStyle w:val="1"/>
         <w:pageBreakBefore/>
       </w:pPr>
-      <w:bookmarkStart w:id="16" w:name="_Toc242192790"/>
+      <w:bookmarkStart w:id="16" w:name="_Toc242194472"/>
       <w:r>
         <w:lastRenderedPageBreak/>
         <w:t>4 Проверка программы</w:t>
@@ -7712,7 +7712,7 @@
       <w:pPr>
         <w:pStyle w:val="21"/>
       </w:pPr>
-      <w:bookmarkStart w:id="17" w:name="_Toc242192791"/>
+      <w:bookmarkStart w:id="17" w:name="_Toc242194473"/>
       <w:r>
         <w:t>4.1 Проверка работоспособности комплекса</w:t>
       </w:r>
@@ -7857,7 +7857,7 @@
       <w:pPr>
         <w:pStyle w:val="21"/>
       </w:pPr>
-      <w:bookmarkStart w:id="18" w:name="_Toc242192792"/>
+      <w:bookmarkStart w:id="18" w:name="_Toc242194474"/>
       <w:r>
         <w:t>4.2 Проверка после установки или обновления</w:t>
       </w:r>
@@ -7924,7 +7924,7 @@
         <w:pStyle w:val="1"/>
         <w:pageBreakBefore/>
       </w:pPr>
-      <w:bookmarkStart w:id="19" w:name="_Toc242192793"/>
+      <w:bookmarkStart w:id="19" w:name="_Toc242194475"/>
       <w:r>
         <w:lastRenderedPageBreak/>
         <w:t>5 Дополнительные возможности</w:t>
@@ -7935,7 +7935,7 @@
       <w:pPr>
         <w:pStyle w:val="21"/>
       </w:pPr>
-      <w:bookmarkStart w:id="20" w:name="_Toc242192794"/>
+      <w:bookmarkStart w:id="20" w:name="_Toc242194476"/>
       <w:r>
         <w:t>5.1 Резервное копирование и восстановление</w:t>
       </w:r>
@@ -7945,7 +7945,7 @@
       <w:pPr>
         <w:pStyle w:val="31"/>
       </w:pPr>
-      <w:bookmarkStart w:id="21" w:name="_Toc242192795"/>
+      <w:bookmarkStart w:id="21" w:name="_Toc242194477"/>
       <w:r>
         <w:t>5.1.1 Резервное копирование</w:t>
       </w:r>
@@ -8103,7 +8103,7 @@
       <w:pPr>
         <w:pStyle w:val="31"/>
       </w:pPr>
-      <w:bookmarkStart w:id="22" w:name="_Toc242192796"/>
+      <w:bookmarkStart w:id="22" w:name="_Toc242194478"/>
       <w:r>
         <w:t>5.1.2 Восстановление</w:t>
       </w:r>
@@ -8208,7 +8208,7 @@
       <w:pPr>
         <w:pStyle w:val="21"/>
       </w:pPr>
-      <w:bookmarkStart w:id="23" w:name="_Toc242192797"/>
+      <w:bookmarkStart w:id="23" w:name="_Toc242194479"/>
       <w:r>
         <w:t>5.2 Журналы</w:t>
       </w:r>
@@ -8283,7 +8283,7 @@
       <w:pPr>
         <w:pStyle w:val="21"/>
       </w:pPr>
-      <w:bookmarkStart w:id="24" w:name="_Toc242192798"/>
+      <w:bookmarkStart w:id="24" w:name="_Toc242194480"/>
       <w:r>
         <w:lastRenderedPageBreak/>
         <w:t>5.3 Служебные команды</w:t>
@@ -8860,7 +8860,7 @@
       <w:pPr>
         <w:pStyle w:val="21"/>
       </w:pPr>
-      <w:bookmarkStart w:id="25" w:name="_Toc242192799"/>
+      <w:bookmarkStart w:id="25" w:name="_Toc242194481"/>
       <w:r>
         <w:t>5.4 Описание программного интерфейса</w:t>
       </w:r>
@@ -8906,7 +8906,7 @@
         <w:pStyle w:val="1"/>
         <w:pageBreakBefore/>
       </w:pPr>
-      <w:bookmarkStart w:id="26" w:name="_Toc242192800"/>
+      <w:bookmarkStart w:id="26" w:name="_Toc242194482"/>
       <w:r>
         <w:lastRenderedPageBreak/>
         <w:t>6 Сообщения системному программисту</w:t>
@@ -9949,7 +9949,7 @@
         <w:ind w:firstLine="0"/>
         <w:jc w:val="center"/>
       </w:pPr>
-      <w:bookmarkStart w:id="27" w:name="_Toc242192801"/>
+      <w:bookmarkStart w:id="27" w:name="_Toc242194483"/>
       <w:r>
         <w:lastRenderedPageBreak/>
         <w:t>ЛИСТ РЕГИСТРАЦИИ ИЗМЕНЕНИЙ</w:t>
@@ -12037,31 +12037,31 @@
       </w:rPr>
     </w:lvl>
   </w:abstractNum>
-  <w:num w:numId="1" w16cid:durableId="1970160986">
+  <w:num w:numId="1" w16cid:durableId="1640190558">
     <w:abstractNumId w:val="8"/>
   </w:num>
-  <w:num w:numId="2" w16cid:durableId="1793939487">
+  <w:num w:numId="2" w16cid:durableId="2117679031">
     <w:abstractNumId w:val="6"/>
   </w:num>
-  <w:num w:numId="3" w16cid:durableId="810100376">
+  <w:num w:numId="3" w16cid:durableId="1960604868">
     <w:abstractNumId w:val="5"/>
   </w:num>
-  <w:num w:numId="4" w16cid:durableId="317460232">
+  <w:num w:numId="4" w16cid:durableId="1464081458">
     <w:abstractNumId w:val="4"/>
   </w:num>
-  <w:num w:numId="5" w16cid:durableId="988217937">
+  <w:num w:numId="5" w16cid:durableId="233704622">
     <w:abstractNumId w:val="7"/>
   </w:num>
-  <w:num w:numId="6" w16cid:durableId="1077702354">
+  <w:num w:numId="6" w16cid:durableId="1730373871">
     <w:abstractNumId w:val="3"/>
   </w:num>
-  <w:num w:numId="7" w16cid:durableId="2020811258">
+  <w:num w:numId="7" w16cid:durableId="1997217894">
     <w:abstractNumId w:val="2"/>
   </w:num>
-  <w:num w:numId="8" w16cid:durableId="76682945">
+  <w:num w:numId="8" w16cid:durableId="1506827356">
     <w:abstractNumId w:val="1"/>
   </w:num>
-  <w:num w:numId="9" w16cid:durableId="1022508828">
+  <w:num w:numId="9" w16cid:durableId="425344445">
     <w:abstractNumId w:val="0"/>
   </w:num>
 </w:numbering>
@@ -23594,7 +23594,7 @@
     <w:autoRedefine/>
     <w:uiPriority w:val="39"/>
     <w:unhideWhenUsed/>
-    <w:rsid w:val="00C46C34"/>
+    <w:rsid w:val="00274193"/>
     <w:pPr>
       <w:spacing w:after="100"/>
     </w:pPr>
@@ -23606,7 +23606,7 @@
     <w:autoRedefine/>
     <w:uiPriority w:val="39"/>
     <w:unhideWhenUsed/>
-    <w:rsid w:val="00C46C34"/>
+    <w:rsid w:val="00274193"/>
     <w:pPr>
       <w:spacing w:after="100"/>
       <w:ind w:left="240"/>
@@ -23619,7 +23619,7 @@
     <w:autoRedefine/>
     <w:uiPriority w:val="39"/>
     <w:unhideWhenUsed/>
-    <w:rsid w:val="00C46C34"/>
+    <w:rsid w:val="00274193"/>
     <w:pPr>
       <w:spacing w:after="100"/>
       <w:ind w:left="480"/>
@@ -23630,7 +23630,7 @@
     <w:basedOn w:val="a2"/>
     <w:uiPriority w:val="99"/>
     <w:unhideWhenUsed/>
-    <w:rsid w:val="00C46C34"/>
+    <w:rsid w:val="00274193"/>
     <w:rPr>
       <w:color w:val="0000FF" w:themeColor="hyperlink"/>
       <w:u w:val="single"/>

--- a/docs/gost/out/08_32_Руководство_системного_программиста.docx
+++ b/docs/gost/out/08_32_Руководство_системного_программиста.docx
@@ -610,7 +610,7 @@
       <w:r>
         <w:fldChar w:fldCharType="separate"/>
       </w:r>
-      <w:hyperlink w:anchor="_Toc242194456" w:history="1">
+      <w:hyperlink w:anchor="_Toc242436736" w:history="1">
         <w:r>
           <w:rPr>
             <w:rStyle w:val="aff8"/>
@@ -637,7 +637,7 @@
             <w:noProof/>
             <w:webHidden/>
           </w:rPr>
-          <w:instrText xml:space="preserve"> PAGEREF _Toc242194456 \h </w:instrText>
+          <w:instrText xml:space="preserve"> PAGEREF _Toc242436736 \h </w:instrText>
         </w:r>
         <w:r>
           <w:rPr>
@@ -683,7 +683,7 @@
           <w14:ligatures w14:val="standardContextual"/>
         </w:rPr>
       </w:pPr>
-      <w:hyperlink w:anchor="_Toc242194457" w:history="1">
+      <w:hyperlink w:anchor="_Toc242436737" w:history="1">
         <w:r>
           <w:rPr>
             <w:rStyle w:val="aff8"/>
@@ -710,7 +710,7 @@
             <w:noProof/>
             <w:webHidden/>
           </w:rPr>
-          <w:instrText xml:space="preserve"> PAGEREF _Toc242194457 \h </w:instrText>
+          <w:instrText xml:space="preserve"> PAGEREF _Toc242436737 \h </w:instrText>
         </w:r>
         <w:r>
           <w:rPr>
@@ -756,7 +756,7 @@
           <w14:ligatures w14:val="standardContextual"/>
         </w:rPr>
       </w:pPr>
-      <w:hyperlink w:anchor="_Toc242194458" w:history="1">
+      <w:hyperlink w:anchor="_Toc242436738" w:history="1">
         <w:r>
           <w:rPr>
             <w:rStyle w:val="aff8"/>
@@ -783,7 +783,7 @@
             <w:noProof/>
             <w:webHidden/>
           </w:rPr>
-          <w:instrText xml:space="preserve"> PAGEREF _Toc242194458 \h </w:instrText>
+          <w:instrText xml:space="preserve"> PAGEREF _Toc242436738 \h </w:instrText>
         </w:r>
         <w:r>
           <w:rPr>
@@ -829,7 +829,7 @@
           <w14:ligatures w14:val="standardContextual"/>
         </w:rPr>
       </w:pPr>
-      <w:hyperlink w:anchor="_Toc242194459" w:history="1">
+      <w:hyperlink w:anchor="_Toc242436739" w:history="1">
         <w:r>
           <w:rPr>
             <w:rStyle w:val="aff8"/>
@@ -856,7 +856,7 @@
             <w:noProof/>
             <w:webHidden/>
           </w:rPr>
-          <w:instrText xml:space="preserve"> PAGEREF _Toc242194459 \h </w:instrText>
+          <w:instrText xml:space="preserve"> PAGEREF _Toc242436739 \h </w:instrText>
         </w:r>
         <w:r>
           <w:rPr>
@@ -902,7 +902,7 @@
           <w14:ligatures w14:val="standardContextual"/>
         </w:rPr>
       </w:pPr>
-      <w:hyperlink w:anchor="_Toc242194460" w:history="1">
+      <w:hyperlink w:anchor="_Toc242436740" w:history="1">
         <w:r>
           <w:rPr>
             <w:rStyle w:val="aff8"/>
@@ -929,7 +929,7 @@
             <w:noProof/>
             <w:webHidden/>
           </w:rPr>
-          <w:instrText xml:space="preserve"> PAGEREF _Toc242194460 \h </w:instrText>
+          <w:instrText xml:space="preserve"> PAGEREF _Toc242436740 \h </w:instrText>
         </w:r>
         <w:r>
           <w:rPr>
@@ -975,7 +975,7 @@
           <w14:ligatures w14:val="standardContextual"/>
         </w:rPr>
       </w:pPr>
-      <w:hyperlink w:anchor="_Toc242194461" w:history="1">
+      <w:hyperlink w:anchor="_Toc242436741" w:history="1">
         <w:r>
           <w:rPr>
             <w:rStyle w:val="aff8"/>
@@ -1002,7 +1002,7 @@
             <w:noProof/>
             <w:webHidden/>
           </w:rPr>
-          <w:instrText xml:space="preserve"> PAGEREF _Toc242194461 \h </w:instrText>
+          <w:instrText xml:space="preserve"> PAGEREF _Toc242436741 \h </w:instrText>
         </w:r>
         <w:r>
           <w:rPr>
@@ -1048,7 +1048,7 @@
           <w14:ligatures w14:val="standardContextual"/>
         </w:rPr>
       </w:pPr>
-      <w:hyperlink w:anchor="_Toc242194462" w:history="1">
+      <w:hyperlink w:anchor="_Toc242436742" w:history="1">
         <w:r>
           <w:rPr>
             <w:rStyle w:val="aff8"/>
@@ -1075,7 +1075,7 @@
             <w:noProof/>
             <w:webHidden/>
           </w:rPr>
-          <w:instrText xml:space="preserve"> PAGEREF _Toc242194462 \h </w:instrText>
+          <w:instrText xml:space="preserve"> PAGEREF _Toc242436742 \h </w:instrText>
         </w:r>
         <w:r>
           <w:rPr>
@@ -1121,7 +1121,7 @@
           <w14:ligatures w14:val="standardContextual"/>
         </w:rPr>
       </w:pPr>
-      <w:hyperlink w:anchor="_Toc242194463" w:history="1">
+      <w:hyperlink w:anchor="_Toc242436743" w:history="1">
         <w:r>
           <w:rPr>
             <w:rStyle w:val="aff8"/>
@@ -1148,7 +1148,7 @@
             <w:noProof/>
             <w:webHidden/>
           </w:rPr>
-          <w:instrText xml:space="preserve"> PAGEREF _Toc242194463 \h </w:instrText>
+          <w:instrText xml:space="preserve"> PAGEREF _Toc242436743 \h </w:instrText>
         </w:r>
         <w:r>
           <w:rPr>
@@ -1194,7 +1194,7 @@
           <w14:ligatures w14:val="standardContextual"/>
         </w:rPr>
       </w:pPr>
-      <w:hyperlink w:anchor="_Toc242194464" w:history="1">
+      <w:hyperlink w:anchor="_Toc242436744" w:history="1">
         <w:r>
           <w:rPr>
             <w:rStyle w:val="aff8"/>
@@ -1221,7 +1221,7 @@
             <w:noProof/>
             <w:webHidden/>
           </w:rPr>
-          <w:instrText xml:space="preserve"> PAGEREF _Toc242194464 \h </w:instrText>
+          <w:instrText xml:space="preserve"> PAGEREF _Toc242436744 \h </w:instrText>
         </w:r>
         <w:r>
           <w:rPr>
@@ -1267,7 +1267,7 @@
           <w14:ligatures w14:val="standardContextual"/>
         </w:rPr>
       </w:pPr>
-      <w:hyperlink w:anchor="_Toc242194465" w:history="1">
+      <w:hyperlink w:anchor="_Toc242436745" w:history="1">
         <w:r>
           <w:rPr>
             <w:rStyle w:val="aff8"/>
@@ -1294,7 +1294,7 @@
             <w:noProof/>
             <w:webHidden/>
           </w:rPr>
-          <w:instrText xml:space="preserve"> PAGEREF _Toc242194465 \h </w:instrText>
+          <w:instrText xml:space="preserve"> PAGEREF _Toc242436745 \h </w:instrText>
         </w:r>
         <w:r>
           <w:rPr>
@@ -1340,7 +1340,7 @@
           <w14:ligatures w14:val="standardContextual"/>
         </w:rPr>
       </w:pPr>
-      <w:hyperlink w:anchor="_Toc242194466" w:history="1">
+      <w:hyperlink w:anchor="_Toc242436746" w:history="1">
         <w:r>
           <w:rPr>
             <w:rStyle w:val="aff8"/>
@@ -1367,7 +1367,7 @@
             <w:noProof/>
             <w:webHidden/>
           </w:rPr>
-          <w:instrText xml:space="preserve"> PAGEREF _Toc242194466 \h </w:instrText>
+          <w:instrText xml:space="preserve"> PAGEREF _Toc242436746 \h </w:instrText>
         </w:r>
         <w:r>
           <w:rPr>
@@ -1413,7 +1413,7 @@
           <w14:ligatures w14:val="standardContextual"/>
         </w:rPr>
       </w:pPr>
-      <w:hyperlink w:anchor="_Toc242194467" w:history="1">
+      <w:hyperlink w:anchor="_Toc242436747" w:history="1">
         <w:r>
           <w:rPr>
             <w:rStyle w:val="aff8"/>
@@ -1440,7 +1440,7 @@
             <w:noProof/>
             <w:webHidden/>
           </w:rPr>
-          <w:instrText xml:space="preserve"> PAGEREF _Toc242194467 \h </w:instrText>
+          <w:instrText xml:space="preserve"> PAGEREF _Toc242436747 \h </w:instrText>
         </w:r>
         <w:r>
           <w:rPr>
@@ -1486,7 +1486,7 @@
           <w14:ligatures w14:val="standardContextual"/>
         </w:rPr>
       </w:pPr>
-      <w:hyperlink w:anchor="_Toc242194468" w:history="1">
+      <w:hyperlink w:anchor="_Toc242436748" w:history="1">
         <w:r>
           <w:rPr>
             <w:rStyle w:val="aff8"/>
@@ -1513,7 +1513,7 @@
             <w:noProof/>
             <w:webHidden/>
           </w:rPr>
-          <w:instrText xml:space="preserve"> PAGEREF _Toc242194468 \h </w:instrText>
+          <w:instrText xml:space="preserve"> PAGEREF _Toc242436748 \h </w:instrText>
         </w:r>
         <w:r>
           <w:rPr>
@@ -1559,7 +1559,7 @@
           <w14:ligatures w14:val="standardContextual"/>
         </w:rPr>
       </w:pPr>
-      <w:hyperlink w:anchor="_Toc242194469" w:history="1">
+      <w:hyperlink w:anchor="_Toc242436749" w:history="1">
         <w:r>
           <w:rPr>
             <w:rStyle w:val="aff8"/>
@@ -1586,7 +1586,7 @@
             <w:noProof/>
             <w:webHidden/>
           </w:rPr>
-          <w:instrText xml:space="preserve"> PAGEREF _Toc242194469 \h </w:instrText>
+          <w:instrText xml:space="preserve"> PAGEREF _Toc242436749 \h </w:instrText>
         </w:r>
         <w:r>
           <w:rPr>
@@ -1632,7 +1632,7 @@
           <w14:ligatures w14:val="standardContextual"/>
         </w:rPr>
       </w:pPr>
-      <w:hyperlink w:anchor="_Toc242194470" w:history="1">
+      <w:hyperlink w:anchor="_Toc242436750" w:history="1">
         <w:r>
           <w:rPr>
             <w:rStyle w:val="aff8"/>
@@ -1659,7 +1659,7 @@
             <w:noProof/>
             <w:webHidden/>
           </w:rPr>
-          <w:instrText xml:space="preserve"> PAGEREF _Toc242194470 \h </w:instrText>
+          <w:instrText xml:space="preserve"> PAGEREF _Toc242436750 \h </w:instrText>
         </w:r>
         <w:r>
           <w:rPr>
@@ -1705,7 +1705,7 @@
           <w14:ligatures w14:val="standardContextual"/>
         </w:rPr>
       </w:pPr>
-      <w:hyperlink w:anchor="_Toc242194471" w:history="1">
+      <w:hyperlink w:anchor="_Toc242436751" w:history="1">
         <w:r>
           <w:rPr>
             <w:rStyle w:val="aff8"/>
@@ -1732,7 +1732,7 @@
             <w:noProof/>
             <w:webHidden/>
           </w:rPr>
-          <w:instrText xml:space="preserve"> PAGEREF _Toc242194471 \h </w:instrText>
+          <w:instrText xml:space="preserve"> PAGEREF _Toc242436751 \h </w:instrText>
         </w:r>
         <w:r>
           <w:rPr>
@@ -1778,7 +1778,7 @@
           <w14:ligatures w14:val="standardContextual"/>
         </w:rPr>
       </w:pPr>
-      <w:hyperlink w:anchor="_Toc242194472" w:history="1">
+      <w:hyperlink w:anchor="_Toc242436752" w:history="1">
         <w:r>
           <w:rPr>
             <w:rStyle w:val="aff8"/>
@@ -1805,7 +1805,7 @@
             <w:noProof/>
             <w:webHidden/>
           </w:rPr>
-          <w:instrText xml:space="preserve"> PAGEREF _Toc242194472 \h </w:instrText>
+          <w:instrText xml:space="preserve"> PAGEREF _Toc242436752 \h </w:instrText>
         </w:r>
         <w:r>
           <w:rPr>
@@ -1851,7 +1851,7 @@
           <w14:ligatures w14:val="standardContextual"/>
         </w:rPr>
       </w:pPr>
-      <w:hyperlink w:anchor="_Toc242194473" w:history="1">
+      <w:hyperlink w:anchor="_Toc242436753" w:history="1">
         <w:r>
           <w:rPr>
             <w:rStyle w:val="aff8"/>
@@ -1878,7 +1878,7 @@
             <w:noProof/>
             <w:webHidden/>
           </w:rPr>
-          <w:instrText xml:space="preserve"> PAGEREF _Toc242194473 \h </w:instrText>
+          <w:instrText xml:space="preserve"> PAGEREF _Toc242436753 \h </w:instrText>
         </w:r>
         <w:r>
           <w:rPr>
@@ -1924,7 +1924,7 @@
           <w14:ligatures w14:val="standardContextual"/>
         </w:rPr>
       </w:pPr>
-      <w:hyperlink w:anchor="_Toc242194474" w:history="1">
+      <w:hyperlink w:anchor="_Toc242436754" w:history="1">
         <w:r>
           <w:rPr>
             <w:rStyle w:val="aff8"/>
@@ -1951,7 +1951,7 @@
             <w:noProof/>
             <w:webHidden/>
           </w:rPr>
-          <w:instrText xml:space="preserve"> PAGEREF _Toc242194474 \h </w:instrText>
+          <w:instrText xml:space="preserve"> PAGEREF _Toc242436754 \h </w:instrText>
         </w:r>
         <w:r>
           <w:rPr>
@@ -1997,7 +1997,7 @@
           <w14:ligatures w14:val="standardContextual"/>
         </w:rPr>
       </w:pPr>
-      <w:hyperlink w:anchor="_Toc242194475" w:history="1">
+      <w:hyperlink w:anchor="_Toc242436755" w:history="1">
         <w:r>
           <w:rPr>
             <w:rStyle w:val="aff8"/>
@@ -2024,7 +2024,7 @@
             <w:noProof/>
             <w:webHidden/>
           </w:rPr>
-          <w:instrText xml:space="preserve"> PAGEREF _Toc242194475 \h </w:instrText>
+          <w:instrText xml:space="preserve"> PAGEREF _Toc242436755 \h </w:instrText>
         </w:r>
         <w:r>
           <w:rPr>
@@ -2070,7 +2070,7 @@
           <w14:ligatures w14:val="standardContextual"/>
         </w:rPr>
       </w:pPr>
-      <w:hyperlink w:anchor="_Toc242194476" w:history="1">
+      <w:hyperlink w:anchor="_Toc242436756" w:history="1">
         <w:r>
           <w:rPr>
             <w:rStyle w:val="aff8"/>
@@ -2097,7 +2097,7 @@
             <w:noProof/>
             <w:webHidden/>
           </w:rPr>
-          <w:instrText xml:space="preserve"> PAGEREF _Toc242194476 \h </w:instrText>
+          <w:instrText xml:space="preserve"> PAGEREF _Toc242436756 \h </w:instrText>
         </w:r>
         <w:r>
           <w:rPr>
@@ -2143,7 +2143,7 @@
           <w14:ligatures w14:val="standardContextual"/>
         </w:rPr>
       </w:pPr>
-      <w:hyperlink w:anchor="_Toc242194477" w:history="1">
+      <w:hyperlink w:anchor="_Toc242436757" w:history="1">
         <w:r>
           <w:rPr>
             <w:rStyle w:val="aff8"/>
@@ -2170,7 +2170,7 @@
             <w:noProof/>
             <w:webHidden/>
           </w:rPr>
-          <w:instrText xml:space="preserve"> PAGEREF _Toc242194477 \h </w:instrText>
+          <w:instrText xml:space="preserve"> PAGEREF _Toc242436757 \h </w:instrText>
         </w:r>
         <w:r>
           <w:rPr>
@@ -2216,7 +2216,7 @@
           <w14:ligatures w14:val="standardContextual"/>
         </w:rPr>
       </w:pPr>
-      <w:hyperlink w:anchor="_Toc242194478" w:history="1">
+      <w:hyperlink w:anchor="_Toc242436758" w:history="1">
         <w:r>
           <w:rPr>
             <w:rStyle w:val="aff8"/>
@@ -2243,7 +2243,7 @@
             <w:noProof/>
             <w:webHidden/>
           </w:rPr>
-          <w:instrText xml:space="preserve"> PAGEREF _Toc242194478 \h </w:instrText>
+          <w:instrText xml:space="preserve"> PAGEREF _Toc242436758 \h </w:instrText>
         </w:r>
         <w:r>
           <w:rPr>
@@ -2289,7 +2289,7 @@
           <w14:ligatures w14:val="standardContextual"/>
         </w:rPr>
       </w:pPr>
-      <w:hyperlink w:anchor="_Toc242194479" w:history="1">
+      <w:hyperlink w:anchor="_Toc242436759" w:history="1">
         <w:r>
           <w:rPr>
             <w:rStyle w:val="aff8"/>
@@ -2316,7 +2316,7 @@
             <w:noProof/>
             <w:webHidden/>
           </w:rPr>
-          <w:instrText xml:space="preserve"> PAGEREF _Toc242194479 \h </w:instrText>
+          <w:instrText xml:space="preserve"> PAGEREF _Toc242436759 \h </w:instrText>
         </w:r>
         <w:r>
           <w:rPr>
@@ -2362,7 +2362,7 @@
           <w14:ligatures w14:val="standardContextual"/>
         </w:rPr>
       </w:pPr>
-      <w:hyperlink w:anchor="_Toc242194480" w:history="1">
+      <w:hyperlink w:anchor="_Toc242436760" w:history="1">
         <w:r>
           <w:rPr>
             <w:rStyle w:val="aff8"/>
@@ -2389,7 +2389,7 @@
             <w:noProof/>
             <w:webHidden/>
           </w:rPr>
-          <w:instrText xml:space="preserve"> PAGEREF _Toc242194480 \h </w:instrText>
+          <w:instrText xml:space="preserve"> PAGEREF _Toc242436760 \h </w:instrText>
         </w:r>
         <w:r>
           <w:rPr>
@@ -2435,7 +2435,7 @@
           <w14:ligatures w14:val="standardContextual"/>
         </w:rPr>
       </w:pPr>
-      <w:hyperlink w:anchor="_Toc242194481" w:history="1">
+      <w:hyperlink w:anchor="_Toc242436761" w:history="1">
         <w:r>
           <w:rPr>
             <w:rStyle w:val="aff8"/>
@@ -2462,7 +2462,7 @@
             <w:noProof/>
             <w:webHidden/>
           </w:rPr>
-          <w:instrText xml:space="preserve"> PAGEREF _Toc242194481 \h </w:instrText>
+          <w:instrText xml:space="preserve"> PAGEREF _Toc242436761 \h </w:instrText>
         </w:r>
         <w:r>
           <w:rPr>
@@ -2508,7 +2508,7 @@
           <w14:ligatures w14:val="standardContextual"/>
         </w:rPr>
       </w:pPr>
-      <w:hyperlink w:anchor="_Toc242194482" w:history="1">
+      <w:hyperlink w:anchor="_Toc242436762" w:history="1">
         <w:r>
           <w:rPr>
             <w:rStyle w:val="aff8"/>
@@ -2535,7 +2535,7 @@
             <w:noProof/>
             <w:webHidden/>
           </w:rPr>
-          <w:instrText xml:space="preserve"> PAGEREF _Toc242194482 \h </w:instrText>
+          <w:instrText xml:space="preserve"> PAGEREF _Toc242436762 \h </w:instrText>
         </w:r>
         <w:r>
           <w:rPr>
@@ -2581,7 +2581,7 @@
           <w14:ligatures w14:val="standardContextual"/>
         </w:rPr>
       </w:pPr>
-      <w:hyperlink w:anchor="_Toc242194483" w:history="1">
+      <w:hyperlink w:anchor="_Toc242436763" w:history="1">
         <w:r>
           <w:rPr>
             <w:rStyle w:val="aff8"/>
@@ -2608,7 +2608,7 @@
             <w:noProof/>
             <w:webHidden/>
           </w:rPr>
-          <w:instrText xml:space="preserve"> PAGEREF _Toc242194483 \h </w:instrText>
+          <w:instrText xml:space="preserve"> PAGEREF _Toc242436763 \h </w:instrText>
         </w:r>
         <w:r>
           <w:rPr>
@@ -2654,7 +2654,7 @@
         <w:ind w:firstLine="0"/>
         <w:jc w:val="center"/>
       </w:pPr>
-      <w:bookmarkStart w:id="0" w:name="_Toc242194456"/>
+      <w:bookmarkStart w:id="0" w:name="_Toc242436736"/>
       <w:r>
         <w:lastRenderedPageBreak/>
         <w:t>ПЕРЕЧЕНЬ ТЕРМИНОВ И СОКРАЩЕНИЙ</w:t>
@@ -3916,7 +3916,7 @@
         <w:pStyle w:val="1"/>
         <w:pageBreakBefore/>
       </w:pPr>
-      <w:bookmarkStart w:id="1" w:name="_Toc242194457"/>
+      <w:bookmarkStart w:id="1" w:name="_Toc242436737"/>
       <w:r>
         <w:lastRenderedPageBreak/>
         <w:t>1 Общие сведения о программе</w:t>
@@ -3927,7 +3927,7 @@
       <w:pPr>
         <w:pStyle w:val="21"/>
       </w:pPr>
-      <w:bookmarkStart w:id="2" w:name="_Toc242194458"/>
+      <w:bookmarkStart w:id="2" w:name="_Toc242436738"/>
       <w:r>
         <w:t>1.1 Назначение программы</w:t>
       </w:r>
@@ -3942,7 +3942,7 @@
       <w:pPr>
         <w:pStyle w:val="21"/>
       </w:pPr>
-      <w:bookmarkStart w:id="3" w:name="_Toc242194459"/>
+      <w:bookmarkStart w:id="3" w:name="_Toc242436739"/>
       <w:r>
         <w:t>1.2 Технические средства</w:t>
       </w:r>
@@ -4177,7 +4177,7 @@
       <w:pPr>
         <w:pStyle w:val="21"/>
       </w:pPr>
-      <w:bookmarkStart w:id="4" w:name="_Toc242194460"/>
+      <w:bookmarkStart w:id="4" w:name="_Toc242436740"/>
       <w:r>
         <w:t>1.3 Программные средства</w:t>
       </w:r>
@@ -4203,7 +4203,7 @@
         <w:pStyle w:val="1"/>
         <w:pageBreakBefore/>
       </w:pPr>
-      <w:bookmarkStart w:id="5" w:name="_Toc242194461"/>
+      <w:bookmarkStart w:id="5" w:name="_Toc242436741"/>
       <w:r>
         <w:lastRenderedPageBreak/>
         <w:t>2 Структура программы</w:t>
@@ -4214,7 +4214,7 @@
       <w:pPr>
         <w:pStyle w:val="21"/>
       </w:pPr>
-      <w:bookmarkStart w:id="6" w:name="_Toc242194462"/>
+      <w:bookmarkStart w:id="6" w:name="_Toc242436742"/>
       <w:r>
         <w:t>2.1 Составные части</w:t>
       </w:r>
@@ -4761,7 +4761,7 @@
       <w:pPr>
         <w:pStyle w:val="21"/>
       </w:pPr>
-      <w:bookmarkStart w:id="7" w:name="_Toc242194463"/>
+      <w:bookmarkStart w:id="7" w:name="_Toc242436743"/>
       <w:r>
         <w:t>2.2 Хранение данных</w:t>
       </w:r>
@@ -5175,7 +5175,7 @@
       <w:pPr>
         <w:pStyle w:val="21"/>
       </w:pPr>
-      <w:bookmarkStart w:id="8" w:name="_Toc242194464"/>
+      <w:bookmarkStart w:id="8" w:name="_Toc242436744"/>
       <w:r>
         <w:t>2.3 Сети</w:t>
       </w:r>
@@ -5346,7 +5346,7 @@
       <w:pPr>
         <w:pStyle w:val="21"/>
       </w:pPr>
-      <w:bookmarkStart w:id="9" w:name="_Toc242194465"/>
+      <w:bookmarkStart w:id="9" w:name="_Toc242436745"/>
       <w:r>
         <w:t>2.4 Маршрутизация запросов</w:t>
       </w:r>
@@ -5724,7 +5724,7 @@
         <w:pStyle w:val="1"/>
         <w:pageBreakBefore/>
       </w:pPr>
-      <w:bookmarkStart w:id="10" w:name="_Toc242194466"/>
+      <w:bookmarkStart w:id="10" w:name="_Toc242436746"/>
       <w:r>
         <w:lastRenderedPageBreak/>
         <w:t>3 Настройка программы</w:t>
@@ -5735,7 +5735,7 @@
       <w:pPr>
         <w:pStyle w:val="21"/>
       </w:pPr>
-      <w:bookmarkStart w:id="11" w:name="_Toc242194467"/>
+      <w:bookmarkStart w:id="11" w:name="_Toc242436747"/>
       <w:r>
         <w:t>3.1 Параметры среды</w:t>
       </w:r>
@@ -7124,7 +7124,7 @@
       <w:pPr>
         <w:pStyle w:val="21"/>
       </w:pPr>
-      <w:bookmarkStart w:id="12" w:name="_Toc242194468"/>
+      <w:bookmarkStart w:id="12" w:name="_Toc242436748"/>
       <w:r>
         <w:t>3.2 Первоначальная установка</w:t>
       </w:r>
@@ -7274,7 +7274,7 @@
       <w:pPr>
         <w:pStyle w:val="21"/>
       </w:pPr>
-      <w:bookmarkStart w:id="13" w:name="_Toc242194469"/>
+      <w:bookmarkStart w:id="13" w:name="_Toc242436749"/>
       <w:r>
         <w:lastRenderedPageBreak/>
         <w:t>3.3 Настройка HTTPS</w:t>
@@ -7397,7 +7397,7 @@
       <w:pPr>
         <w:pStyle w:val="21"/>
       </w:pPr>
-      <w:bookmarkStart w:id="14" w:name="_Toc242194470"/>
+      <w:bookmarkStart w:id="14" w:name="_Toc242436750"/>
       <w:r>
         <w:t>3.4 Настройка почты</w:t>
       </w:r>
@@ -7512,7 +7512,7 @@
       <w:pPr>
         <w:pStyle w:val="21"/>
       </w:pPr>
-      <w:bookmarkStart w:id="15" w:name="_Toc242194471"/>
+      <w:bookmarkStart w:id="15" w:name="_Toc242436751"/>
       <w:r>
         <w:t>3.5 Обновление системы</w:t>
       </w:r>
@@ -7701,7 +7701,7 @@
         <w:pStyle w:val="1"/>
         <w:pageBreakBefore/>
       </w:pPr>
-      <w:bookmarkStart w:id="16" w:name="_Toc242194472"/>
+      <w:bookmarkStart w:id="16" w:name="_Toc242436752"/>
       <w:r>
         <w:lastRenderedPageBreak/>
         <w:t>4 Проверка программы</w:t>
@@ -7712,7 +7712,7 @@
       <w:pPr>
         <w:pStyle w:val="21"/>
       </w:pPr>
-      <w:bookmarkStart w:id="17" w:name="_Toc242194473"/>
+      <w:bookmarkStart w:id="17" w:name="_Toc242436753"/>
       <w:r>
         <w:t>4.1 Проверка работоспособности комплекса</w:t>
       </w:r>
@@ -7857,7 +7857,7 @@
       <w:pPr>
         <w:pStyle w:val="21"/>
       </w:pPr>
-      <w:bookmarkStart w:id="18" w:name="_Toc242194474"/>
+      <w:bookmarkStart w:id="18" w:name="_Toc242436754"/>
       <w:r>
         <w:t>4.2 Проверка после установки или обновления</w:t>
       </w:r>
@@ -7924,7 +7924,7 @@
         <w:pStyle w:val="1"/>
         <w:pageBreakBefore/>
       </w:pPr>
-      <w:bookmarkStart w:id="19" w:name="_Toc242194475"/>
+      <w:bookmarkStart w:id="19" w:name="_Toc242436755"/>
       <w:r>
         <w:lastRenderedPageBreak/>
         <w:t>5 Дополнительные возможности</w:t>
@@ -7935,7 +7935,7 @@
       <w:pPr>
         <w:pStyle w:val="21"/>
       </w:pPr>
-      <w:bookmarkStart w:id="20" w:name="_Toc242194476"/>
+      <w:bookmarkStart w:id="20" w:name="_Toc242436756"/>
       <w:r>
         <w:t>5.1 Резервное копирование и восстановление</w:t>
       </w:r>
@@ -7945,7 +7945,7 @@
       <w:pPr>
         <w:pStyle w:val="31"/>
       </w:pPr>
-      <w:bookmarkStart w:id="21" w:name="_Toc242194477"/>
+      <w:bookmarkStart w:id="21" w:name="_Toc242436757"/>
       <w:r>
         <w:t>5.1.1 Резервное копирование</w:t>
       </w:r>
@@ -8103,7 +8103,7 @@
       <w:pPr>
         <w:pStyle w:val="31"/>
       </w:pPr>
-      <w:bookmarkStart w:id="22" w:name="_Toc242194478"/>
+      <w:bookmarkStart w:id="22" w:name="_Toc242436758"/>
       <w:r>
         <w:t>5.1.2 Восстановление</w:t>
       </w:r>
@@ -8208,7 +8208,7 @@
       <w:pPr>
         <w:pStyle w:val="21"/>
       </w:pPr>
-      <w:bookmarkStart w:id="23" w:name="_Toc242194479"/>
+      <w:bookmarkStart w:id="23" w:name="_Toc242436759"/>
       <w:r>
         <w:t>5.2 Журналы</w:t>
       </w:r>
@@ -8283,7 +8283,7 @@
       <w:pPr>
         <w:pStyle w:val="21"/>
       </w:pPr>
-      <w:bookmarkStart w:id="24" w:name="_Toc242194480"/>
+      <w:bookmarkStart w:id="24" w:name="_Toc242436760"/>
       <w:r>
         <w:lastRenderedPageBreak/>
         <w:t>5.3 Служебные команды</w:t>
@@ -8860,7 +8860,7 @@
       <w:pPr>
         <w:pStyle w:val="21"/>
       </w:pPr>
-      <w:bookmarkStart w:id="25" w:name="_Toc242194481"/>
+      <w:bookmarkStart w:id="25" w:name="_Toc242436761"/>
       <w:r>
         <w:t>5.4 Описание программного интерфейса</w:t>
       </w:r>
@@ -8906,7 +8906,7 @@
         <w:pStyle w:val="1"/>
         <w:pageBreakBefore/>
       </w:pPr>
-      <w:bookmarkStart w:id="26" w:name="_Toc242194482"/>
+      <w:bookmarkStart w:id="26" w:name="_Toc242436762"/>
       <w:r>
         <w:lastRenderedPageBreak/>
         <w:t>6 Сообщения системному программисту</w:t>
@@ -9949,7 +9949,7 @@
         <w:ind w:firstLine="0"/>
         <w:jc w:val="center"/>
       </w:pPr>
-      <w:bookmarkStart w:id="27" w:name="_Toc242194483"/>
+      <w:bookmarkStart w:id="27" w:name="_Toc242436763"/>
       <w:r>
         <w:lastRenderedPageBreak/>
         <w:t>ЛИСТ РЕГИСТРАЦИИ ИЗМЕНЕНИЙ</w:t>
@@ -12037,31 +12037,31 @@
       </w:rPr>
     </w:lvl>
   </w:abstractNum>
-  <w:num w:numId="1" w16cid:durableId="1640190558">
+  <w:num w:numId="1" w16cid:durableId="474684791">
     <w:abstractNumId w:val="8"/>
   </w:num>
-  <w:num w:numId="2" w16cid:durableId="2117679031">
+  <w:num w:numId="2" w16cid:durableId="505828463">
     <w:abstractNumId w:val="6"/>
   </w:num>
-  <w:num w:numId="3" w16cid:durableId="1960604868">
+  <w:num w:numId="3" w16cid:durableId="1086729965">
     <w:abstractNumId w:val="5"/>
   </w:num>
-  <w:num w:numId="4" w16cid:durableId="1464081458">
+  <w:num w:numId="4" w16cid:durableId="1460418788">
     <w:abstractNumId w:val="4"/>
   </w:num>
-  <w:num w:numId="5" w16cid:durableId="233704622">
+  <w:num w:numId="5" w16cid:durableId="1831753985">
     <w:abstractNumId w:val="7"/>
   </w:num>
-  <w:num w:numId="6" w16cid:durableId="1730373871">
+  <w:num w:numId="6" w16cid:durableId="1473673298">
     <w:abstractNumId w:val="3"/>
   </w:num>
-  <w:num w:numId="7" w16cid:durableId="1997217894">
+  <w:num w:numId="7" w16cid:durableId="2136171795">
     <w:abstractNumId w:val="2"/>
   </w:num>
-  <w:num w:numId="8" w16cid:durableId="1506827356">
+  <w:num w:numId="8" w16cid:durableId="736434592">
     <w:abstractNumId w:val="1"/>
   </w:num>
-  <w:num w:numId="9" w16cid:durableId="425344445">
+  <w:num w:numId="9" w16cid:durableId="385877118">
     <w:abstractNumId w:val="0"/>
   </w:num>
 </w:numbering>
@@ -23594,7 +23594,7 @@
     <w:autoRedefine/>
     <w:uiPriority w:val="39"/>
     <w:unhideWhenUsed/>
-    <w:rsid w:val="00274193"/>
+    <w:rsid w:val="00455A10"/>
     <w:pPr>
       <w:spacing w:after="100"/>
     </w:pPr>
@@ -23606,7 +23606,7 @@
     <w:autoRedefine/>
     <w:uiPriority w:val="39"/>
     <w:unhideWhenUsed/>
-    <w:rsid w:val="00274193"/>
+    <w:rsid w:val="00455A10"/>
     <w:pPr>
       <w:spacing w:after="100"/>
       <w:ind w:left="240"/>
@@ -23619,7 +23619,7 @@
     <w:autoRedefine/>
     <w:uiPriority w:val="39"/>
     <w:unhideWhenUsed/>
-    <w:rsid w:val="00274193"/>
+    <w:rsid w:val="00455A10"/>
     <w:pPr>
       <w:spacing w:after="100"/>
       <w:ind w:left="480"/>
@@ -23630,7 +23630,7 @@
     <w:basedOn w:val="a2"/>
     <w:uiPriority w:val="99"/>
     <w:unhideWhenUsed/>
-    <w:rsid w:val="00274193"/>
+    <w:rsid w:val="00455A10"/>
     <w:rPr>
       <w:color w:val="0000FF" w:themeColor="hyperlink"/>
       <w:u w:val="single"/>

--- a/docs/gost/out/08_32_Руководство_системного_программиста.docx
+++ b/docs/gost/out/08_32_Руководство_системного_программиста.docx
@@ -610,7 +610,7 @@
       <w:r>
         <w:fldChar w:fldCharType="separate"/>
       </w:r>
-      <w:hyperlink w:anchor="_Toc242436736" w:history="1">
+      <w:hyperlink w:anchor="_Toc242451089" w:history="1">
         <w:r>
           <w:rPr>
             <w:rStyle w:val="aff8"/>
@@ -637,7 +637,7 @@
             <w:noProof/>
             <w:webHidden/>
           </w:rPr>
-          <w:instrText xml:space="preserve"> PAGEREF _Toc242436736 \h </w:instrText>
+          <w:instrText xml:space="preserve"> PAGEREF _Toc242451089 \h </w:instrText>
         </w:r>
         <w:r>
           <w:rPr>
@@ -683,7 +683,7 @@
           <w14:ligatures w14:val="standardContextual"/>
         </w:rPr>
       </w:pPr>
-      <w:hyperlink w:anchor="_Toc242436737" w:history="1">
+      <w:hyperlink w:anchor="_Toc242451090" w:history="1">
         <w:r>
           <w:rPr>
             <w:rStyle w:val="aff8"/>
@@ -710,7 +710,7 @@
             <w:noProof/>
             <w:webHidden/>
           </w:rPr>
-          <w:instrText xml:space="preserve"> PAGEREF _Toc242436737 \h </w:instrText>
+          <w:instrText xml:space="preserve"> PAGEREF _Toc242451090 \h </w:instrText>
         </w:r>
         <w:r>
           <w:rPr>
@@ -756,7 +756,7 @@
           <w14:ligatures w14:val="standardContextual"/>
         </w:rPr>
       </w:pPr>
-      <w:hyperlink w:anchor="_Toc242436738" w:history="1">
+      <w:hyperlink w:anchor="_Toc242451091" w:history="1">
         <w:r>
           <w:rPr>
             <w:rStyle w:val="aff8"/>
@@ -783,7 +783,7 @@
             <w:noProof/>
             <w:webHidden/>
           </w:rPr>
-          <w:instrText xml:space="preserve"> PAGEREF _Toc242436738 \h </w:instrText>
+          <w:instrText xml:space="preserve"> PAGEREF _Toc242451091 \h </w:instrText>
         </w:r>
         <w:r>
           <w:rPr>
@@ -829,7 +829,7 @@
           <w14:ligatures w14:val="standardContextual"/>
         </w:rPr>
       </w:pPr>
-      <w:hyperlink w:anchor="_Toc242436739" w:history="1">
+      <w:hyperlink w:anchor="_Toc242451092" w:history="1">
         <w:r>
           <w:rPr>
             <w:rStyle w:val="aff8"/>
@@ -856,7 +856,7 @@
             <w:noProof/>
             <w:webHidden/>
           </w:rPr>
-          <w:instrText xml:space="preserve"> PAGEREF _Toc242436739 \h </w:instrText>
+          <w:instrText xml:space="preserve"> PAGEREF _Toc242451092 \h </w:instrText>
         </w:r>
         <w:r>
           <w:rPr>
@@ -902,7 +902,7 @@
           <w14:ligatures w14:val="standardContextual"/>
         </w:rPr>
       </w:pPr>
-      <w:hyperlink w:anchor="_Toc242436740" w:history="1">
+      <w:hyperlink w:anchor="_Toc242451093" w:history="1">
         <w:r>
           <w:rPr>
             <w:rStyle w:val="aff8"/>
@@ -929,7 +929,7 @@
             <w:noProof/>
             <w:webHidden/>
           </w:rPr>
-          <w:instrText xml:space="preserve"> PAGEREF _Toc242436740 \h </w:instrText>
+          <w:instrText xml:space="preserve"> PAGEREF _Toc242451093 \h </w:instrText>
         </w:r>
         <w:r>
           <w:rPr>
@@ -975,7 +975,7 @@
           <w14:ligatures w14:val="standardContextual"/>
         </w:rPr>
       </w:pPr>
-      <w:hyperlink w:anchor="_Toc242436741" w:history="1">
+      <w:hyperlink w:anchor="_Toc242451094" w:history="1">
         <w:r>
           <w:rPr>
             <w:rStyle w:val="aff8"/>
@@ -1002,7 +1002,7 @@
             <w:noProof/>
             <w:webHidden/>
           </w:rPr>
-          <w:instrText xml:space="preserve"> PAGEREF _Toc242436741 \h </w:instrText>
+          <w:instrText xml:space="preserve"> PAGEREF _Toc242451094 \h </w:instrText>
         </w:r>
         <w:r>
           <w:rPr>
@@ -1048,7 +1048,7 @@
           <w14:ligatures w14:val="standardContextual"/>
         </w:rPr>
       </w:pPr>
-      <w:hyperlink w:anchor="_Toc242436742" w:history="1">
+      <w:hyperlink w:anchor="_Toc242451095" w:history="1">
         <w:r>
           <w:rPr>
             <w:rStyle w:val="aff8"/>
@@ -1075,7 +1075,7 @@
             <w:noProof/>
             <w:webHidden/>
           </w:rPr>
-          <w:instrText xml:space="preserve"> PAGEREF _Toc242436742 \h </w:instrText>
+          <w:instrText xml:space="preserve"> PAGEREF _Toc242451095 \h </w:instrText>
         </w:r>
         <w:r>
           <w:rPr>
@@ -1121,7 +1121,7 @@
           <w14:ligatures w14:val="standardContextual"/>
         </w:rPr>
       </w:pPr>
-      <w:hyperlink w:anchor="_Toc242436743" w:history="1">
+      <w:hyperlink w:anchor="_Toc242451096" w:history="1">
         <w:r>
           <w:rPr>
             <w:rStyle w:val="aff8"/>
@@ -1148,7 +1148,7 @@
             <w:noProof/>
             <w:webHidden/>
           </w:rPr>
-          <w:instrText xml:space="preserve"> PAGEREF _Toc242436743 \h </w:instrText>
+          <w:instrText xml:space="preserve"> PAGEREF _Toc242451096 \h </w:instrText>
         </w:r>
         <w:r>
           <w:rPr>
@@ -1194,7 +1194,7 @@
           <w14:ligatures w14:val="standardContextual"/>
         </w:rPr>
       </w:pPr>
-      <w:hyperlink w:anchor="_Toc242436744" w:history="1">
+      <w:hyperlink w:anchor="_Toc242451097" w:history="1">
         <w:r>
           <w:rPr>
             <w:rStyle w:val="aff8"/>
@@ -1221,7 +1221,7 @@
             <w:noProof/>
             <w:webHidden/>
           </w:rPr>
-          <w:instrText xml:space="preserve"> PAGEREF _Toc242436744 \h </w:instrText>
+          <w:instrText xml:space="preserve"> PAGEREF _Toc242451097 \h </w:instrText>
         </w:r>
         <w:r>
           <w:rPr>
@@ -1267,7 +1267,7 @@
           <w14:ligatures w14:val="standardContextual"/>
         </w:rPr>
       </w:pPr>
-      <w:hyperlink w:anchor="_Toc242436745" w:history="1">
+      <w:hyperlink w:anchor="_Toc242451098" w:history="1">
         <w:r>
           <w:rPr>
             <w:rStyle w:val="aff8"/>
@@ -1294,7 +1294,7 @@
             <w:noProof/>
             <w:webHidden/>
           </w:rPr>
-          <w:instrText xml:space="preserve"> PAGEREF _Toc242436745 \h </w:instrText>
+          <w:instrText xml:space="preserve"> PAGEREF _Toc242451098 \h </w:instrText>
         </w:r>
         <w:r>
           <w:rPr>
@@ -1340,7 +1340,7 @@
           <w14:ligatures w14:val="standardContextual"/>
         </w:rPr>
       </w:pPr>
-      <w:hyperlink w:anchor="_Toc242436746" w:history="1">
+      <w:hyperlink w:anchor="_Toc242451099" w:history="1">
         <w:r>
           <w:rPr>
             <w:rStyle w:val="aff8"/>
@@ -1367,7 +1367,7 @@
             <w:noProof/>
             <w:webHidden/>
           </w:rPr>
-          <w:instrText xml:space="preserve"> PAGEREF _Toc242436746 \h </w:instrText>
+          <w:instrText xml:space="preserve"> PAGEREF _Toc242451099 \h </w:instrText>
         </w:r>
         <w:r>
           <w:rPr>
@@ -1413,7 +1413,7 @@
           <w14:ligatures w14:val="standardContextual"/>
         </w:rPr>
       </w:pPr>
-      <w:hyperlink w:anchor="_Toc242436747" w:history="1">
+      <w:hyperlink w:anchor="_Toc242451100" w:history="1">
         <w:r>
           <w:rPr>
             <w:rStyle w:val="aff8"/>
@@ -1440,7 +1440,7 @@
             <w:noProof/>
             <w:webHidden/>
           </w:rPr>
-          <w:instrText xml:space="preserve"> PAGEREF _Toc242436747 \h </w:instrText>
+          <w:instrText xml:space="preserve"> PAGEREF _Toc242451100 \h </w:instrText>
         </w:r>
         <w:r>
           <w:rPr>
@@ -1486,7 +1486,7 @@
           <w14:ligatures w14:val="standardContextual"/>
         </w:rPr>
       </w:pPr>
-      <w:hyperlink w:anchor="_Toc242436748" w:history="1">
+      <w:hyperlink w:anchor="_Toc242451101" w:history="1">
         <w:r>
           <w:rPr>
             <w:rStyle w:val="aff8"/>
@@ -1513,7 +1513,7 @@
             <w:noProof/>
             <w:webHidden/>
           </w:rPr>
-          <w:instrText xml:space="preserve"> PAGEREF _Toc242436748 \h </w:instrText>
+          <w:instrText xml:space="preserve"> PAGEREF _Toc242451101 \h </w:instrText>
         </w:r>
         <w:r>
           <w:rPr>
@@ -1559,7 +1559,7 @@
           <w14:ligatures w14:val="standardContextual"/>
         </w:rPr>
       </w:pPr>
-      <w:hyperlink w:anchor="_Toc242436749" w:history="1">
+      <w:hyperlink w:anchor="_Toc242451102" w:history="1">
         <w:r>
           <w:rPr>
             <w:rStyle w:val="aff8"/>
@@ -1586,7 +1586,7 @@
             <w:noProof/>
             <w:webHidden/>
           </w:rPr>
-          <w:instrText xml:space="preserve"> PAGEREF _Toc242436749 \h </w:instrText>
+          <w:instrText xml:space="preserve"> PAGEREF _Toc242451102 \h </w:instrText>
         </w:r>
         <w:r>
           <w:rPr>
@@ -1632,7 +1632,7 @@
           <w14:ligatures w14:val="standardContextual"/>
         </w:rPr>
       </w:pPr>
-      <w:hyperlink w:anchor="_Toc242436750" w:history="1">
+      <w:hyperlink w:anchor="_Toc242451103" w:history="1">
         <w:r>
           <w:rPr>
             <w:rStyle w:val="aff8"/>
@@ -1659,7 +1659,7 @@
             <w:noProof/>
             <w:webHidden/>
           </w:rPr>
-          <w:instrText xml:space="preserve"> PAGEREF _Toc242436750 \h </w:instrText>
+          <w:instrText xml:space="preserve"> PAGEREF _Toc242451103 \h </w:instrText>
         </w:r>
         <w:r>
           <w:rPr>
@@ -1705,7 +1705,7 @@
           <w14:ligatures w14:val="standardContextual"/>
         </w:rPr>
       </w:pPr>
-      <w:hyperlink w:anchor="_Toc242436751" w:history="1">
+      <w:hyperlink w:anchor="_Toc242451104" w:history="1">
         <w:r>
           <w:rPr>
             <w:rStyle w:val="aff8"/>
@@ -1732,7 +1732,7 @@
             <w:noProof/>
             <w:webHidden/>
           </w:rPr>
-          <w:instrText xml:space="preserve"> PAGEREF _Toc242436751 \h </w:instrText>
+          <w:instrText xml:space="preserve"> PAGEREF _Toc242451104 \h </w:instrText>
         </w:r>
         <w:r>
           <w:rPr>
@@ -1778,7 +1778,7 @@
           <w14:ligatures w14:val="standardContextual"/>
         </w:rPr>
       </w:pPr>
-      <w:hyperlink w:anchor="_Toc242436752" w:history="1">
+      <w:hyperlink w:anchor="_Toc242451105" w:history="1">
         <w:r>
           <w:rPr>
             <w:rStyle w:val="aff8"/>
@@ -1805,7 +1805,7 @@
             <w:noProof/>
             <w:webHidden/>
           </w:rPr>
-          <w:instrText xml:space="preserve"> PAGEREF _Toc242436752 \h </w:instrText>
+          <w:instrText xml:space="preserve"> PAGEREF _Toc242451105 \h </w:instrText>
         </w:r>
         <w:r>
           <w:rPr>
@@ -1851,7 +1851,7 @@
           <w14:ligatures w14:val="standardContextual"/>
         </w:rPr>
       </w:pPr>
-      <w:hyperlink w:anchor="_Toc242436753" w:history="1">
+      <w:hyperlink w:anchor="_Toc242451106" w:history="1">
         <w:r>
           <w:rPr>
             <w:rStyle w:val="aff8"/>
@@ -1878,7 +1878,7 @@
             <w:noProof/>
             <w:webHidden/>
           </w:rPr>
-          <w:instrText xml:space="preserve"> PAGEREF _Toc242436753 \h </w:instrText>
+          <w:instrText xml:space="preserve"> PAGEREF _Toc242451106 \h </w:instrText>
         </w:r>
         <w:r>
           <w:rPr>
@@ -1924,7 +1924,7 @@
           <w14:ligatures w14:val="standardContextual"/>
         </w:rPr>
       </w:pPr>
-      <w:hyperlink w:anchor="_Toc242436754" w:history="1">
+      <w:hyperlink w:anchor="_Toc242451107" w:history="1">
         <w:r>
           <w:rPr>
             <w:rStyle w:val="aff8"/>
@@ -1951,7 +1951,7 @@
             <w:noProof/>
             <w:webHidden/>
           </w:rPr>
-          <w:instrText xml:space="preserve"> PAGEREF _Toc242436754 \h </w:instrText>
+          <w:instrText xml:space="preserve"> PAGEREF _Toc242451107 \h </w:instrText>
         </w:r>
         <w:r>
           <w:rPr>
@@ -1997,7 +1997,7 @@
           <w14:ligatures w14:val="standardContextual"/>
         </w:rPr>
       </w:pPr>
-      <w:hyperlink w:anchor="_Toc242436755" w:history="1">
+      <w:hyperlink w:anchor="_Toc242451108" w:history="1">
         <w:r>
           <w:rPr>
             <w:rStyle w:val="aff8"/>
@@ -2024,7 +2024,7 @@
             <w:noProof/>
             <w:webHidden/>
           </w:rPr>
-          <w:instrText xml:space="preserve"> PAGEREF _Toc242436755 \h </w:instrText>
+          <w:instrText xml:space="preserve"> PAGEREF _Toc242451108 \h </w:instrText>
         </w:r>
         <w:r>
           <w:rPr>
@@ -2070,7 +2070,7 @@
           <w14:ligatures w14:val="standardContextual"/>
         </w:rPr>
       </w:pPr>
-      <w:hyperlink w:anchor="_Toc242436756" w:history="1">
+      <w:hyperlink w:anchor="_Toc242451109" w:history="1">
         <w:r>
           <w:rPr>
             <w:rStyle w:val="aff8"/>
@@ -2097,7 +2097,7 @@
             <w:noProof/>
             <w:webHidden/>
           </w:rPr>
-          <w:instrText xml:space="preserve"> PAGEREF _Toc242436756 \h </w:instrText>
+          <w:instrText xml:space="preserve"> PAGEREF _Toc242451109 \h </w:instrText>
         </w:r>
         <w:r>
           <w:rPr>
@@ -2143,7 +2143,7 @@
           <w14:ligatures w14:val="standardContextual"/>
         </w:rPr>
       </w:pPr>
-      <w:hyperlink w:anchor="_Toc242436757" w:history="1">
+      <w:hyperlink w:anchor="_Toc242451110" w:history="1">
         <w:r>
           <w:rPr>
             <w:rStyle w:val="aff8"/>
@@ -2170,7 +2170,7 @@
             <w:noProof/>
             <w:webHidden/>
           </w:rPr>
-          <w:instrText xml:space="preserve"> PAGEREF _Toc242436757 \h </w:instrText>
+          <w:instrText xml:space="preserve"> PAGEREF _Toc242451110 \h </w:instrText>
         </w:r>
         <w:r>
           <w:rPr>
@@ -2216,7 +2216,7 @@
           <w14:ligatures w14:val="standardContextual"/>
         </w:rPr>
       </w:pPr>
-      <w:hyperlink w:anchor="_Toc242436758" w:history="1">
+      <w:hyperlink w:anchor="_Toc242451111" w:history="1">
         <w:r>
           <w:rPr>
             <w:rStyle w:val="aff8"/>
@@ -2243,7 +2243,7 @@
             <w:noProof/>
             <w:webHidden/>
           </w:rPr>
-          <w:instrText xml:space="preserve"> PAGEREF _Toc242436758 \h </w:instrText>
+          <w:instrText xml:space="preserve"> PAGEREF _Toc242451111 \h </w:instrText>
         </w:r>
         <w:r>
           <w:rPr>
@@ -2289,7 +2289,7 @@
           <w14:ligatures w14:val="standardContextual"/>
         </w:rPr>
       </w:pPr>
-      <w:hyperlink w:anchor="_Toc242436759" w:history="1">
+      <w:hyperlink w:anchor="_Toc242451112" w:history="1">
         <w:r>
           <w:rPr>
             <w:rStyle w:val="aff8"/>
@@ -2316,7 +2316,7 @@
             <w:noProof/>
             <w:webHidden/>
           </w:rPr>
-          <w:instrText xml:space="preserve"> PAGEREF _Toc242436759 \h </w:instrText>
+          <w:instrText xml:space="preserve"> PAGEREF _Toc242451112 \h </w:instrText>
         </w:r>
         <w:r>
           <w:rPr>
@@ -2362,7 +2362,7 @@
           <w14:ligatures w14:val="standardContextual"/>
         </w:rPr>
       </w:pPr>
-      <w:hyperlink w:anchor="_Toc242436760" w:history="1">
+      <w:hyperlink w:anchor="_Toc242451113" w:history="1">
         <w:r>
           <w:rPr>
             <w:rStyle w:val="aff8"/>
@@ -2389,7 +2389,7 @@
             <w:noProof/>
             <w:webHidden/>
           </w:rPr>
-          <w:instrText xml:space="preserve"> PAGEREF _Toc242436760 \h </w:instrText>
+          <w:instrText xml:space="preserve"> PAGEREF _Toc242451113 \h </w:instrText>
         </w:r>
         <w:r>
           <w:rPr>
@@ -2435,7 +2435,7 @@
           <w14:ligatures w14:val="standardContextual"/>
         </w:rPr>
       </w:pPr>
-      <w:hyperlink w:anchor="_Toc242436761" w:history="1">
+      <w:hyperlink w:anchor="_Toc242451114" w:history="1">
         <w:r>
           <w:rPr>
             <w:rStyle w:val="aff8"/>
@@ -2462,7 +2462,7 @@
             <w:noProof/>
             <w:webHidden/>
           </w:rPr>
-          <w:instrText xml:space="preserve"> PAGEREF _Toc242436761 \h </w:instrText>
+          <w:instrText xml:space="preserve"> PAGEREF _Toc242451114 \h </w:instrText>
         </w:r>
         <w:r>
           <w:rPr>
@@ -2508,7 +2508,7 @@
           <w14:ligatures w14:val="standardContextual"/>
         </w:rPr>
       </w:pPr>
-      <w:hyperlink w:anchor="_Toc242436762" w:history="1">
+      <w:hyperlink w:anchor="_Toc242451115" w:history="1">
         <w:r>
           <w:rPr>
             <w:rStyle w:val="aff8"/>
@@ -2535,7 +2535,7 @@
             <w:noProof/>
             <w:webHidden/>
           </w:rPr>
-          <w:instrText xml:space="preserve"> PAGEREF _Toc242436762 \h </w:instrText>
+          <w:instrText xml:space="preserve"> PAGEREF _Toc242451115 \h </w:instrText>
         </w:r>
         <w:r>
           <w:rPr>
@@ -2581,7 +2581,7 @@
           <w14:ligatures w14:val="standardContextual"/>
         </w:rPr>
       </w:pPr>
-      <w:hyperlink w:anchor="_Toc242436763" w:history="1">
+      <w:hyperlink w:anchor="_Toc242451116" w:history="1">
         <w:r>
           <w:rPr>
             <w:rStyle w:val="aff8"/>
@@ -2608,7 +2608,7 @@
             <w:noProof/>
             <w:webHidden/>
           </w:rPr>
-          <w:instrText xml:space="preserve"> PAGEREF _Toc242436763 \h </w:instrText>
+          <w:instrText xml:space="preserve"> PAGEREF _Toc242451116 \h </w:instrText>
         </w:r>
         <w:r>
           <w:rPr>
@@ -2654,7 +2654,7 @@
         <w:ind w:firstLine="0"/>
         <w:jc w:val="center"/>
       </w:pPr>
-      <w:bookmarkStart w:id="0" w:name="_Toc242436736"/>
+      <w:bookmarkStart w:id="0" w:name="_Toc242451089"/>
       <w:r>
         <w:lastRenderedPageBreak/>
         <w:t>ПЕРЕЧЕНЬ ТЕРМИНОВ И СОКРАЩЕНИЙ</w:t>
@@ -3916,7 +3916,7 @@
         <w:pStyle w:val="1"/>
         <w:pageBreakBefore/>
       </w:pPr>
-      <w:bookmarkStart w:id="1" w:name="_Toc242436737"/>
+      <w:bookmarkStart w:id="1" w:name="_Toc242451090"/>
       <w:r>
         <w:lastRenderedPageBreak/>
         <w:t>1 Общие сведения о программе</w:t>
@@ -3927,7 +3927,7 @@
       <w:pPr>
         <w:pStyle w:val="21"/>
       </w:pPr>
-      <w:bookmarkStart w:id="2" w:name="_Toc242436738"/>
+      <w:bookmarkStart w:id="2" w:name="_Toc242451091"/>
       <w:r>
         <w:t>1.1 Назначение программы</w:t>
       </w:r>
@@ -3942,7 +3942,7 @@
       <w:pPr>
         <w:pStyle w:val="21"/>
       </w:pPr>
-      <w:bookmarkStart w:id="3" w:name="_Toc242436739"/>
+      <w:bookmarkStart w:id="3" w:name="_Toc242451092"/>
       <w:r>
         <w:t>1.2 Технические средства</w:t>
       </w:r>
@@ -4177,7 +4177,7 @@
       <w:pPr>
         <w:pStyle w:val="21"/>
       </w:pPr>
-      <w:bookmarkStart w:id="4" w:name="_Toc242436740"/>
+      <w:bookmarkStart w:id="4" w:name="_Toc242451093"/>
       <w:r>
         <w:t>1.3 Программные средства</w:t>
       </w:r>
@@ -4203,7 +4203,7 @@
         <w:pStyle w:val="1"/>
         <w:pageBreakBefore/>
       </w:pPr>
-      <w:bookmarkStart w:id="5" w:name="_Toc242436741"/>
+      <w:bookmarkStart w:id="5" w:name="_Toc242451094"/>
       <w:r>
         <w:lastRenderedPageBreak/>
         <w:t>2 Структура программы</w:t>
@@ -4214,7 +4214,7 @@
       <w:pPr>
         <w:pStyle w:val="21"/>
       </w:pPr>
-      <w:bookmarkStart w:id="6" w:name="_Toc242436742"/>
+      <w:bookmarkStart w:id="6" w:name="_Toc242451095"/>
       <w:r>
         <w:t>2.1 Составные части</w:t>
       </w:r>
@@ -4761,7 +4761,7 @@
       <w:pPr>
         <w:pStyle w:val="21"/>
       </w:pPr>
-      <w:bookmarkStart w:id="7" w:name="_Toc242436743"/>
+      <w:bookmarkStart w:id="7" w:name="_Toc242451096"/>
       <w:r>
         <w:t>2.2 Хранение данных</w:t>
       </w:r>
@@ -5175,7 +5175,7 @@
       <w:pPr>
         <w:pStyle w:val="21"/>
       </w:pPr>
-      <w:bookmarkStart w:id="8" w:name="_Toc242436744"/>
+      <w:bookmarkStart w:id="8" w:name="_Toc242451097"/>
       <w:r>
         <w:t>2.3 Сети</w:t>
       </w:r>
@@ -5346,7 +5346,7 @@
       <w:pPr>
         <w:pStyle w:val="21"/>
       </w:pPr>
-      <w:bookmarkStart w:id="9" w:name="_Toc242436745"/>
+      <w:bookmarkStart w:id="9" w:name="_Toc242451098"/>
       <w:r>
         <w:t>2.4 Маршрутизация запросов</w:t>
       </w:r>
@@ -5724,7 +5724,7 @@
         <w:pStyle w:val="1"/>
         <w:pageBreakBefore/>
       </w:pPr>
-      <w:bookmarkStart w:id="10" w:name="_Toc242436746"/>
+      <w:bookmarkStart w:id="10" w:name="_Toc242451099"/>
       <w:r>
         <w:lastRenderedPageBreak/>
         <w:t>3 Настройка программы</w:t>
@@ -5735,7 +5735,7 @@
       <w:pPr>
         <w:pStyle w:val="21"/>
       </w:pPr>
-      <w:bookmarkStart w:id="11" w:name="_Toc242436747"/>
+      <w:bookmarkStart w:id="11" w:name="_Toc242451100"/>
       <w:r>
         <w:t>3.1 Параметры среды</w:t>
       </w:r>
@@ -7124,7 +7124,7 @@
       <w:pPr>
         <w:pStyle w:val="21"/>
       </w:pPr>
-      <w:bookmarkStart w:id="12" w:name="_Toc242436748"/>
+      <w:bookmarkStart w:id="12" w:name="_Toc242451101"/>
       <w:r>
         <w:t>3.2 Первоначальная установка</w:t>
       </w:r>
@@ -7274,7 +7274,7 @@
       <w:pPr>
         <w:pStyle w:val="21"/>
       </w:pPr>
-      <w:bookmarkStart w:id="13" w:name="_Toc242436749"/>
+      <w:bookmarkStart w:id="13" w:name="_Toc242451102"/>
       <w:r>
         <w:lastRenderedPageBreak/>
         <w:t>3.3 Настройка HTTPS</w:t>
@@ -7397,7 +7397,7 @@
       <w:pPr>
         <w:pStyle w:val="21"/>
       </w:pPr>
-      <w:bookmarkStart w:id="14" w:name="_Toc242436750"/>
+      <w:bookmarkStart w:id="14" w:name="_Toc242451103"/>
       <w:r>
         <w:t>3.4 Настройка почты</w:t>
       </w:r>
@@ -7512,7 +7512,7 @@
       <w:pPr>
         <w:pStyle w:val="21"/>
       </w:pPr>
-      <w:bookmarkStart w:id="15" w:name="_Toc242436751"/>
+      <w:bookmarkStart w:id="15" w:name="_Toc242451104"/>
       <w:r>
         <w:t>3.5 Обновление системы</w:t>
       </w:r>
@@ -7701,7 +7701,7 @@
         <w:pStyle w:val="1"/>
         <w:pageBreakBefore/>
       </w:pPr>
-      <w:bookmarkStart w:id="16" w:name="_Toc242436752"/>
+      <w:bookmarkStart w:id="16" w:name="_Toc242451105"/>
       <w:r>
         <w:lastRenderedPageBreak/>
         <w:t>4 Проверка программы</w:t>
@@ -7712,7 +7712,7 @@
       <w:pPr>
         <w:pStyle w:val="21"/>
       </w:pPr>
-      <w:bookmarkStart w:id="17" w:name="_Toc242436753"/>
+      <w:bookmarkStart w:id="17" w:name="_Toc242451106"/>
       <w:r>
         <w:t>4.1 Проверка работоспособности комплекса</w:t>
       </w:r>
@@ -7857,7 +7857,7 @@
       <w:pPr>
         <w:pStyle w:val="21"/>
       </w:pPr>
-      <w:bookmarkStart w:id="18" w:name="_Toc242436754"/>
+      <w:bookmarkStart w:id="18" w:name="_Toc242451107"/>
       <w:r>
         <w:t>4.2 Проверка после установки или обновления</w:t>
       </w:r>
@@ -7924,7 +7924,7 @@
         <w:pStyle w:val="1"/>
         <w:pageBreakBefore/>
       </w:pPr>
-      <w:bookmarkStart w:id="19" w:name="_Toc242436755"/>
+      <w:bookmarkStart w:id="19" w:name="_Toc242451108"/>
       <w:r>
         <w:lastRenderedPageBreak/>
         <w:t>5 Дополнительные возможности</w:t>
@@ -7935,7 +7935,7 @@
       <w:pPr>
         <w:pStyle w:val="21"/>
       </w:pPr>
-      <w:bookmarkStart w:id="20" w:name="_Toc242436756"/>
+      <w:bookmarkStart w:id="20" w:name="_Toc242451109"/>
       <w:r>
         <w:t>5.1 Резервное копирование и восстановление</w:t>
       </w:r>
@@ -7945,7 +7945,7 @@
       <w:pPr>
         <w:pStyle w:val="31"/>
       </w:pPr>
-      <w:bookmarkStart w:id="21" w:name="_Toc242436757"/>
+      <w:bookmarkStart w:id="21" w:name="_Toc242451110"/>
       <w:r>
         <w:t>5.1.1 Резервное копирование</w:t>
       </w:r>
@@ -8103,7 +8103,7 @@
       <w:pPr>
         <w:pStyle w:val="31"/>
       </w:pPr>
-      <w:bookmarkStart w:id="22" w:name="_Toc242436758"/>
+      <w:bookmarkStart w:id="22" w:name="_Toc242451111"/>
       <w:r>
         <w:t>5.1.2 Восстановление</w:t>
       </w:r>
@@ -8208,7 +8208,7 @@
       <w:pPr>
         <w:pStyle w:val="21"/>
       </w:pPr>
-      <w:bookmarkStart w:id="23" w:name="_Toc242436759"/>
+      <w:bookmarkStart w:id="23" w:name="_Toc242451112"/>
       <w:r>
         <w:t>5.2 Журналы</w:t>
       </w:r>
@@ -8283,7 +8283,7 @@
       <w:pPr>
         <w:pStyle w:val="21"/>
       </w:pPr>
-      <w:bookmarkStart w:id="24" w:name="_Toc242436760"/>
+      <w:bookmarkStart w:id="24" w:name="_Toc242451113"/>
       <w:r>
         <w:lastRenderedPageBreak/>
         <w:t>5.3 Служебные команды</w:t>
@@ -8860,7 +8860,7 @@
       <w:pPr>
         <w:pStyle w:val="21"/>
       </w:pPr>
-      <w:bookmarkStart w:id="25" w:name="_Toc242436761"/>
+      <w:bookmarkStart w:id="25" w:name="_Toc242451114"/>
       <w:r>
         <w:t>5.4 Описание программного интерфейса</w:t>
       </w:r>
@@ -8906,7 +8906,7 @@
         <w:pStyle w:val="1"/>
         <w:pageBreakBefore/>
       </w:pPr>
-      <w:bookmarkStart w:id="26" w:name="_Toc242436762"/>
+      <w:bookmarkStart w:id="26" w:name="_Toc242451115"/>
       <w:r>
         <w:lastRenderedPageBreak/>
         <w:t>6 Сообщения системному программисту</w:t>
@@ -9949,7 +9949,7 @@
         <w:ind w:firstLine="0"/>
         <w:jc w:val="center"/>
       </w:pPr>
-      <w:bookmarkStart w:id="27" w:name="_Toc242436763"/>
+      <w:bookmarkStart w:id="27" w:name="_Toc242451116"/>
       <w:r>
         <w:lastRenderedPageBreak/>
         <w:t>ЛИСТ РЕГИСТРАЦИИ ИЗМЕНЕНИЙ</w:t>
@@ -12037,31 +12037,31 @@
       </w:rPr>
     </w:lvl>
   </w:abstractNum>
-  <w:num w:numId="1" w16cid:durableId="474684791">
+  <w:num w:numId="1" w16cid:durableId="1376781599">
     <w:abstractNumId w:val="8"/>
   </w:num>
-  <w:num w:numId="2" w16cid:durableId="505828463">
+  <w:num w:numId="2" w16cid:durableId="2006207427">
     <w:abstractNumId w:val="6"/>
   </w:num>
-  <w:num w:numId="3" w16cid:durableId="1086729965">
+  <w:num w:numId="3" w16cid:durableId="2041083225">
     <w:abstractNumId w:val="5"/>
   </w:num>
-  <w:num w:numId="4" w16cid:durableId="1460418788">
+  <w:num w:numId="4" w16cid:durableId="1512991852">
     <w:abstractNumId w:val="4"/>
   </w:num>
-  <w:num w:numId="5" w16cid:durableId="1831753985">
+  <w:num w:numId="5" w16cid:durableId="1758403513">
     <w:abstractNumId w:val="7"/>
   </w:num>
-  <w:num w:numId="6" w16cid:durableId="1473673298">
+  <w:num w:numId="6" w16cid:durableId="707023456">
     <w:abstractNumId w:val="3"/>
   </w:num>
-  <w:num w:numId="7" w16cid:durableId="2136171795">
+  <w:num w:numId="7" w16cid:durableId="305277367">
     <w:abstractNumId w:val="2"/>
   </w:num>
-  <w:num w:numId="8" w16cid:durableId="736434592">
+  <w:num w:numId="8" w16cid:durableId="1152790414">
     <w:abstractNumId w:val="1"/>
   </w:num>
-  <w:num w:numId="9" w16cid:durableId="385877118">
+  <w:num w:numId="9" w16cid:durableId="1631745666">
     <w:abstractNumId w:val="0"/>
   </w:num>
 </w:numbering>
@@ -23594,7 +23594,7 @@
     <w:autoRedefine/>
     <w:uiPriority w:val="39"/>
     <w:unhideWhenUsed/>
-    <w:rsid w:val="00455A10"/>
+    <w:rsid w:val="00874D15"/>
     <w:pPr>
       <w:spacing w:after="100"/>
     </w:pPr>
@@ -23606,7 +23606,7 @@
     <w:autoRedefine/>
     <w:uiPriority w:val="39"/>
     <w:unhideWhenUsed/>
-    <w:rsid w:val="00455A10"/>
+    <w:rsid w:val="00874D15"/>
     <w:pPr>
       <w:spacing w:after="100"/>
       <w:ind w:left="240"/>
@@ -23619,7 +23619,7 @@
     <w:autoRedefine/>
     <w:uiPriority w:val="39"/>
     <w:unhideWhenUsed/>
-    <w:rsid w:val="00455A10"/>
+    <w:rsid w:val="00874D15"/>
     <w:pPr>
       <w:spacing w:after="100"/>
       <w:ind w:left="480"/>
@@ -23630,7 +23630,7 @@
     <w:basedOn w:val="a2"/>
     <w:uiPriority w:val="99"/>
     <w:unhideWhenUsed/>
-    <w:rsid w:val="00455A10"/>
+    <w:rsid w:val="00874D15"/>
     <w:rPr>
       <w:color w:val="0000FF" w:themeColor="hyperlink"/>
       <w:u w:val="single"/>

--- a/docs/gost/out/08_32_Руководство_системного_программиста.docx
+++ b/docs/gost/out/08_32_Руководство_системного_программиста.docx
@@ -610,7 +610,7 @@
       <w:r>
         <w:fldChar w:fldCharType="separate"/>
       </w:r>
-      <w:hyperlink w:anchor="_Toc242451089" w:history="1">
+      <w:hyperlink w:anchor="_Toc242457747" w:history="1">
         <w:r>
           <w:rPr>
             <w:rStyle w:val="aff8"/>
@@ -637,7 +637,7 @@
             <w:noProof/>
             <w:webHidden/>
           </w:rPr>
-          <w:instrText xml:space="preserve"> PAGEREF _Toc242451089 \h </w:instrText>
+          <w:instrText xml:space="preserve"> PAGEREF _Toc242457747 \h </w:instrText>
         </w:r>
         <w:r>
           <w:rPr>
@@ -683,7 +683,7 @@
           <w14:ligatures w14:val="standardContextual"/>
         </w:rPr>
       </w:pPr>
-      <w:hyperlink w:anchor="_Toc242451090" w:history="1">
+      <w:hyperlink w:anchor="_Toc242457748" w:history="1">
         <w:r>
           <w:rPr>
             <w:rStyle w:val="aff8"/>
@@ -710,7 +710,7 @@
             <w:noProof/>
             <w:webHidden/>
           </w:rPr>
-          <w:instrText xml:space="preserve"> PAGEREF _Toc242451090 \h </w:instrText>
+          <w:instrText xml:space="preserve"> PAGEREF _Toc242457748 \h </w:instrText>
         </w:r>
         <w:r>
           <w:rPr>
@@ -756,7 +756,7 @@
           <w14:ligatures w14:val="standardContextual"/>
         </w:rPr>
       </w:pPr>
-      <w:hyperlink w:anchor="_Toc242451091" w:history="1">
+      <w:hyperlink w:anchor="_Toc242457749" w:history="1">
         <w:r>
           <w:rPr>
             <w:rStyle w:val="aff8"/>
@@ -783,7 +783,7 @@
             <w:noProof/>
             <w:webHidden/>
           </w:rPr>
-          <w:instrText xml:space="preserve"> PAGEREF _Toc242451091 \h </w:instrText>
+          <w:instrText xml:space="preserve"> PAGEREF _Toc242457749 \h </w:instrText>
         </w:r>
         <w:r>
           <w:rPr>
@@ -829,7 +829,7 @@
           <w14:ligatures w14:val="standardContextual"/>
         </w:rPr>
       </w:pPr>
-      <w:hyperlink w:anchor="_Toc242451092" w:history="1">
+      <w:hyperlink w:anchor="_Toc242457750" w:history="1">
         <w:r>
           <w:rPr>
             <w:rStyle w:val="aff8"/>
@@ -856,7 +856,7 @@
             <w:noProof/>
             <w:webHidden/>
           </w:rPr>
-          <w:instrText xml:space="preserve"> PAGEREF _Toc242451092 \h </w:instrText>
+          <w:instrText xml:space="preserve"> PAGEREF _Toc242457750 \h </w:instrText>
         </w:r>
         <w:r>
           <w:rPr>
@@ -902,7 +902,7 @@
           <w14:ligatures w14:val="standardContextual"/>
         </w:rPr>
       </w:pPr>
-      <w:hyperlink w:anchor="_Toc242451093" w:history="1">
+      <w:hyperlink w:anchor="_Toc242457751" w:history="1">
         <w:r>
           <w:rPr>
             <w:rStyle w:val="aff8"/>
@@ -929,7 +929,7 @@
             <w:noProof/>
             <w:webHidden/>
           </w:rPr>
-          <w:instrText xml:space="preserve"> PAGEREF _Toc242451093 \h </w:instrText>
+          <w:instrText xml:space="preserve"> PAGEREF _Toc242457751 \h </w:instrText>
         </w:r>
         <w:r>
           <w:rPr>
@@ -975,7 +975,7 @@
           <w14:ligatures w14:val="standardContextual"/>
         </w:rPr>
       </w:pPr>
-      <w:hyperlink w:anchor="_Toc242451094" w:history="1">
+      <w:hyperlink w:anchor="_Toc242457752" w:history="1">
         <w:r>
           <w:rPr>
             <w:rStyle w:val="aff8"/>
@@ -1002,7 +1002,7 @@
             <w:noProof/>
             <w:webHidden/>
           </w:rPr>
-          <w:instrText xml:space="preserve"> PAGEREF _Toc242451094 \h </w:instrText>
+          <w:instrText xml:space="preserve"> PAGEREF _Toc242457752 \h </w:instrText>
         </w:r>
         <w:r>
           <w:rPr>
@@ -1048,7 +1048,7 @@
           <w14:ligatures w14:val="standardContextual"/>
         </w:rPr>
       </w:pPr>
-      <w:hyperlink w:anchor="_Toc242451095" w:history="1">
+      <w:hyperlink w:anchor="_Toc242457753" w:history="1">
         <w:r>
           <w:rPr>
             <w:rStyle w:val="aff8"/>
@@ -1075,7 +1075,7 @@
             <w:noProof/>
             <w:webHidden/>
           </w:rPr>
-          <w:instrText xml:space="preserve"> PAGEREF _Toc242451095 \h </w:instrText>
+          <w:instrText xml:space="preserve"> PAGEREF _Toc242457753 \h </w:instrText>
         </w:r>
         <w:r>
           <w:rPr>
@@ -1121,7 +1121,7 @@
           <w14:ligatures w14:val="standardContextual"/>
         </w:rPr>
       </w:pPr>
-      <w:hyperlink w:anchor="_Toc242451096" w:history="1">
+      <w:hyperlink w:anchor="_Toc242457754" w:history="1">
         <w:r>
           <w:rPr>
             <w:rStyle w:val="aff8"/>
@@ -1148,7 +1148,7 @@
             <w:noProof/>
             <w:webHidden/>
           </w:rPr>
-          <w:instrText xml:space="preserve"> PAGEREF _Toc242451096 \h </w:instrText>
+          <w:instrText xml:space="preserve"> PAGEREF _Toc242457754 \h </w:instrText>
         </w:r>
         <w:r>
           <w:rPr>
@@ -1194,7 +1194,7 @@
           <w14:ligatures w14:val="standardContextual"/>
         </w:rPr>
       </w:pPr>
-      <w:hyperlink w:anchor="_Toc242451097" w:history="1">
+      <w:hyperlink w:anchor="_Toc242457755" w:history="1">
         <w:r>
           <w:rPr>
             <w:rStyle w:val="aff8"/>
@@ -1221,7 +1221,7 @@
             <w:noProof/>
             <w:webHidden/>
           </w:rPr>
-          <w:instrText xml:space="preserve"> PAGEREF _Toc242451097 \h </w:instrText>
+          <w:instrText xml:space="preserve"> PAGEREF _Toc242457755 \h </w:instrText>
         </w:r>
         <w:r>
           <w:rPr>
@@ -1267,7 +1267,7 @@
           <w14:ligatures w14:val="standardContextual"/>
         </w:rPr>
       </w:pPr>
-      <w:hyperlink w:anchor="_Toc242451098" w:history="1">
+      <w:hyperlink w:anchor="_Toc242457756" w:history="1">
         <w:r>
           <w:rPr>
             <w:rStyle w:val="aff8"/>
@@ -1294,7 +1294,7 @@
             <w:noProof/>
             <w:webHidden/>
           </w:rPr>
-          <w:instrText xml:space="preserve"> PAGEREF _Toc242451098 \h </w:instrText>
+          <w:instrText xml:space="preserve"> PAGEREF _Toc242457756 \h </w:instrText>
         </w:r>
         <w:r>
           <w:rPr>
@@ -1340,7 +1340,7 @@
           <w14:ligatures w14:val="standardContextual"/>
         </w:rPr>
       </w:pPr>
-      <w:hyperlink w:anchor="_Toc242451099" w:history="1">
+      <w:hyperlink w:anchor="_Toc242457757" w:history="1">
         <w:r>
           <w:rPr>
             <w:rStyle w:val="aff8"/>
@@ -1367,7 +1367,7 @@
             <w:noProof/>
             <w:webHidden/>
           </w:rPr>
-          <w:instrText xml:space="preserve"> PAGEREF _Toc242451099 \h </w:instrText>
+          <w:instrText xml:space="preserve"> PAGEREF _Toc242457757 \h </w:instrText>
         </w:r>
         <w:r>
           <w:rPr>
@@ -1413,7 +1413,7 @@
           <w14:ligatures w14:val="standardContextual"/>
         </w:rPr>
       </w:pPr>
-      <w:hyperlink w:anchor="_Toc242451100" w:history="1">
+      <w:hyperlink w:anchor="_Toc242457758" w:history="1">
         <w:r>
           <w:rPr>
             <w:rStyle w:val="aff8"/>
@@ -1440,7 +1440,7 @@
             <w:noProof/>
             <w:webHidden/>
           </w:rPr>
-          <w:instrText xml:space="preserve"> PAGEREF _Toc242451100 \h </w:instrText>
+          <w:instrText xml:space="preserve"> PAGEREF _Toc242457758 \h </w:instrText>
         </w:r>
         <w:r>
           <w:rPr>
@@ -1486,7 +1486,7 @@
           <w14:ligatures w14:val="standardContextual"/>
         </w:rPr>
       </w:pPr>
-      <w:hyperlink w:anchor="_Toc242451101" w:history="1">
+      <w:hyperlink w:anchor="_Toc242457759" w:history="1">
         <w:r>
           <w:rPr>
             <w:rStyle w:val="aff8"/>
@@ -1513,7 +1513,7 @@
             <w:noProof/>
             <w:webHidden/>
           </w:rPr>
-          <w:instrText xml:space="preserve"> PAGEREF _Toc242451101 \h </w:instrText>
+          <w:instrText xml:space="preserve"> PAGEREF _Toc242457759 \h </w:instrText>
         </w:r>
         <w:r>
           <w:rPr>
@@ -1559,7 +1559,7 @@
           <w14:ligatures w14:val="standardContextual"/>
         </w:rPr>
       </w:pPr>
-      <w:hyperlink w:anchor="_Toc242451102" w:history="1">
+      <w:hyperlink w:anchor="_Toc242457760" w:history="1">
         <w:r>
           <w:rPr>
             <w:rStyle w:val="aff8"/>
@@ -1586,7 +1586,7 @@
             <w:noProof/>
             <w:webHidden/>
           </w:rPr>
-          <w:instrText xml:space="preserve"> PAGEREF _Toc242451102 \h </w:instrText>
+          <w:instrText xml:space="preserve"> PAGEREF _Toc242457760 \h </w:instrText>
         </w:r>
         <w:r>
           <w:rPr>
@@ -1632,7 +1632,7 @@
           <w14:ligatures w14:val="standardContextual"/>
         </w:rPr>
       </w:pPr>
-      <w:hyperlink w:anchor="_Toc242451103" w:history="1">
+      <w:hyperlink w:anchor="_Toc242457761" w:history="1">
         <w:r>
           <w:rPr>
             <w:rStyle w:val="aff8"/>
@@ -1659,7 +1659,7 @@
             <w:noProof/>
             <w:webHidden/>
           </w:rPr>
-          <w:instrText xml:space="preserve"> PAGEREF _Toc242451103 \h </w:instrText>
+          <w:instrText xml:space="preserve"> PAGEREF _Toc242457761 \h </w:instrText>
         </w:r>
         <w:r>
           <w:rPr>
@@ -1705,7 +1705,7 @@
           <w14:ligatures w14:val="standardContextual"/>
         </w:rPr>
       </w:pPr>
-      <w:hyperlink w:anchor="_Toc242451104" w:history="1">
+      <w:hyperlink w:anchor="_Toc242457762" w:history="1">
         <w:r>
           <w:rPr>
             <w:rStyle w:val="aff8"/>
@@ -1732,7 +1732,7 @@
             <w:noProof/>
             <w:webHidden/>
           </w:rPr>
-          <w:instrText xml:space="preserve"> PAGEREF _Toc242451104 \h </w:instrText>
+          <w:instrText xml:space="preserve"> PAGEREF _Toc242457762 \h </w:instrText>
         </w:r>
         <w:r>
           <w:rPr>
@@ -1778,7 +1778,7 @@
           <w14:ligatures w14:val="standardContextual"/>
         </w:rPr>
       </w:pPr>
-      <w:hyperlink w:anchor="_Toc242451105" w:history="1">
+      <w:hyperlink w:anchor="_Toc242457763" w:history="1">
         <w:r>
           <w:rPr>
             <w:rStyle w:val="aff8"/>
@@ -1805,7 +1805,7 @@
             <w:noProof/>
             <w:webHidden/>
           </w:rPr>
-          <w:instrText xml:space="preserve"> PAGEREF _Toc242451105 \h </w:instrText>
+          <w:instrText xml:space="preserve"> PAGEREF _Toc242457763 \h </w:instrText>
         </w:r>
         <w:r>
           <w:rPr>
@@ -1851,7 +1851,7 @@
           <w14:ligatures w14:val="standardContextual"/>
         </w:rPr>
       </w:pPr>
-      <w:hyperlink w:anchor="_Toc242451106" w:history="1">
+      <w:hyperlink w:anchor="_Toc242457764" w:history="1">
         <w:r>
           <w:rPr>
             <w:rStyle w:val="aff8"/>
@@ -1878,7 +1878,7 @@
             <w:noProof/>
             <w:webHidden/>
           </w:rPr>
-          <w:instrText xml:space="preserve"> PAGEREF _Toc242451106 \h </w:instrText>
+          <w:instrText xml:space="preserve"> PAGEREF _Toc242457764 \h </w:instrText>
         </w:r>
         <w:r>
           <w:rPr>
@@ -1924,7 +1924,7 @@
           <w14:ligatures w14:val="standardContextual"/>
         </w:rPr>
       </w:pPr>
-      <w:hyperlink w:anchor="_Toc242451107" w:history="1">
+      <w:hyperlink w:anchor="_Toc242457765" w:history="1">
         <w:r>
           <w:rPr>
             <w:rStyle w:val="aff8"/>
@@ -1951,7 +1951,7 @@
             <w:noProof/>
             <w:webHidden/>
           </w:rPr>
-          <w:instrText xml:space="preserve"> PAGEREF _Toc242451107 \h </w:instrText>
+          <w:instrText xml:space="preserve"> PAGEREF _Toc242457765 \h </w:instrText>
         </w:r>
         <w:r>
           <w:rPr>
@@ -1997,7 +1997,7 @@
           <w14:ligatures w14:val="standardContextual"/>
         </w:rPr>
       </w:pPr>
-      <w:hyperlink w:anchor="_Toc242451108" w:history="1">
+      <w:hyperlink w:anchor="_Toc242457766" w:history="1">
         <w:r>
           <w:rPr>
             <w:rStyle w:val="aff8"/>
@@ -2024,7 +2024,7 @@
             <w:noProof/>
             <w:webHidden/>
           </w:rPr>
-          <w:instrText xml:space="preserve"> PAGEREF _Toc242451108 \h </w:instrText>
+          <w:instrText xml:space="preserve"> PAGEREF _Toc242457766 \h </w:instrText>
         </w:r>
         <w:r>
           <w:rPr>
@@ -2070,7 +2070,7 @@
           <w14:ligatures w14:val="standardContextual"/>
         </w:rPr>
       </w:pPr>
-      <w:hyperlink w:anchor="_Toc242451109" w:history="1">
+      <w:hyperlink w:anchor="_Toc242457767" w:history="1">
         <w:r>
           <w:rPr>
             <w:rStyle w:val="aff8"/>
@@ -2097,7 +2097,7 @@
             <w:noProof/>
             <w:webHidden/>
           </w:rPr>
-          <w:instrText xml:space="preserve"> PAGEREF _Toc242451109 \h </w:instrText>
+          <w:instrText xml:space="preserve"> PAGEREF _Toc242457767 \h </w:instrText>
         </w:r>
         <w:r>
           <w:rPr>
@@ -2143,7 +2143,7 @@
           <w14:ligatures w14:val="standardContextual"/>
         </w:rPr>
       </w:pPr>
-      <w:hyperlink w:anchor="_Toc242451110" w:history="1">
+      <w:hyperlink w:anchor="_Toc242457768" w:history="1">
         <w:r>
           <w:rPr>
             <w:rStyle w:val="aff8"/>
@@ -2170,7 +2170,7 @@
             <w:noProof/>
             <w:webHidden/>
           </w:rPr>
-          <w:instrText xml:space="preserve"> PAGEREF _Toc242451110 \h </w:instrText>
+          <w:instrText xml:space="preserve"> PAGEREF _Toc242457768 \h </w:instrText>
         </w:r>
         <w:r>
           <w:rPr>
@@ -2216,7 +2216,7 @@
           <w14:ligatures w14:val="standardContextual"/>
         </w:rPr>
       </w:pPr>
-      <w:hyperlink w:anchor="_Toc242451111" w:history="1">
+      <w:hyperlink w:anchor="_Toc242457769" w:history="1">
         <w:r>
           <w:rPr>
             <w:rStyle w:val="aff8"/>
@@ -2243,7 +2243,7 @@
             <w:noProof/>
             <w:webHidden/>
           </w:rPr>
-          <w:instrText xml:space="preserve"> PAGEREF _Toc242451111 \h </w:instrText>
+          <w:instrText xml:space="preserve"> PAGEREF _Toc242457769 \h </w:instrText>
         </w:r>
         <w:r>
           <w:rPr>
@@ -2289,7 +2289,7 @@
           <w14:ligatures w14:val="standardContextual"/>
         </w:rPr>
       </w:pPr>
-      <w:hyperlink w:anchor="_Toc242451112" w:history="1">
+      <w:hyperlink w:anchor="_Toc242457770" w:history="1">
         <w:r>
           <w:rPr>
             <w:rStyle w:val="aff8"/>
@@ -2316,7 +2316,7 @@
             <w:noProof/>
             <w:webHidden/>
           </w:rPr>
-          <w:instrText xml:space="preserve"> PAGEREF _Toc242451112 \h </w:instrText>
+          <w:instrText xml:space="preserve"> PAGEREF _Toc242457770 \h </w:instrText>
         </w:r>
         <w:r>
           <w:rPr>
@@ -2362,7 +2362,7 @@
           <w14:ligatures w14:val="standardContextual"/>
         </w:rPr>
       </w:pPr>
-      <w:hyperlink w:anchor="_Toc242451113" w:history="1">
+      <w:hyperlink w:anchor="_Toc242457771" w:history="1">
         <w:r>
           <w:rPr>
             <w:rStyle w:val="aff8"/>
@@ -2389,7 +2389,7 @@
             <w:noProof/>
             <w:webHidden/>
           </w:rPr>
-          <w:instrText xml:space="preserve"> PAGEREF _Toc242451113 \h </w:instrText>
+          <w:instrText xml:space="preserve"> PAGEREF _Toc242457771 \h </w:instrText>
         </w:r>
         <w:r>
           <w:rPr>
@@ -2435,7 +2435,7 @@
           <w14:ligatures w14:val="standardContextual"/>
         </w:rPr>
       </w:pPr>
-      <w:hyperlink w:anchor="_Toc242451114" w:history="1">
+      <w:hyperlink w:anchor="_Toc242457772" w:history="1">
         <w:r>
           <w:rPr>
             <w:rStyle w:val="aff8"/>
@@ -2462,7 +2462,7 @@
             <w:noProof/>
             <w:webHidden/>
           </w:rPr>
-          <w:instrText xml:space="preserve"> PAGEREF _Toc242451114 \h </w:instrText>
+          <w:instrText xml:space="preserve"> PAGEREF _Toc242457772 \h </w:instrText>
         </w:r>
         <w:r>
           <w:rPr>
@@ -2508,7 +2508,7 @@
           <w14:ligatures w14:val="standardContextual"/>
         </w:rPr>
       </w:pPr>
-      <w:hyperlink w:anchor="_Toc242451115" w:history="1">
+      <w:hyperlink w:anchor="_Toc242457773" w:history="1">
         <w:r>
           <w:rPr>
             <w:rStyle w:val="aff8"/>
@@ -2535,7 +2535,7 @@
             <w:noProof/>
             <w:webHidden/>
           </w:rPr>
-          <w:instrText xml:space="preserve"> PAGEREF _Toc242451115 \h </w:instrText>
+          <w:instrText xml:space="preserve"> PAGEREF _Toc242457773 \h </w:instrText>
         </w:r>
         <w:r>
           <w:rPr>
@@ -2581,7 +2581,7 @@
           <w14:ligatures w14:val="standardContextual"/>
         </w:rPr>
       </w:pPr>
-      <w:hyperlink w:anchor="_Toc242451116" w:history="1">
+      <w:hyperlink w:anchor="_Toc242457774" w:history="1">
         <w:r>
           <w:rPr>
             <w:rStyle w:val="aff8"/>
@@ -2608,7 +2608,7 @@
             <w:noProof/>
             <w:webHidden/>
           </w:rPr>
-          <w:instrText xml:space="preserve"> PAGEREF _Toc242451116 \h </w:instrText>
+          <w:instrText xml:space="preserve"> PAGEREF _Toc242457774 \h </w:instrText>
         </w:r>
         <w:r>
           <w:rPr>
@@ -2654,7 +2654,7 @@
         <w:ind w:firstLine="0"/>
         <w:jc w:val="center"/>
       </w:pPr>
-      <w:bookmarkStart w:id="0" w:name="_Toc242451089"/>
+      <w:bookmarkStart w:id="0" w:name="_Toc242457747"/>
       <w:r>
         <w:lastRenderedPageBreak/>
         <w:t>ПЕРЕЧЕНЬ ТЕРМИНОВ И СОКРАЩЕНИЙ</w:t>
@@ -3916,7 +3916,7 @@
         <w:pStyle w:val="1"/>
         <w:pageBreakBefore/>
       </w:pPr>
-      <w:bookmarkStart w:id="1" w:name="_Toc242451090"/>
+      <w:bookmarkStart w:id="1" w:name="_Toc242457748"/>
       <w:r>
         <w:lastRenderedPageBreak/>
         <w:t>1 Общие сведения о программе</w:t>
@@ -3927,7 +3927,7 @@
       <w:pPr>
         <w:pStyle w:val="21"/>
       </w:pPr>
-      <w:bookmarkStart w:id="2" w:name="_Toc242451091"/>
+      <w:bookmarkStart w:id="2" w:name="_Toc242457749"/>
       <w:r>
         <w:t>1.1 Назначение программы</w:t>
       </w:r>
@@ -3942,7 +3942,7 @@
       <w:pPr>
         <w:pStyle w:val="21"/>
       </w:pPr>
-      <w:bookmarkStart w:id="3" w:name="_Toc242451092"/>
+      <w:bookmarkStart w:id="3" w:name="_Toc242457750"/>
       <w:r>
         <w:t>1.2 Технические средства</w:t>
       </w:r>
@@ -4177,7 +4177,7 @@
       <w:pPr>
         <w:pStyle w:val="21"/>
       </w:pPr>
-      <w:bookmarkStart w:id="4" w:name="_Toc242451093"/>
+      <w:bookmarkStart w:id="4" w:name="_Toc242457751"/>
       <w:r>
         <w:t>1.3 Программные средства</w:t>
       </w:r>
@@ -4203,7 +4203,7 @@
         <w:pStyle w:val="1"/>
         <w:pageBreakBefore/>
       </w:pPr>
-      <w:bookmarkStart w:id="5" w:name="_Toc242451094"/>
+      <w:bookmarkStart w:id="5" w:name="_Toc242457752"/>
       <w:r>
         <w:lastRenderedPageBreak/>
         <w:t>2 Структура программы</w:t>
@@ -4214,7 +4214,7 @@
       <w:pPr>
         <w:pStyle w:val="21"/>
       </w:pPr>
-      <w:bookmarkStart w:id="6" w:name="_Toc242451095"/>
+      <w:bookmarkStart w:id="6" w:name="_Toc242457753"/>
       <w:r>
         <w:t>2.1 Составные части</w:t>
       </w:r>
@@ -4761,7 +4761,7 @@
       <w:pPr>
         <w:pStyle w:val="21"/>
       </w:pPr>
-      <w:bookmarkStart w:id="7" w:name="_Toc242451096"/>
+      <w:bookmarkStart w:id="7" w:name="_Toc242457754"/>
       <w:r>
         <w:t>2.2 Хранение данных</w:t>
       </w:r>
@@ -5175,7 +5175,7 @@
       <w:pPr>
         <w:pStyle w:val="21"/>
       </w:pPr>
-      <w:bookmarkStart w:id="8" w:name="_Toc242451097"/>
+      <w:bookmarkStart w:id="8" w:name="_Toc242457755"/>
       <w:r>
         <w:t>2.3 Сети</w:t>
       </w:r>
@@ -5346,7 +5346,7 @@
       <w:pPr>
         <w:pStyle w:val="21"/>
       </w:pPr>
-      <w:bookmarkStart w:id="9" w:name="_Toc242451098"/>
+      <w:bookmarkStart w:id="9" w:name="_Toc242457756"/>
       <w:r>
         <w:t>2.4 Маршрутизация запросов</w:t>
       </w:r>
@@ -5724,7 +5724,7 @@
         <w:pStyle w:val="1"/>
         <w:pageBreakBefore/>
       </w:pPr>
-      <w:bookmarkStart w:id="10" w:name="_Toc242451099"/>
+      <w:bookmarkStart w:id="10" w:name="_Toc242457757"/>
       <w:r>
         <w:lastRenderedPageBreak/>
         <w:t>3 Настройка программы</w:t>
@@ -5735,7 +5735,7 @@
       <w:pPr>
         <w:pStyle w:val="21"/>
       </w:pPr>
-      <w:bookmarkStart w:id="11" w:name="_Toc242451100"/>
+      <w:bookmarkStart w:id="11" w:name="_Toc242457758"/>
       <w:r>
         <w:t>3.1 Параметры среды</w:t>
       </w:r>
@@ -7124,7 +7124,7 @@
       <w:pPr>
         <w:pStyle w:val="21"/>
       </w:pPr>
-      <w:bookmarkStart w:id="12" w:name="_Toc242451101"/>
+      <w:bookmarkStart w:id="12" w:name="_Toc242457759"/>
       <w:r>
         <w:t>3.2 Первоначальная установка</w:t>
       </w:r>
@@ -7274,7 +7274,7 @@
       <w:pPr>
         <w:pStyle w:val="21"/>
       </w:pPr>
-      <w:bookmarkStart w:id="13" w:name="_Toc242451102"/>
+      <w:bookmarkStart w:id="13" w:name="_Toc242457760"/>
       <w:r>
         <w:lastRenderedPageBreak/>
         <w:t>3.3 Настройка HTTPS</w:t>
@@ -7397,7 +7397,7 @@
       <w:pPr>
         <w:pStyle w:val="21"/>
       </w:pPr>
-      <w:bookmarkStart w:id="14" w:name="_Toc242451103"/>
+      <w:bookmarkStart w:id="14" w:name="_Toc242457761"/>
       <w:r>
         <w:t>3.4 Настройка почты</w:t>
       </w:r>
@@ -7512,7 +7512,7 @@
       <w:pPr>
         <w:pStyle w:val="21"/>
       </w:pPr>
-      <w:bookmarkStart w:id="15" w:name="_Toc242451104"/>
+      <w:bookmarkStart w:id="15" w:name="_Toc242457762"/>
       <w:r>
         <w:t>3.5 Обновление системы</w:t>
       </w:r>
@@ -7701,7 +7701,7 @@
         <w:pStyle w:val="1"/>
         <w:pageBreakBefore/>
       </w:pPr>
-      <w:bookmarkStart w:id="16" w:name="_Toc242451105"/>
+      <w:bookmarkStart w:id="16" w:name="_Toc242457763"/>
       <w:r>
         <w:lastRenderedPageBreak/>
         <w:t>4 Проверка программы</w:t>
@@ -7712,7 +7712,7 @@
       <w:pPr>
         <w:pStyle w:val="21"/>
       </w:pPr>
-      <w:bookmarkStart w:id="17" w:name="_Toc242451106"/>
+      <w:bookmarkStart w:id="17" w:name="_Toc242457764"/>
       <w:r>
         <w:t>4.1 Проверка работоспособности комплекса</w:t>
       </w:r>
@@ -7857,7 +7857,7 @@
       <w:pPr>
         <w:pStyle w:val="21"/>
       </w:pPr>
-      <w:bookmarkStart w:id="18" w:name="_Toc242451107"/>
+      <w:bookmarkStart w:id="18" w:name="_Toc242457765"/>
       <w:r>
         <w:t>4.2 Проверка после установки или обновления</w:t>
       </w:r>
@@ -7924,7 +7924,7 @@
         <w:pStyle w:val="1"/>
         <w:pageBreakBefore/>
       </w:pPr>
-      <w:bookmarkStart w:id="19" w:name="_Toc242451108"/>
+      <w:bookmarkStart w:id="19" w:name="_Toc242457766"/>
       <w:r>
         <w:lastRenderedPageBreak/>
         <w:t>5 Дополнительные возможности</w:t>
@@ -7935,7 +7935,7 @@
       <w:pPr>
         <w:pStyle w:val="21"/>
       </w:pPr>
-      <w:bookmarkStart w:id="20" w:name="_Toc242451109"/>
+      <w:bookmarkStart w:id="20" w:name="_Toc242457767"/>
       <w:r>
         <w:t>5.1 Резервное копирование и восстановление</w:t>
       </w:r>
@@ -7945,7 +7945,7 @@
       <w:pPr>
         <w:pStyle w:val="31"/>
       </w:pPr>
-      <w:bookmarkStart w:id="21" w:name="_Toc242451110"/>
+      <w:bookmarkStart w:id="21" w:name="_Toc242457768"/>
       <w:r>
         <w:t>5.1.1 Резервное копирование</w:t>
       </w:r>
@@ -8103,7 +8103,7 @@
       <w:pPr>
         <w:pStyle w:val="31"/>
       </w:pPr>
-      <w:bookmarkStart w:id="22" w:name="_Toc242451111"/>
+      <w:bookmarkStart w:id="22" w:name="_Toc242457769"/>
       <w:r>
         <w:t>5.1.2 Восстановление</w:t>
       </w:r>
@@ -8208,7 +8208,7 @@
       <w:pPr>
         <w:pStyle w:val="21"/>
       </w:pPr>
-      <w:bookmarkStart w:id="23" w:name="_Toc242451112"/>
+      <w:bookmarkStart w:id="23" w:name="_Toc242457770"/>
       <w:r>
         <w:t>5.2 Журналы</w:t>
       </w:r>
@@ -8283,7 +8283,7 @@
       <w:pPr>
         <w:pStyle w:val="21"/>
       </w:pPr>
-      <w:bookmarkStart w:id="24" w:name="_Toc242451113"/>
+      <w:bookmarkStart w:id="24" w:name="_Toc242457771"/>
       <w:r>
         <w:lastRenderedPageBreak/>
         <w:t>5.3 Служебные команды</w:t>
@@ -8860,7 +8860,7 @@
       <w:pPr>
         <w:pStyle w:val="21"/>
       </w:pPr>
-      <w:bookmarkStart w:id="25" w:name="_Toc242451114"/>
+      <w:bookmarkStart w:id="25" w:name="_Toc242457772"/>
       <w:r>
         <w:t>5.4 Описание программного интерфейса</w:t>
       </w:r>
@@ -8906,7 +8906,7 @@
         <w:pStyle w:val="1"/>
         <w:pageBreakBefore/>
       </w:pPr>
-      <w:bookmarkStart w:id="26" w:name="_Toc242451115"/>
+      <w:bookmarkStart w:id="26" w:name="_Toc242457773"/>
       <w:r>
         <w:lastRenderedPageBreak/>
         <w:t>6 Сообщения системному программисту</w:t>
@@ -9949,7 +9949,7 @@
         <w:ind w:firstLine="0"/>
         <w:jc w:val="center"/>
       </w:pPr>
-      <w:bookmarkStart w:id="27" w:name="_Toc242451116"/>
+      <w:bookmarkStart w:id="27" w:name="_Toc242457774"/>
       <w:r>
         <w:lastRenderedPageBreak/>
         <w:t>ЛИСТ РЕГИСТРАЦИИ ИЗМЕНЕНИЙ</w:t>
@@ -12037,31 +12037,31 @@
       </w:rPr>
     </w:lvl>
   </w:abstractNum>
-  <w:num w:numId="1" w16cid:durableId="1376781599">
+  <w:num w:numId="1" w16cid:durableId="1866944072">
     <w:abstractNumId w:val="8"/>
   </w:num>
-  <w:num w:numId="2" w16cid:durableId="2006207427">
+  <w:num w:numId="2" w16cid:durableId="1901819198">
     <w:abstractNumId w:val="6"/>
   </w:num>
-  <w:num w:numId="3" w16cid:durableId="2041083225">
+  <w:num w:numId="3" w16cid:durableId="1203175988">
     <w:abstractNumId w:val="5"/>
   </w:num>
-  <w:num w:numId="4" w16cid:durableId="1512991852">
+  <w:num w:numId="4" w16cid:durableId="1177310232">
     <w:abstractNumId w:val="4"/>
   </w:num>
-  <w:num w:numId="5" w16cid:durableId="1758403513">
+  <w:num w:numId="5" w16cid:durableId="263467158">
     <w:abstractNumId w:val="7"/>
   </w:num>
-  <w:num w:numId="6" w16cid:durableId="707023456">
+  <w:num w:numId="6" w16cid:durableId="1701979215">
     <w:abstractNumId w:val="3"/>
   </w:num>
-  <w:num w:numId="7" w16cid:durableId="305277367">
+  <w:num w:numId="7" w16cid:durableId="1978097861">
     <w:abstractNumId w:val="2"/>
   </w:num>
-  <w:num w:numId="8" w16cid:durableId="1152790414">
+  <w:num w:numId="8" w16cid:durableId="790828407">
     <w:abstractNumId w:val="1"/>
   </w:num>
-  <w:num w:numId="9" w16cid:durableId="1631745666">
+  <w:num w:numId="9" w16cid:durableId="168718066">
     <w:abstractNumId w:val="0"/>
   </w:num>
 </w:numbering>
@@ -23594,7 +23594,7 @@
     <w:autoRedefine/>
     <w:uiPriority w:val="39"/>
     <w:unhideWhenUsed/>
-    <w:rsid w:val="00874D15"/>
+    <w:rsid w:val="0051722C"/>
     <w:pPr>
       <w:spacing w:after="100"/>
     </w:pPr>
@@ -23606,7 +23606,7 @@
     <w:autoRedefine/>
     <w:uiPriority w:val="39"/>
     <w:unhideWhenUsed/>
-    <w:rsid w:val="00874D15"/>
+    <w:rsid w:val="0051722C"/>
     <w:pPr>
       <w:spacing w:after="100"/>
       <w:ind w:left="240"/>
@@ -23619,7 +23619,7 @@
     <w:autoRedefine/>
     <w:uiPriority w:val="39"/>
     <w:unhideWhenUsed/>
-    <w:rsid w:val="00874D15"/>
+    <w:rsid w:val="0051722C"/>
     <w:pPr>
       <w:spacing w:after="100"/>
       <w:ind w:left="480"/>
@@ -23630,7 +23630,7 @@
     <w:basedOn w:val="a2"/>
     <w:uiPriority w:val="99"/>
     <w:unhideWhenUsed/>
-    <w:rsid w:val="00874D15"/>
+    <w:rsid w:val="0051722C"/>
     <w:rPr>
       <w:color w:val="0000FF" w:themeColor="hyperlink"/>
       <w:u w:val="single"/>

--- a/docs/gost/out/08_32_Руководство_системного_программиста.docx
+++ b/docs/gost/out/08_32_Руководство_системного_программиста.docx
@@ -610,7 +610,7 @@
       <w:r>
         <w:fldChar w:fldCharType="separate"/>
       </w:r>
-      <w:hyperlink w:anchor="_Toc242457747" w:history="1">
+      <w:hyperlink w:anchor="_Toc242459616" w:history="1">
         <w:r>
           <w:rPr>
             <w:rStyle w:val="aff8"/>
@@ -637,7 +637,7 @@
             <w:noProof/>
             <w:webHidden/>
           </w:rPr>
-          <w:instrText xml:space="preserve"> PAGEREF _Toc242457747 \h </w:instrText>
+          <w:instrText xml:space="preserve"> PAGEREF _Toc242459616 \h </w:instrText>
         </w:r>
         <w:r>
           <w:rPr>
@@ -683,7 +683,7 @@
           <w14:ligatures w14:val="standardContextual"/>
         </w:rPr>
       </w:pPr>
-      <w:hyperlink w:anchor="_Toc242457748" w:history="1">
+      <w:hyperlink w:anchor="_Toc242459617" w:history="1">
         <w:r>
           <w:rPr>
             <w:rStyle w:val="aff8"/>
@@ -710,7 +710,7 @@
             <w:noProof/>
             <w:webHidden/>
           </w:rPr>
-          <w:instrText xml:space="preserve"> PAGEREF _Toc242457748 \h </w:instrText>
+          <w:instrText xml:space="preserve"> PAGEREF _Toc242459617 \h </w:instrText>
         </w:r>
         <w:r>
           <w:rPr>
@@ -756,7 +756,7 @@
           <w14:ligatures w14:val="standardContextual"/>
         </w:rPr>
       </w:pPr>
-      <w:hyperlink w:anchor="_Toc242457749" w:history="1">
+      <w:hyperlink w:anchor="_Toc242459618" w:history="1">
         <w:r>
           <w:rPr>
             <w:rStyle w:val="aff8"/>
@@ -783,7 +783,7 @@
             <w:noProof/>
             <w:webHidden/>
           </w:rPr>
-          <w:instrText xml:space="preserve"> PAGEREF _Toc242457749 \h </w:instrText>
+          <w:instrText xml:space="preserve"> PAGEREF _Toc242459618 \h </w:instrText>
         </w:r>
         <w:r>
           <w:rPr>
@@ -829,7 +829,7 @@
           <w14:ligatures w14:val="standardContextual"/>
         </w:rPr>
       </w:pPr>
-      <w:hyperlink w:anchor="_Toc242457750" w:history="1">
+      <w:hyperlink w:anchor="_Toc242459619" w:history="1">
         <w:r>
           <w:rPr>
             <w:rStyle w:val="aff8"/>
@@ -856,7 +856,7 @@
             <w:noProof/>
             <w:webHidden/>
           </w:rPr>
-          <w:instrText xml:space="preserve"> PAGEREF _Toc242457750 \h </w:instrText>
+          <w:instrText xml:space="preserve"> PAGEREF _Toc242459619 \h </w:instrText>
         </w:r>
         <w:r>
           <w:rPr>
@@ -902,7 +902,7 @@
           <w14:ligatures w14:val="standardContextual"/>
         </w:rPr>
       </w:pPr>
-      <w:hyperlink w:anchor="_Toc242457751" w:history="1">
+      <w:hyperlink w:anchor="_Toc242459620" w:history="1">
         <w:r>
           <w:rPr>
             <w:rStyle w:val="aff8"/>
@@ -929,7 +929,7 @@
             <w:noProof/>
             <w:webHidden/>
           </w:rPr>
-          <w:instrText xml:space="preserve"> PAGEREF _Toc242457751 \h </w:instrText>
+          <w:instrText xml:space="preserve"> PAGEREF _Toc242459620 \h </w:instrText>
         </w:r>
         <w:r>
           <w:rPr>
@@ -975,7 +975,7 @@
           <w14:ligatures w14:val="standardContextual"/>
         </w:rPr>
       </w:pPr>
-      <w:hyperlink w:anchor="_Toc242457752" w:history="1">
+      <w:hyperlink w:anchor="_Toc242459621" w:history="1">
         <w:r>
           <w:rPr>
             <w:rStyle w:val="aff8"/>
@@ -1002,7 +1002,7 @@
             <w:noProof/>
             <w:webHidden/>
           </w:rPr>
-          <w:instrText xml:space="preserve"> PAGEREF _Toc242457752 \h </w:instrText>
+          <w:instrText xml:space="preserve"> PAGEREF _Toc242459621 \h </w:instrText>
         </w:r>
         <w:r>
           <w:rPr>
@@ -1048,7 +1048,7 @@
           <w14:ligatures w14:val="standardContextual"/>
         </w:rPr>
       </w:pPr>
-      <w:hyperlink w:anchor="_Toc242457753" w:history="1">
+      <w:hyperlink w:anchor="_Toc242459622" w:history="1">
         <w:r>
           <w:rPr>
             <w:rStyle w:val="aff8"/>
@@ -1075,7 +1075,7 @@
             <w:noProof/>
             <w:webHidden/>
           </w:rPr>
-          <w:instrText xml:space="preserve"> PAGEREF _Toc242457753 \h </w:instrText>
+          <w:instrText xml:space="preserve"> PAGEREF _Toc242459622 \h </w:instrText>
         </w:r>
         <w:r>
           <w:rPr>
@@ -1121,7 +1121,7 @@
           <w14:ligatures w14:val="standardContextual"/>
         </w:rPr>
       </w:pPr>
-      <w:hyperlink w:anchor="_Toc242457754" w:history="1">
+      <w:hyperlink w:anchor="_Toc242459623" w:history="1">
         <w:r>
           <w:rPr>
             <w:rStyle w:val="aff8"/>
@@ -1148,7 +1148,7 @@
             <w:noProof/>
             <w:webHidden/>
           </w:rPr>
-          <w:instrText xml:space="preserve"> PAGEREF _Toc242457754 \h </w:instrText>
+          <w:instrText xml:space="preserve"> PAGEREF _Toc242459623 \h </w:instrText>
         </w:r>
         <w:r>
           <w:rPr>
@@ -1194,7 +1194,7 @@
           <w14:ligatures w14:val="standardContextual"/>
         </w:rPr>
       </w:pPr>
-      <w:hyperlink w:anchor="_Toc242457755" w:history="1">
+      <w:hyperlink w:anchor="_Toc242459624" w:history="1">
         <w:r>
           <w:rPr>
             <w:rStyle w:val="aff8"/>
@@ -1221,7 +1221,7 @@
             <w:noProof/>
             <w:webHidden/>
           </w:rPr>
-          <w:instrText xml:space="preserve"> PAGEREF _Toc242457755 \h </w:instrText>
+          <w:instrText xml:space="preserve"> PAGEREF _Toc242459624 \h </w:instrText>
         </w:r>
         <w:r>
           <w:rPr>
@@ -1267,7 +1267,7 @@
           <w14:ligatures w14:val="standardContextual"/>
         </w:rPr>
       </w:pPr>
-      <w:hyperlink w:anchor="_Toc242457756" w:history="1">
+      <w:hyperlink w:anchor="_Toc242459625" w:history="1">
         <w:r>
           <w:rPr>
             <w:rStyle w:val="aff8"/>
@@ -1294,7 +1294,7 @@
             <w:noProof/>
             <w:webHidden/>
           </w:rPr>
-          <w:instrText xml:space="preserve"> PAGEREF _Toc242457756 \h </w:instrText>
+          <w:instrText xml:space="preserve"> PAGEREF _Toc242459625 \h </w:instrText>
         </w:r>
         <w:r>
           <w:rPr>
@@ -1340,7 +1340,7 @@
           <w14:ligatures w14:val="standardContextual"/>
         </w:rPr>
       </w:pPr>
-      <w:hyperlink w:anchor="_Toc242457757" w:history="1">
+      <w:hyperlink w:anchor="_Toc242459626" w:history="1">
         <w:r>
           <w:rPr>
             <w:rStyle w:val="aff8"/>
@@ -1367,7 +1367,7 @@
             <w:noProof/>
             <w:webHidden/>
           </w:rPr>
-          <w:instrText xml:space="preserve"> PAGEREF _Toc242457757 \h </w:instrText>
+          <w:instrText xml:space="preserve"> PAGEREF _Toc242459626 \h </w:instrText>
         </w:r>
         <w:r>
           <w:rPr>
@@ -1413,7 +1413,7 @@
           <w14:ligatures w14:val="standardContextual"/>
         </w:rPr>
       </w:pPr>
-      <w:hyperlink w:anchor="_Toc242457758" w:history="1">
+      <w:hyperlink w:anchor="_Toc242459627" w:history="1">
         <w:r>
           <w:rPr>
             <w:rStyle w:val="aff8"/>
@@ -1440,7 +1440,7 @@
             <w:noProof/>
             <w:webHidden/>
           </w:rPr>
-          <w:instrText xml:space="preserve"> PAGEREF _Toc242457758 \h </w:instrText>
+          <w:instrText xml:space="preserve"> PAGEREF _Toc242459627 \h </w:instrText>
         </w:r>
         <w:r>
           <w:rPr>
@@ -1486,7 +1486,7 @@
           <w14:ligatures w14:val="standardContextual"/>
         </w:rPr>
       </w:pPr>
-      <w:hyperlink w:anchor="_Toc242457759" w:history="1">
+      <w:hyperlink w:anchor="_Toc242459628" w:history="1">
         <w:r>
           <w:rPr>
             <w:rStyle w:val="aff8"/>
@@ -1513,7 +1513,7 @@
             <w:noProof/>
             <w:webHidden/>
           </w:rPr>
-          <w:instrText xml:space="preserve"> PAGEREF _Toc242457759 \h </w:instrText>
+          <w:instrText xml:space="preserve"> PAGEREF _Toc242459628 \h </w:instrText>
         </w:r>
         <w:r>
           <w:rPr>
@@ -1559,7 +1559,7 @@
           <w14:ligatures w14:val="standardContextual"/>
         </w:rPr>
       </w:pPr>
-      <w:hyperlink w:anchor="_Toc242457760" w:history="1">
+      <w:hyperlink w:anchor="_Toc242459629" w:history="1">
         <w:r>
           <w:rPr>
             <w:rStyle w:val="aff8"/>
@@ -1586,7 +1586,7 @@
             <w:noProof/>
             <w:webHidden/>
           </w:rPr>
-          <w:instrText xml:space="preserve"> PAGEREF _Toc242457760 \h </w:instrText>
+          <w:instrText xml:space="preserve"> PAGEREF _Toc242459629 \h </w:instrText>
         </w:r>
         <w:r>
           <w:rPr>
@@ -1632,7 +1632,7 @@
           <w14:ligatures w14:val="standardContextual"/>
         </w:rPr>
       </w:pPr>
-      <w:hyperlink w:anchor="_Toc242457761" w:history="1">
+      <w:hyperlink w:anchor="_Toc242459630" w:history="1">
         <w:r>
           <w:rPr>
             <w:rStyle w:val="aff8"/>
@@ -1659,7 +1659,7 @@
             <w:noProof/>
             <w:webHidden/>
           </w:rPr>
-          <w:instrText xml:space="preserve"> PAGEREF _Toc242457761 \h </w:instrText>
+          <w:instrText xml:space="preserve"> PAGEREF _Toc242459630 \h </w:instrText>
         </w:r>
         <w:r>
           <w:rPr>
@@ -1705,7 +1705,7 @@
           <w14:ligatures w14:val="standardContextual"/>
         </w:rPr>
       </w:pPr>
-      <w:hyperlink w:anchor="_Toc242457762" w:history="1">
+      <w:hyperlink w:anchor="_Toc242459631" w:history="1">
         <w:r>
           <w:rPr>
             <w:rStyle w:val="aff8"/>
@@ -1732,7 +1732,7 @@
             <w:noProof/>
             <w:webHidden/>
           </w:rPr>
-          <w:instrText xml:space="preserve"> PAGEREF _Toc242457762 \h </w:instrText>
+          <w:instrText xml:space="preserve"> PAGEREF _Toc242459631 \h </w:instrText>
         </w:r>
         <w:r>
           <w:rPr>
@@ -1778,7 +1778,7 @@
           <w14:ligatures w14:val="standardContextual"/>
         </w:rPr>
       </w:pPr>
-      <w:hyperlink w:anchor="_Toc242457763" w:history="1">
+      <w:hyperlink w:anchor="_Toc242459632" w:history="1">
         <w:r>
           <w:rPr>
             <w:rStyle w:val="aff8"/>
@@ -1805,7 +1805,7 @@
             <w:noProof/>
             <w:webHidden/>
           </w:rPr>
-          <w:instrText xml:space="preserve"> PAGEREF _Toc242457763 \h </w:instrText>
+          <w:instrText xml:space="preserve"> PAGEREF _Toc242459632 \h </w:instrText>
         </w:r>
         <w:r>
           <w:rPr>
@@ -1851,7 +1851,7 @@
           <w14:ligatures w14:val="standardContextual"/>
         </w:rPr>
       </w:pPr>
-      <w:hyperlink w:anchor="_Toc242457764" w:history="1">
+      <w:hyperlink w:anchor="_Toc242459633" w:history="1">
         <w:r>
           <w:rPr>
             <w:rStyle w:val="aff8"/>
@@ -1878,7 +1878,7 @@
             <w:noProof/>
             <w:webHidden/>
           </w:rPr>
-          <w:instrText xml:space="preserve"> PAGEREF _Toc242457764 \h </w:instrText>
+          <w:instrText xml:space="preserve"> PAGEREF _Toc242459633 \h </w:instrText>
         </w:r>
         <w:r>
           <w:rPr>
@@ -1924,7 +1924,7 @@
           <w14:ligatures w14:val="standardContextual"/>
         </w:rPr>
       </w:pPr>
-      <w:hyperlink w:anchor="_Toc242457765" w:history="1">
+      <w:hyperlink w:anchor="_Toc242459634" w:history="1">
         <w:r>
           <w:rPr>
             <w:rStyle w:val="aff8"/>
@@ -1951,7 +1951,7 @@
             <w:noProof/>
             <w:webHidden/>
           </w:rPr>
-          <w:instrText xml:space="preserve"> PAGEREF _Toc242457765 \h </w:instrText>
+          <w:instrText xml:space="preserve"> PAGEREF _Toc242459634 \h </w:instrText>
         </w:r>
         <w:r>
           <w:rPr>
@@ -1997,7 +1997,7 @@
           <w14:ligatures w14:val="standardContextual"/>
         </w:rPr>
       </w:pPr>
-      <w:hyperlink w:anchor="_Toc242457766" w:history="1">
+      <w:hyperlink w:anchor="_Toc242459635" w:history="1">
         <w:r>
           <w:rPr>
             <w:rStyle w:val="aff8"/>
@@ -2024,7 +2024,7 @@
             <w:noProof/>
             <w:webHidden/>
           </w:rPr>
-          <w:instrText xml:space="preserve"> PAGEREF _Toc242457766 \h </w:instrText>
+          <w:instrText xml:space="preserve"> PAGEREF _Toc242459635 \h </w:instrText>
         </w:r>
         <w:r>
           <w:rPr>
@@ -2070,7 +2070,7 @@
           <w14:ligatures w14:val="standardContextual"/>
         </w:rPr>
       </w:pPr>
-      <w:hyperlink w:anchor="_Toc242457767" w:history="1">
+      <w:hyperlink w:anchor="_Toc242459636" w:history="1">
         <w:r>
           <w:rPr>
             <w:rStyle w:val="aff8"/>
@@ -2097,7 +2097,7 @@
             <w:noProof/>
             <w:webHidden/>
           </w:rPr>
-          <w:instrText xml:space="preserve"> PAGEREF _Toc242457767 \h </w:instrText>
+          <w:instrText xml:space="preserve"> PAGEREF _Toc242459636 \h </w:instrText>
         </w:r>
         <w:r>
           <w:rPr>
@@ -2143,7 +2143,7 @@
           <w14:ligatures w14:val="standardContextual"/>
         </w:rPr>
       </w:pPr>
-      <w:hyperlink w:anchor="_Toc242457768" w:history="1">
+      <w:hyperlink w:anchor="_Toc242459637" w:history="1">
         <w:r>
           <w:rPr>
             <w:rStyle w:val="aff8"/>
@@ -2170,7 +2170,7 @@
             <w:noProof/>
             <w:webHidden/>
           </w:rPr>
-          <w:instrText xml:space="preserve"> PAGEREF _Toc242457768 \h </w:instrText>
+          <w:instrText xml:space="preserve"> PAGEREF _Toc242459637 \h </w:instrText>
         </w:r>
         <w:r>
           <w:rPr>
@@ -2216,7 +2216,7 @@
           <w14:ligatures w14:val="standardContextual"/>
         </w:rPr>
       </w:pPr>
-      <w:hyperlink w:anchor="_Toc242457769" w:history="1">
+      <w:hyperlink w:anchor="_Toc242459638" w:history="1">
         <w:r>
           <w:rPr>
             <w:rStyle w:val="aff8"/>
@@ -2243,7 +2243,7 @@
             <w:noProof/>
             <w:webHidden/>
           </w:rPr>
-          <w:instrText xml:space="preserve"> PAGEREF _Toc242457769 \h </w:instrText>
+          <w:instrText xml:space="preserve"> PAGEREF _Toc242459638 \h </w:instrText>
         </w:r>
         <w:r>
           <w:rPr>
@@ -2289,7 +2289,7 @@
           <w14:ligatures w14:val="standardContextual"/>
         </w:rPr>
       </w:pPr>
-      <w:hyperlink w:anchor="_Toc242457770" w:history="1">
+      <w:hyperlink w:anchor="_Toc242459639" w:history="1">
         <w:r>
           <w:rPr>
             <w:rStyle w:val="aff8"/>
@@ -2316,7 +2316,7 @@
             <w:noProof/>
             <w:webHidden/>
           </w:rPr>
-          <w:instrText xml:space="preserve"> PAGEREF _Toc242457770 \h </w:instrText>
+          <w:instrText xml:space="preserve"> PAGEREF _Toc242459639 \h </w:instrText>
         </w:r>
         <w:r>
           <w:rPr>
@@ -2362,7 +2362,7 @@
           <w14:ligatures w14:val="standardContextual"/>
         </w:rPr>
       </w:pPr>
-      <w:hyperlink w:anchor="_Toc242457771" w:history="1">
+      <w:hyperlink w:anchor="_Toc242459640" w:history="1">
         <w:r>
           <w:rPr>
             <w:rStyle w:val="aff8"/>
@@ -2389,7 +2389,7 @@
             <w:noProof/>
             <w:webHidden/>
           </w:rPr>
-          <w:instrText xml:space="preserve"> PAGEREF _Toc242457771 \h </w:instrText>
+          <w:instrText xml:space="preserve"> PAGEREF _Toc242459640 \h </w:instrText>
         </w:r>
         <w:r>
           <w:rPr>
@@ -2435,7 +2435,7 @@
           <w14:ligatures w14:val="standardContextual"/>
         </w:rPr>
       </w:pPr>
-      <w:hyperlink w:anchor="_Toc242457772" w:history="1">
+      <w:hyperlink w:anchor="_Toc242459641" w:history="1">
         <w:r>
           <w:rPr>
             <w:rStyle w:val="aff8"/>
@@ -2462,7 +2462,7 @@
             <w:noProof/>
             <w:webHidden/>
           </w:rPr>
-          <w:instrText xml:space="preserve"> PAGEREF _Toc242457772 \h </w:instrText>
+          <w:instrText xml:space="preserve"> PAGEREF _Toc242459641 \h </w:instrText>
         </w:r>
         <w:r>
           <w:rPr>
@@ -2508,7 +2508,7 @@
           <w14:ligatures w14:val="standardContextual"/>
         </w:rPr>
       </w:pPr>
-      <w:hyperlink w:anchor="_Toc242457773" w:history="1">
+      <w:hyperlink w:anchor="_Toc242459642" w:history="1">
         <w:r>
           <w:rPr>
             <w:rStyle w:val="aff8"/>
@@ -2535,7 +2535,7 @@
             <w:noProof/>
             <w:webHidden/>
           </w:rPr>
-          <w:instrText xml:space="preserve"> PAGEREF _Toc242457773 \h </w:instrText>
+          <w:instrText xml:space="preserve"> PAGEREF _Toc242459642 \h </w:instrText>
         </w:r>
         <w:r>
           <w:rPr>
@@ -2581,7 +2581,7 @@
           <w14:ligatures w14:val="standardContextual"/>
         </w:rPr>
       </w:pPr>
-      <w:hyperlink w:anchor="_Toc242457774" w:history="1">
+      <w:hyperlink w:anchor="_Toc242459643" w:history="1">
         <w:r>
           <w:rPr>
             <w:rStyle w:val="aff8"/>
@@ -2608,7 +2608,7 @@
             <w:noProof/>
             <w:webHidden/>
           </w:rPr>
-          <w:instrText xml:space="preserve"> PAGEREF _Toc242457774 \h </w:instrText>
+          <w:instrText xml:space="preserve"> PAGEREF _Toc242459643 \h </w:instrText>
         </w:r>
         <w:r>
           <w:rPr>
@@ -2654,7 +2654,7 @@
         <w:ind w:firstLine="0"/>
         <w:jc w:val="center"/>
       </w:pPr>
-      <w:bookmarkStart w:id="0" w:name="_Toc242457747"/>
+      <w:bookmarkStart w:id="0" w:name="_Toc242459616"/>
       <w:r>
         <w:lastRenderedPageBreak/>
         <w:t>ПЕРЕЧЕНЬ ТЕРМИНОВ И СОКРАЩЕНИЙ</w:t>
@@ -3916,7 +3916,7 @@
         <w:pStyle w:val="1"/>
         <w:pageBreakBefore/>
       </w:pPr>
-      <w:bookmarkStart w:id="1" w:name="_Toc242457748"/>
+      <w:bookmarkStart w:id="1" w:name="_Toc242459617"/>
       <w:r>
         <w:lastRenderedPageBreak/>
         <w:t>1 Общие сведения о программе</w:t>
@@ -3927,7 +3927,7 @@
       <w:pPr>
         <w:pStyle w:val="21"/>
       </w:pPr>
-      <w:bookmarkStart w:id="2" w:name="_Toc242457749"/>
+      <w:bookmarkStart w:id="2" w:name="_Toc242459618"/>
       <w:r>
         <w:t>1.1 Назначение программы</w:t>
       </w:r>
@@ -3942,7 +3942,7 @@
       <w:pPr>
         <w:pStyle w:val="21"/>
       </w:pPr>
-      <w:bookmarkStart w:id="3" w:name="_Toc242457750"/>
+      <w:bookmarkStart w:id="3" w:name="_Toc242459619"/>
       <w:r>
         <w:t>1.2 Технические средства</w:t>
       </w:r>
@@ -4177,7 +4177,7 @@
       <w:pPr>
         <w:pStyle w:val="21"/>
       </w:pPr>
-      <w:bookmarkStart w:id="4" w:name="_Toc242457751"/>
+      <w:bookmarkStart w:id="4" w:name="_Toc242459620"/>
       <w:r>
         <w:t>1.3 Программные средства</w:t>
       </w:r>
@@ -4203,7 +4203,7 @@
         <w:pStyle w:val="1"/>
         <w:pageBreakBefore/>
       </w:pPr>
-      <w:bookmarkStart w:id="5" w:name="_Toc242457752"/>
+      <w:bookmarkStart w:id="5" w:name="_Toc242459621"/>
       <w:r>
         <w:lastRenderedPageBreak/>
         <w:t>2 Структура программы</w:t>
@@ -4214,7 +4214,7 @@
       <w:pPr>
         <w:pStyle w:val="21"/>
       </w:pPr>
-      <w:bookmarkStart w:id="6" w:name="_Toc242457753"/>
+      <w:bookmarkStart w:id="6" w:name="_Toc242459622"/>
       <w:r>
         <w:t>2.1 Составные части</w:t>
       </w:r>
@@ -4761,7 +4761,7 @@
       <w:pPr>
         <w:pStyle w:val="21"/>
       </w:pPr>
-      <w:bookmarkStart w:id="7" w:name="_Toc242457754"/>
+      <w:bookmarkStart w:id="7" w:name="_Toc242459623"/>
       <w:r>
         <w:t>2.2 Хранение данных</w:t>
       </w:r>
@@ -5175,7 +5175,7 @@
       <w:pPr>
         <w:pStyle w:val="21"/>
       </w:pPr>
-      <w:bookmarkStart w:id="8" w:name="_Toc242457755"/>
+      <w:bookmarkStart w:id="8" w:name="_Toc242459624"/>
       <w:r>
         <w:t>2.3 Сети</w:t>
       </w:r>
@@ -5346,7 +5346,7 @@
       <w:pPr>
         <w:pStyle w:val="21"/>
       </w:pPr>
-      <w:bookmarkStart w:id="9" w:name="_Toc242457756"/>
+      <w:bookmarkStart w:id="9" w:name="_Toc242459625"/>
       <w:r>
         <w:t>2.4 Маршрутизация запросов</w:t>
       </w:r>
@@ -5724,7 +5724,7 @@
         <w:pStyle w:val="1"/>
         <w:pageBreakBefore/>
       </w:pPr>
-      <w:bookmarkStart w:id="10" w:name="_Toc242457757"/>
+      <w:bookmarkStart w:id="10" w:name="_Toc242459626"/>
       <w:r>
         <w:lastRenderedPageBreak/>
         <w:t>3 Настройка программы</w:t>
@@ -5735,7 +5735,7 @@
       <w:pPr>
         <w:pStyle w:val="21"/>
       </w:pPr>
-      <w:bookmarkStart w:id="11" w:name="_Toc242457758"/>
+      <w:bookmarkStart w:id="11" w:name="_Toc242459627"/>
       <w:r>
         <w:t>3.1 Параметры среды</w:t>
       </w:r>
@@ -7124,7 +7124,7 @@
       <w:pPr>
         <w:pStyle w:val="21"/>
       </w:pPr>
-      <w:bookmarkStart w:id="12" w:name="_Toc242457759"/>
+      <w:bookmarkStart w:id="12" w:name="_Toc242459628"/>
       <w:r>
         <w:t>3.2 Первоначальная установка</w:t>
       </w:r>
@@ -7274,7 +7274,7 @@
       <w:pPr>
         <w:pStyle w:val="21"/>
       </w:pPr>
-      <w:bookmarkStart w:id="13" w:name="_Toc242457760"/>
+      <w:bookmarkStart w:id="13" w:name="_Toc242459629"/>
       <w:r>
         <w:lastRenderedPageBreak/>
         <w:t>3.3 Настройка HTTPS</w:t>
@@ -7397,7 +7397,7 @@
       <w:pPr>
         <w:pStyle w:val="21"/>
       </w:pPr>
-      <w:bookmarkStart w:id="14" w:name="_Toc242457761"/>
+      <w:bookmarkStart w:id="14" w:name="_Toc242459630"/>
       <w:r>
         <w:t>3.4 Настройка почты</w:t>
       </w:r>
@@ -7512,7 +7512,7 @@
       <w:pPr>
         <w:pStyle w:val="21"/>
       </w:pPr>
-      <w:bookmarkStart w:id="15" w:name="_Toc242457762"/>
+      <w:bookmarkStart w:id="15" w:name="_Toc242459631"/>
       <w:r>
         <w:t>3.5 Обновление системы</w:t>
       </w:r>
@@ -7701,7 +7701,7 @@
         <w:pStyle w:val="1"/>
         <w:pageBreakBefore/>
       </w:pPr>
-      <w:bookmarkStart w:id="16" w:name="_Toc242457763"/>
+      <w:bookmarkStart w:id="16" w:name="_Toc242459632"/>
       <w:r>
         <w:lastRenderedPageBreak/>
         <w:t>4 Проверка программы</w:t>
@@ -7712,7 +7712,7 @@
       <w:pPr>
         <w:pStyle w:val="21"/>
       </w:pPr>
-      <w:bookmarkStart w:id="17" w:name="_Toc242457764"/>
+      <w:bookmarkStart w:id="17" w:name="_Toc242459633"/>
       <w:r>
         <w:t>4.1 Проверка работоспособности комплекса</w:t>
       </w:r>
@@ -7857,7 +7857,7 @@
       <w:pPr>
         <w:pStyle w:val="21"/>
       </w:pPr>
-      <w:bookmarkStart w:id="18" w:name="_Toc242457765"/>
+      <w:bookmarkStart w:id="18" w:name="_Toc242459634"/>
       <w:r>
         <w:t>4.2 Проверка после установки или обновления</w:t>
       </w:r>
@@ -7924,7 +7924,7 @@
         <w:pStyle w:val="1"/>
         <w:pageBreakBefore/>
       </w:pPr>
-      <w:bookmarkStart w:id="19" w:name="_Toc242457766"/>
+      <w:bookmarkStart w:id="19" w:name="_Toc242459635"/>
       <w:r>
         <w:lastRenderedPageBreak/>
         <w:t>5 Дополнительные возможности</w:t>
@@ -7935,7 +7935,7 @@
       <w:pPr>
         <w:pStyle w:val="21"/>
       </w:pPr>
-      <w:bookmarkStart w:id="20" w:name="_Toc242457767"/>
+      <w:bookmarkStart w:id="20" w:name="_Toc242459636"/>
       <w:r>
         <w:t>5.1 Резервное копирование и восстановление</w:t>
       </w:r>
@@ -7945,7 +7945,7 @@
       <w:pPr>
         <w:pStyle w:val="31"/>
       </w:pPr>
-      <w:bookmarkStart w:id="21" w:name="_Toc242457768"/>
+      <w:bookmarkStart w:id="21" w:name="_Toc242459637"/>
       <w:r>
         <w:t>5.1.1 Резервное копирование</w:t>
       </w:r>
@@ -8103,7 +8103,7 @@
       <w:pPr>
         <w:pStyle w:val="31"/>
       </w:pPr>
-      <w:bookmarkStart w:id="22" w:name="_Toc242457769"/>
+      <w:bookmarkStart w:id="22" w:name="_Toc242459638"/>
       <w:r>
         <w:t>5.1.2 Восстановление</w:t>
       </w:r>
@@ -8208,7 +8208,7 @@
       <w:pPr>
         <w:pStyle w:val="21"/>
       </w:pPr>
-      <w:bookmarkStart w:id="23" w:name="_Toc242457770"/>
+      <w:bookmarkStart w:id="23" w:name="_Toc242459639"/>
       <w:r>
         <w:t>5.2 Журналы</w:t>
       </w:r>
@@ -8283,7 +8283,7 @@
       <w:pPr>
         <w:pStyle w:val="21"/>
       </w:pPr>
-      <w:bookmarkStart w:id="24" w:name="_Toc242457771"/>
+      <w:bookmarkStart w:id="24" w:name="_Toc242459640"/>
       <w:r>
         <w:lastRenderedPageBreak/>
         <w:t>5.3 Служебные команды</w:t>
@@ -8674,6 +8674,62 @@
                 <w:rFonts w:ascii="Courier New" w:eastAsia="Courier New" w:hAnsi="Courier New" w:cs="Courier New"/>
                 <w:sz w:val="18"/>
               </w:rPr>
+              <w:t>check_property_statuses [--apply]</w:t>
+            </w:r>
+          </w:p>
+        </w:tc>
+        <w:tc>
+          <w:tcPr>
+            <w:tcW w:w="6361" w:type="dxa"/>
+          </w:tcPr>
+          <w:p>
+            <w:pPr>
+              <w:pStyle w:val="GostTable"/>
+            </w:pPr>
+            <w:r>
+              <w:t xml:space="preserve">Сверка статусов объектов со сделками: объект «Бронь» или «Сделка в работе» без живой сделки, объект в «Подборе» при живой сделке, несколько живых сделок по объекту. Без </w:t>
+            </w:r>
+            <w:r>
+              <w:rPr>
+                <w:rFonts w:ascii="Courier New" w:eastAsia="Courier New" w:hAnsi="Courier New" w:cs="Courier New"/>
+                <w:sz w:val="18"/>
+              </w:rPr>
+              <w:t>--apply</w:t>
+            </w:r>
+            <w:r>
+              <w:t xml:space="preserve"> — только перечень; с </w:t>
+            </w:r>
+            <w:r>
+              <w:rPr>
+                <w:rFonts w:ascii="Courier New" w:eastAsia="Courier New" w:hAnsi="Courier New" w:cs="Courier New"/>
+                <w:sz w:val="18"/>
+              </w:rPr>
+              <w:t>--apply</w:t>
+            </w:r>
+            <w:r>
+              <w:t xml:space="preserve"> статус приводится к сделке, в журнал сделки пишется запись. Объект расторгнутой сделки с невозвращёнными платежами намеренно остаётся занятым</w:t>
+            </w:r>
+          </w:p>
+        </w:tc>
+      </w:tr>
+      <w:tr>
+        <w:trPr>
+          <w:cantSplit/>
+          <w:jc w:val="center"/>
+        </w:trPr>
+        <w:tc>
+          <w:tcPr>
+            <w:tcW w:w="2993" w:type="dxa"/>
+          </w:tcPr>
+          <w:p>
+            <w:pPr>
+              <w:pStyle w:val="GostTable"/>
+            </w:pPr>
+            <w:r>
+              <w:rPr>
+                <w:rFonts w:ascii="Courier New" w:eastAsia="Courier New" w:hAnsi="Courier New" w:cs="Courier New"/>
+                <w:sz w:val="18"/>
+              </w:rPr>
               <w:t>fetch_exchange_rates [--date ГГГГ-ММ-ДД] [--since ГГГГ-ММ-ДД]</w:t>
             </w:r>
           </w:p>
@@ -8860,7 +8916,7 @@
       <w:pPr>
         <w:pStyle w:val="21"/>
       </w:pPr>
-      <w:bookmarkStart w:id="25" w:name="_Toc242457772"/>
+      <w:bookmarkStart w:id="25" w:name="_Toc242459641"/>
       <w:r>
         <w:t>5.4 Описание программного интерфейса</w:t>
       </w:r>
@@ -8906,7 +8962,7 @@
         <w:pStyle w:val="1"/>
         <w:pageBreakBefore/>
       </w:pPr>
-      <w:bookmarkStart w:id="26" w:name="_Toc242457773"/>
+      <w:bookmarkStart w:id="26" w:name="_Toc242459642"/>
       <w:r>
         <w:lastRenderedPageBreak/>
         <w:t>6 Сообщения системному программисту</w:t>
@@ -9949,7 +10005,7 @@
         <w:ind w:firstLine="0"/>
         <w:jc w:val="center"/>
       </w:pPr>
-      <w:bookmarkStart w:id="27" w:name="_Toc242457774"/>
+      <w:bookmarkStart w:id="27" w:name="_Toc242459643"/>
       <w:r>
         <w:lastRenderedPageBreak/>
         <w:t>ЛИСТ РЕГИСТРАЦИИ ИЗМЕНЕНИЙ</w:t>
@@ -12037,31 +12093,31 @@
       </w:rPr>
     </w:lvl>
   </w:abstractNum>
-  <w:num w:numId="1" w16cid:durableId="1866944072">
+  <w:num w:numId="1" w16cid:durableId="995257436">
     <w:abstractNumId w:val="8"/>
   </w:num>
-  <w:num w:numId="2" w16cid:durableId="1901819198">
+  <w:num w:numId="2" w16cid:durableId="1366174246">
     <w:abstractNumId w:val="6"/>
   </w:num>
-  <w:num w:numId="3" w16cid:durableId="1203175988">
+  <w:num w:numId="3" w16cid:durableId="1672951701">
     <w:abstractNumId w:val="5"/>
   </w:num>
-  <w:num w:numId="4" w16cid:durableId="1177310232">
+  <w:num w:numId="4" w16cid:durableId="1987512225">
     <w:abstractNumId w:val="4"/>
   </w:num>
-  <w:num w:numId="5" w16cid:durableId="263467158">
+  <w:num w:numId="5" w16cid:durableId="1793285349">
     <w:abstractNumId w:val="7"/>
   </w:num>
-  <w:num w:numId="6" w16cid:durableId="1701979215">
+  <w:num w:numId="6" w16cid:durableId="1230268401">
     <w:abstractNumId w:val="3"/>
   </w:num>
-  <w:num w:numId="7" w16cid:durableId="1978097861">
+  <w:num w:numId="7" w16cid:durableId="918296466">
     <w:abstractNumId w:val="2"/>
   </w:num>
-  <w:num w:numId="8" w16cid:durableId="790828407">
+  <w:num w:numId="8" w16cid:durableId="1976254976">
     <w:abstractNumId w:val="1"/>
   </w:num>
-  <w:num w:numId="9" w16cid:durableId="168718066">
+  <w:num w:numId="9" w16cid:durableId="679744921">
     <w:abstractNumId w:val="0"/>
   </w:num>
 </w:numbering>
@@ -23594,7 +23650,7 @@
     <w:autoRedefine/>
     <w:uiPriority w:val="39"/>
     <w:unhideWhenUsed/>
-    <w:rsid w:val="0051722C"/>
+    <w:rsid w:val="00A155B6"/>
     <w:pPr>
       <w:spacing w:after="100"/>
     </w:pPr>
@@ -23606,7 +23662,7 @@
     <w:autoRedefine/>
     <w:uiPriority w:val="39"/>
     <w:unhideWhenUsed/>
-    <w:rsid w:val="0051722C"/>
+    <w:rsid w:val="00A155B6"/>
     <w:pPr>
       <w:spacing w:after="100"/>
       <w:ind w:left="240"/>
@@ -23619,7 +23675,7 @@
     <w:autoRedefine/>
     <w:uiPriority w:val="39"/>
     <w:unhideWhenUsed/>
-    <w:rsid w:val="0051722C"/>
+    <w:rsid w:val="00A155B6"/>
     <w:pPr>
       <w:spacing w:after="100"/>
       <w:ind w:left="480"/>
@@ -23630,7 +23686,7 @@
     <w:basedOn w:val="a2"/>
     <w:uiPriority w:val="99"/>
     <w:unhideWhenUsed/>
-    <w:rsid w:val="0051722C"/>
+    <w:rsid w:val="00A155B6"/>
     <w:rPr>
       <w:color w:val="0000FF" w:themeColor="hyperlink"/>
       <w:u w:val="single"/>

--- a/docs/gost/out/08_32_Руководство_системного_программиста.docx
+++ b/docs/gost/out/08_32_Руководство_системного_программиста.docx
@@ -610,7 +610,7 @@
       <w:r>
         <w:fldChar w:fldCharType="separate"/>
       </w:r>
-      <w:hyperlink w:anchor="_Toc242459616" w:history="1">
+      <w:hyperlink w:anchor="_Toc242650210" w:history="1">
         <w:r>
           <w:rPr>
             <w:rStyle w:val="aff8"/>
@@ -637,7 +637,7 @@
             <w:noProof/>
             <w:webHidden/>
           </w:rPr>
-          <w:instrText xml:space="preserve"> PAGEREF _Toc242459616 \h </w:instrText>
+          <w:instrText xml:space="preserve"> PAGEREF _Toc242650210 \h </w:instrText>
         </w:r>
         <w:r>
           <w:rPr>
@@ -683,7 +683,7 @@
           <w14:ligatures w14:val="standardContextual"/>
         </w:rPr>
       </w:pPr>
-      <w:hyperlink w:anchor="_Toc242459617" w:history="1">
+      <w:hyperlink w:anchor="_Toc242650211" w:history="1">
         <w:r>
           <w:rPr>
             <w:rStyle w:val="aff8"/>
@@ -710,7 +710,7 @@
             <w:noProof/>
             <w:webHidden/>
           </w:rPr>
-          <w:instrText xml:space="preserve"> PAGEREF _Toc242459617 \h </w:instrText>
+          <w:instrText xml:space="preserve"> PAGEREF _Toc242650211 \h </w:instrText>
         </w:r>
         <w:r>
           <w:rPr>
@@ -756,7 +756,7 @@
           <w14:ligatures w14:val="standardContextual"/>
         </w:rPr>
       </w:pPr>
-      <w:hyperlink w:anchor="_Toc242459618" w:history="1">
+      <w:hyperlink w:anchor="_Toc242650212" w:history="1">
         <w:r>
           <w:rPr>
             <w:rStyle w:val="aff8"/>
@@ -783,7 +783,7 @@
             <w:noProof/>
             <w:webHidden/>
           </w:rPr>
-          <w:instrText xml:space="preserve"> PAGEREF _Toc242459618 \h </w:instrText>
+          <w:instrText xml:space="preserve"> PAGEREF _Toc242650212 \h </w:instrText>
         </w:r>
         <w:r>
           <w:rPr>
@@ -829,7 +829,7 @@
           <w14:ligatures w14:val="standardContextual"/>
         </w:rPr>
       </w:pPr>
-      <w:hyperlink w:anchor="_Toc242459619" w:history="1">
+      <w:hyperlink w:anchor="_Toc242650213" w:history="1">
         <w:r>
           <w:rPr>
             <w:rStyle w:val="aff8"/>
@@ -856,7 +856,7 @@
             <w:noProof/>
             <w:webHidden/>
           </w:rPr>
-          <w:instrText xml:space="preserve"> PAGEREF _Toc242459619 \h </w:instrText>
+          <w:instrText xml:space="preserve"> PAGEREF _Toc242650213 \h </w:instrText>
         </w:r>
         <w:r>
           <w:rPr>
@@ -902,7 +902,7 @@
           <w14:ligatures w14:val="standardContextual"/>
         </w:rPr>
       </w:pPr>
-      <w:hyperlink w:anchor="_Toc242459620" w:history="1">
+      <w:hyperlink w:anchor="_Toc242650214" w:history="1">
         <w:r>
           <w:rPr>
             <w:rStyle w:val="aff8"/>
@@ -929,7 +929,7 @@
             <w:noProof/>
             <w:webHidden/>
           </w:rPr>
-          <w:instrText xml:space="preserve"> PAGEREF _Toc242459620 \h </w:instrText>
+          <w:instrText xml:space="preserve"> PAGEREF _Toc242650214 \h </w:instrText>
         </w:r>
         <w:r>
           <w:rPr>
@@ -975,7 +975,7 @@
           <w14:ligatures w14:val="standardContextual"/>
         </w:rPr>
       </w:pPr>
-      <w:hyperlink w:anchor="_Toc242459621" w:history="1">
+      <w:hyperlink w:anchor="_Toc242650215" w:history="1">
         <w:r>
           <w:rPr>
             <w:rStyle w:val="aff8"/>
@@ -1002,7 +1002,7 @@
             <w:noProof/>
             <w:webHidden/>
           </w:rPr>
-          <w:instrText xml:space="preserve"> PAGEREF _Toc242459621 \h </w:instrText>
+          <w:instrText xml:space="preserve"> PAGEREF _Toc242650215 \h </w:instrText>
         </w:r>
         <w:r>
           <w:rPr>
@@ -1048,7 +1048,7 @@
           <w14:ligatures w14:val="standardContextual"/>
         </w:rPr>
       </w:pPr>
-      <w:hyperlink w:anchor="_Toc242459622" w:history="1">
+      <w:hyperlink w:anchor="_Toc242650216" w:history="1">
         <w:r>
           <w:rPr>
             <w:rStyle w:val="aff8"/>
@@ -1075,7 +1075,7 @@
             <w:noProof/>
             <w:webHidden/>
           </w:rPr>
-          <w:instrText xml:space="preserve"> PAGEREF _Toc242459622 \h </w:instrText>
+          <w:instrText xml:space="preserve"> PAGEREF _Toc242650216 \h </w:instrText>
         </w:r>
         <w:r>
           <w:rPr>
@@ -1121,7 +1121,7 @@
           <w14:ligatures w14:val="standardContextual"/>
         </w:rPr>
       </w:pPr>
-      <w:hyperlink w:anchor="_Toc242459623" w:history="1">
+      <w:hyperlink w:anchor="_Toc242650217" w:history="1">
         <w:r>
           <w:rPr>
             <w:rStyle w:val="aff8"/>
@@ -1148,7 +1148,7 @@
             <w:noProof/>
             <w:webHidden/>
           </w:rPr>
-          <w:instrText xml:space="preserve"> PAGEREF _Toc242459623 \h </w:instrText>
+          <w:instrText xml:space="preserve"> PAGEREF _Toc242650217 \h </w:instrText>
         </w:r>
         <w:r>
           <w:rPr>
@@ -1194,7 +1194,7 @@
           <w14:ligatures w14:val="standardContextual"/>
         </w:rPr>
       </w:pPr>
-      <w:hyperlink w:anchor="_Toc242459624" w:history="1">
+      <w:hyperlink w:anchor="_Toc242650218" w:history="1">
         <w:r>
           <w:rPr>
             <w:rStyle w:val="aff8"/>
@@ -1221,7 +1221,7 @@
             <w:noProof/>
             <w:webHidden/>
           </w:rPr>
-          <w:instrText xml:space="preserve"> PAGEREF _Toc242459624 \h </w:instrText>
+          <w:instrText xml:space="preserve"> PAGEREF _Toc242650218 \h </w:instrText>
         </w:r>
         <w:r>
           <w:rPr>
@@ -1267,7 +1267,7 @@
           <w14:ligatures w14:val="standardContextual"/>
         </w:rPr>
       </w:pPr>
-      <w:hyperlink w:anchor="_Toc242459625" w:history="1">
+      <w:hyperlink w:anchor="_Toc242650219" w:history="1">
         <w:r>
           <w:rPr>
             <w:rStyle w:val="aff8"/>
@@ -1294,7 +1294,7 @@
             <w:noProof/>
             <w:webHidden/>
           </w:rPr>
-          <w:instrText xml:space="preserve"> PAGEREF _Toc242459625 \h </w:instrText>
+          <w:instrText xml:space="preserve"> PAGEREF _Toc242650219 \h </w:instrText>
         </w:r>
         <w:r>
           <w:rPr>
@@ -1340,7 +1340,7 @@
           <w14:ligatures w14:val="standardContextual"/>
         </w:rPr>
       </w:pPr>
-      <w:hyperlink w:anchor="_Toc242459626" w:history="1">
+      <w:hyperlink w:anchor="_Toc242650220" w:history="1">
         <w:r>
           <w:rPr>
             <w:rStyle w:val="aff8"/>
@@ -1367,7 +1367,7 @@
             <w:noProof/>
             <w:webHidden/>
           </w:rPr>
-          <w:instrText xml:space="preserve"> PAGEREF _Toc242459626 \h </w:instrText>
+          <w:instrText xml:space="preserve"> PAGEREF _Toc242650220 \h </w:instrText>
         </w:r>
         <w:r>
           <w:rPr>
@@ -1413,7 +1413,7 @@
           <w14:ligatures w14:val="standardContextual"/>
         </w:rPr>
       </w:pPr>
-      <w:hyperlink w:anchor="_Toc242459627" w:history="1">
+      <w:hyperlink w:anchor="_Toc242650221" w:history="1">
         <w:r>
           <w:rPr>
             <w:rStyle w:val="aff8"/>
@@ -1440,7 +1440,7 @@
             <w:noProof/>
             <w:webHidden/>
           </w:rPr>
-          <w:instrText xml:space="preserve"> PAGEREF _Toc242459627 \h </w:instrText>
+          <w:instrText xml:space="preserve"> PAGEREF _Toc242650221 \h </w:instrText>
         </w:r>
         <w:r>
           <w:rPr>
@@ -1486,7 +1486,7 @@
           <w14:ligatures w14:val="standardContextual"/>
         </w:rPr>
       </w:pPr>
-      <w:hyperlink w:anchor="_Toc242459628" w:history="1">
+      <w:hyperlink w:anchor="_Toc242650222" w:history="1">
         <w:r>
           <w:rPr>
             <w:rStyle w:val="aff8"/>
@@ -1513,7 +1513,7 @@
             <w:noProof/>
             <w:webHidden/>
           </w:rPr>
-          <w:instrText xml:space="preserve"> PAGEREF _Toc242459628 \h </w:instrText>
+          <w:instrText xml:space="preserve"> PAGEREF _Toc242650222 \h </w:instrText>
         </w:r>
         <w:r>
           <w:rPr>
@@ -1559,7 +1559,7 @@
           <w14:ligatures w14:val="standardContextual"/>
         </w:rPr>
       </w:pPr>
-      <w:hyperlink w:anchor="_Toc242459629" w:history="1">
+      <w:hyperlink w:anchor="_Toc242650223" w:history="1">
         <w:r>
           <w:rPr>
             <w:rStyle w:val="aff8"/>
@@ -1586,7 +1586,7 @@
             <w:noProof/>
             <w:webHidden/>
           </w:rPr>
-          <w:instrText xml:space="preserve"> PAGEREF _Toc242459629 \h </w:instrText>
+          <w:instrText xml:space="preserve"> PAGEREF _Toc242650223 \h </w:instrText>
         </w:r>
         <w:r>
           <w:rPr>
@@ -1632,7 +1632,7 @@
           <w14:ligatures w14:val="standardContextual"/>
         </w:rPr>
       </w:pPr>
-      <w:hyperlink w:anchor="_Toc242459630" w:history="1">
+      <w:hyperlink w:anchor="_Toc242650224" w:history="1">
         <w:r>
           <w:rPr>
             <w:rStyle w:val="aff8"/>
@@ -1659,7 +1659,7 @@
             <w:noProof/>
             <w:webHidden/>
           </w:rPr>
-          <w:instrText xml:space="preserve"> PAGEREF _Toc242459630 \h </w:instrText>
+          <w:instrText xml:space="preserve"> PAGEREF _Toc242650224 \h </w:instrText>
         </w:r>
         <w:r>
           <w:rPr>
@@ -1705,7 +1705,7 @@
           <w14:ligatures w14:val="standardContextual"/>
         </w:rPr>
       </w:pPr>
-      <w:hyperlink w:anchor="_Toc242459631" w:history="1">
+      <w:hyperlink w:anchor="_Toc242650225" w:history="1">
         <w:r>
           <w:rPr>
             <w:rStyle w:val="aff8"/>
@@ -1732,7 +1732,7 @@
             <w:noProof/>
             <w:webHidden/>
           </w:rPr>
-          <w:instrText xml:space="preserve"> PAGEREF _Toc242459631 \h </w:instrText>
+          <w:instrText xml:space="preserve"> PAGEREF _Toc242650225 \h </w:instrText>
         </w:r>
         <w:r>
           <w:rPr>
@@ -1778,7 +1778,7 @@
           <w14:ligatures w14:val="standardContextual"/>
         </w:rPr>
       </w:pPr>
-      <w:hyperlink w:anchor="_Toc242459632" w:history="1">
+      <w:hyperlink w:anchor="_Toc242650226" w:history="1">
         <w:r>
           <w:rPr>
             <w:rStyle w:val="aff8"/>
@@ -1805,7 +1805,7 @@
             <w:noProof/>
             <w:webHidden/>
           </w:rPr>
-          <w:instrText xml:space="preserve"> PAGEREF _Toc242459632 \h </w:instrText>
+          <w:instrText xml:space="preserve"> PAGEREF _Toc242650226 \h </w:instrText>
         </w:r>
         <w:r>
           <w:rPr>
@@ -1851,7 +1851,7 @@
           <w14:ligatures w14:val="standardContextual"/>
         </w:rPr>
       </w:pPr>
-      <w:hyperlink w:anchor="_Toc242459633" w:history="1">
+      <w:hyperlink w:anchor="_Toc242650227" w:history="1">
         <w:r>
           <w:rPr>
             <w:rStyle w:val="aff8"/>
@@ -1878,7 +1878,7 @@
             <w:noProof/>
             <w:webHidden/>
           </w:rPr>
-          <w:instrText xml:space="preserve"> PAGEREF _Toc242459633 \h </w:instrText>
+          <w:instrText xml:space="preserve"> PAGEREF _Toc242650227 \h </w:instrText>
         </w:r>
         <w:r>
           <w:rPr>
@@ -1924,7 +1924,7 @@
           <w14:ligatures w14:val="standardContextual"/>
         </w:rPr>
       </w:pPr>
-      <w:hyperlink w:anchor="_Toc242459634" w:history="1">
+      <w:hyperlink w:anchor="_Toc242650228" w:history="1">
         <w:r>
           <w:rPr>
             <w:rStyle w:val="aff8"/>
@@ -1951,7 +1951,7 @@
             <w:noProof/>
             <w:webHidden/>
           </w:rPr>
-          <w:instrText xml:space="preserve"> PAGEREF _Toc242459634 \h </w:instrText>
+          <w:instrText xml:space="preserve"> PAGEREF _Toc242650228 \h </w:instrText>
         </w:r>
         <w:r>
           <w:rPr>
@@ -1997,7 +1997,7 @@
           <w14:ligatures w14:val="standardContextual"/>
         </w:rPr>
       </w:pPr>
-      <w:hyperlink w:anchor="_Toc242459635" w:history="1">
+      <w:hyperlink w:anchor="_Toc242650229" w:history="1">
         <w:r>
           <w:rPr>
             <w:rStyle w:val="aff8"/>
@@ -2024,7 +2024,7 @@
             <w:noProof/>
             <w:webHidden/>
           </w:rPr>
-          <w:instrText xml:space="preserve"> PAGEREF _Toc242459635 \h </w:instrText>
+          <w:instrText xml:space="preserve"> PAGEREF _Toc242650229 \h </w:instrText>
         </w:r>
         <w:r>
           <w:rPr>
@@ -2070,7 +2070,7 @@
           <w14:ligatures w14:val="standardContextual"/>
         </w:rPr>
       </w:pPr>
-      <w:hyperlink w:anchor="_Toc242459636" w:history="1">
+      <w:hyperlink w:anchor="_Toc242650230" w:history="1">
         <w:r>
           <w:rPr>
             <w:rStyle w:val="aff8"/>
@@ -2097,7 +2097,7 @@
             <w:noProof/>
             <w:webHidden/>
           </w:rPr>
-          <w:instrText xml:space="preserve"> PAGEREF _Toc242459636 \h </w:instrText>
+          <w:instrText xml:space="preserve"> PAGEREF _Toc242650230 \h </w:instrText>
         </w:r>
         <w:r>
           <w:rPr>
@@ -2143,7 +2143,7 @@
           <w14:ligatures w14:val="standardContextual"/>
         </w:rPr>
       </w:pPr>
-      <w:hyperlink w:anchor="_Toc242459637" w:history="1">
+      <w:hyperlink w:anchor="_Toc242650231" w:history="1">
         <w:r>
           <w:rPr>
             <w:rStyle w:val="aff8"/>
@@ -2170,7 +2170,7 @@
             <w:noProof/>
             <w:webHidden/>
           </w:rPr>
-          <w:instrText xml:space="preserve"> PAGEREF _Toc242459637 \h </w:instrText>
+          <w:instrText xml:space="preserve"> PAGEREF _Toc242650231 \h </w:instrText>
         </w:r>
         <w:r>
           <w:rPr>
@@ -2216,7 +2216,7 @@
           <w14:ligatures w14:val="standardContextual"/>
         </w:rPr>
       </w:pPr>
-      <w:hyperlink w:anchor="_Toc242459638" w:history="1">
+      <w:hyperlink w:anchor="_Toc242650232" w:history="1">
         <w:r>
           <w:rPr>
             <w:rStyle w:val="aff8"/>
@@ -2243,7 +2243,7 @@
             <w:noProof/>
             <w:webHidden/>
           </w:rPr>
-          <w:instrText xml:space="preserve"> PAGEREF _Toc242459638 \h </w:instrText>
+          <w:instrText xml:space="preserve"> PAGEREF _Toc242650232 \h </w:instrText>
         </w:r>
         <w:r>
           <w:rPr>
@@ -2289,7 +2289,7 @@
           <w14:ligatures w14:val="standardContextual"/>
         </w:rPr>
       </w:pPr>
-      <w:hyperlink w:anchor="_Toc242459639" w:history="1">
+      <w:hyperlink w:anchor="_Toc242650233" w:history="1">
         <w:r>
           <w:rPr>
             <w:rStyle w:val="aff8"/>
@@ -2316,7 +2316,7 @@
             <w:noProof/>
             <w:webHidden/>
           </w:rPr>
-          <w:instrText xml:space="preserve"> PAGEREF _Toc242459639 \h </w:instrText>
+          <w:instrText xml:space="preserve"> PAGEREF _Toc242650233 \h </w:instrText>
         </w:r>
         <w:r>
           <w:rPr>
@@ -2362,7 +2362,7 @@
           <w14:ligatures w14:val="standardContextual"/>
         </w:rPr>
       </w:pPr>
-      <w:hyperlink w:anchor="_Toc242459640" w:history="1">
+      <w:hyperlink w:anchor="_Toc242650234" w:history="1">
         <w:r>
           <w:rPr>
             <w:rStyle w:val="aff8"/>
@@ -2389,7 +2389,7 @@
             <w:noProof/>
             <w:webHidden/>
           </w:rPr>
-          <w:instrText xml:space="preserve"> PAGEREF _Toc242459640 \h </w:instrText>
+          <w:instrText xml:space="preserve"> PAGEREF _Toc242650234 \h </w:instrText>
         </w:r>
         <w:r>
           <w:rPr>
@@ -2435,7 +2435,7 @@
           <w14:ligatures w14:val="standardContextual"/>
         </w:rPr>
       </w:pPr>
-      <w:hyperlink w:anchor="_Toc242459641" w:history="1">
+      <w:hyperlink w:anchor="_Toc242650235" w:history="1">
         <w:r>
           <w:rPr>
             <w:rStyle w:val="aff8"/>
@@ -2462,7 +2462,7 @@
             <w:noProof/>
             <w:webHidden/>
           </w:rPr>
-          <w:instrText xml:space="preserve"> PAGEREF _Toc242459641 \h </w:instrText>
+          <w:instrText xml:space="preserve"> PAGEREF _Toc242650235 \h </w:instrText>
         </w:r>
         <w:r>
           <w:rPr>
@@ -2508,7 +2508,7 @@
           <w14:ligatures w14:val="standardContextual"/>
         </w:rPr>
       </w:pPr>
-      <w:hyperlink w:anchor="_Toc242459642" w:history="1">
+      <w:hyperlink w:anchor="_Toc242650236" w:history="1">
         <w:r>
           <w:rPr>
             <w:rStyle w:val="aff8"/>
@@ -2535,7 +2535,7 @@
             <w:noProof/>
             <w:webHidden/>
           </w:rPr>
-          <w:instrText xml:space="preserve"> PAGEREF _Toc242459642 \h </w:instrText>
+          <w:instrText xml:space="preserve"> PAGEREF _Toc242650236 \h </w:instrText>
         </w:r>
         <w:r>
           <w:rPr>
@@ -2581,7 +2581,7 @@
           <w14:ligatures w14:val="standardContextual"/>
         </w:rPr>
       </w:pPr>
-      <w:hyperlink w:anchor="_Toc242459643" w:history="1">
+      <w:hyperlink w:anchor="_Toc242650237" w:history="1">
         <w:r>
           <w:rPr>
             <w:rStyle w:val="aff8"/>
@@ -2608,7 +2608,7 @@
             <w:noProof/>
             <w:webHidden/>
           </w:rPr>
-          <w:instrText xml:space="preserve"> PAGEREF _Toc242459643 \h </w:instrText>
+          <w:instrText xml:space="preserve"> PAGEREF _Toc242650237 \h </w:instrText>
         </w:r>
         <w:r>
           <w:rPr>
@@ -2654,7 +2654,7 @@
         <w:ind w:firstLine="0"/>
         <w:jc w:val="center"/>
       </w:pPr>
-      <w:bookmarkStart w:id="0" w:name="_Toc242459616"/>
+      <w:bookmarkStart w:id="0" w:name="_Toc242650210"/>
       <w:r>
         <w:lastRenderedPageBreak/>
         <w:t>ПЕРЕЧЕНЬ ТЕРМИНОВ И СОКРАЩЕНИЙ</w:t>
@@ -3916,7 +3916,7 @@
         <w:pStyle w:val="1"/>
         <w:pageBreakBefore/>
       </w:pPr>
-      <w:bookmarkStart w:id="1" w:name="_Toc242459617"/>
+      <w:bookmarkStart w:id="1" w:name="_Toc242650211"/>
       <w:r>
         <w:lastRenderedPageBreak/>
         <w:t>1 Общие сведения о программе</w:t>
@@ -3927,7 +3927,7 @@
       <w:pPr>
         <w:pStyle w:val="21"/>
       </w:pPr>
-      <w:bookmarkStart w:id="2" w:name="_Toc242459618"/>
+      <w:bookmarkStart w:id="2" w:name="_Toc242650212"/>
       <w:r>
         <w:t>1.1 Назначение программы</w:t>
       </w:r>
@@ -3942,7 +3942,7 @@
       <w:pPr>
         <w:pStyle w:val="21"/>
       </w:pPr>
-      <w:bookmarkStart w:id="3" w:name="_Toc242459619"/>
+      <w:bookmarkStart w:id="3" w:name="_Toc242650213"/>
       <w:r>
         <w:t>1.2 Технические средства</w:t>
       </w:r>
@@ -4177,7 +4177,7 @@
       <w:pPr>
         <w:pStyle w:val="21"/>
       </w:pPr>
-      <w:bookmarkStart w:id="4" w:name="_Toc242459620"/>
+      <w:bookmarkStart w:id="4" w:name="_Toc242650214"/>
       <w:r>
         <w:t>1.3 Программные средства</w:t>
       </w:r>
@@ -4203,7 +4203,7 @@
         <w:pStyle w:val="1"/>
         <w:pageBreakBefore/>
       </w:pPr>
-      <w:bookmarkStart w:id="5" w:name="_Toc242459621"/>
+      <w:bookmarkStart w:id="5" w:name="_Toc242650215"/>
       <w:r>
         <w:lastRenderedPageBreak/>
         <w:t>2 Структура программы</w:t>
@@ -4214,7 +4214,7 @@
       <w:pPr>
         <w:pStyle w:val="21"/>
       </w:pPr>
-      <w:bookmarkStart w:id="6" w:name="_Toc242459622"/>
+      <w:bookmarkStart w:id="6" w:name="_Toc242650216"/>
       <w:r>
         <w:t>2.1 Составные части</w:t>
       </w:r>
@@ -4761,7 +4761,7 @@
       <w:pPr>
         <w:pStyle w:val="21"/>
       </w:pPr>
-      <w:bookmarkStart w:id="7" w:name="_Toc242459623"/>
+      <w:bookmarkStart w:id="7" w:name="_Toc242650217"/>
       <w:r>
         <w:t>2.2 Хранение данных</w:t>
       </w:r>
@@ -5175,7 +5175,7 @@
       <w:pPr>
         <w:pStyle w:val="21"/>
       </w:pPr>
-      <w:bookmarkStart w:id="8" w:name="_Toc242459624"/>
+      <w:bookmarkStart w:id="8" w:name="_Toc242650218"/>
       <w:r>
         <w:t>2.3 Сети</w:t>
       </w:r>
@@ -5346,7 +5346,7 @@
       <w:pPr>
         <w:pStyle w:val="21"/>
       </w:pPr>
-      <w:bookmarkStart w:id="9" w:name="_Toc242459625"/>
+      <w:bookmarkStart w:id="9" w:name="_Toc242650219"/>
       <w:r>
         <w:t>2.4 Маршрутизация запросов</w:t>
       </w:r>
@@ -5724,7 +5724,7 @@
         <w:pStyle w:val="1"/>
         <w:pageBreakBefore/>
       </w:pPr>
-      <w:bookmarkStart w:id="10" w:name="_Toc242459626"/>
+      <w:bookmarkStart w:id="10" w:name="_Toc242650220"/>
       <w:r>
         <w:lastRenderedPageBreak/>
         <w:t>3 Настройка программы</w:t>
@@ -5735,7 +5735,7 @@
       <w:pPr>
         <w:pStyle w:val="21"/>
       </w:pPr>
-      <w:bookmarkStart w:id="11" w:name="_Toc242459627"/>
+      <w:bookmarkStart w:id="11" w:name="_Toc242650221"/>
       <w:r>
         <w:t>3.1 Параметры среды</w:t>
       </w:r>
@@ -7124,7 +7124,7 @@
       <w:pPr>
         <w:pStyle w:val="21"/>
       </w:pPr>
-      <w:bookmarkStart w:id="12" w:name="_Toc242459628"/>
+      <w:bookmarkStart w:id="12" w:name="_Toc242650222"/>
       <w:r>
         <w:t>3.2 Первоначальная установка</w:t>
       </w:r>
@@ -7274,7 +7274,7 @@
       <w:pPr>
         <w:pStyle w:val="21"/>
       </w:pPr>
-      <w:bookmarkStart w:id="13" w:name="_Toc242459629"/>
+      <w:bookmarkStart w:id="13" w:name="_Toc242650223"/>
       <w:r>
         <w:lastRenderedPageBreak/>
         <w:t>3.3 Настройка HTTPS</w:t>
@@ -7397,7 +7397,7 @@
       <w:pPr>
         <w:pStyle w:val="21"/>
       </w:pPr>
-      <w:bookmarkStart w:id="14" w:name="_Toc242459630"/>
+      <w:bookmarkStart w:id="14" w:name="_Toc242650224"/>
       <w:r>
         <w:t>3.4 Настройка почты</w:t>
       </w:r>
@@ -7512,7 +7512,7 @@
       <w:pPr>
         <w:pStyle w:val="21"/>
       </w:pPr>
-      <w:bookmarkStart w:id="15" w:name="_Toc242459631"/>
+      <w:bookmarkStart w:id="15" w:name="_Toc242650225"/>
       <w:r>
         <w:t>3.5 Обновление системы</w:t>
       </w:r>
@@ -7701,7 +7701,7 @@
         <w:pStyle w:val="1"/>
         <w:pageBreakBefore/>
       </w:pPr>
-      <w:bookmarkStart w:id="16" w:name="_Toc242459632"/>
+      <w:bookmarkStart w:id="16" w:name="_Toc242650226"/>
       <w:r>
         <w:lastRenderedPageBreak/>
         <w:t>4 Проверка программы</w:t>
@@ -7712,7 +7712,7 @@
       <w:pPr>
         <w:pStyle w:val="21"/>
       </w:pPr>
-      <w:bookmarkStart w:id="17" w:name="_Toc242459633"/>
+      <w:bookmarkStart w:id="17" w:name="_Toc242650227"/>
       <w:r>
         <w:t>4.1 Проверка работоспособности комплекса</w:t>
       </w:r>
@@ -7857,7 +7857,7 @@
       <w:pPr>
         <w:pStyle w:val="21"/>
       </w:pPr>
-      <w:bookmarkStart w:id="18" w:name="_Toc242459634"/>
+      <w:bookmarkStart w:id="18" w:name="_Toc242650228"/>
       <w:r>
         <w:t>4.2 Проверка после установки или обновления</w:t>
       </w:r>
@@ -7924,7 +7924,7 @@
         <w:pStyle w:val="1"/>
         <w:pageBreakBefore/>
       </w:pPr>
-      <w:bookmarkStart w:id="19" w:name="_Toc242459635"/>
+      <w:bookmarkStart w:id="19" w:name="_Toc242650229"/>
       <w:r>
         <w:lastRenderedPageBreak/>
         <w:t>5 Дополнительные возможности</w:t>
@@ -7935,7 +7935,7 @@
       <w:pPr>
         <w:pStyle w:val="21"/>
       </w:pPr>
-      <w:bookmarkStart w:id="20" w:name="_Toc242459636"/>
+      <w:bookmarkStart w:id="20" w:name="_Toc242650230"/>
       <w:r>
         <w:t>5.1 Резервное копирование и восстановление</w:t>
       </w:r>
@@ -7945,7 +7945,7 @@
       <w:pPr>
         <w:pStyle w:val="31"/>
       </w:pPr>
-      <w:bookmarkStart w:id="21" w:name="_Toc242459637"/>
+      <w:bookmarkStart w:id="21" w:name="_Toc242650231"/>
       <w:r>
         <w:t>5.1.1 Резервное копирование</w:t>
       </w:r>
@@ -8103,7 +8103,7 @@
       <w:pPr>
         <w:pStyle w:val="31"/>
       </w:pPr>
-      <w:bookmarkStart w:id="22" w:name="_Toc242459638"/>
+      <w:bookmarkStart w:id="22" w:name="_Toc242650232"/>
       <w:r>
         <w:t>5.1.2 Восстановление</w:t>
       </w:r>
@@ -8208,7 +8208,7 @@
       <w:pPr>
         <w:pStyle w:val="21"/>
       </w:pPr>
-      <w:bookmarkStart w:id="23" w:name="_Toc242459639"/>
+      <w:bookmarkStart w:id="23" w:name="_Toc242650233"/>
       <w:r>
         <w:t>5.2 Журналы</w:t>
       </w:r>
@@ -8283,7 +8283,7 @@
       <w:pPr>
         <w:pStyle w:val="21"/>
       </w:pPr>
-      <w:bookmarkStart w:id="24" w:name="_Toc242459640"/>
+      <w:bookmarkStart w:id="24" w:name="_Toc242650234"/>
       <w:r>
         <w:lastRenderedPageBreak/>
         <w:t>5.3 Служебные команды</w:t>
@@ -8916,7 +8916,7 @@
       <w:pPr>
         <w:pStyle w:val="21"/>
       </w:pPr>
-      <w:bookmarkStart w:id="25" w:name="_Toc242459641"/>
+      <w:bookmarkStart w:id="25" w:name="_Toc242650235"/>
       <w:r>
         <w:t>5.4 Описание программного интерфейса</w:t>
       </w:r>
@@ -8962,7 +8962,7 @@
         <w:pStyle w:val="1"/>
         <w:pageBreakBefore/>
       </w:pPr>
-      <w:bookmarkStart w:id="26" w:name="_Toc242459642"/>
+      <w:bookmarkStart w:id="26" w:name="_Toc242650236"/>
       <w:r>
         <w:lastRenderedPageBreak/>
         <w:t>6 Сообщения системному программисту</w:t>
@@ -9821,7 +9821,7 @@
               <w:t>https://cbu.uz</w:t>
             </w:r>
             <w:r>
-              <w:t>; до восстановления — ручной курс в «Настройки» → «Валюты»</w:t>
+              <w:t>; до восстановления — источник курса «Ручной курс компании» и ручные курсы в «Настройки» → «Валюты»</w:t>
             </w:r>
           </w:p>
         </w:tc>
@@ -10005,7 +10005,7 @@
         <w:ind w:firstLine="0"/>
         <w:jc w:val="center"/>
       </w:pPr>
-      <w:bookmarkStart w:id="27" w:name="_Toc242459643"/>
+      <w:bookmarkStart w:id="27" w:name="_Toc242650237"/>
       <w:r>
         <w:lastRenderedPageBreak/>
         <w:t>ЛИСТ РЕГИСТРАЦИИ ИЗМЕНЕНИЙ</w:t>
@@ -12093,31 +12093,31 @@
       </w:rPr>
     </w:lvl>
   </w:abstractNum>
-  <w:num w:numId="1" w16cid:durableId="995257436">
+  <w:num w:numId="1" w16cid:durableId="930285272">
     <w:abstractNumId w:val="8"/>
   </w:num>
-  <w:num w:numId="2" w16cid:durableId="1366174246">
+  <w:num w:numId="2" w16cid:durableId="418911181">
     <w:abstractNumId w:val="6"/>
   </w:num>
-  <w:num w:numId="3" w16cid:durableId="1672951701">
+  <w:num w:numId="3" w16cid:durableId="1301957721">
     <w:abstractNumId w:val="5"/>
   </w:num>
-  <w:num w:numId="4" w16cid:durableId="1987512225">
+  <w:num w:numId="4" w16cid:durableId="1999141491">
     <w:abstractNumId w:val="4"/>
   </w:num>
-  <w:num w:numId="5" w16cid:durableId="1793285349">
+  <w:num w:numId="5" w16cid:durableId="1844930135">
     <w:abstractNumId w:val="7"/>
   </w:num>
-  <w:num w:numId="6" w16cid:durableId="1230268401">
+  <w:num w:numId="6" w16cid:durableId="1330602513">
     <w:abstractNumId w:val="3"/>
   </w:num>
-  <w:num w:numId="7" w16cid:durableId="918296466">
+  <w:num w:numId="7" w16cid:durableId="1971743201">
     <w:abstractNumId w:val="2"/>
   </w:num>
-  <w:num w:numId="8" w16cid:durableId="1976254976">
+  <w:num w:numId="8" w16cid:durableId="599918743">
     <w:abstractNumId w:val="1"/>
   </w:num>
-  <w:num w:numId="9" w16cid:durableId="679744921">
+  <w:num w:numId="9" w16cid:durableId="518474672">
     <w:abstractNumId w:val="0"/>
   </w:num>
 </w:numbering>
@@ -23650,7 +23650,7 @@
     <w:autoRedefine/>
     <w:uiPriority w:val="39"/>
     <w:unhideWhenUsed/>
-    <w:rsid w:val="00A155B6"/>
+    <w:rsid w:val="003E4DEE"/>
     <w:pPr>
       <w:spacing w:after="100"/>
     </w:pPr>
@@ -23662,7 +23662,7 @@
     <w:autoRedefine/>
     <w:uiPriority w:val="39"/>
     <w:unhideWhenUsed/>
-    <w:rsid w:val="00A155B6"/>
+    <w:rsid w:val="003E4DEE"/>
     <w:pPr>
       <w:spacing w:after="100"/>
       <w:ind w:left="240"/>
@@ -23675,7 +23675,7 @@
     <w:autoRedefine/>
     <w:uiPriority w:val="39"/>
     <w:unhideWhenUsed/>
-    <w:rsid w:val="00A155B6"/>
+    <w:rsid w:val="003E4DEE"/>
     <w:pPr>
       <w:spacing w:after="100"/>
       <w:ind w:left="480"/>
@@ -23686,7 +23686,7 @@
     <w:basedOn w:val="a2"/>
     <w:uiPriority w:val="99"/>
     <w:unhideWhenUsed/>
-    <w:rsid w:val="00A155B6"/>
+    <w:rsid w:val="003E4DEE"/>
     <w:rPr>
       <w:color w:val="0000FF" w:themeColor="hyperlink"/>
       <w:u w:val="single"/>

--- a/docs/gost/out/08_32_Руководство_системного_программиста.docx
+++ b/docs/gost/out/08_32_Руководство_системного_программиста.docx
@@ -610,7 +610,7 @@
       <w:r>
         <w:fldChar w:fldCharType="separate"/>
       </w:r>
-      <w:hyperlink w:anchor="_Toc242650210" w:history="1">
+      <w:hyperlink w:anchor="_Toc243319708" w:history="1">
         <w:r>
           <w:rPr>
             <w:rStyle w:val="aff8"/>
@@ -637,7 +637,7 @@
             <w:noProof/>
             <w:webHidden/>
           </w:rPr>
-          <w:instrText xml:space="preserve"> PAGEREF _Toc242650210 \h </w:instrText>
+          <w:instrText xml:space="preserve"> PAGEREF _Toc243319708 \h </w:instrText>
         </w:r>
         <w:r>
           <w:rPr>
@@ -683,7 +683,7 @@
           <w14:ligatures w14:val="standardContextual"/>
         </w:rPr>
       </w:pPr>
-      <w:hyperlink w:anchor="_Toc242650211" w:history="1">
+      <w:hyperlink w:anchor="_Toc243319709" w:history="1">
         <w:r>
           <w:rPr>
             <w:rStyle w:val="aff8"/>
@@ -710,7 +710,7 @@
             <w:noProof/>
             <w:webHidden/>
           </w:rPr>
-          <w:instrText xml:space="preserve"> PAGEREF _Toc242650211 \h </w:instrText>
+          <w:instrText xml:space="preserve"> PAGEREF _Toc243319709 \h </w:instrText>
         </w:r>
         <w:r>
           <w:rPr>
@@ -756,7 +756,7 @@
           <w14:ligatures w14:val="standardContextual"/>
         </w:rPr>
       </w:pPr>
-      <w:hyperlink w:anchor="_Toc242650212" w:history="1">
+      <w:hyperlink w:anchor="_Toc243319710" w:history="1">
         <w:r>
           <w:rPr>
             <w:rStyle w:val="aff8"/>
@@ -783,7 +783,7 @@
             <w:noProof/>
             <w:webHidden/>
           </w:rPr>
-          <w:instrText xml:space="preserve"> PAGEREF _Toc242650212 \h </w:instrText>
+          <w:instrText xml:space="preserve"> PAGEREF _Toc243319710 \h </w:instrText>
         </w:r>
         <w:r>
           <w:rPr>
@@ -829,7 +829,7 @@
           <w14:ligatures w14:val="standardContextual"/>
         </w:rPr>
       </w:pPr>
-      <w:hyperlink w:anchor="_Toc242650213" w:history="1">
+      <w:hyperlink w:anchor="_Toc243319711" w:history="1">
         <w:r>
           <w:rPr>
             <w:rStyle w:val="aff8"/>
@@ -856,7 +856,7 @@
             <w:noProof/>
             <w:webHidden/>
           </w:rPr>
-          <w:instrText xml:space="preserve"> PAGEREF _Toc242650213 \h </w:instrText>
+          <w:instrText xml:space="preserve"> PAGEREF _Toc243319711 \h </w:instrText>
         </w:r>
         <w:r>
           <w:rPr>
@@ -902,7 +902,7 @@
           <w14:ligatures w14:val="standardContextual"/>
         </w:rPr>
       </w:pPr>
-      <w:hyperlink w:anchor="_Toc242650214" w:history="1">
+      <w:hyperlink w:anchor="_Toc243319712" w:history="1">
         <w:r>
           <w:rPr>
             <w:rStyle w:val="aff8"/>
@@ -929,7 +929,7 @@
             <w:noProof/>
             <w:webHidden/>
           </w:rPr>
-          <w:instrText xml:space="preserve"> PAGEREF _Toc242650214 \h </w:instrText>
+          <w:instrText xml:space="preserve"> PAGEREF _Toc243319712 \h </w:instrText>
         </w:r>
         <w:r>
           <w:rPr>
@@ -975,7 +975,7 @@
           <w14:ligatures w14:val="standardContextual"/>
         </w:rPr>
       </w:pPr>
-      <w:hyperlink w:anchor="_Toc242650215" w:history="1">
+      <w:hyperlink w:anchor="_Toc243319713" w:history="1">
         <w:r>
           <w:rPr>
             <w:rStyle w:val="aff8"/>
@@ -1002,7 +1002,7 @@
             <w:noProof/>
             <w:webHidden/>
           </w:rPr>
-          <w:instrText xml:space="preserve"> PAGEREF _Toc242650215 \h </w:instrText>
+          <w:instrText xml:space="preserve"> PAGEREF _Toc243319713 \h </w:instrText>
         </w:r>
         <w:r>
           <w:rPr>
@@ -1048,7 +1048,7 @@
           <w14:ligatures w14:val="standardContextual"/>
         </w:rPr>
       </w:pPr>
-      <w:hyperlink w:anchor="_Toc242650216" w:history="1">
+      <w:hyperlink w:anchor="_Toc243319714" w:history="1">
         <w:r>
           <w:rPr>
             <w:rStyle w:val="aff8"/>
@@ -1075,7 +1075,7 @@
             <w:noProof/>
             <w:webHidden/>
           </w:rPr>
-          <w:instrText xml:space="preserve"> PAGEREF _Toc242650216 \h </w:instrText>
+          <w:instrText xml:space="preserve"> PAGEREF _Toc243319714 \h </w:instrText>
         </w:r>
         <w:r>
           <w:rPr>
@@ -1121,7 +1121,7 @@
           <w14:ligatures w14:val="standardContextual"/>
         </w:rPr>
       </w:pPr>
-      <w:hyperlink w:anchor="_Toc242650217" w:history="1">
+      <w:hyperlink w:anchor="_Toc243319715" w:history="1">
         <w:r>
           <w:rPr>
             <w:rStyle w:val="aff8"/>
@@ -1148,7 +1148,7 @@
             <w:noProof/>
             <w:webHidden/>
           </w:rPr>
-          <w:instrText xml:space="preserve"> PAGEREF _Toc242650217 \h </w:instrText>
+          <w:instrText xml:space="preserve"> PAGEREF _Toc243319715 \h </w:instrText>
         </w:r>
         <w:r>
           <w:rPr>
@@ -1194,7 +1194,7 @@
           <w14:ligatures w14:val="standardContextual"/>
         </w:rPr>
       </w:pPr>
-      <w:hyperlink w:anchor="_Toc242650218" w:history="1">
+      <w:hyperlink w:anchor="_Toc243319716" w:history="1">
         <w:r>
           <w:rPr>
             <w:rStyle w:val="aff8"/>
@@ -1221,7 +1221,7 @@
             <w:noProof/>
             <w:webHidden/>
           </w:rPr>
-          <w:instrText xml:space="preserve"> PAGEREF _Toc242650218 \h </w:instrText>
+          <w:instrText xml:space="preserve"> PAGEREF _Toc243319716 \h </w:instrText>
         </w:r>
         <w:r>
           <w:rPr>
@@ -1267,7 +1267,7 @@
           <w14:ligatures w14:val="standardContextual"/>
         </w:rPr>
       </w:pPr>
-      <w:hyperlink w:anchor="_Toc242650219" w:history="1">
+      <w:hyperlink w:anchor="_Toc243319717" w:history="1">
         <w:r>
           <w:rPr>
             <w:rStyle w:val="aff8"/>
@@ -1294,7 +1294,7 @@
             <w:noProof/>
             <w:webHidden/>
           </w:rPr>
-          <w:instrText xml:space="preserve"> PAGEREF _Toc242650219 \h </w:instrText>
+          <w:instrText xml:space="preserve"> PAGEREF _Toc243319717 \h </w:instrText>
         </w:r>
         <w:r>
           <w:rPr>
@@ -1340,7 +1340,7 @@
           <w14:ligatures w14:val="standardContextual"/>
         </w:rPr>
       </w:pPr>
-      <w:hyperlink w:anchor="_Toc242650220" w:history="1">
+      <w:hyperlink w:anchor="_Toc243319718" w:history="1">
         <w:r>
           <w:rPr>
             <w:rStyle w:val="aff8"/>
@@ -1367,7 +1367,7 @@
             <w:noProof/>
             <w:webHidden/>
           </w:rPr>
-          <w:instrText xml:space="preserve"> PAGEREF _Toc242650220 \h </w:instrText>
+          <w:instrText xml:space="preserve"> PAGEREF _Toc243319718 \h </w:instrText>
         </w:r>
         <w:r>
           <w:rPr>
@@ -1413,7 +1413,7 @@
           <w14:ligatures w14:val="standardContextual"/>
         </w:rPr>
       </w:pPr>
-      <w:hyperlink w:anchor="_Toc242650221" w:history="1">
+      <w:hyperlink w:anchor="_Toc243319719" w:history="1">
         <w:r>
           <w:rPr>
             <w:rStyle w:val="aff8"/>
@@ -1440,7 +1440,7 @@
             <w:noProof/>
             <w:webHidden/>
           </w:rPr>
-          <w:instrText xml:space="preserve"> PAGEREF _Toc242650221 \h </w:instrText>
+          <w:instrText xml:space="preserve"> PAGEREF _Toc243319719 \h </w:instrText>
         </w:r>
         <w:r>
           <w:rPr>
@@ -1486,7 +1486,7 @@
           <w14:ligatures w14:val="standardContextual"/>
         </w:rPr>
       </w:pPr>
-      <w:hyperlink w:anchor="_Toc242650222" w:history="1">
+      <w:hyperlink w:anchor="_Toc243319720" w:history="1">
         <w:r>
           <w:rPr>
             <w:rStyle w:val="aff8"/>
@@ -1513,7 +1513,7 @@
             <w:noProof/>
             <w:webHidden/>
           </w:rPr>
-          <w:instrText xml:space="preserve"> PAGEREF _Toc242650222 \h </w:instrText>
+          <w:instrText xml:space="preserve"> PAGEREF _Toc243319720 \h </w:instrText>
         </w:r>
         <w:r>
           <w:rPr>
@@ -1559,7 +1559,7 @@
           <w14:ligatures w14:val="standardContextual"/>
         </w:rPr>
       </w:pPr>
-      <w:hyperlink w:anchor="_Toc242650223" w:history="1">
+      <w:hyperlink w:anchor="_Toc243319721" w:history="1">
         <w:r>
           <w:rPr>
             <w:rStyle w:val="aff8"/>
@@ -1586,7 +1586,7 @@
             <w:noProof/>
             <w:webHidden/>
           </w:rPr>
-          <w:instrText xml:space="preserve"> PAGEREF _Toc242650223 \h </w:instrText>
+          <w:instrText xml:space="preserve"> PAGEREF _Toc243319721 \h </w:instrText>
         </w:r>
         <w:r>
           <w:rPr>
@@ -1632,7 +1632,7 @@
           <w14:ligatures w14:val="standardContextual"/>
         </w:rPr>
       </w:pPr>
-      <w:hyperlink w:anchor="_Toc242650224" w:history="1">
+      <w:hyperlink w:anchor="_Toc243319722" w:history="1">
         <w:r>
           <w:rPr>
             <w:rStyle w:val="aff8"/>
@@ -1659,7 +1659,7 @@
             <w:noProof/>
             <w:webHidden/>
           </w:rPr>
-          <w:instrText xml:space="preserve"> PAGEREF _Toc242650224 \h </w:instrText>
+          <w:instrText xml:space="preserve"> PAGEREF _Toc243319722 \h </w:instrText>
         </w:r>
         <w:r>
           <w:rPr>
@@ -1705,7 +1705,7 @@
           <w14:ligatures w14:val="standardContextual"/>
         </w:rPr>
       </w:pPr>
-      <w:hyperlink w:anchor="_Toc242650225" w:history="1">
+      <w:hyperlink w:anchor="_Toc243319723" w:history="1">
         <w:r>
           <w:rPr>
             <w:rStyle w:val="aff8"/>
@@ -1732,7 +1732,7 @@
             <w:noProof/>
             <w:webHidden/>
           </w:rPr>
-          <w:instrText xml:space="preserve"> PAGEREF _Toc242650225 \h </w:instrText>
+          <w:instrText xml:space="preserve"> PAGEREF _Toc243319723 \h </w:instrText>
         </w:r>
         <w:r>
           <w:rPr>
@@ -1778,7 +1778,7 @@
           <w14:ligatures w14:val="standardContextual"/>
         </w:rPr>
       </w:pPr>
-      <w:hyperlink w:anchor="_Toc242650226" w:history="1">
+      <w:hyperlink w:anchor="_Toc243319724" w:history="1">
         <w:r>
           <w:rPr>
             <w:rStyle w:val="aff8"/>
@@ -1805,7 +1805,7 @@
             <w:noProof/>
             <w:webHidden/>
           </w:rPr>
-          <w:instrText xml:space="preserve"> PAGEREF _Toc242650226 \h </w:instrText>
+          <w:instrText xml:space="preserve"> PAGEREF _Toc243319724 \h </w:instrText>
         </w:r>
         <w:r>
           <w:rPr>
@@ -1851,7 +1851,7 @@
           <w14:ligatures w14:val="standardContextual"/>
         </w:rPr>
       </w:pPr>
-      <w:hyperlink w:anchor="_Toc242650227" w:history="1">
+      <w:hyperlink w:anchor="_Toc243319725" w:history="1">
         <w:r>
           <w:rPr>
             <w:rStyle w:val="aff8"/>
@@ -1878,7 +1878,7 @@
             <w:noProof/>
             <w:webHidden/>
           </w:rPr>
-          <w:instrText xml:space="preserve"> PAGEREF _Toc242650227 \h </w:instrText>
+          <w:instrText xml:space="preserve"> PAGEREF _Toc243319725 \h </w:instrText>
         </w:r>
         <w:r>
           <w:rPr>
@@ -1924,7 +1924,7 @@
           <w14:ligatures w14:val="standardContextual"/>
         </w:rPr>
       </w:pPr>
-      <w:hyperlink w:anchor="_Toc242650228" w:history="1">
+      <w:hyperlink w:anchor="_Toc243319726" w:history="1">
         <w:r>
           <w:rPr>
             <w:rStyle w:val="aff8"/>
@@ -1951,7 +1951,7 @@
             <w:noProof/>
             <w:webHidden/>
           </w:rPr>
-          <w:instrText xml:space="preserve"> PAGEREF _Toc242650228 \h </w:instrText>
+          <w:instrText xml:space="preserve"> PAGEREF _Toc243319726 \h </w:instrText>
         </w:r>
         <w:r>
           <w:rPr>
@@ -1997,7 +1997,7 @@
           <w14:ligatures w14:val="standardContextual"/>
         </w:rPr>
       </w:pPr>
-      <w:hyperlink w:anchor="_Toc242650229" w:history="1">
+      <w:hyperlink w:anchor="_Toc243319727" w:history="1">
         <w:r>
           <w:rPr>
             <w:rStyle w:val="aff8"/>
@@ -2024,7 +2024,7 @@
             <w:noProof/>
             <w:webHidden/>
           </w:rPr>
-          <w:instrText xml:space="preserve"> PAGEREF _Toc242650229 \h </w:instrText>
+          <w:instrText xml:space="preserve"> PAGEREF _Toc243319727 \h </w:instrText>
         </w:r>
         <w:r>
           <w:rPr>
@@ -2070,7 +2070,7 @@
           <w14:ligatures w14:val="standardContextual"/>
         </w:rPr>
       </w:pPr>
-      <w:hyperlink w:anchor="_Toc242650230" w:history="1">
+      <w:hyperlink w:anchor="_Toc243319728" w:history="1">
         <w:r>
           <w:rPr>
             <w:rStyle w:val="aff8"/>
@@ -2097,7 +2097,7 @@
             <w:noProof/>
             <w:webHidden/>
           </w:rPr>
-          <w:instrText xml:space="preserve"> PAGEREF _Toc242650230 \h </w:instrText>
+          <w:instrText xml:space="preserve"> PAGEREF _Toc243319728 \h </w:instrText>
         </w:r>
         <w:r>
           <w:rPr>
@@ -2143,7 +2143,7 @@
           <w14:ligatures w14:val="standardContextual"/>
         </w:rPr>
       </w:pPr>
-      <w:hyperlink w:anchor="_Toc242650231" w:history="1">
+      <w:hyperlink w:anchor="_Toc243319729" w:history="1">
         <w:r>
           <w:rPr>
             <w:rStyle w:val="aff8"/>
@@ -2170,7 +2170,7 @@
             <w:noProof/>
             <w:webHidden/>
           </w:rPr>
-          <w:instrText xml:space="preserve"> PAGEREF _Toc242650231 \h </w:instrText>
+          <w:instrText xml:space="preserve"> PAGEREF _Toc243319729 \h </w:instrText>
         </w:r>
         <w:r>
           <w:rPr>
@@ -2216,7 +2216,7 @@
           <w14:ligatures w14:val="standardContextual"/>
         </w:rPr>
       </w:pPr>
-      <w:hyperlink w:anchor="_Toc242650232" w:history="1">
+      <w:hyperlink w:anchor="_Toc243319730" w:history="1">
         <w:r>
           <w:rPr>
             <w:rStyle w:val="aff8"/>
@@ -2243,7 +2243,7 @@
             <w:noProof/>
             <w:webHidden/>
           </w:rPr>
-          <w:instrText xml:space="preserve"> PAGEREF _Toc242650232 \h </w:instrText>
+          <w:instrText xml:space="preserve"> PAGEREF _Toc243319730 \h </w:instrText>
         </w:r>
         <w:r>
           <w:rPr>
@@ -2289,7 +2289,7 @@
           <w14:ligatures w14:val="standardContextual"/>
         </w:rPr>
       </w:pPr>
-      <w:hyperlink w:anchor="_Toc242650233" w:history="1">
+      <w:hyperlink w:anchor="_Toc243319731" w:history="1">
         <w:r>
           <w:rPr>
             <w:rStyle w:val="aff8"/>
@@ -2316,7 +2316,7 @@
             <w:noProof/>
             <w:webHidden/>
           </w:rPr>
-          <w:instrText xml:space="preserve"> PAGEREF _Toc242650233 \h </w:instrText>
+          <w:instrText xml:space="preserve"> PAGEREF _Toc243319731 \h </w:instrText>
         </w:r>
         <w:r>
           <w:rPr>
@@ -2362,7 +2362,7 @@
           <w14:ligatures w14:val="standardContextual"/>
         </w:rPr>
       </w:pPr>
-      <w:hyperlink w:anchor="_Toc242650234" w:history="1">
+      <w:hyperlink w:anchor="_Toc243319732" w:history="1">
         <w:r>
           <w:rPr>
             <w:rStyle w:val="aff8"/>
@@ -2389,7 +2389,7 @@
             <w:noProof/>
             <w:webHidden/>
           </w:rPr>
-          <w:instrText xml:space="preserve"> PAGEREF _Toc242650234 \h </w:instrText>
+          <w:instrText xml:space="preserve"> PAGEREF _Toc243319732 \h </w:instrText>
         </w:r>
         <w:r>
           <w:rPr>
@@ -2435,7 +2435,7 @@
           <w14:ligatures w14:val="standardContextual"/>
         </w:rPr>
       </w:pPr>
-      <w:hyperlink w:anchor="_Toc242650235" w:history="1">
+      <w:hyperlink w:anchor="_Toc243319733" w:history="1">
         <w:r>
           <w:rPr>
             <w:rStyle w:val="aff8"/>
@@ -2462,7 +2462,7 @@
             <w:noProof/>
             <w:webHidden/>
           </w:rPr>
-          <w:instrText xml:space="preserve"> PAGEREF _Toc242650235 \h </w:instrText>
+          <w:instrText xml:space="preserve"> PAGEREF _Toc243319733 \h </w:instrText>
         </w:r>
         <w:r>
           <w:rPr>
@@ -2508,7 +2508,7 @@
           <w14:ligatures w14:val="standardContextual"/>
         </w:rPr>
       </w:pPr>
-      <w:hyperlink w:anchor="_Toc242650236" w:history="1">
+      <w:hyperlink w:anchor="_Toc243319734" w:history="1">
         <w:r>
           <w:rPr>
             <w:rStyle w:val="aff8"/>
@@ -2535,7 +2535,7 @@
             <w:noProof/>
             <w:webHidden/>
           </w:rPr>
-          <w:instrText xml:space="preserve"> PAGEREF _Toc242650236 \h </w:instrText>
+          <w:instrText xml:space="preserve"> PAGEREF _Toc243319734 \h </w:instrText>
         </w:r>
         <w:r>
           <w:rPr>
@@ -2581,7 +2581,7 @@
           <w14:ligatures w14:val="standardContextual"/>
         </w:rPr>
       </w:pPr>
-      <w:hyperlink w:anchor="_Toc242650237" w:history="1">
+      <w:hyperlink w:anchor="_Toc243319735" w:history="1">
         <w:r>
           <w:rPr>
             <w:rStyle w:val="aff8"/>
@@ -2608,7 +2608,7 @@
             <w:noProof/>
             <w:webHidden/>
           </w:rPr>
-          <w:instrText xml:space="preserve"> PAGEREF _Toc242650237 \h </w:instrText>
+          <w:instrText xml:space="preserve"> PAGEREF _Toc243319735 \h </w:instrText>
         </w:r>
         <w:r>
           <w:rPr>
@@ -2654,7 +2654,7 @@
         <w:ind w:firstLine="0"/>
         <w:jc w:val="center"/>
       </w:pPr>
-      <w:bookmarkStart w:id="0" w:name="_Toc242650210"/>
+      <w:bookmarkStart w:id="0" w:name="_Toc243319708"/>
       <w:r>
         <w:lastRenderedPageBreak/>
         <w:t>ПЕРЕЧЕНЬ ТЕРМИНОВ И СОКРАЩЕНИЙ</w:t>
@@ -3916,7 +3916,7 @@
         <w:pStyle w:val="1"/>
         <w:pageBreakBefore/>
       </w:pPr>
-      <w:bookmarkStart w:id="1" w:name="_Toc242650211"/>
+      <w:bookmarkStart w:id="1" w:name="_Toc243319709"/>
       <w:r>
         <w:lastRenderedPageBreak/>
         <w:t>1 Общие сведения о программе</w:t>
@@ -3927,7 +3927,7 @@
       <w:pPr>
         <w:pStyle w:val="21"/>
       </w:pPr>
-      <w:bookmarkStart w:id="2" w:name="_Toc242650212"/>
+      <w:bookmarkStart w:id="2" w:name="_Toc243319710"/>
       <w:r>
         <w:t>1.1 Назначение программы</w:t>
       </w:r>
@@ -3942,7 +3942,7 @@
       <w:pPr>
         <w:pStyle w:val="21"/>
       </w:pPr>
-      <w:bookmarkStart w:id="3" w:name="_Toc242650213"/>
+      <w:bookmarkStart w:id="3" w:name="_Toc243319711"/>
       <w:r>
         <w:t>1.2 Технические средства</w:t>
       </w:r>
@@ -4177,7 +4177,7 @@
       <w:pPr>
         <w:pStyle w:val="21"/>
       </w:pPr>
-      <w:bookmarkStart w:id="4" w:name="_Toc242650214"/>
+      <w:bookmarkStart w:id="4" w:name="_Toc243319712"/>
       <w:r>
         <w:t>1.3 Программные средства</w:t>
       </w:r>
@@ -4203,7 +4203,7 @@
         <w:pStyle w:val="1"/>
         <w:pageBreakBefore/>
       </w:pPr>
-      <w:bookmarkStart w:id="5" w:name="_Toc242650215"/>
+      <w:bookmarkStart w:id="5" w:name="_Toc243319713"/>
       <w:r>
         <w:lastRenderedPageBreak/>
         <w:t>2 Структура программы</w:t>
@@ -4214,7 +4214,7 @@
       <w:pPr>
         <w:pStyle w:val="21"/>
       </w:pPr>
-      <w:bookmarkStart w:id="6" w:name="_Toc242650216"/>
+      <w:bookmarkStart w:id="6" w:name="_Toc243319714"/>
       <w:r>
         <w:t>2.1 Составные части</w:t>
       </w:r>
@@ -4761,7 +4761,7 @@
       <w:pPr>
         <w:pStyle w:val="21"/>
       </w:pPr>
-      <w:bookmarkStart w:id="7" w:name="_Toc242650217"/>
+      <w:bookmarkStart w:id="7" w:name="_Toc243319715"/>
       <w:r>
         <w:t>2.2 Хранение данных</w:t>
       </w:r>
@@ -5175,7 +5175,7 @@
       <w:pPr>
         <w:pStyle w:val="21"/>
       </w:pPr>
-      <w:bookmarkStart w:id="8" w:name="_Toc242650218"/>
+      <w:bookmarkStart w:id="8" w:name="_Toc243319716"/>
       <w:r>
         <w:t>2.3 Сети</w:t>
       </w:r>
@@ -5346,7 +5346,7 @@
       <w:pPr>
         <w:pStyle w:val="21"/>
       </w:pPr>
-      <w:bookmarkStart w:id="9" w:name="_Toc242650219"/>
+      <w:bookmarkStart w:id="9" w:name="_Toc243319717"/>
       <w:r>
         <w:t>2.4 Маршрутизация запросов</w:t>
       </w:r>
@@ -5724,7 +5724,7 @@
         <w:pStyle w:val="1"/>
         <w:pageBreakBefore/>
       </w:pPr>
-      <w:bookmarkStart w:id="10" w:name="_Toc242650220"/>
+      <w:bookmarkStart w:id="10" w:name="_Toc243319718"/>
       <w:r>
         <w:lastRenderedPageBreak/>
         <w:t>3 Настройка программы</w:t>
@@ -5735,7 +5735,7 @@
       <w:pPr>
         <w:pStyle w:val="21"/>
       </w:pPr>
-      <w:bookmarkStart w:id="11" w:name="_Toc242650221"/>
+      <w:bookmarkStart w:id="11" w:name="_Toc243319719"/>
       <w:r>
         <w:t>3.1 Параметры среды</w:t>
       </w:r>
@@ -6908,6 +6908,59 @@
                 <w:rFonts w:ascii="Courier New" w:eastAsia="Courier New" w:hAnsi="Courier New" w:cs="Courier New"/>
                 <w:sz w:val="18"/>
               </w:rPr>
+              <w:t>THROTTLE_PASSWORD_CHANGE</w:t>
+            </w:r>
+          </w:p>
+        </w:tc>
+        <w:tc>
+          <w:tcPr>
+            <w:tcW w:w="1684" w:type="dxa"/>
+          </w:tcPr>
+          <w:p>
+            <w:pPr>
+              <w:pStyle w:val="GostTable"/>
+            </w:pPr>
+            <w:r>
+              <w:rPr>
+                <w:rFonts w:ascii="Courier New" w:eastAsia="Courier New" w:hAnsi="Courier New" w:cs="Courier New"/>
+                <w:sz w:val="18"/>
+              </w:rPr>
+              <w:t>5/min</w:t>
+            </w:r>
+          </w:p>
+        </w:tc>
+        <w:tc>
+          <w:tcPr>
+            <w:tcW w:w="4864" w:type="dxa"/>
+          </w:tcPr>
+          <w:p>
+            <w:pPr>
+              <w:pStyle w:val="GostTable"/>
+            </w:pPr>
+            <w:r>
+              <w:t>Попытки пользователя сменить свой пароль (проверка текущего пароля)</w:t>
+            </w:r>
+          </w:p>
+        </w:tc>
+      </w:tr>
+      <w:tr>
+        <w:trPr>
+          <w:cantSplit/>
+          <w:jc w:val="center"/>
+        </w:trPr>
+        <w:tc>
+          <w:tcPr>
+            <w:tcW w:w="2806" w:type="dxa"/>
+          </w:tcPr>
+          <w:p>
+            <w:pPr>
+              <w:pStyle w:val="GostTable"/>
+            </w:pPr>
+            <w:r>
+              <w:rPr>
+                <w:rFonts w:ascii="Courier New" w:eastAsia="Courier New" w:hAnsi="Courier New" w:cs="Courier New"/>
+                <w:sz w:val="18"/>
+              </w:rPr>
               <w:t>MEDIA_LINK_TTL</w:t>
             </w:r>
           </w:p>
@@ -7124,7 +7177,7 @@
       <w:pPr>
         <w:pStyle w:val="21"/>
       </w:pPr>
-      <w:bookmarkStart w:id="12" w:name="_Toc242650222"/>
+      <w:bookmarkStart w:id="12" w:name="_Toc243319720"/>
       <w:r>
         <w:t>3.2 Первоначальная установка</w:t>
       </w:r>
@@ -7267,6 +7320,7 @@
     </w:p>
     <w:p>
       <w:r>
+        <w:lastRenderedPageBreak/>
         <w:t>л) Дальнейшую настройку (компании, пользователи, справочники, каталог) выполняет администратор в интерфейсе системы по ролевой инструкции администратора.</w:t>
       </w:r>
     </w:p>
@@ -7274,9 +7328,8 @@
       <w:pPr>
         <w:pStyle w:val="21"/>
       </w:pPr>
-      <w:bookmarkStart w:id="13" w:name="_Toc242650223"/>
-      <w:r>
-        <w:lastRenderedPageBreak/>
+      <w:bookmarkStart w:id="13" w:name="_Toc243319721"/>
+      <w:r>
         <w:t>3.3 Настройка HTTPS</w:t>
       </w:r>
       <w:bookmarkEnd w:id="13"/>
@@ -7397,7 +7450,7 @@
       <w:pPr>
         <w:pStyle w:val="21"/>
       </w:pPr>
-      <w:bookmarkStart w:id="14" w:name="_Toc242650224"/>
+      <w:bookmarkStart w:id="14" w:name="_Toc243319722"/>
       <w:r>
         <w:t>3.4 Настройка почты</w:t>
       </w:r>
@@ -7512,7 +7565,7 @@
       <w:pPr>
         <w:pStyle w:val="21"/>
       </w:pPr>
-      <w:bookmarkStart w:id="15" w:name="_Toc242650225"/>
+      <w:bookmarkStart w:id="15" w:name="_Toc243319723"/>
       <w:r>
         <w:t>3.5 Обновление системы</w:t>
       </w:r>
@@ -7600,6 +7653,7 @@
     </w:p>
     <w:p>
       <w:r>
+        <w:lastRenderedPageBreak/>
         <w:t>д) Выполните проверку по разделу 4.</w:t>
       </w:r>
     </w:p>
@@ -7621,7 +7675,6 @@
         <w:pStyle w:val="GostNote"/>
       </w:pPr>
       <w:r>
-        <w:lastRenderedPageBreak/>
         <w:t xml:space="preserve">1) загрузите историю курсов с даты первой сделки, чтобы отчёты за прошлые периоды пересчитывались: </w:t>
       </w:r>
       <w:r>
@@ -7701,7 +7754,7 @@
         <w:pStyle w:val="1"/>
         <w:pageBreakBefore/>
       </w:pPr>
-      <w:bookmarkStart w:id="16" w:name="_Toc242650226"/>
+      <w:bookmarkStart w:id="16" w:name="_Toc243319724"/>
       <w:r>
         <w:lastRenderedPageBreak/>
         <w:t>4 Проверка программы</w:t>
@@ -7712,7 +7765,7 @@
       <w:pPr>
         <w:pStyle w:val="21"/>
       </w:pPr>
-      <w:bookmarkStart w:id="17" w:name="_Toc242650227"/>
+      <w:bookmarkStart w:id="17" w:name="_Toc243319725"/>
       <w:r>
         <w:t>4.1 Проверка работоспособности комплекса</w:t>
       </w:r>
@@ -7857,7 +7910,7 @@
       <w:pPr>
         <w:pStyle w:val="21"/>
       </w:pPr>
-      <w:bookmarkStart w:id="18" w:name="_Toc242650228"/>
+      <w:bookmarkStart w:id="18" w:name="_Toc243319726"/>
       <w:r>
         <w:t>4.2 Проверка после установки или обновления</w:t>
       </w:r>
@@ -7924,7 +7977,7 @@
         <w:pStyle w:val="1"/>
         <w:pageBreakBefore/>
       </w:pPr>
-      <w:bookmarkStart w:id="19" w:name="_Toc242650229"/>
+      <w:bookmarkStart w:id="19" w:name="_Toc243319727"/>
       <w:r>
         <w:lastRenderedPageBreak/>
         <w:t>5 Дополнительные возможности</w:t>
@@ -7935,7 +7988,7 @@
       <w:pPr>
         <w:pStyle w:val="21"/>
       </w:pPr>
-      <w:bookmarkStart w:id="20" w:name="_Toc242650230"/>
+      <w:bookmarkStart w:id="20" w:name="_Toc243319728"/>
       <w:r>
         <w:t>5.1 Резервное копирование и восстановление</w:t>
       </w:r>
@@ -7945,7 +7998,7 @@
       <w:pPr>
         <w:pStyle w:val="31"/>
       </w:pPr>
-      <w:bookmarkStart w:id="21" w:name="_Toc242650231"/>
+      <w:bookmarkStart w:id="21" w:name="_Toc243319729"/>
       <w:r>
         <w:t>5.1.1 Резервное копирование</w:t>
       </w:r>
@@ -8103,7 +8156,7 @@
       <w:pPr>
         <w:pStyle w:val="31"/>
       </w:pPr>
-      <w:bookmarkStart w:id="22" w:name="_Toc242650232"/>
+      <w:bookmarkStart w:id="22" w:name="_Toc243319730"/>
       <w:r>
         <w:t>5.1.2 Восстановление</w:t>
       </w:r>
@@ -8208,7 +8261,7 @@
       <w:pPr>
         <w:pStyle w:val="21"/>
       </w:pPr>
-      <w:bookmarkStart w:id="23" w:name="_Toc242650233"/>
+      <w:bookmarkStart w:id="23" w:name="_Toc243319731"/>
       <w:r>
         <w:t>5.2 Журналы</w:t>
       </w:r>
@@ -8283,7 +8336,7 @@
       <w:pPr>
         <w:pStyle w:val="21"/>
       </w:pPr>
-      <w:bookmarkStart w:id="24" w:name="_Toc242650234"/>
+      <w:bookmarkStart w:id="24" w:name="_Toc243319732"/>
       <w:r>
         <w:lastRenderedPageBreak/>
         <w:t>5.3 Служебные команды</w:t>
@@ -8916,7 +8969,7 @@
       <w:pPr>
         <w:pStyle w:val="21"/>
       </w:pPr>
-      <w:bookmarkStart w:id="25" w:name="_Toc242650235"/>
+      <w:bookmarkStart w:id="25" w:name="_Toc243319733"/>
       <w:r>
         <w:t>5.4 Описание программного интерфейса</w:t>
       </w:r>
@@ -8962,7 +9015,7 @@
         <w:pStyle w:val="1"/>
         <w:pageBreakBefore/>
       </w:pPr>
-      <w:bookmarkStart w:id="26" w:name="_Toc242650236"/>
+      <w:bookmarkStart w:id="26" w:name="_Toc243319734"/>
       <w:r>
         <w:lastRenderedPageBreak/>
         <w:t>6 Сообщения системному программисту</w:t>
@@ -10005,7 +10058,7 @@
         <w:ind w:firstLine="0"/>
         <w:jc w:val="center"/>
       </w:pPr>
-      <w:bookmarkStart w:id="27" w:name="_Toc242650237"/>
+      <w:bookmarkStart w:id="27" w:name="_Toc243319735"/>
       <w:r>
         <w:lastRenderedPageBreak/>
         <w:t>ЛИСТ РЕГИСТРАЦИИ ИЗМЕНЕНИЙ</w:t>
@@ -12093,31 +12146,31 @@
       </w:rPr>
     </w:lvl>
   </w:abstractNum>
-  <w:num w:numId="1" w16cid:durableId="930285272">
+  <w:num w:numId="1" w16cid:durableId="1353386060">
     <w:abstractNumId w:val="8"/>
   </w:num>
-  <w:num w:numId="2" w16cid:durableId="418911181">
+  <w:num w:numId="2" w16cid:durableId="343828938">
     <w:abstractNumId w:val="6"/>
   </w:num>
-  <w:num w:numId="3" w16cid:durableId="1301957721">
+  <w:num w:numId="3" w16cid:durableId="853223401">
     <w:abstractNumId w:val="5"/>
   </w:num>
-  <w:num w:numId="4" w16cid:durableId="1999141491">
+  <w:num w:numId="4" w16cid:durableId="1398433266">
     <w:abstractNumId w:val="4"/>
   </w:num>
-  <w:num w:numId="5" w16cid:durableId="1844930135">
+  <w:num w:numId="5" w16cid:durableId="1189292916">
     <w:abstractNumId w:val="7"/>
   </w:num>
-  <w:num w:numId="6" w16cid:durableId="1330602513">
+  <w:num w:numId="6" w16cid:durableId="91365462">
     <w:abstractNumId w:val="3"/>
   </w:num>
-  <w:num w:numId="7" w16cid:durableId="1971743201">
+  <w:num w:numId="7" w16cid:durableId="1307860328">
     <w:abstractNumId w:val="2"/>
   </w:num>
-  <w:num w:numId="8" w16cid:durableId="599918743">
+  <w:num w:numId="8" w16cid:durableId="1291279121">
     <w:abstractNumId w:val="1"/>
   </w:num>
-  <w:num w:numId="9" w16cid:durableId="518474672">
+  <w:num w:numId="9" w16cid:durableId="389117647">
     <w:abstractNumId w:val="0"/>
   </w:num>
 </w:numbering>
@@ -23650,7 +23703,7 @@
     <w:autoRedefine/>
     <w:uiPriority w:val="39"/>
     <w:unhideWhenUsed/>
-    <w:rsid w:val="003E4DEE"/>
+    <w:rsid w:val="003348B6"/>
     <w:pPr>
       <w:spacing w:after="100"/>
     </w:pPr>
@@ -23662,7 +23715,7 @@
     <w:autoRedefine/>
     <w:uiPriority w:val="39"/>
     <w:unhideWhenUsed/>
-    <w:rsid w:val="003E4DEE"/>
+    <w:rsid w:val="003348B6"/>
     <w:pPr>
       <w:spacing w:after="100"/>
       <w:ind w:left="240"/>
@@ -23675,7 +23728,7 @@
     <w:autoRedefine/>
     <w:uiPriority w:val="39"/>
     <w:unhideWhenUsed/>
-    <w:rsid w:val="003E4DEE"/>
+    <w:rsid w:val="003348B6"/>
     <w:pPr>
       <w:spacing w:after="100"/>
       <w:ind w:left="480"/>
@@ -23686,7 +23739,7 @@
     <w:basedOn w:val="a2"/>
     <w:uiPriority w:val="99"/>
     <w:unhideWhenUsed/>
-    <w:rsid w:val="003E4DEE"/>
+    <w:rsid w:val="003348B6"/>
     <w:rPr>
       <w:color w:val="0000FF" w:themeColor="hyperlink"/>
       <w:u w:val="single"/>

--- a/docs/gost/out/08_32_Руководство_системного_программиста.docx
+++ b/docs/gost/out/08_32_Руководство_системного_программиста.docx
@@ -484,7 +484,7 @@
         <w:rPr>
           <w:noProof/>
         </w:rPr>
-        <w:t>18</w:t>
+        <w:t>19</w:t>
       </w:r>
       <w:r>
         <w:fldChar w:fldCharType="end"/>
@@ -610,7 +610,7 @@
       <w:r>
         <w:fldChar w:fldCharType="separate"/>
       </w:r>
-      <w:hyperlink w:anchor="_Toc243319708" w:history="1">
+      <w:hyperlink w:anchor="_Toc243922208" w:history="1">
         <w:r>
           <w:rPr>
             <w:rStyle w:val="aff8"/>
@@ -637,7 +637,7 @@
             <w:noProof/>
             <w:webHidden/>
           </w:rPr>
-          <w:instrText xml:space="preserve"> PAGEREF _Toc243319708 \h </w:instrText>
+          <w:instrText xml:space="preserve"> PAGEREF _Toc243922208 \h </w:instrText>
         </w:r>
         <w:r>
           <w:rPr>
@@ -683,7 +683,7 @@
           <w14:ligatures w14:val="standardContextual"/>
         </w:rPr>
       </w:pPr>
-      <w:hyperlink w:anchor="_Toc243319709" w:history="1">
+      <w:hyperlink w:anchor="_Toc243922209" w:history="1">
         <w:r>
           <w:rPr>
             <w:rStyle w:val="aff8"/>
@@ -710,7 +710,7 @@
             <w:noProof/>
             <w:webHidden/>
           </w:rPr>
-          <w:instrText xml:space="preserve"> PAGEREF _Toc243319709 \h </w:instrText>
+          <w:instrText xml:space="preserve"> PAGEREF _Toc243922209 \h </w:instrText>
         </w:r>
         <w:r>
           <w:rPr>
@@ -756,7 +756,7 @@
           <w14:ligatures w14:val="standardContextual"/>
         </w:rPr>
       </w:pPr>
-      <w:hyperlink w:anchor="_Toc243319710" w:history="1">
+      <w:hyperlink w:anchor="_Toc243922210" w:history="1">
         <w:r>
           <w:rPr>
             <w:rStyle w:val="aff8"/>
@@ -783,7 +783,7 @@
             <w:noProof/>
             <w:webHidden/>
           </w:rPr>
-          <w:instrText xml:space="preserve"> PAGEREF _Toc243319710 \h </w:instrText>
+          <w:instrText xml:space="preserve"> PAGEREF _Toc243922210 \h </w:instrText>
         </w:r>
         <w:r>
           <w:rPr>
@@ -829,7 +829,7 @@
           <w14:ligatures w14:val="standardContextual"/>
         </w:rPr>
       </w:pPr>
-      <w:hyperlink w:anchor="_Toc243319711" w:history="1">
+      <w:hyperlink w:anchor="_Toc243922211" w:history="1">
         <w:r>
           <w:rPr>
             <w:rStyle w:val="aff8"/>
@@ -856,7 +856,7 @@
             <w:noProof/>
             <w:webHidden/>
           </w:rPr>
-          <w:instrText xml:space="preserve"> PAGEREF _Toc243319711 \h </w:instrText>
+          <w:instrText xml:space="preserve"> PAGEREF _Toc243922211 \h </w:instrText>
         </w:r>
         <w:r>
           <w:rPr>
@@ -902,7 +902,7 @@
           <w14:ligatures w14:val="standardContextual"/>
         </w:rPr>
       </w:pPr>
-      <w:hyperlink w:anchor="_Toc243319712" w:history="1">
+      <w:hyperlink w:anchor="_Toc243922212" w:history="1">
         <w:r>
           <w:rPr>
             <w:rStyle w:val="aff8"/>
@@ -929,7 +929,7 @@
             <w:noProof/>
             <w:webHidden/>
           </w:rPr>
-          <w:instrText xml:space="preserve"> PAGEREF _Toc243319712 \h </w:instrText>
+          <w:instrText xml:space="preserve"> PAGEREF _Toc243922212 \h </w:instrText>
         </w:r>
         <w:r>
           <w:rPr>
@@ -975,7 +975,7 @@
           <w14:ligatures w14:val="standardContextual"/>
         </w:rPr>
       </w:pPr>
-      <w:hyperlink w:anchor="_Toc243319713" w:history="1">
+      <w:hyperlink w:anchor="_Toc243922213" w:history="1">
         <w:r>
           <w:rPr>
             <w:rStyle w:val="aff8"/>
@@ -1002,7 +1002,7 @@
             <w:noProof/>
             <w:webHidden/>
           </w:rPr>
-          <w:instrText xml:space="preserve"> PAGEREF _Toc243319713 \h </w:instrText>
+          <w:instrText xml:space="preserve"> PAGEREF _Toc243922213 \h </w:instrText>
         </w:r>
         <w:r>
           <w:rPr>
@@ -1048,7 +1048,7 @@
           <w14:ligatures w14:val="standardContextual"/>
         </w:rPr>
       </w:pPr>
-      <w:hyperlink w:anchor="_Toc243319714" w:history="1">
+      <w:hyperlink w:anchor="_Toc243922214" w:history="1">
         <w:r>
           <w:rPr>
             <w:rStyle w:val="aff8"/>
@@ -1075,7 +1075,7 @@
             <w:noProof/>
             <w:webHidden/>
           </w:rPr>
-          <w:instrText xml:space="preserve"> PAGEREF _Toc243319714 \h </w:instrText>
+          <w:instrText xml:space="preserve"> PAGEREF _Toc243922214 \h </w:instrText>
         </w:r>
         <w:r>
           <w:rPr>
@@ -1121,7 +1121,7 @@
           <w14:ligatures w14:val="standardContextual"/>
         </w:rPr>
       </w:pPr>
-      <w:hyperlink w:anchor="_Toc243319715" w:history="1">
+      <w:hyperlink w:anchor="_Toc243922215" w:history="1">
         <w:r>
           <w:rPr>
             <w:rStyle w:val="aff8"/>
@@ -1148,7 +1148,7 @@
             <w:noProof/>
             <w:webHidden/>
           </w:rPr>
-          <w:instrText xml:space="preserve"> PAGEREF _Toc243319715 \h </w:instrText>
+          <w:instrText xml:space="preserve"> PAGEREF _Toc243922215 \h </w:instrText>
         </w:r>
         <w:r>
           <w:rPr>
@@ -1194,7 +1194,7 @@
           <w14:ligatures w14:val="standardContextual"/>
         </w:rPr>
       </w:pPr>
-      <w:hyperlink w:anchor="_Toc243319716" w:history="1">
+      <w:hyperlink w:anchor="_Toc243922216" w:history="1">
         <w:r>
           <w:rPr>
             <w:rStyle w:val="aff8"/>
@@ -1221,7 +1221,7 @@
             <w:noProof/>
             <w:webHidden/>
           </w:rPr>
-          <w:instrText xml:space="preserve"> PAGEREF _Toc243319716 \h </w:instrText>
+          <w:instrText xml:space="preserve"> PAGEREF _Toc243922216 \h </w:instrText>
         </w:r>
         <w:r>
           <w:rPr>
@@ -1267,7 +1267,7 @@
           <w14:ligatures w14:val="standardContextual"/>
         </w:rPr>
       </w:pPr>
-      <w:hyperlink w:anchor="_Toc243319717" w:history="1">
+      <w:hyperlink w:anchor="_Toc243922217" w:history="1">
         <w:r>
           <w:rPr>
             <w:rStyle w:val="aff8"/>
@@ -1294,7 +1294,7 @@
             <w:noProof/>
             <w:webHidden/>
           </w:rPr>
-          <w:instrText xml:space="preserve"> PAGEREF _Toc243319717 \h </w:instrText>
+          <w:instrText xml:space="preserve"> PAGEREF _Toc243922217 \h </w:instrText>
         </w:r>
         <w:r>
           <w:rPr>
@@ -1340,7 +1340,7 @@
           <w14:ligatures w14:val="standardContextual"/>
         </w:rPr>
       </w:pPr>
-      <w:hyperlink w:anchor="_Toc243319718" w:history="1">
+      <w:hyperlink w:anchor="_Toc243922218" w:history="1">
         <w:r>
           <w:rPr>
             <w:rStyle w:val="aff8"/>
@@ -1367,7 +1367,7 @@
             <w:noProof/>
             <w:webHidden/>
           </w:rPr>
-          <w:instrText xml:space="preserve"> PAGEREF _Toc243319718 \h </w:instrText>
+          <w:instrText xml:space="preserve"> PAGEREF _Toc243922218 \h </w:instrText>
         </w:r>
         <w:r>
           <w:rPr>
@@ -1413,7 +1413,7 @@
           <w14:ligatures w14:val="standardContextual"/>
         </w:rPr>
       </w:pPr>
-      <w:hyperlink w:anchor="_Toc243319719" w:history="1">
+      <w:hyperlink w:anchor="_Toc243922219" w:history="1">
         <w:r>
           <w:rPr>
             <w:rStyle w:val="aff8"/>
@@ -1440,7 +1440,7 @@
             <w:noProof/>
             <w:webHidden/>
           </w:rPr>
-          <w:instrText xml:space="preserve"> PAGEREF _Toc243319719 \h </w:instrText>
+          <w:instrText xml:space="preserve"> PAGEREF _Toc243922219 \h </w:instrText>
         </w:r>
         <w:r>
           <w:rPr>
@@ -1486,7 +1486,7 @@
           <w14:ligatures w14:val="standardContextual"/>
         </w:rPr>
       </w:pPr>
-      <w:hyperlink w:anchor="_Toc243319720" w:history="1">
+      <w:hyperlink w:anchor="_Toc243922220" w:history="1">
         <w:r>
           <w:rPr>
             <w:rStyle w:val="aff8"/>
@@ -1513,7 +1513,7 @@
             <w:noProof/>
             <w:webHidden/>
           </w:rPr>
-          <w:instrText xml:space="preserve"> PAGEREF _Toc243319720 \h </w:instrText>
+          <w:instrText xml:space="preserve"> PAGEREF _Toc243922220 \h </w:instrText>
         </w:r>
         <w:r>
           <w:rPr>
@@ -1559,7 +1559,7 @@
           <w14:ligatures w14:val="standardContextual"/>
         </w:rPr>
       </w:pPr>
-      <w:hyperlink w:anchor="_Toc243319721" w:history="1">
+      <w:hyperlink w:anchor="_Toc243922221" w:history="1">
         <w:r>
           <w:rPr>
             <w:rStyle w:val="aff8"/>
@@ -1586,7 +1586,7 @@
             <w:noProof/>
             <w:webHidden/>
           </w:rPr>
-          <w:instrText xml:space="preserve"> PAGEREF _Toc243319721 \h </w:instrText>
+          <w:instrText xml:space="preserve"> PAGEREF _Toc243922221 \h </w:instrText>
         </w:r>
         <w:r>
           <w:rPr>
@@ -1632,7 +1632,7 @@
           <w14:ligatures w14:val="standardContextual"/>
         </w:rPr>
       </w:pPr>
-      <w:hyperlink w:anchor="_Toc243319722" w:history="1">
+      <w:hyperlink w:anchor="_Toc243922222" w:history="1">
         <w:r>
           <w:rPr>
             <w:rStyle w:val="aff8"/>
@@ -1659,7 +1659,7 @@
             <w:noProof/>
             <w:webHidden/>
           </w:rPr>
-          <w:instrText xml:space="preserve"> PAGEREF _Toc243319722 \h </w:instrText>
+          <w:instrText xml:space="preserve"> PAGEREF _Toc243922222 \h </w:instrText>
         </w:r>
         <w:r>
           <w:rPr>
@@ -1705,7 +1705,7 @@
           <w14:ligatures w14:val="standardContextual"/>
         </w:rPr>
       </w:pPr>
-      <w:hyperlink w:anchor="_Toc243319723" w:history="1">
+      <w:hyperlink w:anchor="_Toc243922223" w:history="1">
         <w:r>
           <w:rPr>
             <w:rStyle w:val="aff8"/>
@@ -1732,7 +1732,7 @@
             <w:noProof/>
             <w:webHidden/>
           </w:rPr>
-          <w:instrText xml:space="preserve"> PAGEREF _Toc243319723 \h </w:instrText>
+          <w:instrText xml:space="preserve"> PAGEREF _Toc243922223 \h </w:instrText>
         </w:r>
         <w:r>
           <w:rPr>
@@ -1778,7 +1778,7 @@
           <w14:ligatures w14:val="standardContextual"/>
         </w:rPr>
       </w:pPr>
-      <w:hyperlink w:anchor="_Toc243319724" w:history="1">
+      <w:hyperlink w:anchor="_Toc243922224" w:history="1">
         <w:r>
           <w:rPr>
             <w:rStyle w:val="aff8"/>
@@ -1805,7 +1805,7 @@
             <w:noProof/>
             <w:webHidden/>
           </w:rPr>
-          <w:instrText xml:space="preserve"> PAGEREF _Toc243319724 \h </w:instrText>
+          <w:instrText xml:space="preserve"> PAGEREF _Toc243922224 \h </w:instrText>
         </w:r>
         <w:r>
           <w:rPr>
@@ -1851,7 +1851,7 @@
           <w14:ligatures w14:val="standardContextual"/>
         </w:rPr>
       </w:pPr>
-      <w:hyperlink w:anchor="_Toc243319725" w:history="1">
+      <w:hyperlink w:anchor="_Toc243922225" w:history="1">
         <w:r>
           <w:rPr>
             <w:rStyle w:val="aff8"/>
@@ -1878,7 +1878,7 @@
             <w:noProof/>
             <w:webHidden/>
           </w:rPr>
-          <w:instrText xml:space="preserve"> PAGEREF _Toc243319725 \h </w:instrText>
+          <w:instrText xml:space="preserve"> PAGEREF _Toc243922225 \h </w:instrText>
         </w:r>
         <w:r>
           <w:rPr>
@@ -1924,7 +1924,7 @@
           <w14:ligatures w14:val="standardContextual"/>
         </w:rPr>
       </w:pPr>
-      <w:hyperlink w:anchor="_Toc243319726" w:history="1">
+      <w:hyperlink w:anchor="_Toc243922226" w:history="1">
         <w:r>
           <w:rPr>
             <w:rStyle w:val="aff8"/>
@@ -1951,7 +1951,7 @@
             <w:noProof/>
             <w:webHidden/>
           </w:rPr>
-          <w:instrText xml:space="preserve"> PAGEREF _Toc243319726 \h </w:instrText>
+          <w:instrText xml:space="preserve"> PAGEREF _Toc243922226 \h </w:instrText>
         </w:r>
         <w:r>
           <w:rPr>
@@ -1997,7 +1997,7 @@
           <w14:ligatures w14:val="standardContextual"/>
         </w:rPr>
       </w:pPr>
-      <w:hyperlink w:anchor="_Toc243319727" w:history="1">
+      <w:hyperlink w:anchor="_Toc243922227" w:history="1">
         <w:r>
           <w:rPr>
             <w:rStyle w:val="aff8"/>
@@ -2024,7 +2024,7 @@
             <w:noProof/>
             <w:webHidden/>
           </w:rPr>
-          <w:instrText xml:space="preserve"> PAGEREF _Toc243319727 \h </w:instrText>
+          <w:instrText xml:space="preserve"> PAGEREF _Toc243922227 \h </w:instrText>
         </w:r>
         <w:r>
           <w:rPr>
@@ -2070,7 +2070,7 @@
           <w14:ligatures w14:val="standardContextual"/>
         </w:rPr>
       </w:pPr>
-      <w:hyperlink w:anchor="_Toc243319728" w:history="1">
+      <w:hyperlink w:anchor="_Toc243922228" w:history="1">
         <w:r>
           <w:rPr>
             <w:rStyle w:val="aff8"/>
@@ -2097,7 +2097,7 @@
             <w:noProof/>
             <w:webHidden/>
           </w:rPr>
-          <w:instrText xml:space="preserve"> PAGEREF _Toc243319728 \h </w:instrText>
+          <w:instrText xml:space="preserve"> PAGEREF _Toc243922228 \h </w:instrText>
         </w:r>
         <w:r>
           <w:rPr>
@@ -2143,7 +2143,7 @@
           <w14:ligatures w14:val="standardContextual"/>
         </w:rPr>
       </w:pPr>
-      <w:hyperlink w:anchor="_Toc243319729" w:history="1">
+      <w:hyperlink w:anchor="_Toc243922229" w:history="1">
         <w:r>
           <w:rPr>
             <w:rStyle w:val="aff8"/>
@@ -2170,7 +2170,7 @@
             <w:noProof/>
             <w:webHidden/>
           </w:rPr>
-          <w:instrText xml:space="preserve"> PAGEREF _Toc243319729 \h </w:instrText>
+          <w:instrText xml:space="preserve"> PAGEREF _Toc243922229 \h </w:instrText>
         </w:r>
         <w:r>
           <w:rPr>
@@ -2216,7 +2216,7 @@
           <w14:ligatures w14:val="standardContextual"/>
         </w:rPr>
       </w:pPr>
-      <w:hyperlink w:anchor="_Toc243319730" w:history="1">
+      <w:hyperlink w:anchor="_Toc243922230" w:history="1">
         <w:r>
           <w:rPr>
             <w:rStyle w:val="aff8"/>
@@ -2243,7 +2243,7 @@
             <w:noProof/>
             <w:webHidden/>
           </w:rPr>
-          <w:instrText xml:space="preserve"> PAGEREF _Toc243319730 \h </w:instrText>
+          <w:instrText xml:space="preserve"> PAGEREF _Toc243922230 \h </w:instrText>
         </w:r>
         <w:r>
           <w:rPr>
@@ -2289,7 +2289,7 @@
           <w14:ligatures w14:val="standardContextual"/>
         </w:rPr>
       </w:pPr>
-      <w:hyperlink w:anchor="_Toc243319731" w:history="1">
+      <w:hyperlink w:anchor="_Toc243922231" w:history="1">
         <w:r>
           <w:rPr>
             <w:rStyle w:val="aff8"/>
@@ -2316,7 +2316,7 @@
             <w:noProof/>
             <w:webHidden/>
           </w:rPr>
-          <w:instrText xml:space="preserve"> PAGEREF _Toc243319731 \h </w:instrText>
+          <w:instrText xml:space="preserve"> PAGEREF _Toc243922231 \h </w:instrText>
         </w:r>
         <w:r>
           <w:rPr>
@@ -2362,7 +2362,7 @@
           <w14:ligatures w14:val="standardContextual"/>
         </w:rPr>
       </w:pPr>
-      <w:hyperlink w:anchor="_Toc243319732" w:history="1">
+      <w:hyperlink w:anchor="_Toc243922232" w:history="1">
         <w:r>
           <w:rPr>
             <w:rStyle w:val="aff8"/>
@@ -2389,7 +2389,7 @@
             <w:noProof/>
             <w:webHidden/>
           </w:rPr>
-          <w:instrText xml:space="preserve"> PAGEREF _Toc243319732 \h </w:instrText>
+          <w:instrText xml:space="preserve"> PAGEREF _Toc243922232 \h </w:instrText>
         </w:r>
         <w:r>
           <w:rPr>
@@ -2435,7 +2435,7 @@
           <w14:ligatures w14:val="standardContextual"/>
         </w:rPr>
       </w:pPr>
-      <w:hyperlink w:anchor="_Toc243319733" w:history="1">
+      <w:hyperlink w:anchor="_Toc243922233" w:history="1">
         <w:r>
           <w:rPr>
             <w:rStyle w:val="aff8"/>
@@ -2462,80 +2462,7 @@
             <w:noProof/>
             <w:webHidden/>
           </w:rPr>
-          <w:instrText xml:space="preserve"> PAGEREF _Toc243319733 \h </w:instrText>
-        </w:r>
-        <w:r>
-          <w:rPr>
-            <w:noProof/>
-            <w:webHidden/>
-          </w:rPr>
-        </w:r>
-        <w:r>
-          <w:rPr>
-            <w:noProof/>
-            <w:webHidden/>
-          </w:rPr>
-          <w:fldChar w:fldCharType="separate"/>
-        </w:r>
-        <w:r>
-          <w:rPr>
-            <w:noProof/>
-            <w:webHidden/>
-          </w:rPr>
-          <w:t>16</w:t>
-        </w:r>
-        <w:r>
-          <w:rPr>
-            <w:noProof/>
-            <w:webHidden/>
-          </w:rPr>
-          <w:fldChar w:fldCharType="end"/>
-        </w:r>
-      </w:hyperlink>
-    </w:p>
-    <w:p>
-      <w:pPr>
-        <w:pStyle w:val="14"/>
-        <w:tabs>
-          <w:tab w:val="right" w:leader="dot" w:pos="9345"/>
-        </w:tabs>
-        <w:rPr>
-          <w:rFonts w:asciiTheme="minorHAnsi" w:eastAsiaTheme="minorEastAsia" w:hAnsiTheme="minorHAnsi" w:cstheme="minorBidi"/>
-          <w:noProof/>
-          <w:color w:val="auto"/>
-          <w:kern w:val="2"/>
-          <w:szCs w:val="24"/>
-          <w14:ligatures w14:val="standardContextual"/>
-        </w:rPr>
-      </w:pPr>
-      <w:hyperlink w:anchor="_Toc243319734" w:history="1">
-        <w:r>
-          <w:rPr>
-            <w:rStyle w:val="aff8"/>
-            <w:noProof/>
-          </w:rPr>
-          <w:t>6 Сообщения системному программисту</w:t>
-        </w:r>
-        <w:r>
-          <w:rPr>
-            <w:noProof/>
-            <w:webHidden/>
-          </w:rPr>
-          <w:tab/>
-        </w:r>
-        <w:r>
-          <w:rPr>
-            <w:noProof/>
-            <w:webHidden/>
-          </w:rPr>
-          <w:fldChar w:fldCharType="begin"/>
-        </w:r>
-        <w:r>
-          <w:rPr>
-            <w:noProof/>
-            <w:webHidden/>
-          </w:rPr>
-          <w:instrText xml:space="preserve"> PAGEREF _Toc243319734 \h </w:instrText>
+          <w:instrText xml:space="preserve"> PAGEREF _Toc243922233 \h </w:instrText>
         </w:r>
         <w:r>
           <w:rPr>
@@ -2581,13 +2508,13 @@
           <w14:ligatures w14:val="standardContextual"/>
         </w:rPr>
       </w:pPr>
-      <w:hyperlink w:anchor="_Toc243319735" w:history="1">
+      <w:hyperlink w:anchor="_Toc243922234" w:history="1">
         <w:r>
           <w:rPr>
             <w:rStyle w:val="aff8"/>
             <w:noProof/>
           </w:rPr>
-          <w:t>ЛИСТ РЕГИСТРАЦИИ ИЗМЕНЕНИЙ</w:t>
+          <w:t>6 Сообщения системному программисту</w:t>
         </w:r>
         <w:r>
           <w:rPr>
@@ -2608,7 +2535,7 @@
             <w:noProof/>
             <w:webHidden/>
           </w:rPr>
-          <w:instrText xml:space="preserve"> PAGEREF _Toc243319735 \h </w:instrText>
+          <w:instrText xml:space="preserve"> PAGEREF _Toc243922234 \h </w:instrText>
         </w:r>
         <w:r>
           <w:rPr>
@@ -2641,6 +2568,79 @@
     </w:p>
     <w:p>
       <w:pPr>
+        <w:pStyle w:val="14"/>
+        <w:tabs>
+          <w:tab w:val="right" w:leader="dot" w:pos="9345"/>
+        </w:tabs>
+        <w:rPr>
+          <w:rFonts w:asciiTheme="minorHAnsi" w:eastAsiaTheme="minorEastAsia" w:hAnsiTheme="minorHAnsi" w:cstheme="minorBidi"/>
+          <w:noProof/>
+          <w:color w:val="auto"/>
+          <w:kern w:val="2"/>
+          <w:szCs w:val="24"/>
+          <w14:ligatures w14:val="standardContextual"/>
+        </w:rPr>
+      </w:pPr>
+      <w:hyperlink w:anchor="_Toc243922235" w:history="1">
+        <w:r>
+          <w:rPr>
+            <w:rStyle w:val="aff8"/>
+            <w:noProof/>
+          </w:rPr>
+          <w:t>ЛИСТ РЕГИСТРАЦИИ ИЗМЕНЕНИЙ</w:t>
+        </w:r>
+        <w:r>
+          <w:rPr>
+            <w:noProof/>
+            <w:webHidden/>
+          </w:rPr>
+          <w:tab/>
+        </w:r>
+        <w:r>
+          <w:rPr>
+            <w:noProof/>
+            <w:webHidden/>
+          </w:rPr>
+          <w:fldChar w:fldCharType="begin"/>
+        </w:r>
+        <w:r>
+          <w:rPr>
+            <w:noProof/>
+            <w:webHidden/>
+          </w:rPr>
+          <w:instrText xml:space="preserve"> PAGEREF _Toc243922235 \h </w:instrText>
+        </w:r>
+        <w:r>
+          <w:rPr>
+            <w:noProof/>
+            <w:webHidden/>
+          </w:rPr>
+        </w:r>
+        <w:r>
+          <w:rPr>
+            <w:noProof/>
+            <w:webHidden/>
+          </w:rPr>
+          <w:fldChar w:fldCharType="separate"/>
+        </w:r>
+        <w:r>
+          <w:rPr>
+            <w:noProof/>
+            <w:webHidden/>
+          </w:rPr>
+          <w:t>19</w:t>
+        </w:r>
+        <w:r>
+          <w:rPr>
+            <w:noProof/>
+            <w:webHidden/>
+          </w:rPr>
+          <w:fldChar w:fldCharType="end"/>
+        </w:r>
+      </w:hyperlink>
+    </w:p>
+    <w:p>
+      <w:pPr>
         <w:ind w:firstLine="0"/>
       </w:pPr>
       <w:r>
@@ -2654,7 +2654,7 @@
         <w:ind w:firstLine="0"/>
         <w:jc w:val="center"/>
       </w:pPr>
-      <w:bookmarkStart w:id="0" w:name="_Toc243319708"/>
+      <w:bookmarkStart w:id="0" w:name="_Toc243922208"/>
       <w:r>
         <w:lastRenderedPageBreak/>
         <w:t>ПЕРЕЧЕНЬ ТЕРМИНОВ И СОКРАЩЕНИЙ</w:t>
@@ -3916,7 +3916,7 @@
         <w:pStyle w:val="1"/>
         <w:pageBreakBefore/>
       </w:pPr>
-      <w:bookmarkStart w:id="1" w:name="_Toc243319709"/>
+      <w:bookmarkStart w:id="1" w:name="_Toc243922209"/>
       <w:r>
         <w:lastRenderedPageBreak/>
         <w:t>1 Общие сведения о программе</w:t>
@@ -3927,7 +3927,7 @@
       <w:pPr>
         <w:pStyle w:val="21"/>
       </w:pPr>
-      <w:bookmarkStart w:id="2" w:name="_Toc243319710"/>
+      <w:bookmarkStart w:id="2" w:name="_Toc243922210"/>
       <w:r>
         <w:t>1.1 Назначение программы</w:t>
       </w:r>
@@ -3942,7 +3942,7 @@
       <w:pPr>
         <w:pStyle w:val="21"/>
       </w:pPr>
-      <w:bookmarkStart w:id="3" w:name="_Toc243319711"/>
+      <w:bookmarkStart w:id="3" w:name="_Toc243922211"/>
       <w:r>
         <w:t>1.2 Технические средства</w:t>
       </w:r>
@@ -4177,7 +4177,7 @@
       <w:pPr>
         <w:pStyle w:val="21"/>
       </w:pPr>
-      <w:bookmarkStart w:id="4" w:name="_Toc243319712"/>
+      <w:bookmarkStart w:id="4" w:name="_Toc243922212"/>
       <w:r>
         <w:t>1.3 Программные средства</w:t>
       </w:r>
@@ -4203,7 +4203,7 @@
         <w:pStyle w:val="1"/>
         <w:pageBreakBefore/>
       </w:pPr>
-      <w:bookmarkStart w:id="5" w:name="_Toc243319713"/>
+      <w:bookmarkStart w:id="5" w:name="_Toc243922213"/>
       <w:r>
         <w:lastRenderedPageBreak/>
         <w:t>2 Структура программы</w:t>
@@ -4214,7 +4214,7 @@
       <w:pPr>
         <w:pStyle w:val="21"/>
       </w:pPr>
-      <w:bookmarkStart w:id="6" w:name="_Toc243319714"/>
+      <w:bookmarkStart w:id="6" w:name="_Toc243922214"/>
       <w:r>
         <w:t>2.1 Составные части</w:t>
       </w:r>
@@ -4761,7 +4761,7 @@
       <w:pPr>
         <w:pStyle w:val="21"/>
       </w:pPr>
-      <w:bookmarkStart w:id="7" w:name="_Toc243319715"/>
+      <w:bookmarkStart w:id="7" w:name="_Toc243922215"/>
       <w:r>
         <w:t>2.2 Хранение данных</w:t>
       </w:r>
@@ -5175,7 +5175,7 @@
       <w:pPr>
         <w:pStyle w:val="21"/>
       </w:pPr>
-      <w:bookmarkStart w:id="8" w:name="_Toc243319716"/>
+      <w:bookmarkStart w:id="8" w:name="_Toc243922216"/>
       <w:r>
         <w:t>2.3 Сети</w:t>
       </w:r>
@@ -5346,7 +5346,7 @@
       <w:pPr>
         <w:pStyle w:val="21"/>
       </w:pPr>
-      <w:bookmarkStart w:id="9" w:name="_Toc243319717"/>
+      <w:bookmarkStart w:id="9" w:name="_Toc243922217"/>
       <w:r>
         <w:t>2.4 Маршрутизация запросов</w:t>
       </w:r>
@@ -5724,7 +5724,7 @@
         <w:pStyle w:val="1"/>
         <w:pageBreakBefore/>
       </w:pPr>
-      <w:bookmarkStart w:id="10" w:name="_Toc243319718"/>
+      <w:bookmarkStart w:id="10" w:name="_Toc243922218"/>
       <w:r>
         <w:lastRenderedPageBreak/>
         <w:t>3 Настройка программы</w:t>
@@ -5735,7 +5735,7 @@
       <w:pPr>
         <w:pStyle w:val="21"/>
       </w:pPr>
-      <w:bookmarkStart w:id="11" w:name="_Toc243319719"/>
+      <w:bookmarkStart w:id="11" w:name="_Toc243922219"/>
       <w:r>
         <w:t>3.1 Параметры среды</w:t>
       </w:r>
@@ -7177,7 +7177,7 @@
       <w:pPr>
         <w:pStyle w:val="21"/>
       </w:pPr>
-      <w:bookmarkStart w:id="12" w:name="_Toc243319720"/>
+      <w:bookmarkStart w:id="12" w:name="_Toc243922220"/>
       <w:r>
         <w:t>3.2 Первоначальная установка</w:t>
       </w:r>
@@ -7328,7 +7328,7 @@
       <w:pPr>
         <w:pStyle w:val="21"/>
       </w:pPr>
-      <w:bookmarkStart w:id="13" w:name="_Toc243319721"/>
+      <w:bookmarkStart w:id="13" w:name="_Toc243922221"/>
       <w:r>
         <w:t>3.3 Настройка HTTPS</w:t>
       </w:r>
@@ -7450,7 +7450,7 @@
       <w:pPr>
         <w:pStyle w:val="21"/>
       </w:pPr>
-      <w:bookmarkStart w:id="14" w:name="_Toc243319722"/>
+      <w:bookmarkStart w:id="14" w:name="_Toc243922222"/>
       <w:r>
         <w:t>3.4 Настройка почты</w:t>
       </w:r>
@@ -7565,7 +7565,7 @@
       <w:pPr>
         <w:pStyle w:val="21"/>
       </w:pPr>
-      <w:bookmarkStart w:id="15" w:name="_Toc243319723"/>
+      <w:bookmarkStart w:id="15" w:name="_Toc243922223"/>
       <w:r>
         <w:t>3.5 Обновление системы</w:t>
       </w:r>
@@ -7754,7 +7754,7 @@
         <w:pStyle w:val="1"/>
         <w:pageBreakBefore/>
       </w:pPr>
-      <w:bookmarkStart w:id="16" w:name="_Toc243319724"/>
+      <w:bookmarkStart w:id="16" w:name="_Toc243922224"/>
       <w:r>
         <w:lastRenderedPageBreak/>
         <w:t>4 Проверка программы</w:t>
@@ -7765,7 +7765,7 @@
       <w:pPr>
         <w:pStyle w:val="21"/>
       </w:pPr>
-      <w:bookmarkStart w:id="17" w:name="_Toc243319725"/>
+      <w:bookmarkStart w:id="17" w:name="_Toc243922225"/>
       <w:r>
         <w:t>4.1 Проверка работоспособности комплекса</w:t>
       </w:r>
@@ -7910,7 +7910,7 @@
       <w:pPr>
         <w:pStyle w:val="21"/>
       </w:pPr>
-      <w:bookmarkStart w:id="18" w:name="_Toc243319726"/>
+      <w:bookmarkStart w:id="18" w:name="_Toc243922226"/>
       <w:r>
         <w:t>4.2 Проверка после установки или обновления</w:t>
       </w:r>
@@ -7977,7 +7977,7 @@
         <w:pStyle w:val="1"/>
         <w:pageBreakBefore/>
       </w:pPr>
-      <w:bookmarkStart w:id="19" w:name="_Toc243319727"/>
+      <w:bookmarkStart w:id="19" w:name="_Toc243922227"/>
       <w:r>
         <w:lastRenderedPageBreak/>
         <w:t>5 Дополнительные возможности</w:t>
@@ -7988,7 +7988,7 @@
       <w:pPr>
         <w:pStyle w:val="21"/>
       </w:pPr>
-      <w:bookmarkStart w:id="20" w:name="_Toc243319728"/>
+      <w:bookmarkStart w:id="20" w:name="_Toc243922228"/>
       <w:r>
         <w:t>5.1 Резервное копирование и восстановление</w:t>
       </w:r>
@@ -7998,7 +7998,7 @@
       <w:pPr>
         <w:pStyle w:val="31"/>
       </w:pPr>
-      <w:bookmarkStart w:id="21" w:name="_Toc243319729"/>
+      <w:bookmarkStart w:id="21" w:name="_Toc243922229"/>
       <w:r>
         <w:t>5.1.1 Резервное копирование</w:t>
       </w:r>
@@ -8156,7 +8156,7 @@
       <w:pPr>
         <w:pStyle w:val="31"/>
       </w:pPr>
-      <w:bookmarkStart w:id="22" w:name="_Toc243319730"/>
+      <w:bookmarkStart w:id="22" w:name="_Toc243922230"/>
       <w:r>
         <w:t>5.1.2 Восстановление</w:t>
       </w:r>
@@ -8261,7 +8261,7 @@
       <w:pPr>
         <w:pStyle w:val="21"/>
       </w:pPr>
-      <w:bookmarkStart w:id="23" w:name="_Toc243319731"/>
+      <w:bookmarkStart w:id="23" w:name="_Toc243922231"/>
       <w:r>
         <w:t>5.2 Журналы</w:t>
       </w:r>
@@ -8336,7 +8336,7 @@
       <w:pPr>
         <w:pStyle w:val="21"/>
       </w:pPr>
-      <w:bookmarkStart w:id="24" w:name="_Toc243319732"/>
+      <w:bookmarkStart w:id="24" w:name="_Toc243922232"/>
       <w:r>
         <w:lastRenderedPageBreak/>
         <w:t>5.3 Служебные команды</w:t>
@@ -8783,6 +8783,62 @@
                 <w:rFonts w:ascii="Courier New" w:eastAsia="Courier New" w:hAnsi="Courier New" w:cs="Courier New"/>
                 <w:sz w:val="18"/>
               </w:rPr>
+              <w:t>purge_clients &lt;ID&gt; [&lt;ID&gt; …] [--apply]</w:t>
+            </w:r>
+          </w:p>
+        </w:tc>
+        <w:tc>
+          <w:tcPr>
+            <w:tcW w:w="6361" w:type="dxa"/>
+          </w:tcPr>
+          <w:p>
+            <w:pPr>
+              <w:pStyle w:val="GostTable"/>
+            </w:pPr>
+            <w:r>
+              <w:t xml:space="preserve">Полное удаление клиентов (например, тестовых) со всеми их данными: сделки, платежи, заявки, встречи, их журналы, телефоны, файлы клиента и сканы сделок (вместе с файлами на диске). Проекты, дома и объекты остаются; объекты удалённых сделок возвращаются в «Подбор», если их не держит другая сделка. Без </w:t>
+            </w:r>
+            <w:r>
+              <w:rPr>
+                <w:rFonts w:ascii="Courier New" w:eastAsia="Courier New" w:hAnsi="Courier New" w:cs="Courier New"/>
+                <w:sz w:val="18"/>
+              </w:rPr>
+              <w:t>--apply</w:t>
+            </w:r>
+            <w:r>
+              <w:t xml:space="preserve"> — пробный запуск с перечнем того, что будет удалено; при неизвестном ID команда ничего не удаляет. Перед запуском с </w:t>
+            </w:r>
+            <w:r>
+              <w:rPr>
+                <w:rFonts w:ascii="Courier New" w:eastAsia="Courier New" w:hAnsi="Courier New" w:cs="Courier New"/>
+                <w:sz w:val="18"/>
+              </w:rPr>
+              <w:t>--apply</w:t>
+            </w:r>
+            <w:r>
+              <w:t xml:space="preserve"> сделайте резервную копию БД: удаление необратимо</w:t>
+            </w:r>
+          </w:p>
+        </w:tc>
+      </w:tr>
+      <w:tr>
+        <w:trPr>
+          <w:cantSplit/>
+          <w:jc w:val="center"/>
+        </w:trPr>
+        <w:tc>
+          <w:tcPr>
+            <w:tcW w:w="2993" w:type="dxa"/>
+          </w:tcPr>
+          <w:p>
+            <w:pPr>
+              <w:pStyle w:val="GostTable"/>
+            </w:pPr>
+            <w:r>
+              <w:rPr>
+                <w:rFonts w:ascii="Courier New" w:eastAsia="Courier New" w:hAnsi="Courier New" w:cs="Courier New"/>
+                <w:sz w:val="18"/>
+              </w:rPr>
               <w:t>fetch_exchange_rates [--date ГГГГ-ММ-ДД] [--since ГГГГ-ММ-ДД]</w:t>
             </w:r>
           </w:p>
@@ -8969,8 +9025,9 @@
       <w:pPr>
         <w:pStyle w:val="21"/>
       </w:pPr>
-      <w:bookmarkStart w:id="25" w:name="_Toc243319733"/>
-      <w:r>
+      <w:bookmarkStart w:id="25" w:name="_Toc243922233"/>
+      <w:r>
+        <w:lastRenderedPageBreak/>
         <w:t>5.4 Описание программного интерфейса</w:t>
       </w:r>
       <w:bookmarkEnd w:id="25"/>
@@ -9015,7 +9072,7 @@
         <w:pStyle w:val="1"/>
         <w:pageBreakBefore/>
       </w:pPr>
-      <w:bookmarkStart w:id="26" w:name="_Toc243319734"/>
+      <w:bookmarkStart w:id="26" w:name="_Toc243922234"/>
       <w:r>
         <w:lastRenderedPageBreak/>
         <w:t>6 Сообщения системному программисту</w:t>
@@ -10058,7 +10115,7 @@
         <w:ind w:firstLine="0"/>
         <w:jc w:val="center"/>
       </w:pPr>
-      <w:bookmarkStart w:id="27" w:name="_Toc243319735"/>
+      <w:bookmarkStart w:id="27" w:name="_Toc243922235"/>
       <w:r>
         <w:lastRenderedPageBreak/>
         <w:t>ЛИСТ РЕГИСТРАЦИИ ИЗМЕНЕНИЙ</w:t>
@@ -12146,31 +12203,31 @@
       </w:rPr>
     </w:lvl>
   </w:abstractNum>
-  <w:num w:numId="1" w16cid:durableId="1353386060">
+  <w:num w:numId="1" w16cid:durableId="1825976188">
     <w:abstractNumId w:val="8"/>
   </w:num>
-  <w:num w:numId="2" w16cid:durableId="343828938">
+  <w:num w:numId="2" w16cid:durableId="1941793945">
     <w:abstractNumId w:val="6"/>
   </w:num>
-  <w:num w:numId="3" w16cid:durableId="853223401">
+  <w:num w:numId="3" w16cid:durableId="265112496">
     <w:abstractNumId w:val="5"/>
   </w:num>
-  <w:num w:numId="4" w16cid:durableId="1398433266">
+  <w:num w:numId="4" w16cid:durableId="1263804701">
     <w:abstractNumId w:val="4"/>
   </w:num>
-  <w:num w:numId="5" w16cid:durableId="1189292916">
+  <w:num w:numId="5" w16cid:durableId="1277251811">
     <w:abstractNumId w:val="7"/>
   </w:num>
-  <w:num w:numId="6" w16cid:durableId="91365462">
+  <w:num w:numId="6" w16cid:durableId="1900482878">
     <w:abstractNumId w:val="3"/>
   </w:num>
-  <w:num w:numId="7" w16cid:durableId="1307860328">
+  <w:num w:numId="7" w16cid:durableId="1245842624">
     <w:abstractNumId w:val="2"/>
   </w:num>
-  <w:num w:numId="8" w16cid:durableId="1291279121">
+  <w:num w:numId="8" w16cid:durableId="1673873852">
     <w:abstractNumId w:val="1"/>
   </w:num>
-  <w:num w:numId="9" w16cid:durableId="389117647">
+  <w:num w:numId="9" w16cid:durableId="2117674046">
     <w:abstractNumId w:val="0"/>
   </w:num>
 </w:numbering>
@@ -23703,7 +23760,7 @@
     <w:autoRedefine/>
     <w:uiPriority w:val="39"/>
     <w:unhideWhenUsed/>
-    <w:rsid w:val="003348B6"/>
+    <w:rsid w:val="00E23E50"/>
     <w:pPr>
       <w:spacing w:after="100"/>
     </w:pPr>
@@ -23715,7 +23772,7 @@
     <w:autoRedefine/>
     <w:uiPriority w:val="39"/>
     <w:unhideWhenUsed/>
-    <w:rsid w:val="003348B6"/>
+    <w:rsid w:val="00E23E50"/>
     <w:pPr>
       <w:spacing w:after="100"/>
       <w:ind w:left="240"/>
@@ -23728,7 +23785,7 @@
     <w:autoRedefine/>
     <w:uiPriority w:val="39"/>
     <w:unhideWhenUsed/>
-    <w:rsid w:val="003348B6"/>
+    <w:rsid w:val="00E23E50"/>
     <w:pPr>
       <w:spacing w:after="100"/>
       <w:ind w:left="480"/>
@@ -23739,7 +23796,7 @@
     <w:basedOn w:val="a2"/>
     <w:uiPriority w:val="99"/>
     <w:unhideWhenUsed/>
-    <w:rsid w:val="003348B6"/>
+    <w:rsid w:val="00E23E50"/>
     <w:rPr>
       <w:color w:val="0000FF" w:themeColor="hyperlink"/>
       <w:u w:val="single"/>
